--- a/docs/ANaTT_Documentation_Technique_Fonctionnelle.docx
+++ b/docs/ANaTT_Documentation_Technique_Fonctionnelle.docx
@@ -156,7 +156,7 @@
           <w:b/>
           <w:color w:val="B8891A"/>
         </w:rPr>
-        <w:t>Version 1.0.0  •  Juin 2026</w:t>
+        <w:t>Version 1.1.0  •  Juillet 2026</w:t>
       </w:r>
     </w:p>
     <w:p>
@@ -305,7 +305,7 @@
         <w:pStyle w:val="ListBullet"/>
       </w:pPr>
       <w:r>
-        <w:t>Circuit de contrôle des OM à un niveau (validation ou rejet par un contrôleur).</w:t>
+        <w:t>Circuit de validation de l'état de paiement de la mission en trois niveaux (contrôleur, DAF, Directeur Général).</w:t>
       </w:r>
     </w:p>
     <w:p>
@@ -346,7 +346,7 @@
           <w:b w:val="0"/>
           <w:i w:val="0"/>
         </w:rPr>
-        <w:t>L'autorisation repose sur 6 profils (rôles), avec une attribution par CLÉ DE PERMISSION (et non par appartenance hiérarchique). Il n'existe ni circuit N+1/DG, ni rôle « agent demandeur » : les OM proviennent de SEMO.</w:t>
+        <w:t>L'autorisation repose sur 8 profils (rôles), avec une attribution par CLÉ DE PERMISSION (et non par appartenance hiérarchique). Le circuit de validation porte sur l'état de paiement de la mission et enchaîne trois signataires : contrôleur, DAF, puis Directeur Général. Les OM proviennent de SEMO.</w:t>
       </w:r>
     </w:p>
     <w:tbl>
@@ -487,7 +487,7 @@
                 <w:b w:val="0"/>
                 <w:sz w:val="19"/>
               </w:rPr>
-              <w:t>Retranscrit et gère les missions, les OM et les agents.</w:t>
+              <w:t>Retranscrit et gère les missions, les OM et les agents ; établit le récapitulatif de l'état.</w:t>
             </w:r>
           </w:p>
         </w:tc>
@@ -551,7 +551,71 @@
                 <w:b w:val="0"/>
                 <w:sz w:val="19"/>
               </w:rPr>
-              <w:t>Valide ou rejette les OM ; consulte paiements et audit.</w:t>
+              <w:t>Étape 1 : contrôle de conformité de l'état de paiement ; consulte paiements et audit.</w:t>
+            </w:r>
+          </w:p>
+        </w:tc>
+      </w:tr>
+      <w:tr>
+        <w:tc>
+          <w:tcPr>
+            <w:tcW w:type="dxa" w:w="2268"/>
+          </w:tcPr>
+          <w:p>
+            <w:r/>
+            <w:r>
+              <w:rPr>
+                <w:b w:val="0"/>
+                <w:sz w:val="19"/>
+              </w:rPr>
+              <w:t>DAF</w:t>
+            </w:r>
+          </w:p>
+        </w:tc>
+        <w:tc>
+          <w:tcPr>
+            <w:tcW w:type="dxa" w:w="7257"/>
+          </w:tcPr>
+          <w:p>
+            <w:r/>
+            <w:r>
+              <w:rPr>
+                <w:b w:val="0"/>
+                <w:sz w:val="19"/>
+              </w:rPr>
+              <w:t>Étape 2 : appose le visa « Vu » sur l'état (Directeur de l'Administration et des Finances).</w:t>
+            </w:r>
+          </w:p>
+        </w:tc>
+      </w:tr>
+      <w:tr>
+        <w:tc>
+          <w:tcPr>
+            <w:tcW w:type="dxa" w:w="2268"/>
+          </w:tcPr>
+          <w:p>
+            <w:r/>
+            <w:r>
+              <w:rPr>
+                <w:b w:val="0"/>
+                <w:sz w:val="19"/>
+              </w:rPr>
+              <w:t>DG</w:t>
+            </w:r>
+          </w:p>
+        </w:tc>
+        <w:tc>
+          <w:tcPr>
+            <w:tcW w:type="dxa" w:w="7257"/>
+          </w:tcPr>
+          <w:p>
+            <w:r/>
+            <w:r>
+              <w:rPr>
+                <w:b w:val="0"/>
+                <w:sz w:val="19"/>
+              </w:rPr>
+              <w:t>Étape 3 : valide définitivement l'état, ce qui ouvre le paiement (Directeur Général).</w:t>
             </w:r>
           </w:p>
         </w:tc>
@@ -590,6 +654,16 @@
       </w:tr>
     </w:tbl>
     <w:p/>
+    <w:p>
+      <w:r>
+        <w:rPr>
+          <w:b w:val="0"/>
+          <w:i/>
+          <w:color w:val="4B5563"/>
+        </w:rPr>
+        <w:t>Séparation ordonnateur / payeur : le DAF et le DG autorisent, l'agent financier exécute. Ni le DAF ni le DG ne détiennent paiements.generer/confirmer ; une même personne ne peut porter le visa DAF et la validation finale d'un même état.</w:t>
+      </w:r>
+    </w:p>
     <w:p>
       <w:pPr>
         <w:pStyle w:val="Heading2"/>
@@ -2187,6 +2261,53 @@
                 <w:b w:val="0"/>
                 <w:sz w:val="19"/>
               </w:rPr>
+              <w:t>EtatPaiement</w:t>
+            </w:r>
+          </w:p>
+        </w:tc>
+        <w:tc>
+          <w:tcPr>
+            <w:tcW w:type="dxa" w:w="2268"/>
+          </w:tcPr>
+          <w:p>
+            <w:r/>
+            <w:r>
+              <w:rPr>
+                <w:b w:val="0"/>
+                <w:sz w:val="19"/>
+              </w:rPr>
+              <w:t>etats_paiement</w:t>
+            </w:r>
+          </w:p>
+        </w:tc>
+        <w:tc>
+          <w:tcPr>
+            <w:tcW w:type="dxa" w:w="5216"/>
+          </w:tcPr>
+          <w:p>
+            <w:r/>
+            <w:r>
+              <w:rPr>
+                <w:b w:val="0"/>
+                <w:sz w:val="19"/>
+              </w:rPr>
+              <w:t>État récapitulatif d'une mission (1 par mission) : circuit + signatures.</w:t>
+            </w:r>
+          </w:p>
+        </w:tc>
+      </w:tr>
+      <w:tr>
+        <w:tc>
+          <w:tcPr>
+            <w:tcW w:type="dxa" w:w="2041"/>
+          </w:tcPr>
+          <w:p>
+            <w:r/>
+            <w:r>
+              <w:rPr>
+                <w:b w:val="0"/>
+                <w:sz w:val="19"/>
+              </w:rPr>
               <w:t>Versement</w:t>
             </w:r>
           </w:p>
@@ -2809,7 +2930,7 @@
                 <w:b w:val="0"/>
                 <w:sz w:val="19"/>
               </w:rPr>
-              <w:t>taux journalier × nb_jours (FCFA).</w:t>
+              <w:t>(per diem + transport) = taux journalier × nb_jours + transport (FCFA).</w:t>
             </w:r>
           </w:p>
         </w:tc>
@@ -2856,7 +2977,7 @@
                 <w:b w:val="0"/>
                 <w:sz w:val="19"/>
               </w:rPr>
-              <w:t>round(total / 3) ; reste (33,33 % / 66,67 %).</w:t>
+              <w:t>avance = round(total × 0,70) = 70 % ; reliquat = total − avance = 30 %.</w:t>
             </w:r>
           </w:p>
         </w:tc>
@@ -2903,13 +3024,23 @@
                 <w:b w:val="0"/>
                 <w:sz w:val="19"/>
               </w:rPr>
-              <w:t>BROUILLON | IMPORTE | EN_ATTENTE | VALIDE | REJETE | SOLDE | ANNULE.</w:t>
+              <w:t>IMPORTE (retranscrit) → VALIDE (état de la mission validé par le DG) → SOLDE. REJETE / ANNULE possibles.</w:t>
             </w:r>
           </w:p>
         </w:tc>
       </w:tr>
     </w:tbl>
     <w:p/>
+    <w:p>
+      <w:r>
+        <w:rPr>
+          <w:b w:val="0"/>
+          <w:i/>
+          <w:color w:val="4B5563"/>
+        </w:rPr>
+        <w:t>Le statut de l'OM ne transite pas par le circuit : il reste IMPORTE tout au long de la validation de l'état, et ne passe VALIDE (payable) qu'à la validation finale du DG.</w:t>
+      </w:r>
+    </w:p>
     <w:p>
       <w:pPr>
         <w:pStyle w:val="Heading1"/>
@@ -2924,7 +3055,7 @@
           <w:b w:val="0"/>
           <w:i w:val="0"/>
         </w:rPr>
-        <w:t>L'application est organisée en 10 modules fonctionnels couvrant 42 écrans. Chaque écran est accessible selon les permissions du profil connecté ; le menu s'adapte automatiquement.</w:t>
+        <w:t>L'application est organisée en modules fonctionnels. Chaque écran est accessible selon les permissions du profil connecté ; le menu s'adapte automatiquement.</w:t>
       </w:r>
     </w:p>
     <w:tbl>
@@ -2935,15 +3066,14 @@
         <w:tblLook w:firstColumn="1" w:firstRow="1" w:lastColumn="0" w:lastRow="0" w:noHBand="0" w:noVBand="1" w:val="04A0"/>
       </w:tblPr>
       <w:tblGrid>
-        <w:gridCol w:w="2160"/>
-        <w:gridCol w:w="2160"/>
-        <w:gridCol w:w="2160"/>
-        <w:gridCol w:w="2160"/>
+        <w:gridCol w:w="2880"/>
+        <w:gridCol w:w="2880"/>
+        <w:gridCol w:w="2880"/>
       </w:tblGrid>
       <w:tr>
         <w:tc>
           <w:tcPr>
-            <w:tcW w:type="dxa" w:w="1928"/>
+            <w:tcW w:type="dxa" w:w="2381"/>
             <w:shd w:val="clear" w:fill="1D9E4F"/>
           </w:tcPr>
           <w:p>
@@ -2960,7 +3090,7 @@
         </w:tc>
         <w:tc>
           <w:tcPr>
-            <w:tcW w:type="dxa" w:w="907"/>
+            <w:tcW w:type="dxa" w:w="3061"/>
             <w:shd w:val="clear" w:fill="1D9E4F"/>
           </w:tcPr>
           <w:p>
@@ -2971,13 +3101,13 @@
                 <w:color w:val="FFFFFF"/>
                 <w:sz w:val="20"/>
               </w:rPr>
-              <w:t>Écrans</w:t>
-            </w:r>
-          </w:p>
-        </w:tc>
-        <w:tc>
-          <w:tcPr>
-            <w:tcW w:type="dxa" w:w="2608"/>
+              <w:t>Profils concernés</w:t>
+            </w:r>
+          </w:p>
+        </w:tc>
+        <w:tc>
+          <w:tcPr>
+            <w:tcW w:type="dxa" w:w="4082"/>
             <w:shd w:val="clear" w:fill="1D9E4F"/>
           </w:tcPr>
           <w:p>
@@ -2988,23 +3118,6 @@
                 <w:color w:val="FFFFFF"/>
                 <w:sz w:val="20"/>
               </w:rPr>
-              <w:t>Profils concernés</w:t>
-            </w:r>
-          </w:p>
-        </w:tc>
-        <w:tc>
-          <w:tcPr>
-            <w:tcW w:type="dxa" w:w="4082"/>
-            <w:shd w:val="clear" w:fill="1D9E4F"/>
-          </w:tcPr>
-          <w:p>
-            <w:r/>
-            <w:r>
-              <w:rPr>
-                <w:b/>
-                <w:color w:val="FFFFFF"/>
-                <w:sz w:val="20"/>
-              </w:rPr>
               <w:t>Fonction principale</w:t>
             </w:r>
           </w:p>
@@ -3013,7 +3126,7 @@
       <w:tr>
         <w:tc>
           <w:tcPr>
-            <w:tcW w:type="dxa" w:w="1928"/>
+            <w:tcW w:type="dxa" w:w="2381"/>
           </w:tcPr>
           <w:p>
             <w:r/>
@@ -3028,22 +3141,7 @@
         </w:tc>
         <w:tc>
           <w:tcPr>
-            <w:tcW w:type="dxa" w:w="907"/>
-          </w:tcPr>
-          <w:p>
-            <w:r/>
-            <w:r>
-              <w:rPr>
-                <w:b w:val="0"/>
-                <w:sz w:val="19"/>
-              </w:rPr>
-              <w:t>3</w:t>
-            </w:r>
-          </w:p>
-        </w:tc>
-        <w:tc>
-          <w:tcPr>
-            <w:tcW w:type="dxa" w:w="2608"/>
+            <w:tcW w:type="dxa" w:w="3061"/>
           </w:tcPr>
           <w:p>
             <w:r/>
@@ -3075,7 +3173,7 @@
       <w:tr>
         <w:tc>
           <w:tcPr>
-            <w:tcW w:type="dxa" w:w="1928"/>
+            <w:tcW w:type="dxa" w:w="2381"/>
           </w:tcPr>
           <w:p>
             <w:r/>
@@ -3090,22 +3188,7 @@
         </w:tc>
         <w:tc>
           <w:tcPr>
-            <w:tcW w:type="dxa" w:w="907"/>
-          </w:tcPr>
-          <w:p>
-            <w:r/>
-            <w:r>
-              <w:rPr>
-                <w:b w:val="0"/>
-                <w:sz w:val="19"/>
-              </w:rPr>
-              <w:t>1</w:t>
-            </w:r>
-          </w:p>
-        </w:tc>
-        <w:tc>
-          <w:tcPr>
-            <w:tcW w:type="dxa" w:w="2608"/>
+            <w:tcW w:type="dxa" w:w="3061"/>
           </w:tcPr>
           <w:p>
             <w:r/>
@@ -3137,7 +3220,7 @@
       <w:tr>
         <w:tc>
           <w:tcPr>
-            <w:tcW w:type="dxa" w:w="1928"/>
+            <w:tcW w:type="dxa" w:w="2381"/>
           </w:tcPr>
           <w:p>
             <w:r/>
@@ -3152,22 +3235,7 @@
         </w:tc>
         <w:tc>
           <w:tcPr>
-            <w:tcW w:type="dxa" w:w="907"/>
-          </w:tcPr>
-          <w:p>
-            <w:r/>
-            <w:r>
-              <w:rPr>
-                <w:b w:val="0"/>
-                <w:sz w:val="19"/>
-              </w:rPr>
-              <w:t>6</w:t>
-            </w:r>
-          </w:p>
-        </w:tc>
-        <w:tc>
-          <w:tcPr>
-            <w:tcW w:type="dxa" w:w="2608"/>
+            <w:tcW w:type="dxa" w:w="3061"/>
           </w:tcPr>
           <w:p>
             <w:r/>
@@ -3199,7 +3267,7 @@
       <w:tr>
         <w:tc>
           <w:tcPr>
-            <w:tcW w:type="dxa" w:w="1928"/>
+            <w:tcW w:type="dxa" w:w="2381"/>
           </w:tcPr>
           <w:p>
             <w:r/>
@@ -3214,22 +3282,7 @@
         </w:tc>
         <w:tc>
           <w:tcPr>
-            <w:tcW w:type="dxa" w:w="907"/>
-          </w:tcPr>
-          <w:p>
-            <w:r/>
-            <w:r>
-              <w:rPr>
-                <w:b w:val="0"/>
-                <w:sz w:val="19"/>
-              </w:rPr>
-              <w:t>8</w:t>
-            </w:r>
-          </w:p>
-        </w:tc>
-        <w:tc>
-          <w:tcPr>
-            <w:tcW w:type="dxa" w:w="2608"/>
+            <w:tcW w:type="dxa" w:w="3061"/>
           </w:tcPr>
           <w:p>
             <w:r/>
@@ -3253,7 +3306,7 @@
                 <w:b w:val="0"/>
                 <w:sz w:val="19"/>
               </w:rPr>
-              <w:t>Retranscription, suivi, validation, PDF.</w:t>
+              <w:t>Retranscription, suivi, PDF de l'OM.</w:t>
             </w:r>
           </w:p>
         </w:tc>
@@ -3261,46 +3314,31 @@
       <w:tr>
         <w:tc>
           <w:tcPr>
-            <w:tcW w:type="dxa" w:w="1928"/>
-          </w:tcPr>
-          <w:p>
-            <w:r/>
-            <w:r>
-              <w:rPr>
-                <w:b w:val="0"/>
-                <w:sz w:val="19"/>
-              </w:rPr>
-              <w:t>Paiements</w:t>
-            </w:r>
-          </w:p>
-        </w:tc>
-        <w:tc>
-          <w:tcPr>
-            <w:tcW w:type="dxa" w:w="907"/>
-          </w:tcPr>
-          <w:p>
-            <w:r/>
-            <w:r>
-              <w:rPr>
-                <w:b w:val="0"/>
-                <w:sz w:val="19"/>
-              </w:rPr>
-              <w:t>6</w:t>
-            </w:r>
-          </w:p>
-        </w:tc>
-        <w:tc>
-          <w:tcPr>
-            <w:tcW w:type="dxa" w:w="2608"/>
-          </w:tcPr>
-          <w:p>
-            <w:r/>
-            <w:r>
-              <w:rPr>
-                <w:b w:val="0"/>
-                <w:sz w:val="19"/>
-              </w:rPr>
-              <w:t>AGENT_FINANCIER</w:t>
+            <w:tcW w:type="dxa" w:w="2381"/>
+          </w:tcPr>
+          <w:p>
+            <w:r/>
+            <w:r>
+              <w:rPr>
+                <w:b w:val="0"/>
+                <w:sz w:val="19"/>
+              </w:rPr>
+              <w:t>États de paiement</w:t>
+            </w:r>
+          </w:p>
+        </w:tc>
+        <w:tc>
+          <w:tcPr>
+            <w:tcW w:type="dxa" w:w="3061"/>
+          </w:tcPr>
+          <w:p>
+            <w:r/>
+            <w:r>
+              <w:rPr>
+                <w:b w:val="0"/>
+                <w:sz w:val="19"/>
+              </w:rPr>
+              <w:t>GESTIONNAIRE_OM, CONTROLEUR, DAF, DG</w:t>
             </w:r>
           </w:p>
         </w:tc>
@@ -3315,7 +3353,7 @@
                 <w:b w:val="0"/>
                 <w:sz w:val="19"/>
               </w:rPr>
-              <w:t>Génération fichiers MTN/Moov, confirmation.</w:t>
+              <w:t>Récapitulatif, circuit de validation, PDF brouillon/final.</w:t>
             </w:r>
           </w:p>
         </w:tc>
@@ -3323,46 +3361,31 @@
       <w:tr>
         <w:tc>
           <w:tcPr>
-            <w:tcW w:type="dxa" w:w="1928"/>
-          </w:tcPr>
-          <w:p>
-            <w:r/>
-            <w:r>
-              <w:rPr>
-                <w:b w:val="0"/>
-                <w:sz w:val="19"/>
-              </w:rPr>
-              <w:t>Barème per diem</w:t>
-            </w:r>
-          </w:p>
-        </w:tc>
-        <w:tc>
-          <w:tcPr>
-            <w:tcW w:type="dxa" w:w="907"/>
-          </w:tcPr>
-          <w:p>
-            <w:r/>
-            <w:r>
-              <w:rPr>
-                <w:b w:val="0"/>
-                <w:sz w:val="19"/>
-              </w:rPr>
-              <w:t>2</w:t>
-            </w:r>
-          </w:p>
-        </w:tc>
-        <w:tc>
-          <w:tcPr>
-            <w:tcW w:type="dxa" w:w="2608"/>
-          </w:tcPr>
-          <w:p>
-            <w:r/>
-            <w:r>
-              <w:rPr>
-                <w:b w:val="0"/>
-                <w:sz w:val="19"/>
-              </w:rPr>
-              <w:t>Tous (lecture) / ADMIN (édition)</w:t>
+            <w:tcW w:type="dxa" w:w="2381"/>
+          </w:tcPr>
+          <w:p>
+            <w:r/>
+            <w:r>
+              <w:rPr>
+                <w:b w:val="0"/>
+                <w:sz w:val="19"/>
+              </w:rPr>
+              <w:t>Paiements</w:t>
+            </w:r>
+          </w:p>
+        </w:tc>
+        <w:tc>
+          <w:tcPr>
+            <w:tcW w:type="dxa" w:w="3061"/>
+          </w:tcPr>
+          <w:p>
+            <w:r/>
+            <w:r>
+              <w:rPr>
+                <w:b w:val="0"/>
+                <w:sz w:val="19"/>
+              </w:rPr>
+              <w:t>AGENT_FINANCIER</w:t>
             </w:r>
           </w:p>
         </w:tc>
@@ -3377,7 +3400,7 @@
                 <w:b w:val="0"/>
                 <w:sz w:val="19"/>
               </w:rPr>
-              <w:t>Taux par catégorie/zone/type.</w:t>
+              <w:t>Génération fichiers MTN/Moov, confirmation.</w:t>
             </w:r>
           </w:p>
         </w:tc>
@@ -3385,46 +3408,31 @@
       <w:tr>
         <w:tc>
           <w:tcPr>
-            <w:tcW w:type="dxa" w:w="1928"/>
-          </w:tcPr>
-          <w:p>
-            <w:r/>
-            <w:r>
-              <w:rPr>
-                <w:b w:val="0"/>
-                <w:sz w:val="19"/>
-              </w:rPr>
-              <w:t>Rapports</w:t>
-            </w:r>
-          </w:p>
-        </w:tc>
-        <w:tc>
-          <w:tcPr>
-            <w:tcW w:type="dxa" w:w="907"/>
-          </w:tcPr>
-          <w:p>
-            <w:r/>
-            <w:r>
-              <w:rPr>
-                <w:b w:val="0"/>
-                <w:sz w:val="19"/>
-              </w:rPr>
-              <w:t>4</w:t>
-            </w:r>
-          </w:p>
-        </w:tc>
-        <w:tc>
-          <w:tcPr>
-            <w:tcW w:type="dxa" w:w="2608"/>
-          </w:tcPr>
-          <w:p>
-            <w:r/>
-            <w:r>
-              <w:rPr>
-                <w:b w:val="0"/>
-                <w:sz w:val="19"/>
-              </w:rPr>
-              <w:t>Tous (rapports.consulter)</w:t>
+            <w:tcW w:type="dxa" w:w="2381"/>
+          </w:tcPr>
+          <w:p>
+            <w:r/>
+            <w:r>
+              <w:rPr>
+                <w:b w:val="0"/>
+                <w:sz w:val="19"/>
+              </w:rPr>
+              <w:t>Barème per diem</w:t>
+            </w:r>
+          </w:p>
+        </w:tc>
+        <w:tc>
+          <w:tcPr>
+            <w:tcW w:type="dxa" w:w="3061"/>
+          </w:tcPr>
+          <w:p>
+            <w:r/>
+            <w:r>
+              <w:rPr>
+                <w:b w:val="0"/>
+                <w:sz w:val="19"/>
+              </w:rPr>
+              <w:t>Tous (lecture) / ADMIN (édition)</w:t>
             </w:r>
           </w:p>
         </w:tc>
@@ -3439,7 +3447,7 @@
                 <w:b w:val="0"/>
                 <w:sz w:val="19"/>
               </w:rPr>
-              <w:t>États, exports Excel/PDF.</w:t>
+              <w:t>Taux par catégorie/zone/type.</w:t>
             </w:r>
           </w:p>
         </w:tc>
@@ -3447,46 +3455,31 @@
       <w:tr>
         <w:tc>
           <w:tcPr>
-            <w:tcW w:type="dxa" w:w="1928"/>
-          </w:tcPr>
-          <w:p>
-            <w:r/>
-            <w:r>
-              <w:rPr>
-                <w:b w:val="0"/>
-                <w:sz w:val="19"/>
-              </w:rPr>
-              <w:t>Audit</w:t>
-            </w:r>
-          </w:p>
-        </w:tc>
-        <w:tc>
-          <w:tcPr>
-            <w:tcW w:type="dxa" w:w="907"/>
-          </w:tcPr>
-          <w:p>
-            <w:r/>
-            <w:r>
-              <w:rPr>
-                <w:b w:val="0"/>
-                <w:sz w:val="19"/>
-              </w:rPr>
-              <w:t>2</w:t>
-            </w:r>
-          </w:p>
-        </w:tc>
-        <w:tc>
-          <w:tcPr>
-            <w:tcW w:type="dxa" w:w="2608"/>
-          </w:tcPr>
-          <w:p>
-            <w:r/>
-            <w:r>
-              <w:rPr>
-                <w:b w:val="0"/>
-                <w:sz w:val="19"/>
-              </w:rPr>
-              <w:t>ADMIN, CONTROLEUR</w:t>
+            <w:tcW w:type="dxa" w:w="2381"/>
+          </w:tcPr>
+          <w:p>
+            <w:r/>
+            <w:r>
+              <w:rPr>
+                <w:b w:val="0"/>
+                <w:sz w:val="19"/>
+              </w:rPr>
+              <w:t>Rapports</w:t>
+            </w:r>
+          </w:p>
+        </w:tc>
+        <w:tc>
+          <w:tcPr>
+            <w:tcW w:type="dxa" w:w="3061"/>
+          </w:tcPr>
+          <w:p>
+            <w:r/>
+            <w:r>
+              <w:rPr>
+                <w:b w:val="0"/>
+                <w:sz w:val="19"/>
+              </w:rPr>
+              <w:t>Tous (rapports.consulter)</w:t>
             </w:r>
           </w:p>
         </w:tc>
@@ -3501,7 +3494,7 @@
                 <w:b w:val="0"/>
                 <w:sz w:val="19"/>
               </w:rPr>
-              <w:t>Journal d'activité système.</w:t>
+              <w:t>États, exports Excel/PDF.</w:t>
             </w:r>
           </w:p>
         </w:tc>
@@ -3509,46 +3502,31 @@
       <w:tr>
         <w:tc>
           <w:tcPr>
-            <w:tcW w:type="dxa" w:w="1928"/>
-          </w:tcPr>
-          <w:p>
-            <w:r/>
-            <w:r>
-              <w:rPr>
-                <w:b w:val="0"/>
-                <w:sz w:val="19"/>
-              </w:rPr>
-              <w:t>Administration</w:t>
-            </w:r>
-          </w:p>
-        </w:tc>
-        <w:tc>
-          <w:tcPr>
-            <w:tcW w:type="dxa" w:w="907"/>
-          </w:tcPr>
-          <w:p>
-            <w:r/>
-            <w:r>
-              <w:rPr>
-                <w:b w:val="0"/>
-                <w:sz w:val="19"/>
-              </w:rPr>
-              <w:t>6</w:t>
-            </w:r>
-          </w:p>
-        </w:tc>
-        <w:tc>
-          <w:tcPr>
-            <w:tcW w:type="dxa" w:w="2608"/>
-          </w:tcPr>
-          <w:p>
-            <w:r/>
-            <w:r>
-              <w:rPr>
-                <w:b w:val="0"/>
-                <w:sz w:val="19"/>
-              </w:rPr>
-              <w:t>ADMIN / SUPER_ADMIN</w:t>
+            <w:tcW w:type="dxa" w:w="2381"/>
+          </w:tcPr>
+          <w:p>
+            <w:r/>
+            <w:r>
+              <w:rPr>
+                <w:b w:val="0"/>
+                <w:sz w:val="19"/>
+              </w:rPr>
+              <w:t>Audit</w:t>
+            </w:r>
+          </w:p>
+        </w:tc>
+        <w:tc>
+          <w:tcPr>
+            <w:tcW w:type="dxa" w:w="3061"/>
+          </w:tcPr>
+          <w:p>
+            <w:r/>
+            <w:r>
+              <w:rPr>
+                <w:b w:val="0"/>
+                <w:sz w:val="19"/>
+              </w:rPr>
+              <w:t>ADMIN, CONTROLEUR, DAF, DG</w:t>
             </w:r>
           </w:p>
         </w:tc>
@@ -3563,7 +3541,7 @@
                 <w:b w:val="0"/>
                 <w:sz w:val="19"/>
               </w:rPr>
-              <w:t>Utilisateurs, rôles, paramètres, e-mail, sauvegardes.</w:t>
+              <w:t>Journal d'activité système.</w:t>
             </w:r>
           </w:p>
         </w:tc>
@@ -3571,7 +3549,54 @@
       <w:tr>
         <w:tc>
           <w:tcPr>
-            <w:tcW w:type="dxa" w:w="1928"/>
+            <w:tcW w:type="dxa" w:w="2381"/>
+          </w:tcPr>
+          <w:p>
+            <w:r/>
+            <w:r>
+              <w:rPr>
+                <w:b w:val="0"/>
+                <w:sz w:val="19"/>
+              </w:rPr>
+              <w:t>Administration</w:t>
+            </w:r>
+          </w:p>
+        </w:tc>
+        <w:tc>
+          <w:tcPr>
+            <w:tcW w:type="dxa" w:w="3061"/>
+          </w:tcPr>
+          <w:p>
+            <w:r/>
+            <w:r>
+              <w:rPr>
+                <w:b w:val="0"/>
+                <w:sz w:val="19"/>
+              </w:rPr>
+              <w:t>ADMIN / SUPER_ADMIN</w:t>
+            </w:r>
+          </w:p>
+        </w:tc>
+        <w:tc>
+          <w:tcPr>
+            <w:tcW w:type="dxa" w:w="4082"/>
+          </w:tcPr>
+          <w:p>
+            <w:r/>
+            <w:r>
+              <w:rPr>
+                <w:b w:val="0"/>
+                <w:sz w:val="19"/>
+              </w:rPr>
+              <w:t>Utilisateurs, rôles, signatures, paramètres, e-mail, sauvegardes.</w:t>
+            </w:r>
+          </w:p>
+        </w:tc>
+      </w:tr>
+      <w:tr>
+        <w:tc>
+          <w:tcPr>
+            <w:tcW w:type="dxa" w:w="2381"/>
           </w:tcPr>
           <w:p>
             <w:r/>
@@ -3586,22 +3611,7 @@
         </w:tc>
         <w:tc>
           <w:tcPr>
-            <w:tcW w:type="dxa" w:w="907"/>
-          </w:tcPr>
-          <w:p>
-            <w:r/>
-            <w:r>
-              <w:rPr>
-                <w:b w:val="0"/>
-                <w:sz w:val="19"/>
-              </w:rPr>
-              <w:t>4</w:t>
-            </w:r>
-          </w:p>
-        </w:tc>
-        <w:tc>
-          <w:tcPr>
-            <w:tcW w:type="dxa" w:w="2608"/>
+            <w:tcW w:type="dxa" w:w="3061"/>
           </w:tcPr>
           <w:p>
             <w:r/>
@@ -3753,7 +3763,7 @@
           <w:b w:val="0"/>
           <w:i w:val="0"/>
         </w:rPr>
-        <w:t>Cœur du système. Les OM sont retranscrits depuis SEMO ; ils ne sont ni créés ni modifiés individuellement à la main (pas de PUT/DELETE unitaire).</w:t>
+        <w:t>Les OM sont retranscrits depuis SEMO ; ils ne sont ni créés ni modifiés individuellement à la main (pas de PUT/DELETE unitaire). La validation ne se fait pas sur l'OM mais sur l'état de sa mission.</w:t>
       </w:r>
     </w:p>
     <w:p>
@@ -3761,7 +3771,7 @@
         <w:pStyle w:val="ListBullet"/>
       </w:pPr>
       <w:r>
-        <w:t>OM-01 — Liste : filtres statut/zone/opérateur/agent/dates, recherche par référence SEMO.</w:t>
+        <w:t>Liste des missions : point d'entrée du circuit (N OM + 1 état par mission).</w:t>
       </w:r>
     </w:p>
     <w:p>
@@ -3769,7 +3779,7 @@
         <w:pStyle w:val="ListBullet"/>
       </w:pPr>
       <w:r>
-        <w:t>OM-02 — Retranscription : assistant mission + N bénéficiaires (participants + CAV), per diem en temps réel.</w:t>
+        <w:t>Liste des OM : filtres statut/zone/opérateur/agent/dates, recherche par référence SEMO.</w:t>
       </w:r>
     </w:p>
     <w:p>
@@ -3777,7 +3787,7 @@
         <w:pStyle w:val="ListBullet"/>
       </w:pPr>
       <w:r>
-        <w:t>OM-03 — Détail : mission, bénéficiaire, montants, versements ; valider/rejeter.</w:t>
+        <w:t>Retranscription : assistant mission + N bénéficiaires (participants + CAV), per diem en temps réel.</w:t>
       </w:r>
     </w:p>
     <w:p>
@@ -3785,7 +3795,24 @@
         <w:pStyle w:val="ListBullet"/>
       </w:pPr>
       <w:r>
-        <w:t>OM-04 à OM-06 — Modification/validation redirigent vers la fiche (validation unifiée, plus de double validation N1/DG).</w:t>
+        <w:t>Détail d'un OM : mission, bénéficiaire, montants, versements ; renvoie vers l'état de la mission (aucune action de circuit sur l'OM). Brouillon PDF de l'OM et historique d'audit.</w:t>
+      </w:r>
+    </w:p>
+    <w:p>
+      <w:pPr>
+        <w:pStyle w:val="Heading2"/>
+      </w:pPr>
+      <w:r>
+        <w:t>3.5 Module États de paiement</w:t>
+      </w:r>
+    </w:p>
+    <w:p>
+      <w:r>
+        <w:rPr>
+          <w:b w:val="0"/>
+          <w:i w:val="0"/>
+        </w:rPr>
+        <w:t>Objet central du circuit de validation. Un état par mission ; c'est lui qui est contrôlé, visé par le DAF, puis validé par le Directeur Général.</w:t>
       </w:r>
     </w:p>
     <w:p>
@@ -3793,7 +3820,31 @@
         <w:pStyle w:val="ListBullet"/>
       </w:pPr>
       <w:r>
-        <w:t>OM-07 — Aperçu PDF officiel ; OM-08 — Historique d'audit de l'OM.</w:t>
+        <w:t>File de travail : liste des états filtrable par statut, ouverte d'emblée sur la file de l'acteur.</w:t>
+      </w:r>
+    </w:p>
+    <w:p>
+      <w:pPr>
+        <w:pStyle w:val="ListBullet"/>
+      </w:pPr>
+      <w:r>
+        <w:t>Détail de l'état : montants (avance/reliquat/total), montant en lettres, frise du circuit, numérotation manuelle, actions (contrôler / viser / valider / rejeter / rafraîchir).</w:t>
+      </w:r>
+    </w:p>
+    <w:p>
+      <w:pPr>
+        <w:pStyle w:val="ListBullet"/>
+      </w:pPr>
+      <w:r>
+        <w:t>Brouillon PDF (filigrané, sans signature) puis état définitif PDF (signatures DAF + DG), paysage A4.</w:t>
+      </w:r>
+    </w:p>
+    <w:p>
+      <w:pPr>
+        <w:pStyle w:val="ListBullet"/>
+      </w:pPr>
+      <w:r>
+        <w:t>Signatures (SUPER_ADMIN) : identités et paraphes scannés des titulaires imprimés sur l'état.</w:t>
       </w:r>
     </w:p>
     <w:p>
@@ -3801,7 +3852,7 @@
         <w:pStyle w:val="Heading2"/>
       </w:pPr>
       <w:r>
-        <w:t>3.5 Module Paiements</w:t>
+        <w:t>3.6 Module Paiements</w:t>
       </w:r>
     </w:p>
     <w:p>
@@ -4287,7 +4338,7 @@
         <w:pStyle w:val="Heading2"/>
       </w:pPr>
       <w:r>
-        <w:t>4.2 Contrôle (validation / rejet) d'un OM</w:t>
+        <w:t>4.2 Circuit de validation de l'état de paiement</w:t>
       </w:r>
     </w:p>
     <w:p>
@@ -4296,7 +4347,7 @@
           <w:b w:val="0"/>
           <w:i w:val="0"/>
         </w:rPr>
-        <w:t>Acteur : CONTROLEUR (permission om.valider). Contrôle à UN niveau — pas de validation N+1 ni DG.</w:t>
+        <w:t>L'unité validée est l'état de paiement de la mission (un par mission), et non les OM pris séparément. Un seul geste par étape vaut pour tous les bénéficiaires.</w:t>
       </w:r>
     </w:p>
     <w:tbl>
@@ -4349,7 +4400,7 @@
         </w:tc>
         <w:tc>
           <w:tcPr>
-            <w:tcW w:type="dxa" w:w="4876"/>
+            <w:tcW w:type="dxa" w:w="4762"/>
             <w:shd w:val="clear" w:fill="1D9E4F"/>
           </w:tcPr>
           <w:p>
@@ -4366,7 +4417,7 @@
         </w:tc>
         <w:tc>
           <w:tcPr>
-            <w:tcW w:type="dxa" w:w="2721"/>
+            <w:tcW w:type="dxa" w:w="2835"/>
             <w:shd w:val="clear" w:fill="1D9E4F"/>
           </w:tcPr>
           <w:p>
@@ -4409,37 +4460,37 @@
                 <w:b w:val="0"/>
                 <w:sz w:val="19"/>
               </w:rPr>
-              <w:t>Contrôleur</w:t>
-            </w:r>
-          </w:p>
-        </w:tc>
-        <w:tc>
-          <w:tcPr>
-            <w:tcW w:type="dxa" w:w="4876"/>
-          </w:tcPr>
-          <w:p>
-            <w:r/>
-            <w:r>
-              <w:rPr>
-                <w:b w:val="0"/>
-                <w:sz w:val="19"/>
-              </w:rPr>
-              <w:t>Ouvre la fiche d'un OM au statut IMPORTE.</w:t>
-            </w:r>
-          </w:p>
-        </w:tc>
-        <w:tc>
-          <w:tcPr>
-            <w:tcW w:type="dxa" w:w="2721"/>
-          </w:tcPr>
-          <w:p>
-            <w:r/>
-            <w:r>
-              <w:rPr>
-                <w:b w:val="0"/>
-                <w:sz w:val="19"/>
-              </w:rPr>
-              <w:t>Détails affichés</w:t>
+              <w:t>Gestionnaire</w:t>
+            </w:r>
+          </w:p>
+        </w:tc>
+        <w:tc>
+          <w:tcPr>
+            <w:tcW w:type="dxa" w:w="4762"/>
+          </w:tcPr>
+          <w:p>
+            <w:r/>
+            <w:r>
+              <w:rPr>
+                <w:b w:val="0"/>
+                <w:sz w:val="19"/>
+              </w:rPr>
+              <w:t>Établit le récapitulatif de la mission (POST .../etat/recapituler, om.retranscrire).</w:t>
+            </w:r>
+          </w:p>
+        </w:tc>
+        <w:tc>
+          <w:tcPr>
+            <w:tcW w:type="dxa" w:w="2835"/>
+          </w:tcPr>
+          <w:p>
+            <w:r/>
+            <w:r>
+              <w:rPr>
+                <w:b w:val="0"/>
+                <w:sz w:val="19"/>
+              </w:rPr>
+              <w:t>État BROUILLON, brouillon PDF téléchargeable</w:t>
             </w:r>
           </w:p>
         </w:tc>
@@ -4477,31 +4528,31 @@
         </w:tc>
         <w:tc>
           <w:tcPr>
-            <w:tcW w:type="dxa" w:w="4876"/>
-          </w:tcPr>
-          <w:p>
-            <w:r/>
-            <w:r>
-              <w:rPr>
-                <w:b w:val="0"/>
-                <w:sz w:val="19"/>
-              </w:rPr>
-              <w:t>CAS 1 — Clique « Valider ».</w:t>
-            </w:r>
-          </w:p>
-        </w:tc>
-        <w:tc>
-          <w:tcPr>
-            <w:tcW w:type="dxa" w:w="2721"/>
-          </w:tcPr>
-          <w:p>
-            <w:r/>
-            <w:r>
-              <w:rPr>
-                <w:b w:val="0"/>
-                <w:sz w:val="19"/>
-              </w:rPr>
-              <w:t>POST .../valider : statut → VALIDE (payable)</w:t>
+            <w:tcW w:type="dxa" w:w="4762"/>
+          </w:tcPr>
+          <w:p>
+            <w:r/>
+            <w:r>
+              <w:rPr>
+                <w:b w:val="0"/>
+                <w:sz w:val="19"/>
+              </w:rPr>
+              <w:t>Contrôle de conformité (POST /api/etats/:id/controler, om.valider).</w:t>
+            </w:r>
+          </w:p>
+        </w:tc>
+        <w:tc>
+          <w:tcPr>
+            <w:tcW w:type="dxa" w:w="2835"/>
+          </w:tcPr>
+          <w:p>
+            <w:r/>
+            <w:r>
+              <w:rPr>
+                <w:b w:val="0"/>
+                <w:sz w:val="19"/>
+              </w:rPr>
+              <w:t>État → CONTROLE, signature contrôleur</w:t>
             </w:r>
           </w:p>
         </w:tc>
@@ -4533,43 +4584,176 @@
                 <w:b w:val="0"/>
                 <w:sz w:val="19"/>
               </w:rPr>
-              <w:t>Contrôleur</w:t>
-            </w:r>
-          </w:p>
-        </w:tc>
-        <w:tc>
-          <w:tcPr>
-            <w:tcW w:type="dxa" w:w="4876"/>
-          </w:tcPr>
-          <w:p>
-            <w:r/>
-            <w:r>
-              <w:rPr>
-                <w:b w:val="0"/>
-                <w:sz w:val="19"/>
-              </w:rPr>
-              <w:t>CAS 2 — Clique « Rejeter » + motif (≥ 10 caractères).</w:t>
-            </w:r>
-          </w:p>
-        </w:tc>
-        <w:tc>
-          <w:tcPr>
-            <w:tcW w:type="dxa" w:w="2721"/>
-          </w:tcPr>
-          <w:p>
-            <w:r/>
-            <w:r>
-              <w:rPr>
-                <w:b w:val="0"/>
-                <w:sz w:val="19"/>
-              </w:rPr>
-              <w:t>POST .../rejeter : statut → REJETE</w:t>
+              <w:t>DAF</w:t>
+            </w:r>
+          </w:p>
+        </w:tc>
+        <w:tc>
+          <w:tcPr>
+            <w:tcW w:type="dxa" w:w="4762"/>
+          </w:tcPr>
+          <w:p>
+            <w:r/>
+            <w:r>
+              <w:rPr>
+                <w:b w:val="0"/>
+                <w:sz w:val="19"/>
+              </w:rPr>
+              <w:t>Appose le visa « Vu » (POST /api/etats/:id/viser, om.viser).</w:t>
+            </w:r>
+          </w:p>
+        </w:tc>
+        <w:tc>
+          <w:tcPr>
+            <w:tcW w:type="dxa" w:w="2835"/>
+          </w:tcPr>
+          <w:p>
+            <w:r/>
+            <w:r>
+              <w:rPr>
+                <w:b w:val="0"/>
+                <w:sz w:val="19"/>
+              </w:rPr>
+              <w:t>État → VISA_DAF, signature DAF</w:t>
+            </w:r>
+          </w:p>
+        </w:tc>
+      </w:tr>
+      <w:tr>
+        <w:tc>
+          <w:tcPr>
+            <w:tcW w:type="dxa" w:w="454"/>
+          </w:tcPr>
+          <w:p>
+            <w:r/>
+            <w:r>
+              <w:rPr>
+                <w:b w:val="0"/>
+                <w:sz w:val="19"/>
+              </w:rPr>
+              <w:t>4</w:t>
+            </w:r>
+          </w:p>
+        </w:tc>
+        <w:tc>
+          <w:tcPr>
+            <w:tcW w:type="dxa" w:w="1474"/>
+          </w:tcPr>
+          <w:p>
+            <w:r/>
+            <w:r>
+              <w:rPr>
+                <w:b w:val="0"/>
+                <w:sz w:val="19"/>
+              </w:rPr>
+              <w:t>DAF ou DG</w:t>
+            </w:r>
+          </w:p>
+        </w:tc>
+        <w:tc>
+          <w:tcPr>
+            <w:tcW w:type="dxa" w:w="4762"/>
+          </w:tcPr>
+          <w:p>
+            <w:r/>
+            <w:r>
+              <w:rPr>
+                <w:b w:val="0"/>
+                <w:sz w:val="19"/>
+              </w:rPr>
+              <w:t>Saisit le numéro de l'état (PUT /api/etats/:id/numero, om.numeroter).</w:t>
+            </w:r>
+          </w:p>
+        </w:tc>
+        <w:tc>
+          <w:tcPr>
+            <w:tcW w:type="dxa" w:w="2835"/>
+          </w:tcPr>
+          <w:p>
+            <w:r/>
+            <w:r>
+              <w:rPr>
+                <w:b w:val="0"/>
+                <w:sz w:val="19"/>
+              </w:rPr>
+              <w:t>Numéro requis avant la validation finale</w:t>
+            </w:r>
+          </w:p>
+        </w:tc>
+      </w:tr>
+      <w:tr>
+        <w:tc>
+          <w:tcPr>
+            <w:tcW w:type="dxa" w:w="454"/>
+          </w:tcPr>
+          <w:p>
+            <w:r/>
+            <w:r>
+              <w:rPr>
+                <w:b w:val="0"/>
+                <w:sz w:val="19"/>
+              </w:rPr>
+              <w:t>5</w:t>
+            </w:r>
+          </w:p>
+        </w:tc>
+        <w:tc>
+          <w:tcPr>
+            <w:tcW w:type="dxa" w:w="1474"/>
+          </w:tcPr>
+          <w:p>
+            <w:r/>
+            <w:r>
+              <w:rPr>
+                <w:b w:val="0"/>
+                <w:sz w:val="19"/>
+              </w:rPr>
+              <w:t>Directeur Général</w:t>
+            </w:r>
+          </w:p>
+        </w:tc>
+        <w:tc>
+          <w:tcPr>
+            <w:tcW w:type="dxa" w:w="4762"/>
+          </w:tcPr>
+          <w:p>
+            <w:r/>
+            <w:r>
+              <w:rPr>
+                <w:b w:val="0"/>
+                <w:sz w:val="19"/>
+              </w:rPr>
+              <w:t>Validation finale (POST /api/etats/:id/approuver, om.approuver).</w:t>
+            </w:r>
+          </w:p>
+        </w:tc>
+        <w:tc>
+          <w:tcPr>
+            <w:tcW w:type="dxa" w:w="2835"/>
+          </w:tcPr>
+          <w:p>
+            <w:r/>
+            <w:r>
+              <w:rPr>
+                <w:b w:val="0"/>
+                <w:sz w:val="19"/>
+              </w:rPr>
+              <w:t>État → VALIDE ; tous les OM → VALIDE (payables)</w:t>
             </w:r>
           </w:p>
         </w:tc>
       </w:tr>
     </w:tbl>
     <w:p/>
+    <w:p>
+      <w:r>
+        <w:rPr>
+          <w:b w:val="0"/>
+          <w:i w:val="0"/>
+        </w:rPr>
+        <w:t>Rejet (POST /api/etats/:id/rejeter, om.rejeter) : possible aux étapes BROUILLON / CONTROLE / VISA_DAF avec un motif ≥ 10 caractères. Il efface les signatures amont et remet l'état en correction ; les OM gardent leur statut. Le récapitulatif peut ensuite être refait (REJETE → BROUILLON).</w:t>
+      </w:r>
+    </w:p>
     <w:tbl>
       <w:tblPr>
         <w:tblW w:type="auto" w:w="0"/>
@@ -4592,19 +4776,29 @@
                 <w:color w:val="0A3D1F"/>
                 <w:sz w:val="20"/>
               </w:rPr>
-              <w:t xml:space="preserve">Règle essentielle : </w:t>
+              <w:t xml:space="preserve">Deux barrières avant paiement : </w:t>
             </w:r>
             <w:r>
               <w:rPr>
                 <w:sz w:val="20"/>
               </w:rPr>
-              <w:t>Seul un OM au statut VALIDE peut être inclus dans un fichier de paiement. Un OM resté IMPORTE n'apparaît pas parmi les bénéficiaires éligibles à la génération.</w:t>
+              <w:t>1) Le statut de l'OM ne passe VALIDE qu'à la validation finale du DG (propagation depuis l'état). 2) La génération d'un fichier vérifie en outre que l'état de la mission est VALIDE. Un OM resté IMPORTE n'apparaît pas parmi les bénéficiaires éligibles.</w:t>
             </w:r>
           </w:p>
         </w:tc>
       </w:tr>
     </w:tbl>
     <w:p/>
+    <w:p>
+      <w:r>
+        <w:rPr>
+          <w:b w:val="0"/>
+          <w:i/>
+          <w:color w:val="4B5563"/>
+        </w:rPr>
+        <w:t>Circuit OM par OM (reprise de données) : les routes /api/ordres/:id/valider|viser|approuver|rejeter subsistent pour corriger une mission dépourvue d'état ; elles sont refusées dès qu'un état existe.</w:t>
+      </w:r>
+    </w:p>
     <w:p>
       <w:pPr>
         <w:pStyle w:val="Heading2"/>
@@ -5710,7 +5904,7 @@
         <w:pStyle w:val="ListBullet"/>
       </w:pPr>
       <w:r>
-        <w:t>Avance = round(montant total ÷ 3) = 33,33 % ; Reliquat = montant total − avance = 66,67 %.</w:t>
+        <w:t>Avance = round(montant total × 0,70) = 70 % ; Reliquat = montant total − avance = 30 %.</w:t>
       </w:r>
     </w:p>
     <w:p>
@@ -6132,7 +6326,7 @@
                 <w:b w:val="0"/>
                 <w:sz w:val="19"/>
               </w:rPr>
-              <w:t>Validation unique</w:t>
+              <w:t>Circuit sur l'état</w:t>
             </w:r>
           </w:p>
         </w:tc>
@@ -6147,7 +6341,7 @@
                 <w:b w:val="0"/>
                 <w:sz w:val="19"/>
               </w:rPr>
-              <w:t>IMPORTE → VALIDE (ou REJETE avec motif ≥ 10 caractères).</w:t>
+              <w:t>L'état de la mission passe BROUILLON → CONTROLE → VISA_DAF → VALIDE ; rejet motivé (≥ 10 car.).</w:t>
             </w:r>
           </w:p>
         </w:tc>
@@ -6179,7 +6373,7 @@
                 <w:b w:val="0"/>
                 <w:sz w:val="19"/>
               </w:rPr>
-              <w:t>Type ↔ zone</w:t>
+              <w:t>Numéro requis</w:t>
             </w:r>
           </w:p>
         </w:tc>
@@ -6194,7 +6388,7 @@
                 <w:b w:val="0"/>
                 <w:sz w:val="19"/>
               </w:rPr>
-              <w:t>Repas ⇒ INTERIEUR ; hébergement ⇒ EXTÉRIEUR.</w:t>
+              <w:t>La validation finale du DG exige un numéro d'état (registre de l'agence).</w:t>
             </w:r>
           </w:p>
         </w:tc>
@@ -6209,7 +6403,7 @@
                 <w:b w:val="0"/>
                 <w:sz w:val="19"/>
               </w:rPr>
-              <w:t>Formulaire + API</w:t>
+              <w:t>API</w:t>
             </w:r>
           </w:p>
         </w:tc>
@@ -6226,7 +6420,7 @@
                 <w:b w:val="0"/>
                 <w:sz w:val="19"/>
               </w:rPr>
-              <w:t>Téléphone/opérateur</w:t>
+              <w:t>Type ↔ zone</w:t>
             </w:r>
           </w:p>
         </w:tc>
@@ -6241,7 +6435,7 @@
                 <w:b w:val="0"/>
                 <w:sz w:val="19"/>
               </w:rPr>
-              <w:t>Issus du référentiel agent ; cohérence numéro ↔ opérateur.</w:t>
+              <w:t>Repas ⇒ INTERIEUR ; hébergement ⇒ EXTÉRIEUR.</w:t>
             </w:r>
           </w:p>
         </w:tc>
@@ -6256,7 +6450,7 @@
                 <w:b w:val="0"/>
                 <w:sz w:val="19"/>
               </w:rPr>
-              <w:t>API</w:t>
+              <w:t>Formulaire + API</w:t>
             </w:r>
           </w:p>
         </w:tc>
@@ -6273,7 +6467,7 @@
                 <w:b w:val="0"/>
                 <w:sz w:val="19"/>
               </w:rPr>
-              <w:t>Payable si VALIDE</w:t>
+              <w:t>Téléphone/opérateur</w:t>
             </w:r>
           </w:p>
         </w:tc>
@@ -6288,7 +6482,54 @@
                 <w:b w:val="0"/>
                 <w:sz w:val="19"/>
               </w:rPr>
-              <w:t>Seul un OM VALIDE entre dans un fichier de paiement.</w:t>
+              <w:t>Issus du référentiel agent ; cohérence numéro ↔ opérateur.</w:t>
+            </w:r>
+          </w:p>
+        </w:tc>
+        <w:tc>
+          <w:tcPr>
+            <w:tcW w:type="dxa" w:w="2041"/>
+          </w:tcPr>
+          <w:p>
+            <w:r/>
+            <w:r>
+              <w:rPr>
+                <w:b w:val="0"/>
+                <w:sz w:val="19"/>
+              </w:rPr>
+              <w:t>API</w:t>
+            </w:r>
+          </w:p>
+        </w:tc>
+      </w:tr>
+      <w:tr>
+        <w:tc>
+          <w:tcPr>
+            <w:tcW w:type="dxa" w:w="2041"/>
+          </w:tcPr>
+          <w:p>
+            <w:r/>
+            <w:r>
+              <w:rPr>
+                <w:b w:val="0"/>
+                <w:sz w:val="19"/>
+              </w:rPr>
+              <w:t>Payable si état VALIDE</w:t>
+            </w:r>
+          </w:p>
+        </w:tc>
+        <w:tc>
+          <w:tcPr>
+            <w:tcW w:type="dxa" w:w="5443"/>
+          </w:tcPr>
+          <w:p>
+            <w:r/>
+            <w:r>
+              <w:rPr>
+                <w:b w:val="0"/>
+                <w:sz w:val="19"/>
+              </w:rPr>
+              <w:t>Les OM ne sont payables qu'après validation finale de l'état par le DG.</w:t>
             </w:r>
           </w:p>
         </w:tc>
@@ -6407,17 +6648,19 @@
         <w:tblLook w:firstColumn="1" w:firstRow="1" w:lastColumn="0" w:lastRow="0" w:noHBand="0" w:noVBand="1" w:val="04A0"/>
       </w:tblPr>
       <w:tblGrid>
-        <w:gridCol w:w="1440"/>
-        <w:gridCol w:w="1440"/>
-        <w:gridCol w:w="1440"/>
-        <w:gridCol w:w="1440"/>
-        <w:gridCol w:w="1440"/>
-        <w:gridCol w:w="1440"/>
+        <w:gridCol w:w="1080"/>
+        <w:gridCol w:w="1080"/>
+        <w:gridCol w:w="1080"/>
+        <w:gridCol w:w="1080"/>
+        <w:gridCol w:w="1080"/>
+        <w:gridCol w:w="1080"/>
+        <w:gridCol w:w="1080"/>
+        <w:gridCol w:w="1080"/>
       </w:tblGrid>
       <w:tr>
         <w:tc>
           <w:tcPr>
-            <w:tcW w:type="dxa" w:w="3628"/>
+            <w:tcW w:type="dxa" w:w="2721"/>
             <w:shd w:val="clear" w:fill="1D9E4F"/>
           </w:tcPr>
           <w:p>
@@ -6434,7 +6677,7 @@
         </w:tc>
         <w:tc>
           <w:tcPr>
-            <w:tcW w:type="dxa" w:w="1179"/>
+            <w:tcW w:type="dxa" w:w="879"/>
             <w:shd w:val="clear" w:fill="1D9E4F"/>
           </w:tcPr>
           <w:p>
@@ -6451,7 +6694,7 @@
         </w:tc>
         <w:tc>
           <w:tcPr>
-            <w:tcW w:type="dxa" w:w="1179"/>
+            <w:tcW w:type="dxa" w:w="879"/>
             <w:shd w:val="clear" w:fill="1D9E4F"/>
           </w:tcPr>
           <w:p>
@@ -6468,7 +6711,7 @@
         </w:tc>
         <w:tc>
           <w:tcPr>
-            <w:tcW w:type="dxa" w:w="1179"/>
+            <w:tcW w:type="dxa" w:w="879"/>
             <w:shd w:val="clear" w:fill="1D9E4F"/>
           </w:tcPr>
           <w:p>
@@ -6479,13 +6722,13 @@
                 <w:color w:val="FFFFFF"/>
                 <w:sz w:val="20"/>
               </w:rPr>
-              <w:t>FINANC.</w:t>
-            </w:r>
-          </w:p>
-        </w:tc>
-        <w:tc>
-          <w:tcPr>
-            <w:tcW w:type="dxa" w:w="1179"/>
+              <w:t>FIN.</w:t>
+            </w:r>
+          </w:p>
+        </w:tc>
+        <w:tc>
+          <w:tcPr>
+            <w:tcW w:type="dxa" w:w="879"/>
             <w:shd w:val="clear" w:fill="1D9E4F"/>
           </w:tcPr>
           <w:p>
@@ -6502,7 +6745,7 @@
         </w:tc>
         <w:tc>
           <w:tcPr>
-            <w:tcW w:type="dxa" w:w="1179"/>
+            <w:tcW w:type="dxa" w:w="879"/>
             <w:shd w:val="clear" w:fill="1D9E4F"/>
           </w:tcPr>
           <w:p>
@@ -6513,6 +6756,40 @@
                 <w:color w:val="FFFFFF"/>
                 <w:sz w:val="20"/>
               </w:rPr>
+              <w:t>DAF</w:t>
+            </w:r>
+          </w:p>
+        </w:tc>
+        <w:tc>
+          <w:tcPr>
+            <w:tcW w:type="dxa" w:w="879"/>
+            <w:shd w:val="clear" w:fill="1D9E4F"/>
+          </w:tcPr>
+          <w:p>
+            <w:r/>
+            <w:r>
+              <w:rPr>
+                <w:b/>
+                <w:color w:val="FFFFFF"/>
+                <w:sz w:val="20"/>
+              </w:rPr>
+              <w:t>DG</w:t>
+            </w:r>
+          </w:p>
+        </w:tc>
+        <w:tc>
+          <w:tcPr>
+            <w:tcW w:type="dxa" w:w="879"/>
+            <w:shd w:val="clear" w:fill="1D9E4F"/>
+          </w:tcPr>
+          <w:p>
+            <w:r/>
+            <w:r>
+              <w:rPr>
+                <w:b/>
+                <w:color w:val="FFFFFF"/>
+                <w:sz w:val="20"/>
+              </w:rPr>
               <w:t>LECT.</w:t>
             </w:r>
           </w:p>
@@ -6521,7 +6798,7 @@
       <w:tr>
         <w:tc>
           <w:tcPr>
-            <w:tcW w:type="dxa" w:w="3628"/>
+            <w:tcW w:type="dxa" w:w="2721"/>
           </w:tcPr>
           <w:p>
             <w:r/>
@@ -6536,7 +6813,7 @@
         </w:tc>
         <w:tc>
           <w:tcPr>
-            <w:tcW w:type="dxa" w:w="1179"/>
+            <w:tcW w:type="dxa" w:w="879"/>
           </w:tcPr>
           <w:p>
             <w:r/>
@@ -6551,7 +6828,7 @@
         </w:tc>
         <w:tc>
           <w:tcPr>
-            <w:tcW w:type="dxa" w:w="1179"/>
+            <w:tcW w:type="dxa" w:w="879"/>
           </w:tcPr>
           <w:p>
             <w:r/>
@@ -6566,7 +6843,7 @@
         </w:tc>
         <w:tc>
           <w:tcPr>
-            <w:tcW w:type="dxa" w:w="1179"/>
+            <w:tcW w:type="dxa" w:w="879"/>
           </w:tcPr>
           <w:p>
             <w:r/>
@@ -6581,7 +6858,7 @@
         </w:tc>
         <w:tc>
           <w:tcPr>
-            <w:tcW w:type="dxa" w:w="1179"/>
+            <w:tcW w:type="dxa" w:w="879"/>
           </w:tcPr>
           <w:p>
             <w:r/>
@@ -6596,7 +6873,37 @@
         </w:tc>
         <w:tc>
           <w:tcPr>
-            <w:tcW w:type="dxa" w:w="1179"/>
+            <w:tcW w:type="dxa" w:w="879"/>
+          </w:tcPr>
+          <w:p>
+            <w:r/>
+            <w:r>
+              <w:rPr>
+                <w:b w:val="0"/>
+                <w:sz w:val="19"/>
+              </w:rPr>
+              <w:t>✔</w:t>
+            </w:r>
+          </w:p>
+        </w:tc>
+        <w:tc>
+          <w:tcPr>
+            <w:tcW w:type="dxa" w:w="879"/>
+          </w:tcPr>
+          <w:p>
+            <w:r/>
+            <w:r>
+              <w:rPr>
+                <w:b w:val="0"/>
+                <w:sz w:val="19"/>
+              </w:rPr>
+              <w:t>✔</w:t>
+            </w:r>
+          </w:p>
+        </w:tc>
+        <w:tc>
+          <w:tcPr>
+            <w:tcW w:type="dxa" w:w="879"/>
           </w:tcPr>
           <w:p>
             <w:r/>
@@ -6613,7 +6920,7 @@
       <w:tr>
         <w:tc>
           <w:tcPr>
-            <w:tcW w:type="dxa" w:w="3628"/>
+            <w:tcW w:type="dxa" w:w="2721"/>
           </w:tcPr>
           <w:p>
             <w:r/>
@@ -6628,7 +6935,7 @@
         </w:tc>
         <w:tc>
           <w:tcPr>
-            <w:tcW w:type="dxa" w:w="1179"/>
+            <w:tcW w:type="dxa" w:w="879"/>
           </w:tcPr>
           <w:p>
             <w:r/>
@@ -6643,7 +6950,7 @@
         </w:tc>
         <w:tc>
           <w:tcPr>
-            <w:tcW w:type="dxa" w:w="1179"/>
+            <w:tcW w:type="dxa" w:w="879"/>
           </w:tcPr>
           <w:p>
             <w:r/>
@@ -6658,7 +6965,7 @@
         </w:tc>
         <w:tc>
           <w:tcPr>
-            <w:tcW w:type="dxa" w:w="1179"/>
+            <w:tcW w:type="dxa" w:w="879"/>
           </w:tcPr>
           <w:p>
             <w:r/>
@@ -6673,7 +6980,7 @@
         </w:tc>
         <w:tc>
           <w:tcPr>
-            <w:tcW w:type="dxa" w:w="1179"/>
+            <w:tcW w:type="dxa" w:w="879"/>
           </w:tcPr>
           <w:p>
             <w:r/>
@@ -6688,7 +6995,37 @@
         </w:tc>
         <w:tc>
           <w:tcPr>
-            <w:tcW w:type="dxa" w:w="1179"/>
+            <w:tcW w:type="dxa" w:w="879"/>
+          </w:tcPr>
+          <w:p>
+            <w:r/>
+            <w:r>
+              <w:rPr>
+                <w:b w:val="0"/>
+                <w:sz w:val="19"/>
+              </w:rPr>
+              <w:t>✔</w:t>
+            </w:r>
+          </w:p>
+        </w:tc>
+        <w:tc>
+          <w:tcPr>
+            <w:tcW w:type="dxa" w:w="879"/>
+          </w:tcPr>
+          <w:p>
+            <w:r/>
+            <w:r>
+              <w:rPr>
+                <w:b w:val="0"/>
+                <w:sz w:val="19"/>
+              </w:rPr>
+              <w:t>✔</w:t>
+            </w:r>
+          </w:p>
+        </w:tc>
+        <w:tc>
+          <w:tcPr>
+            <w:tcW w:type="dxa" w:w="879"/>
           </w:tcPr>
           <w:p>
             <w:r/>
@@ -6704,7 +7041,7 @@
       <w:tr>
         <w:tc>
           <w:tcPr>
-            <w:tcW w:type="dxa" w:w="3628"/>
+            <w:tcW w:type="dxa" w:w="2721"/>
           </w:tcPr>
           <w:p>
             <w:r/>
@@ -6719,7 +7056,7 @@
         </w:tc>
         <w:tc>
           <w:tcPr>
-            <w:tcW w:type="dxa" w:w="1179"/>
+            <w:tcW w:type="dxa" w:w="879"/>
           </w:tcPr>
           <w:p>
             <w:r/>
@@ -6734,7 +7071,7 @@
         </w:tc>
         <w:tc>
           <w:tcPr>
-            <w:tcW w:type="dxa" w:w="1179"/>
+            <w:tcW w:type="dxa" w:w="879"/>
           </w:tcPr>
           <w:p>
             <w:r/>
@@ -6749,35 +7086,63 @@
         </w:tc>
         <w:tc>
           <w:tcPr>
-            <w:tcW w:type="dxa" w:w="1179"/>
-          </w:tcPr>
-          <w:p>
-            <w:r/>
-            <w:r>
-              <w:rPr>
-                <w:b w:val="0"/>
-                <w:sz w:val="19"/>
-              </w:rPr>
-            </w:r>
-          </w:p>
-        </w:tc>
-        <w:tc>
-          <w:tcPr>
-            <w:tcW w:type="dxa" w:w="1179"/>
-          </w:tcPr>
-          <w:p>
-            <w:r/>
-            <w:r>
-              <w:rPr>
-                <w:b w:val="0"/>
-                <w:sz w:val="19"/>
-              </w:rPr>
-            </w:r>
-          </w:p>
-        </w:tc>
-        <w:tc>
-          <w:tcPr>
-            <w:tcW w:type="dxa" w:w="1179"/>
+            <w:tcW w:type="dxa" w:w="879"/>
+          </w:tcPr>
+          <w:p>
+            <w:r/>
+            <w:r>
+              <w:rPr>
+                <w:b w:val="0"/>
+                <w:sz w:val="19"/>
+              </w:rPr>
+            </w:r>
+          </w:p>
+        </w:tc>
+        <w:tc>
+          <w:tcPr>
+            <w:tcW w:type="dxa" w:w="879"/>
+          </w:tcPr>
+          <w:p>
+            <w:r/>
+            <w:r>
+              <w:rPr>
+                <w:b w:val="0"/>
+                <w:sz w:val="19"/>
+              </w:rPr>
+            </w:r>
+          </w:p>
+        </w:tc>
+        <w:tc>
+          <w:tcPr>
+            <w:tcW w:type="dxa" w:w="879"/>
+          </w:tcPr>
+          <w:p>
+            <w:r/>
+            <w:r>
+              <w:rPr>
+                <w:b w:val="0"/>
+                <w:sz w:val="19"/>
+              </w:rPr>
+            </w:r>
+          </w:p>
+        </w:tc>
+        <w:tc>
+          <w:tcPr>
+            <w:tcW w:type="dxa" w:w="879"/>
+          </w:tcPr>
+          <w:p>
+            <w:r/>
+            <w:r>
+              <w:rPr>
+                <w:b w:val="0"/>
+                <w:sz w:val="19"/>
+              </w:rPr>
+            </w:r>
+          </w:p>
+        </w:tc>
+        <w:tc>
+          <w:tcPr>
+            <w:tcW w:type="dxa" w:w="879"/>
           </w:tcPr>
           <w:p>
             <w:r/>
@@ -6793,7 +7158,7 @@
       <w:tr>
         <w:tc>
           <w:tcPr>
-            <w:tcW w:type="dxa" w:w="3628"/>
+            <w:tcW w:type="dxa" w:w="2721"/>
           </w:tcPr>
           <w:p>
             <w:r/>
@@ -6808,7 +7173,7 @@
         </w:tc>
         <w:tc>
           <w:tcPr>
-            <w:tcW w:type="dxa" w:w="1179"/>
+            <w:tcW w:type="dxa" w:w="879"/>
           </w:tcPr>
           <w:p>
             <w:r/>
@@ -6823,7 +7188,7 @@
         </w:tc>
         <w:tc>
           <w:tcPr>
-            <w:tcW w:type="dxa" w:w="1179"/>
+            <w:tcW w:type="dxa" w:w="879"/>
           </w:tcPr>
           <w:p>
             <w:r/>
@@ -6838,7 +7203,7 @@
         </w:tc>
         <w:tc>
           <w:tcPr>
-            <w:tcW w:type="dxa" w:w="1179"/>
+            <w:tcW w:type="dxa" w:w="879"/>
           </w:tcPr>
           <w:p>
             <w:r/>
@@ -6853,7 +7218,7 @@
         </w:tc>
         <w:tc>
           <w:tcPr>
-            <w:tcW w:type="dxa" w:w="1179"/>
+            <w:tcW w:type="dxa" w:w="879"/>
           </w:tcPr>
           <w:p>
             <w:r/>
@@ -6868,7 +7233,37 @@
         </w:tc>
         <w:tc>
           <w:tcPr>
-            <w:tcW w:type="dxa" w:w="1179"/>
+            <w:tcW w:type="dxa" w:w="879"/>
+          </w:tcPr>
+          <w:p>
+            <w:r/>
+            <w:r>
+              <w:rPr>
+                <w:b w:val="0"/>
+                <w:sz w:val="19"/>
+              </w:rPr>
+              <w:t>✔</w:t>
+            </w:r>
+          </w:p>
+        </w:tc>
+        <w:tc>
+          <w:tcPr>
+            <w:tcW w:type="dxa" w:w="879"/>
+          </w:tcPr>
+          <w:p>
+            <w:r/>
+            <w:r>
+              <w:rPr>
+                <w:b w:val="0"/>
+                <w:sz w:val="19"/>
+              </w:rPr>
+              <w:t>✔</w:t>
+            </w:r>
+          </w:p>
+        </w:tc>
+        <w:tc>
+          <w:tcPr>
+            <w:tcW w:type="dxa" w:w="879"/>
           </w:tcPr>
           <w:p>
             <w:r/>
@@ -6885,7 +7280,7 @@
       <w:tr>
         <w:tc>
           <w:tcPr>
-            <w:tcW w:type="dxa" w:w="3628"/>
+            <w:tcW w:type="dxa" w:w="2721"/>
           </w:tcPr>
           <w:p>
             <w:r/>
@@ -6900,21 +7295,21 @@
         </w:tc>
         <w:tc>
           <w:tcPr>
-            <w:tcW w:type="dxa" w:w="1179"/>
-          </w:tcPr>
-          <w:p>
-            <w:r/>
-            <w:r>
-              <w:rPr>
-                <w:b w:val="0"/>
-                <w:sz w:val="19"/>
-              </w:rPr>
-            </w:r>
-          </w:p>
-        </w:tc>
-        <w:tc>
-          <w:tcPr>
-            <w:tcW w:type="dxa" w:w="1179"/>
+            <w:tcW w:type="dxa" w:w="879"/>
+          </w:tcPr>
+          <w:p>
+            <w:r/>
+            <w:r>
+              <w:rPr>
+                <w:b w:val="0"/>
+                <w:sz w:val="19"/>
+              </w:rPr>
+            </w:r>
+          </w:p>
+        </w:tc>
+        <w:tc>
+          <w:tcPr>
+            <w:tcW w:type="dxa" w:w="879"/>
           </w:tcPr>
           <w:p>
             <w:r/>
@@ -6929,35 +7324,63 @@
         </w:tc>
         <w:tc>
           <w:tcPr>
-            <w:tcW w:type="dxa" w:w="1179"/>
-          </w:tcPr>
-          <w:p>
-            <w:r/>
-            <w:r>
-              <w:rPr>
-                <w:b w:val="0"/>
-                <w:sz w:val="19"/>
-              </w:rPr>
-            </w:r>
-          </w:p>
-        </w:tc>
-        <w:tc>
-          <w:tcPr>
-            <w:tcW w:type="dxa" w:w="1179"/>
-          </w:tcPr>
-          <w:p>
-            <w:r/>
-            <w:r>
-              <w:rPr>
-                <w:b w:val="0"/>
-                <w:sz w:val="19"/>
-              </w:rPr>
-            </w:r>
-          </w:p>
-        </w:tc>
-        <w:tc>
-          <w:tcPr>
-            <w:tcW w:type="dxa" w:w="1179"/>
+            <w:tcW w:type="dxa" w:w="879"/>
+          </w:tcPr>
+          <w:p>
+            <w:r/>
+            <w:r>
+              <w:rPr>
+                <w:b w:val="0"/>
+                <w:sz w:val="19"/>
+              </w:rPr>
+            </w:r>
+          </w:p>
+        </w:tc>
+        <w:tc>
+          <w:tcPr>
+            <w:tcW w:type="dxa" w:w="879"/>
+          </w:tcPr>
+          <w:p>
+            <w:r/>
+            <w:r>
+              <w:rPr>
+                <w:b w:val="0"/>
+                <w:sz w:val="19"/>
+              </w:rPr>
+            </w:r>
+          </w:p>
+        </w:tc>
+        <w:tc>
+          <w:tcPr>
+            <w:tcW w:type="dxa" w:w="879"/>
+          </w:tcPr>
+          <w:p>
+            <w:r/>
+            <w:r>
+              <w:rPr>
+                <w:b w:val="0"/>
+                <w:sz w:val="19"/>
+              </w:rPr>
+            </w:r>
+          </w:p>
+        </w:tc>
+        <w:tc>
+          <w:tcPr>
+            <w:tcW w:type="dxa" w:w="879"/>
+          </w:tcPr>
+          <w:p>
+            <w:r/>
+            <w:r>
+              <w:rPr>
+                <w:b w:val="0"/>
+                <w:sz w:val="19"/>
+              </w:rPr>
+            </w:r>
+          </w:p>
+        </w:tc>
+        <w:tc>
+          <w:tcPr>
+            <w:tcW w:type="dxa" w:w="879"/>
           </w:tcPr>
           <w:p>
             <w:r/>
@@ -6973,7 +7396,7 @@
       <w:tr>
         <w:tc>
           <w:tcPr>
-            <w:tcW w:type="dxa" w:w="3628"/>
+            <w:tcW w:type="dxa" w:w="2721"/>
           </w:tcPr>
           <w:p>
             <w:r/>
@@ -6988,49 +7411,49 @@
         </w:tc>
         <w:tc>
           <w:tcPr>
-            <w:tcW w:type="dxa" w:w="1179"/>
-          </w:tcPr>
-          <w:p>
-            <w:r/>
-            <w:r>
-              <w:rPr>
-                <w:b w:val="0"/>
-                <w:sz w:val="19"/>
-              </w:rPr>
-            </w:r>
-          </w:p>
-        </w:tc>
-        <w:tc>
-          <w:tcPr>
-            <w:tcW w:type="dxa" w:w="1179"/>
-          </w:tcPr>
-          <w:p>
-            <w:r/>
-            <w:r>
-              <w:rPr>
-                <w:b w:val="0"/>
-                <w:sz w:val="19"/>
-              </w:rPr>
-            </w:r>
-          </w:p>
-        </w:tc>
-        <w:tc>
-          <w:tcPr>
-            <w:tcW w:type="dxa" w:w="1179"/>
-          </w:tcPr>
-          <w:p>
-            <w:r/>
-            <w:r>
-              <w:rPr>
-                <w:b w:val="0"/>
-                <w:sz w:val="19"/>
-              </w:rPr>
-            </w:r>
-          </w:p>
-        </w:tc>
-        <w:tc>
-          <w:tcPr>
-            <w:tcW w:type="dxa" w:w="1179"/>
+            <w:tcW w:type="dxa" w:w="879"/>
+          </w:tcPr>
+          <w:p>
+            <w:r/>
+            <w:r>
+              <w:rPr>
+                <w:b w:val="0"/>
+                <w:sz w:val="19"/>
+              </w:rPr>
+            </w:r>
+          </w:p>
+        </w:tc>
+        <w:tc>
+          <w:tcPr>
+            <w:tcW w:type="dxa" w:w="879"/>
+          </w:tcPr>
+          <w:p>
+            <w:r/>
+            <w:r>
+              <w:rPr>
+                <w:b w:val="0"/>
+                <w:sz w:val="19"/>
+              </w:rPr>
+            </w:r>
+          </w:p>
+        </w:tc>
+        <w:tc>
+          <w:tcPr>
+            <w:tcW w:type="dxa" w:w="879"/>
+          </w:tcPr>
+          <w:p>
+            <w:r/>
+            <w:r>
+              <w:rPr>
+                <w:b w:val="0"/>
+                <w:sz w:val="19"/>
+              </w:rPr>
+            </w:r>
+          </w:p>
+        </w:tc>
+        <w:tc>
+          <w:tcPr>
+            <w:tcW w:type="dxa" w:w="879"/>
           </w:tcPr>
           <w:p>
             <w:r/>
@@ -7045,7 +7468,35 @@
         </w:tc>
         <w:tc>
           <w:tcPr>
-            <w:tcW w:type="dxa" w:w="1179"/>
+            <w:tcW w:type="dxa" w:w="879"/>
+          </w:tcPr>
+          <w:p>
+            <w:r/>
+            <w:r>
+              <w:rPr>
+                <w:b w:val="0"/>
+                <w:sz w:val="19"/>
+              </w:rPr>
+            </w:r>
+          </w:p>
+        </w:tc>
+        <w:tc>
+          <w:tcPr>
+            <w:tcW w:type="dxa" w:w="879"/>
+          </w:tcPr>
+          <w:p>
+            <w:r/>
+            <w:r>
+              <w:rPr>
+                <w:b w:val="0"/>
+                <w:sz w:val="19"/>
+              </w:rPr>
+            </w:r>
+          </w:p>
+        </w:tc>
+        <w:tc>
+          <w:tcPr>
+            <w:tcW w:type="dxa" w:w="879"/>
           </w:tcPr>
           <w:p>
             <w:r/>
@@ -7061,22 +7512,78 @@
       <w:tr>
         <w:tc>
           <w:tcPr>
-            <w:tcW w:type="dxa" w:w="3628"/>
-          </w:tcPr>
-          <w:p>
-            <w:r/>
-            <w:r>
-              <w:rPr>
-                <w:b w:val="0"/>
-                <w:sz w:val="19"/>
-              </w:rPr>
-              <w:t>paiements.consulter</w:t>
-            </w:r>
-          </w:p>
-        </w:tc>
-        <w:tc>
-          <w:tcPr>
-            <w:tcW w:type="dxa" w:w="1179"/>
+            <w:tcW w:type="dxa" w:w="2721"/>
+          </w:tcPr>
+          <w:p>
+            <w:r/>
+            <w:r>
+              <w:rPr>
+                <w:b w:val="0"/>
+                <w:sz w:val="19"/>
+              </w:rPr>
+              <w:t>om.viser</w:t>
+            </w:r>
+          </w:p>
+        </w:tc>
+        <w:tc>
+          <w:tcPr>
+            <w:tcW w:type="dxa" w:w="879"/>
+          </w:tcPr>
+          <w:p>
+            <w:r/>
+            <w:r>
+              <w:rPr>
+                <w:b w:val="0"/>
+                <w:sz w:val="19"/>
+              </w:rPr>
+            </w:r>
+          </w:p>
+        </w:tc>
+        <w:tc>
+          <w:tcPr>
+            <w:tcW w:type="dxa" w:w="879"/>
+          </w:tcPr>
+          <w:p>
+            <w:r/>
+            <w:r>
+              <w:rPr>
+                <w:b w:val="0"/>
+                <w:sz w:val="19"/>
+              </w:rPr>
+            </w:r>
+          </w:p>
+        </w:tc>
+        <w:tc>
+          <w:tcPr>
+            <w:tcW w:type="dxa" w:w="879"/>
+          </w:tcPr>
+          <w:p>
+            <w:r/>
+            <w:r>
+              <w:rPr>
+                <w:b w:val="0"/>
+                <w:sz w:val="19"/>
+              </w:rPr>
+            </w:r>
+          </w:p>
+        </w:tc>
+        <w:tc>
+          <w:tcPr>
+            <w:tcW w:type="dxa" w:w="879"/>
+          </w:tcPr>
+          <w:p>
+            <w:r/>
+            <w:r>
+              <w:rPr>
+                <w:b w:val="0"/>
+                <w:sz w:val="19"/>
+              </w:rPr>
+            </w:r>
+          </w:p>
+        </w:tc>
+        <w:tc>
+          <w:tcPr>
+            <w:tcW w:type="dxa" w:w="879"/>
           </w:tcPr>
           <w:p>
             <w:r/>
@@ -7091,52 +7598,21 @@
         </w:tc>
         <w:tc>
           <w:tcPr>
-            <w:tcW w:type="dxa" w:w="1179"/>
-          </w:tcPr>
-          <w:p>
-            <w:r/>
-            <w:r>
-              <w:rPr>
-                <w:b w:val="0"/>
-                <w:sz w:val="19"/>
-              </w:rPr>
-              <w:t>✔</w:t>
-            </w:r>
-          </w:p>
-        </w:tc>
-        <w:tc>
-          <w:tcPr>
-            <w:tcW w:type="dxa" w:w="1179"/>
-          </w:tcPr>
-          <w:p>
-            <w:r/>
-            <w:r>
-              <w:rPr>
-                <w:b w:val="0"/>
-                <w:sz w:val="19"/>
-              </w:rPr>
-              <w:t>✔</w:t>
-            </w:r>
-          </w:p>
-        </w:tc>
-        <w:tc>
-          <w:tcPr>
-            <w:tcW w:type="dxa" w:w="1179"/>
-          </w:tcPr>
-          <w:p>
-            <w:r/>
-            <w:r>
-              <w:rPr>
-                <w:b w:val="0"/>
-                <w:sz w:val="19"/>
-              </w:rPr>
-              <w:t>✔</w:t>
-            </w:r>
-          </w:p>
-        </w:tc>
-        <w:tc>
-          <w:tcPr>
-            <w:tcW w:type="dxa" w:w="1179"/>
+            <w:tcW w:type="dxa" w:w="879"/>
+          </w:tcPr>
+          <w:p>
+            <w:r/>
+            <w:r>
+              <w:rPr>
+                <w:b w:val="0"/>
+                <w:sz w:val="19"/>
+              </w:rPr>
+            </w:r>
+          </w:p>
+        </w:tc>
+        <w:tc>
+          <w:tcPr>
+            <w:tcW w:type="dxa" w:w="879"/>
           </w:tcPr>
           <w:p>
             <w:r/>
@@ -7152,50 +7628,92 @@
       <w:tr>
         <w:tc>
           <w:tcPr>
-            <w:tcW w:type="dxa" w:w="3628"/>
-          </w:tcPr>
-          <w:p>
-            <w:r/>
-            <w:r>
-              <w:rPr>
-                <w:b w:val="0"/>
-                <w:sz w:val="19"/>
-              </w:rPr>
-              <w:t>paiements.generer</w:t>
-            </w:r>
-          </w:p>
-        </w:tc>
-        <w:tc>
-          <w:tcPr>
-            <w:tcW w:type="dxa" w:w="1179"/>
-          </w:tcPr>
-          <w:p>
-            <w:r/>
-            <w:r>
-              <w:rPr>
-                <w:b w:val="0"/>
-                <w:sz w:val="19"/>
-              </w:rPr>
-            </w:r>
-          </w:p>
-        </w:tc>
-        <w:tc>
-          <w:tcPr>
-            <w:tcW w:type="dxa" w:w="1179"/>
-          </w:tcPr>
-          <w:p>
-            <w:r/>
-            <w:r>
-              <w:rPr>
-                <w:b w:val="0"/>
-                <w:sz w:val="19"/>
-              </w:rPr>
-            </w:r>
-          </w:p>
-        </w:tc>
-        <w:tc>
-          <w:tcPr>
-            <w:tcW w:type="dxa" w:w="1179"/>
+            <w:tcW w:type="dxa" w:w="2721"/>
+          </w:tcPr>
+          <w:p>
+            <w:r/>
+            <w:r>
+              <w:rPr>
+                <w:b w:val="0"/>
+                <w:sz w:val="19"/>
+              </w:rPr>
+              <w:t>om.approuver</w:t>
+            </w:r>
+          </w:p>
+        </w:tc>
+        <w:tc>
+          <w:tcPr>
+            <w:tcW w:type="dxa" w:w="879"/>
+          </w:tcPr>
+          <w:p>
+            <w:r/>
+            <w:r>
+              <w:rPr>
+                <w:b w:val="0"/>
+                <w:sz w:val="19"/>
+              </w:rPr>
+            </w:r>
+          </w:p>
+        </w:tc>
+        <w:tc>
+          <w:tcPr>
+            <w:tcW w:type="dxa" w:w="879"/>
+          </w:tcPr>
+          <w:p>
+            <w:r/>
+            <w:r>
+              <w:rPr>
+                <w:b w:val="0"/>
+                <w:sz w:val="19"/>
+              </w:rPr>
+            </w:r>
+          </w:p>
+        </w:tc>
+        <w:tc>
+          <w:tcPr>
+            <w:tcW w:type="dxa" w:w="879"/>
+          </w:tcPr>
+          <w:p>
+            <w:r/>
+            <w:r>
+              <w:rPr>
+                <w:b w:val="0"/>
+                <w:sz w:val="19"/>
+              </w:rPr>
+            </w:r>
+          </w:p>
+        </w:tc>
+        <w:tc>
+          <w:tcPr>
+            <w:tcW w:type="dxa" w:w="879"/>
+          </w:tcPr>
+          <w:p>
+            <w:r/>
+            <w:r>
+              <w:rPr>
+                <w:b w:val="0"/>
+                <w:sz w:val="19"/>
+              </w:rPr>
+            </w:r>
+          </w:p>
+        </w:tc>
+        <w:tc>
+          <w:tcPr>
+            <w:tcW w:type="dxa" w:w="879"/>
+          </w:tcPr>
+          <w:p>
+            <w:r/>
+            <w:r>
+              <w:rPr>
+                <w:b w:val="0"/>
+                <w:sz w:val="19"/>
+              </w:rPr>
+            </w:r>
+          </w:p>
+        </w:tc>
+        <w:tc>
+          <w:tcPr>
+            <w:tcW w:type="dxa" w:w="879"/>
           </w:tcPr>
           <w:p>
             <w:r/>
@@ -7210,21 +7728,7 @@
         </w:tc>
         <w:tc>
           <w:tcPr>
-            <w:tcW w:type="dxa" w:w="1179"/>
-          </w:tcPr>
-          <w:p>
-            <w:r/>
-            <w:r>
-              <w:rPr>
-                <w:b w:val="0"/>
-                <w:sz w:val="19"/>
-              </w:rPr>
-            </w:r>
-          </w:p>
-        </w:tc>
-        <w:tc>
-          <w:tcPr>
-            <w:tcW w:type="dxa" w:w="1179"/>
+            <w:tcW w:type="dxa" w:w="879"/>
           </w:tcPr>
           <w:p>
             <w:r/>
@@ -7240,50 +7744,64 @@
       <w:tr>
         <w:tc>
           <w:tcPr>
-            <w:tcW w:type="dxa" w:w="3628"/>
-          </w:tcPr>
-          <w:p>
-            <w:r/>
-            <w:r>
-              <w:rPr>
-                <w:b w:val="0"/>
-                <w:sz w:val="19"/>
-              </w:rPr>
-              <w:t>paiements.confirmer</w:t>
-            </w:r>
-          </w:p>
-        </w:tc>
-        <w:tc>
-          <w:tcPr>
-            <w:tcW w:type="dxa" w:w="1179"/>
-          </w:tcPr>
-          <w:p>
-            <w:r/>
-            <w:r>
-              <w:rPr>
-                <w:b w:val="0"/>
-                <w:sz w:val="19"/>
-              </w:rPr>
-            </w:r>
-          </w:p>
-        </w:tc>
-        <w:tc>
-          <w:tcPr>
-            <w:tcW w:type="dxa" w:w="1179"/>
-          </w:tcPr>
-          <w:p>
-            <w:r/>
-            <w:r>
-              <w:rPr>
-                <w:b w:val="0"/>
-                <w:sz w:val="19"/>
-              </w:rPr>
-            </w:r>
-          </w:p>
-        </w:tc>
-        <w:tc>
-          <w:tcPr>
-            <w:tcW w:type="dxa" w:w="1179"/>
+            <w:tcW w:type="dxa" w:w="2721"/>
+          </w:tcPr>
+          <w:p>
+            <w:r/>
+            <w:r>
+              <w:rPr>
+                <w:b w:val="0"/>
+                <w:sz w:val="19"/>
+              </w:rPr>
+              <w:t>om.numeroter</w:t>
+            </w:r>
+          </w:p>
+        </w:tc>
+        <w:tc>
+          <w:tcPr>
+            <w:tcW w:type="dxa" w:w="879"/>
+          </w:tcPr>
+          <w:p>
+            <w:r/>
+            <w:r>
+              <w:rPr>
+                <w:b w:val="0"/>
+                <w:sz w:val="19"/>
+              </w:rPr>
+            </w:r>
+          </w:p>
+        </w:tc>
+        <w:tc>
+          <w:tcPr>
+            <w:tcW w:type="dxa" w:w="879"/>
+          </w:tcPr>
+          <w:p>
+            <w:r/>
+            <w:r>
+              <w:rPr>
+                <w:b w:val="0"/>
+                <w:sz w:val="19"/>
+              </w:rPr>
+            </w:r>
+          </w:p>
+        </w:tc>
+        <w:tc>
+          <w:tcPr>
+            <w:tcW w:type="dxa" w:w="879"/>
+          </w:tcPr>
+          <w:p>
+            <w:r/>
+            <w:r>
+              <w:rPr>
+                <w:b w:val="0"/>
+                <w:sz w:val="19"/>
+              </w:rPr>
+            </w:r>
+          </w:p>
+        </w:tc>
+        <w:tc>
+          <w:tcPr>
+            <w:tcW w:type="dxa" w:w="879"/>
           </w:tcPr>
           <w:p>
             <w:r/>
@@ -7298,21 +7816,37 @@
         </w:tc>
         <w:tc>
           <w:tcPr>
-            <w:tcW w:type="dxa" w:w="1179"/>
-          </w:tcPr>
-          <w:p>
-            <w:r/>
-            <w:r>
-              <w:rPr>
-                <w:b w:val="0"/>
-                <w:sz w:val="19"/>
-              </w:rPr>
-            </w:r>
-          </w:p>
-        </w:tc>
-        <w:tc>
-          <w:tcPr>
-            <w:tcW w:type="dxa" w:w="1179"/>
+            <w:tcW w:type="dxa" w:w="879"/>
+          </w:tcPr>
+          <w:p>
+            <w:r/>
+            <w:r>
+              <w:rPr>
+                <w:b w:val="0"/>
+                <w:sz w:val="19"/>
+              </w:rPr>
+              <w:t>✔</w:t>
+            </w:r>
+          </w:p>
+        </w:tc>
+        <w:tc>
+          <w:tcPr>
+            <w:tcW w:type="dxa" w:w="879"/>
+          </w:tcPr>
+          <w:p>
+            <w:r/>
+            <w:r>
+              <w:rPr>
+                <w:b w:val="0"/>
+                <w:sz w:val="19"/>
+              </w:rPr>
+              <w:t>✔</w:t>
+            </w:r>
+          </w:p>
+        </w:tc>
+        <w:tc>
+          <w:tcPr>
+            <w:tcW w:type="dxa" w:w="879"/>
           </w:tcPr>
           <w:p>
             <w:r/>
@@ -7328,22 +7862,64 @@
       <w:tr>
         <w:tc>
           <w:tcPr>
-            <w:tcW w:type="dxa" w:w="3628"/>
-          </w:tcPr>
-          <w:p>
-            <w:r/>
-            <w:r>
-              <w:rPr>
-                <w:b w:val="0"/>
-                <w:sz w:val="19"/>
-              </w:rPr>
-              <w:t>baremes.consulter</w:t>
-            </w:r>
-          </w:p>
-        </w:tc>
-        <w:tc>
-          <w:tcPr>
-            <w:tcW w:type="dxa" w:w="1179"/>
+            <w:tcW w:type="dxa" w:w="2721"/>
+          </w:tcPr>
+          <w:p>
+            <w:r/>
+            <w:r>
+              <w:rPr>
+                <w:b w:val="0"/>
+                <w:sz w:val="19"/>
+              </w:rPr>
+              <w:t>om.rejeter</w:t>
+            </w:r>
+          </w:p>
+        </w:tc>
+        <w:tc>
+          <w:tcPr>
+            <w:tcW w:type="dxa" w:w="879"/>
+          </w:tcPr>
+          <w:p>
+            <w:r/>
+            <w:r>
+              <w:rPr>
+                <w:b w:val="0"/>
+                <w:sz w:val="19"/>
+              </w:rPr>
+            </w:r>
+          </w:p>
+        </w:tc>
+        <w:tc>
+          <w:tcPr>
+            <w:tcW w:type="dxa" w:w="879"/>
+          </w:tcPr>
+          <w:p>
+            <w:r/>
+            <w:r>
+              <w:rPr>
+                <w:b w:val="0"/>
+                <w:sz w:val="19"/>
+              </w:rPr>
+            </w:r>
+          </w:p>
+        </w:tc>
+        <w:tc>
+          <w:tcPr>
+            <w:tcW w:type="dxa" w:w="879"/>
+          </w:tcPr>
+          <w:p>
+            <w:r/>
+            <w:r>
+              <w:rPr>
+                <w:b w:val="0"/>
+                <w:sz w:val="19"/>
+              </w:rPr>
+            </w:r>
+          </w:p>
+        </w:tc>
+        <w:tc>
+          <w:tcPr>
+            <w:tcW w:type="dxa" w:w="879"/>
           </w:tcPr>
           <w:p>
             <w:r/>
@@ -7358,7 +7934,7 @@
         </w:tc>
         <w:tc>
           <w:tcPr>
-            <w:tcW w:type="dxa" w:w="1179"/>
+            <w:tcW w:type="dxa" w:w="879"/>
           </w:tcPr>
           <w:p>
             <w:r/>
@@ -7373,7 +7949,7 @@
         </w:tc>
         <w:tc>
           <w:tcPr>
-            <w:tcW w:type="dxa" w:w="1179"/>
+            <w:tcW w:type="dxa" w:w="879"/>
           </w:tcPr>
           <w:p>
             <w:r/>
@@ -7388,22 +7964,7 @@
         </w:tc>
         <w:tc>
           <w:tcPr>
-            <w:tcW w:type="dxa" w:w="1179"/>
-          </w:tcPr>
-          <w:p>
-            <w:r/>
-            <w:r>
-              <w:rPr>
-                <w:b w:val="0"/>
-                <w:sz w:val="19"/>
-              </w:rPr>
-              <w:t>✔</w:t>
-            </w:r>
-          </w:p>
-        </w:tc>
-        <w:tc>
-          <w:tcPr>
-            <w:tcW w:type="dxa" w:w="1179"/>
+            <w:tcW w:type="dxa" w:w="879"/>
           </w:tcPr>
           <w:p>
             <w:r/>
@@ -7419,22 +7980,22 @@
       <w:tr>
         <w:tc>
           <w:tcPr>
-            <w:tcW w:type="dxa" w:w="3628"/>
-          </w:tcPr>
-          <w:p>
-            <w:r/>
-            <w:r>
-              <w:rPr>
-                <w:b w:val="0"/>
-                <w:sz w:val="19"/>
-              </w:rPr>
-              <w:t>baremes.modifier</w:t>
-            </w:r>
-          </w:p>
-        </w:tc>
-        <w:tc>
-          <w:tcPr>
-            <w:tcW w:type="dxa" w:w="1179"/>
+            <w:tcW w:type="dxa" w:w="2721"/>
+          </w:tcPr>
+          <w:p>
+            <w:r/>
+            <w:r>
+              <w:rPr>
+                <w:b w:val="0"/>
+                <w:sz w:val="19"/>
+              </w:rPr>
+              <w:t>paiements.consulter</w:t>
+            </w:r>
+          </w:p>
+        </w:tc>
+        <w:tc>
+          <w:tcPr>
+            <w:tcW w:type="dxa" w:w="879"/>
           </w:tcPr>
           <w:p>
             <w:r/>
@@ -7449,49 +8010,82 @@
         </w:tc>
         <w:tc>
           <w:tcPr>
-            <w:tcW w:type="dxa" w:w="1179"/>
-          </w:tcPr>
-          <w:p>
-            <w:r/>
-            <w:r>
-              <w:rPr>
-                <w:b w:val="0"/>
-                <w:sz w:val="19"/>
-              </w:rPr>
-            </w:r>
-          </w:p>
-        </w:tc>
-        <w:tc>
-          <w:tcPr>
-            <w:tcW w:type="dxa" w:w="1179"/>
-          </w:tcPr>
-          <w:p>
-            <w:r/>
-            <w:r>
-              <w:rPr>
-                <w:b w:val="0"/>
-                <w:sz w:val="19"/>
-              </w:rPr>
-            </w:r>
-          </w:p>
-        </w:tc>
-        <w:tc>
-          <w:tcPr>
-            <w:tcW w:type="dxa" w:w="1179"/>
-          </w:tcPr>
-          <w:p>
-            <w:r/>
-            <w:r>
-              <w:rPr>
-                <w:b w:val="0"/>
-                <w:sz w:val="19"/>
-              </w:rPr>
-            </w:r>
-          </w:p>
-        </w:tc>
-        <w:tc>
-          <w:tcPr>
-            <w:tcW w:type="dxa" w:w="1179"/>
+            <w:tcW w:type="dxa" w:w="879"/>
+          </w:tcPr>
+          <w:p>
+            <w:r/>
+            <w:r>
+              <w:rPr>
+                <w:b w:val="0"/>
+                <w:sz w:val="19"/>
+              </w:rPr>
+              <w:t>✔</w:t>
+            </w:r>
+          </w:p>
+        </w:tc>
+        <w:tc>
+          <w:tcPr>
+            <w:tcW w:type="dxa" w:w="879"/>
+          </w:tcPr>
+          <w:p>
+            <w:r/>
+            <w:r>
+              <w:rPr>
+                <w:b w:val="0"/>
+                <w:sz w:val="19"/>
+              </w:rPr>
+              <w:t>✔</w:t>
+            </w:r>
+          </w:p>
+        </w:tc>
+        <w:tc>
+          <w:tcPr>
+            <w:tcW w:type="dxa" w:w="879"/>
+          </w:tcPr>
+          <w:p>
+            <w:r/>
+            <w:r>
+              <w:rPr>
+                <w:b w:val="0"/>
+                <w:sz w:val="19"/>
+              </w:rPr>
+              <w:t>✔</w:t>
+            </w:r>
+          </w:p>
+        </w:tc>
+        <w:tc>
+          <w:tcPr>
+            <w:tcW w:type="dxa" w:w="879"/>
+          </w:tcPr>
+          <w:p>
+            <w:r/>
+            <w:r>
+              <w:rPr>
+                <w:b w:val="0"/>
+                <w:sz w:val="19"/>
+              </w:rPr>
+              <w:t>✔</w:t>
+            </w:r>
+          </w:p>
+        </w:tc>
+        <w:tc>
+          <w:tcPr>
+            <w:tcW w:type="dxa" w:w="879"/>
+          </w:tcPr>
+          <w:p>
+            <w:r/>
+            <w:r>
+              <w:rPr>
+                <w:b w:val="0"/>
+                <w:sz w:val="19"/>
+              </w:rPr>
+              <w:t>✔</w:t>
+            </w:r>
+          </w:p>
+        </w:tc>
+        <w:tc>
+          <w:tcPr>
+            <w:tcW w:type="dxa" w:w="879"/>
           </w:tcPr>
           <w:p>
             <w:r/>
@@ -7507,22 +8101,50 @@
       <w:tr>
         <w:tc>
           <w:tcPr>
-            <w:tcW w:type="dxa" w:w="3628"/>
-          </w:tcPr>
-          <w:p>
-            <w:r/>
-            <w:r>
-              <w:rPr>
-                <w:b w:val="0"/>
-                <w:sz w:val="19"/>
-              </w:rPr>
-              <w:t>rapports.consulter</w:t>
-            </w:r>
-          </w:p>
-        </w:tc>
-        <w:tc>
-          <w:tcPr>
-            <w:tcW w:type="dxa" w:w="1179"/>
+            <w:tcW w:type="dxa" w:w="2721"/>
+          </w:tcPr>
+          <w:p>
+            <w:r/>
+            <w:r>
+              <w:rPr>
+                <w:b w:val="0"/>
+                <w:sz w:val="19"/>
+              </w:rPr>
+              <w:t>paiements.generer</w:t>
+            </w:r>
+          </w:p>
+        </w:tc>
+        <w:tc>
+          <w:tcPr>
+            <w:tcW w:type="dxa" w:w="879"/>
+          </w:tcPr>
+          <w:p>
+            <w:r/>
+            <w:r>
+              <w:rPr>
+                <w:b w:val="0"/>
+                <w:sz w:val="19"/>
+              </w:rPr>
+            </w:r>
+          </w:p>
+        </w:tc>
+        <w:tc>
+          <w:tcPr>
+            <w:tcW w:type="dxa" w:w="879"/>
+          </w:tcPr>
+          <w:p>
+            <w:r/>
+            <w:r>
+              <w:rPr>
+                <w:b w:val="0"/>
+                <w:sz w:val="19"/>
+              </w:rPr>
+            </w:r>
+          </w:p>
+        </w:tc>
+        <w:tc>
+          <w:tcPr>
+            <w:tcW w:type="dxa" w:w="879"/>
           </w:tcPr>
           <w:p>
             <w:r/>
@@ -7537,61 +8159,57 @@
         </w:tc>
         <w:tc>
           <w:tcPr>
-            <w:tcW w:type="dxa" w:w="1179"/>
-          </w:tcPr>
-          <w:p>
-            <w:r/>
-            <w:r>
-              <w:rPr>
-                <w:b w:val="0"/>
-                <w:sz w:val="19"/>
-              </w:rPr>
-              <w:t>✔</w:t>
-            </w:r>
-          </w:p>
-        </w:tc>
-        <w:tc>
-          <w:tcPr>
-            <w:tcW w:type="dxa" w:w="1179"/>
-          </w:tcPr>
-          <w:p>
-            <w:r/>
-            <w:r>
-              <w:rPr>
-                <w:b w:val="0"/>
-                <w:sz w:val="19"/>
-              </w:rPr>
-              <w:t>✔</w:t>
-            </w:r>
-          </w:p>
-        </w:tc>
-        <w:tc>
-          <w:tcPr>
-            <w:tcW w:type="dxa" w:w="1179"/>
-          </w:tcPr>
-          <w:p>
-            <w:r/>
-            <w:r>
-              <w:rPr>
-                <w:b w:val="0"/>
-                <w:sz w:val="19"/>
-              </w:rPr>
-              <w:t>✔</w:t>
-            </w:r>
-          </w:p>
-        </w:tc>
-        <w:tc>
-          <w:tcPr>
-            <w:tcW w:type="dxa" w:w="1179"/>
-          </w:tcPr>
-          <w:p>
-            <w:r/>
-            <w:r>
-              <w:rPr>
-                <w:b w:val="0"/>
-                <w:sz w:val="19"/>
-              </w:rPr>
-              <w:t>✔</w:t>
+            <w:tcW w:type="dxa" w:w="879"/>
+          </w:tcPr>
+          <w:p>
+            <w:r/>
+            <w:r>
+              <w:rPr>
+                <w:b w:val="0"/>
+                <w:sz w:val="19"/>
+              </w:rPr>
+            </w:r>
+          </w:p>
+        </w:tc>
+        <w:tc>
+          <w:tcPr>
+            <w:tcW w:type="dxa" w:w="879"/>
+          </w:tcPr>
+          <w:p>
+            <w:r/>
+            <w:r>
+              <w:rPr>
+                <w:b w:val="0"/>
+                <w:sz w:val="19"/>
+              </w:rPr>
+            </w:r>
+          </w:p>
+        </w:tc>
+        <w:tc>
+          <w:tcPr>
+            <w:tcW w:type="dxa" w:w="879"/>
+          </w:tcPr>
+          <w:p>
+            <w:r/>
+            <w:r>
+              <w:rPr>
+                <w:b w:val="0"/>
+                <w:sz w:val="19"/>
+              </w:rPr>
+            </w:r>
+          </w:p>
+        </w:tc>
+        <w:tc>
+          <w:tcPr>
+            <w:tcW w:type="dxa" w:w="879"/>
+          </w:tcPr>
+          <w:p>
+            <w:r/>
+            <w:r>
+              <w:rPr>
+                <w:b w:val="0"/>
+                <w:sz w:val="19"/>
+              </w:rPr>
             </w:r>
           </w:p>
         </w:tc>
@@ -7599,22 +8217,50 @@
       <w:tr>
         <w:tc>
           <w:tcPr>
-            <w:tcW w:type="dxa" w:w="3628"/>
-          </w:tcPr>
-          <w:p>
-            <w:r/>
-            <w:r>
-              <w:rPr>
-                <w:b w:val="0"/>
-                <w:sz w:val="19"/>
-              </w:rPr>
-              <w:t>audit.consulter</w:t>
-            </w:r>
-          </w:p>
-        </w:tc>
-        <w:tc>
-          <w:tcPr>
-            <w:tcW w:type="dxa" w:w="1179"/>
+            <w:tcW w:type="dxa" w:w="2721"/>
+          </w:tcPr>
+          <w:p>
+            <w:r/>
+            <w:r>
+              <w:rPr>
+                <w:b w:val="0"/>
+                <w:sz w:val="19"/>
+              </w:rPr>
+              <w:t>paiements.confirmer</w:t>
+            </w:r>
+          </w:p>
+        </w:tc>
+        <w:tc>
+          <w:tcPr>
+            <w:tcW w:type="dxa" w:w="879"/>
+          </w:tcPr>
+          <w:p>
+            <w:r/>
+            <w:r>
+              <w:rPr>
+                <w:b w:val="0"/>
+                <w:sz w:val="19"/>
+              </w:rPr>
+            </w:r>
+          </w:p>
+        </w:tc>
+        <w:tc>
+          <w:tcPr>
+            <w:tcW w:type="dxa" w:w="879"/>
+          </w:tcPr>
+          <w:p>
+            <w:r/>
+            <w:r>
+              <w:rPr>
+                <w:b w:val="0"/>
+                <w:sz w:val="19"/>
+              </w:rPr>
+            </w:r>
+          </w:p>
+        </w:tc>
+        <w:tc>
+          <w:tcPr>
+            <w:tcW w:type="dxa" w:w="879"/>
           </w:tcPr>
           <w:p>
             <w:r/>
@@ -7629,50 +8275,49 @@
         </w:tc>
         <w:tc>
           <w:tcPr>
-            <w:tcW w:type="dxa" w:w="1179"/>
-          </w:tcPr>
-          <w:p>
-            <w:r/>
-            <w:r>
-              <w:rPr>
-                <w:b w:val="0"/>
-                <w:sz w:val="19"/>
-              </w:rPr>
-            </w:r>
-          </w:p>
-        </w:tc>
-        <w:tc>
-          <w:tcPr>
-            <w:tcW w:type="dxa" w:w="1179"/>
-          </w:tcPr>
-          <w:p>
-            <w:r/>
-            <w:r>
-              <w:rPr>
-                <w:b w:val="0"/>
-                <w:sz w:val="19"/>
-              </w:rPr>
-            </w:r>
-          </w:p>
-        </w:tc>
-        <w:tc>
-          <w:tcPr>
-            <w:tcW w:type="dxa" w:w="1179"/>
-          </w:tcPr>
-          <w:p>
-            <w:r/>
-            <w:r>
-              <w:rPr>
-                <w:b w:val="0"/>
-                <w:sz w:val="19"/>
-              </w:rPr>
-              <w:t>✔</w:t>
-            </w:r>
-          </w:p>
-        </w:tc>
-        <w:tc>
-          <w:tcPr>
-            <w:tcW w:type="dxa" w:w="1179"/>
+            <w:tcW w:type="dxa" w:w="879"/>
+          </w:tcPr>
+          <w:p>
+            <w:r/>
+            <w:r>
+              <w:rPr>
+                <w:b w:val="0"/>
+                <w:sz w:val="19"/>
+              </w:rPr>
+            </w:r>
+          </w:p>
+        </w:tc>
+        <w:tc>
+          <w:tcPr>
+            <w:tcW w:type="dxa" w:w="879"/>
+          </w:tcPr>
+          <w:p>
+            <w:r/>
+            <w:r>
+              <w:rPr>
+                <w:b w:val="0"/>
+                <w:sz w:val="19"/>
+              </w:rPr>
+            </w:r>
+          </w:p>
+        </w:tc>
+        <w:tc>
+          <w:tcPr>
+            <w:tcW w:type="dxa" w:w="879"/>
+          </w:tcPr>
+          <w:p>
+            <w:r/>
+            <w:r>
+              <w:rPr>
+                <w:b w:val="0"/>
+                <w:sz w:val="19"/>
+              </w:rPr>
+            </w:r>
+          </w:p>
+        </w:tc>
+        <w:tc>
+          <w:tcPr>
+            <w:tcW w:type="dxa" w:w="879"/>
           </w:tcPr>
           <w:p>
             <w:r/>
@@ -7688,7 +8333,485 @@
       <w:tr>
         <w:tc>
           <w:tcPr>
-            <w:tcW w:type="dxa" w:w="3628"/>
+            <w:tcW w:type="dxa" w:w="2721"/>
+          </w:tcPr>
+          <w:p>
+            <w:r/>
+            <w:r>
+              <w:rPr>
+                <w:b w:val="0"/>
+                <w:sz w:val="19"/>
+              </w:rPr>
+              <w:t>baremes.consulter</w:t>
+            </w:r>
+          </w:p>
+        </w:tc>
+        <w:tc>
+          <w:tcPr>
+            <w:tcW w:type="dxa" w:w="879"/>
+          </w:tcPr>
+          <w:p>
+            <w:r/>
+            <w:r>
+              <w:rPr>
+                <w:b w:val="0"/>
+                <w:sz w:val="19"/>
+              </w:rPr>
+              <w:t>✔</w:t>
+            </w:r>
+          </w:p>
+        </w:tc>
+        <w:tc>
+          <w:tcPr>
+            <w:tcW w:type="dxa" w:w="879"/>
+          </w:tcPr>
+          <w:p>
+            <w:r/>
+            <w:r>
+              <w:rPr>
+                <w:b w:val="0"/>
+                <w:sz w:val="19"/>
+              </w:rPr>
+              <w:t>✔</w:t>
+            </w:r>
+          </w:p>
+        </w:tc>
+        <w:tc>
+          <w:tcPr>
+            <w:tcW w:type="dxa" w:w="879"/>
+          </w:tcPr>
+          <w:p>
+            <w:r/>
+            <w:r>
+              <w:rPr>
+                <w:b w:val="0"/>
+                <w:sz w:val="19"/>
+              </w:rPr>
+              <w:t>✔</w:t>
+            </w:r>
+          </w:p>
+        </w:tc>
+        <w:tc>
+          <w:tcPr>
+            <w:tcW w:type="dxa" w:w="879"/>
+          </w:tcPr>
+          <w:p>
+            <w:r/>
+            <w:r>
+              <w:rPr>
+                <w:b w:val="0"/>
+                <w:sz w:val="19"/>
+              </w:rPr>
+              <w:t>✔</w:t>
+            </w:r>
+          </w:p>
+        </w:tc>
+        <w:tc>
+          <w:tcPr>
+            <w:tcW w:type="dxa" w:w="879"/>
+          </w:tcPr>
+          <w:p>
+            <w:r/>
+            <w:r>
+              <w:rPr>
+                <w:b w:val="0"/>
+                <w:sz w:val="19"/>
+              </w:rPr>
+              <w:t>✔</w:t>
+            </w:r>
+          </w:p>
+        </w:tc>
+        <w:tc>
+          <w:tcPr>
+            <w:tcW w:type="dxa" w:w="879"/>
+          </w:tcPr>
+          <w:p>
+            <w:r/>
+            <w:r>
+              <w:rPr>
+                <w:b w:val="0"/>
+                <w:sz w:val="19"/>
+              </w:rPr>
+              <w:t>✔</w:t>
+            </w:r>
+          </w:p>
+        </w:tc>
+        <w:tc>
+          <w:tcPr>
+            <w:tcW w:type="dxa" w:w="879"/>
+          </w:tcPr>
+          <w:p>
+            <w:r/>
+            <w:r>
+              <w:rPr>
+                <w:b w:val="0"/>
+                <w:sz w:val="19"/>
+              </w:rPr>
+            </w:r>
+          </w:p>
+        </w:tc>
+      </w:tr>
+      <w:tr>
+        <w:tc>
+          <w:tcPr>
+            <w:tcW w:type="dxa" w:w="2721"/>
+          </w:tcPr>
+          <w:p>
+            <w:r/>
+            <w:r>
+              <w:rPr>
+                <w:b w:val="0"/>
+                <w:sz w:val="19"/>
+              </w:rPr>
+              <w:t>baremes.modifier</w:t>
+            </w:r>
+          </w:p>
+        </w:tc>
+        <w:tc>
+          <w:tcPr>
+            <w:tcW w:type="dxa" w:w="879"/>
+          </w:tcPr>
+          <w:p>
+            <w:r/>
+            <w:r>
+              <w:rPr>
+                <w:b w:val="0"/>
+                <w:sz w:val="19"/>
+              </w:rPr>
+              <w:t>✔</w:t>
+            </w:r>
+          </w:p>
+        </w:tc>
+        <w:tc>
+          <w:tcPr>
+            <w:tcW w:type="dxa" w:w="879"/>
+          </w:tcPr>
+          <w:p>
+            <w:r/>
+            <w:r>
+              <w:rPr>
+                <w:b w:val="0"/>
+                <w:sz w:val="19"/>
+              </w:rPr>
+            </w:r>
+          </w:p>
+        </w:tc>
+        <w:tc>
+          <w:tcPr>
+            <w:tcW w:type="dxa" w:w="879"/>
+          </w:tcPr>
+          <w:p>
+            <w:r/>
+            <w:r>
+              <w:rPr>
+                <w:b w:val="0"/>
+                <w:sz w:val="19"/>
+              </w:rPr>
+            </w:r>
+          </w:p>
+        </w:tc>
+        <w:tc>
+          <w:tcPr>
+            <w:tcW w:type="dxa" w:w="879"/>
+          </w:tcPr>
+          <w:p>
+            <w:r/>
+            <w:r>
+              <w:rPr>
+                <w:b w:val="0"/>
+                <w:sz w:val="19"/>
+              </w:rPr>
+            </w:r>
+          </w:p>
+        </w:tc>
+        <w:tc>
+          <w:tcPr>
+            <w:tcW w:type="dxa" w:w="879"/>
+          </w:tcPr>
+          <w:p>
+            <w:r/>
+            <w:r>
+              <w:rPr>
+                <w:b w:val="0"/>
+                <w:sz w:val="19"/>
+              </w:rPr>
+            </w:r>
+          </w:p>
+        </w:tc>
+        <w:tc>
+          <w:tcPr>
+            <w:tcW w:type="dxa" w:w="879"/>
+          </w:tcPr>
+          <w:p>
+            <w:r/>
+            <w:r>
+              <w:rPr>
+                <w:b w:val="0"/>
+                <w:sz w:val="19"/>
+              </w:rPr>
+            </w:r>
+          </w:p>
+        </w:tc>
+        <w:tc>
+          <w:tcPr>
+            <w:tcW w:type="dxa" w:w="879"/>
+          </w:tcPr>
+          <w:p>
+            <w:r/>
+            <w:r>
+              <w:rPr>
+                <w:b w:val="0"/>
+                <w:sz w:val="19"/>
+              </w:rPr>
+            </w:r>
+          </w:p>
+        </w:tc>
+      </w:tr>
+      <w:tr>
+        <w:tc>
+          <w:tcPr>
+            <w:tcW w:type="dxa" w:w="2721"/>
+          </w:tcPr>
+          <w:p>
+            <w:r/>
+            <w:r>
+              <w:rPr>
+                <w:b w:val="0"/>
+                <w:sz w:val="19"/>
+              </w:rPr>
+              <w:t>rapports.consulter</w:t>
+            </w:r>
+          </w:p>
+        </w:tc>
+        <w:tc>
+          <w:tcPr>
+            <w:tcW w:type="dxa" w:w="879"/>
+          </w:tcPr>
+          <w:p>
+            <w:r/>
+            <w:r>
+              <w:rPr>
+                <w:b w:val="0"/>
+                <w:sz w:val="19"/>
+              </w:rPr>
+              <w:t>✔</w:t>
+            </w:r>
+          </w:p>
+        </w:tc>
+        <w:tc>
+          <w:tcPr>
+            <w:tcW w:type="dxa" w:w="879"/>
+          </w:tcPr>
+          <w:p>
+            <w:r/>
+            <w:r>
+              <w:rPr>
+                <w:b w:val="0"/>
+                <w:sz w:val="19"/>
+              </w:rPr>
+              <w:t>✔</w:t>
+            </w:r>
+          </w:p>
+        </w:tc>
+        <w:tc>
+          <w:tcPr>
+            <w:tcW w:type="dxa" w:w="879"/>
+          </w:tcPr>
+          <w:p>
+            <w:r/>
+            <w:r>
+              <w:rPr>
+                <w:b w:val="0"/>
+                <w:sz w:val="19"/>
+              </w:rPr>
+              <w:t>✔</w:t>
+            </w:r>
+          </w:p>
+        </w:tc>
+        <w:tc>
+          <w:tcPr>
+            <w:tcW w:type="dxa" w:w="879"/>
+          </w:tcPr>
+          <w:p>
+            <w:r/>
+            <w:r>
+              <w:rPr>
+                <w:b w:val="0"/>
+                <w:sz w:val="19"/>
+              </w:rPr>
+              <w:t>✔</w:t>
+            </w:r>
+          </w:p>
+        </w:tc>
+        <w:tc>
+          <w:tcPr>
+            <w:tcW w:type="dxa" w:w="879"/>
+          </w:tcPr>
+          <w:p>
+            <w:r/>
+            <w:r>
+              <w:rPr>
+                <w:b w:val="0"/>
+                <w:sz w:val="19"/>
+              </w:rPr>
+              <w:t>✔</w:t>
+            </w:r>
+          </w:p>
+        </w:tc>
+        <w:tc>
+          <w:tcPr>
+            <w:tcW w:type="dxa" w:w="879"/>
+          </w:tcPr>
+          <w:p>
+            <w:r/>
+            <w:r>
+              <w:rPr>
+                <w:b w:val="0"/>
+                <w:sz w:val="19"/>
+              </w:rPr>
+              <w:t>✔</w:t>
+            </w:r>
+          </w:p>
+        </w:tc>
+        <w:tc>
+          <w:tcPr>
+            <w:tcW w:type="dxa" w:w="879"/>
+          </w:tcPr>
+          <w:p>
+            <w:r/>
+            <w:r>
+              <w:rPr>
+                <w:b w:val="0"/>
+                <w:sz w:val="19"/>
+              </w:rPr>
+              <w:t>✔</w:t>
+            </w:r>
+          </w:p>
+        </w:tc>
+      </w:tr>
+      <w:tr>
+        <w:tc>
+          <w:tcPr>
+            <w:tcW w:type="dxa" w:w="2721"/>
+          </w:tcPr>
+          <w:p>
+            <w:r/>
+            <w:r>
+              <w:rPr>
+                <w:b w:val="0"/>
+                <w:sz w:val="19"/>
+              </w:rPr>
+              <w:t>audit.consulter</w:t>
+            </w:r>
+          </w:p>
+        </w:tc>
+        <w:tc>
+          <w:tcPr>
+            <w:tcW w:type="dxa" w:w="879"/>
+          </w:tcPr>
+          <w:p>
+            <w:r/>
+            <w:r>
+              <w:rPr>
+                <w:b w:val="0"/>
+                <w:sz w:val="19"/>
+              </w:rPr>
+              <w:t>✔</w:t>
+            </w:r>
+          </w:p>
+        </w:tc>
+        <w:tc>
+          <w:tcPr>
+            <w:tcW w:type="dxa" w:w="879"/>
+          </w:tcPr>
+          <w:p>
+            <w:r/>
+            <w:r>
+              <w:rPr>
+                <w:b w:val="0"/>
+                <w:sz w:val="19"/>
+              </w:rPr>
+            </w:r>
+          </w:p>
+        </w:tc>
+        <w:tc>
+          <w:tcPr>
+            <w:tcW w:type="dxa" w:w="879"/>
+          </w:tcPr>
+          <w:p>
+            <w:r/>
+            <w:r>
+              <w:rPr>
+                <w:b w:val="0"/>
+                <w:sz w:val="19"/>
+              </w:rPr>
+            </w:r>
+          </w:p>
+        </w:tc>
+        <w:tc>
+          <w:tcPr>
+            <w:tcW w:type="dxa" w:w="879"/>
+          </w:tcPr>
+          <w:p>
+            <w:r/>
+            <w:r>
+              <w:rPr>
+                <w:b w:val="0"/>
+                <w:sz w:val="19"/>
+              </w:rPr>
+              <w:t>✔</w:t>
+            </w:r>
+          </w:p>
+        </w:tc>
+        <w:tc>
+          <w:tcPr>
+            <w:tcW w:type="dxa" w:w="879"/>
+          </w:tcPr>
+          <w:p>
+            <w:r/>
+            <w:r>
+              <w:rPr>
+                <w:b w:val="0"/>
+                <w:sz w:val="19"/>
+              </w:rPr>
+              <w:t>✔</w:t>
+            </w:r>
+          </w:p>
+        </w:tc>
+        <w:tc>
+          <w:tcPr>
+            <w:tcW w:type="dxa" w:w="879"/>
+          </w:tcPr>
+          <w:p>
+            <w:r/>
+            <w:r>
+              <w:rPr>
+                <w:b w:val="0"/>
+                <w:sz w:val="19"/>
+              </w:rPr>
+              <w:t>✔</w:t>
+            </w:r>
+          </w:p>
+        </w:tc>
+        <w:tc>
+          <w:tcPr>
+            <w:tcW w:type="dxa" w:w="879"/>
+          </w:tcPr>
+          <w:p>
+            <w:r/>
+            <w:r>
+              <w:rPr>
+                <w:b w:val="0"/>
+                <w:sz w:val="19"/>
+              </w:rPr>
+            </w:r>
+          </w:p>
+        </w:tc>
+      </w:tr>
+      <w:tr>
+        <w:tc>
+          <w:tcPr>
+            <w:tcW w:type="dxa" w:w="2721"/>
           </w:tcPr>
           <w:p>
             <w:r/>
@@ -7703,7 +8826,7 @@
         </w:tc>
         <w:tc>
           <w:tcPr>
-            <w:tcW w:type="dxa" w:w="1179"/>
+            <w:tcW w:type="dxa" w:w="879"/>
           </w:tcPr>
           <w:p>
             <w:r/>
@@ -7718,49 +8841,77 @@
         </w:tc>
         <w:tc>
           <w:tcPr>
-            <w:tcW w:type="dxa" w:w="1179"/>
-          </w:tcPr>
-          <w:p>
-            <w:r/>
-            <w:r>
-              <w:rPr>
-                <w:b w:val="0"/>
-                <w:sz w:val="19"/>
-              </w:rPr>
-            </w:r>
-          </w:p>
-        </w:tc>
-        <w:tc>
-          <w:tcPr>
-            <w:tcW w:type="dxa" w:w="1179"/>
-          </w:tcPr>
-          <w:p>
-            <w:r/>
-            <w:r>
-              <w:rPr>
-                <w:b w:val="0"/>
-                <w:sz w:val="19"/>
-              </w:rPr>
-            </w:r>
-          </w:p>
-        </w:tc>
-        <w:tc>
-          <w:tcPr>
-            <w:tcW w:type="dxa" w:w="1179"/>
-          </w:tcPr>
-          <w:p>
-            <w:r/>
-            <w:r>
-              <w:rPr>
-                <w:b w:val="0"/>
-                <w:sz w:val="19"/>
-              </w:rPr>
-            </w:r>
-          </w:p>
-        </w:tc>
-        <w:tc>
-          <w:tcPr>
-            <w:tcW w:type="dxa" w:w="1179"/>
+            <w:tcW w:type="dxa" w:w="879"/>
+          </w:tcPr>
+          <w:p>
+            <w:r/>
+            <w:r>
+              <w:rPr>
+                <w:b w:val="0"/>
+                <w:sz w:val="19"/>
+              </w:rPr>
+            </w:r>
+          </w:p>
+        </w:tc>
+        <w:tc>
+          <w:tcPr>
+            <w:tcW w:type="dxa" w:w="879"/>
+          </w:tcPr>
+          <w:p>
+            <w:r/>
+            <w:r>
+              <w:rPr>
+                <w:b w:val="0"/>
+                <w:sz w:val="19"/>
+              </w:rPr>
+            </w:r>
+          </w:p>
+        </w:tc>
+        <w:tc>
+          <w:tcPr>
+            <w:tcW w:type="dxa" w:w="879"/>
+          </w:tcPr>
+          <w:p>
+            <w:r/>
+            <w:r>
+              <w:rPr>
+                <w:b w:val="0"/>
+                <w:sz w:val="19"/>
+              </w:rPr>
+            </w:r>
+          </w:p>
+        </w:tc>
+        <w:tc>
+          <w:tcPr>
+            <w:tcW w:type="dxa" w:w="879"/>
+          </w:tcPr>
+          <w:p>
+            <w:r/>
+            <w:r>
+              <w:rPr>
+                <w:b w:val="0"/>
+                <w:sz w:val="19"/>
+              </w:rPr>
+            </w:r>
+          </w:p>
+        </w:tc>
+        <w:tc>
+          <w:tcPr>
+            <w:tcW w:type="dxa" w:w="879"/>
+          </w:tcPr>
+          <w:p>
+            <w:r/>
+            <w:r>
+              <w:rPr>
+                <w:b w:val="0"/>
+                <w:sz w:val="19"/>
+              </w:rPr>
+            </w:r>
+          </w:p>
+        </w:tc>
+        <w:tc>
+          <w:tcPr>
+            <w:tcW w:type="dxa" w:w="879"/>
           </w:tcPr>
           <w:p>
             <w:r/>
@@ -8772,7 +9923,7 @@
                 <w:b w:val="0"/>
                 <w:sz w:val="19"/>
               </w:rPr>
-              <w:t>/api/ordres | /ordres/:id</w:t>
+              <w:t>/api/missions</w:t>
             </w:r>
           </w:p>
         </w:tc>
@@ -8787,7 +9938,7 @@
                 <w:b w:val="0"/>
                 <w:sz w:val="19"/>
               </w:rPr>
-              <w:t>Liste filtrée / détail d'un OM</w:t>
+              <w:t>Liste des missions avec l'avancement de leur état (om.consulter)</w:t>
             </w:r>
           </w:p>
         </w:tc>
@@ -8804,7 +9955,7 @@
                 <w:b w:val="0"/>
                 <w:sz w:val="19"/>
               </w:rPr>
-              <w:t>POST</w:t>
+              <w:t>GET</w:t>
             </w:r>
           </w:p>
         </w:tc>
@@ -8819,7 +9970,7 @@
                 <w:b w:val="0"/>
                 <w:sz w:val="19"/>
               </w:rPr>
-              <w:t>/api/ordres/:id/valider</w:t>
+              <w:t>/api/ordres | /ordres/:id</w:t>
             </w:r>
           </w:p>
         </w:tc>
@@ -8834,7 +9985,7 @@
                 <w:b w:val="0"/>
                 <w:sz w:val="19"/>
               </w:rPr>
-              <w:t>IMPORTE → VALIDE (om.valider)</w:t>
+              <w:t>Liste filtrée / détail d'un OM</w:t>
             </w:r>
           </w:p>
         </w:tc>
@@ -8851,7 +10002,7 @@
                 <w:b w:val="0"/>
                 <w:sz w:val="19"/>
               </w:rPr>
-              <w:t>POST</w:t>
+              <w:t>GET</w:t>
             </w:r>
           </w:p>
         </w:tc>
@@ -8866,7 +10017,7 @@
                 <w:b w:val="0"/>
                 <w:sz w:val="19"/>
               </w:rPr>
-              <w:t>/api/ordres/:id/rejeter</w:t>
+              <w:t>/api/ordres/:id/pdf | /pdf/download | /pdf/brouillon</w:t>
             </w:r>
           </w:p>
         </w:tc>
@@ -8881,54 +10032,7 @@
                 <w:b w:val="0"/>
                 <w:sz w:val="19"/>
               </w:rPr>
-              <w:t>IMPORTE → REJETE, motif ≥ 10 car. (om.valider)</w:t>
-            </w:r>
-          </w:p>
-        </w:tc>
-      </w:tr>
-      <w:tr>
-        <w:tc>
-          <w:tcPr>
-            <w:tcW w:type="dxa" w:w="1134"/>
-          </w:tcPr>
-          <w:p>
-            <w:r/>
-            <w:r>
-              <w:rPr>
-                <w:b w:val="0"/>
-                <w:sz w:val="19"/>
-              </w:rPr>
-              <w:t>GET</w:t>
-            </w:r>
-          </w:p>
-        </w:tc>
-        <w:tc>
-          <w:tcPr>
-            <w:tcW w:type="dxa" w:w="4309"/>
-          </w:tcPr>
-          <w:p>
-            <w:r/>
-            <w:r>
-              <w:rPr>
-                <w:b w:val="0"/>
-                <w:sz w:val="19"/>
-              </w:rPr>
-              <w:t>/api/ordres/:id/pdf | /pdf/download</w:t>
-            </w:r>
-          </w:p>
-        </w:tc>
-        <w:tc>
-          <w:tcPr>
-            <w:tcW w:type="dxa" w:w="4082"/>
-          </w:tcPr>
-          <w:p>
-            <w:r/>
-            <w:r>
-              <w:rPr>
-                <w:b w:val="0"/>
-                <w:sz w:val="19"/>
-              </w:rPr>
-              <w:t>Génère / télécharge le PDF officiel</w:t>
+              <w:t>PDF officiel / brouillon de l'OM</w:t>
             </w:r>
           </w:p>
         </w:tc>
@@ -8982,6 +10086,514 @@
       </w:tr>
     </w:tbl>
     <w:p/>
+    <w:p>
+      <w:pPr>
+        <w:pStyle w:val="Heading3"/>
+      </w:pPr>
+      <w:r>
+        <w:t>7.3.1 État de paiement (circuit de validation)</w:t>
+      </w:r>
+    </w:p>
+    <w:tbl>
+      <w:tblPr>
+        <w:tblStyle w:val="TableGrid"/>
+        <w:tblW w:type="auto" w:w="0"/>
+        <w:jc w:val="center"/>
+        <w:tblLook w:firstColumn="1" w:firstRow="1" w:lastColumn="0" w:lastRow="0" w:noHBand="0" w:noVBand="1" w:val="04A0"/>
+      </w:tblPr>
+      <w:tblGrid>
+        <w:gridCol w:w="2880"/>
+        <w:gridCol w:w="2880"/>
+        <w:gridCol w:w="2880"/>
+      </w:tblGrid>
+      <w:tr>
+        <w:tc>
+          <w:tcPr>
+            <w:tcW w:type="dxa" w:w="1134"/>
+            <w:shd w:val="clear" w:fill="1D9E4F"/>
+          </w:tcPr>
+          <w:p>
+            <w:r/>
+            <w:r>
+              <w:rPr>
+                <w:b/>
+                <w:color w:val="FFFFFF"/>
+                <w:sz w:val="20"/>
+              </w:rPr>
+              <w:t>Méthode</w:t>
+            </w:r>
+          </w:p>
+        </w:tc>
+        <w:tc>
+          <w:tcPr>
+            <w:tcW w:type="dxa" w:w="4422"/>
+            <w:shd w:val="clear" w:fill="1D9E4F"/>
+          </w:tcPr>
+          <w:p>
+            <w:r/>
+            <w:r>
+              <w:rPr>
+                <w:b/>
+                <w:color w:val="FFFFFF"/>
+                <w:sz w:val="20"/>
+              </w:rPr>
+              <w:t>URL</w:t>
+            </w:r>
+          </w:p>
+        </w:tc>
+        <w:tc>
+          <w:tcPr>
+            <w:tcW w:type="dxa" w:w="3969"/>
+            <w:shd w:val="clear" w:fill="1D9E4F"/>
+          </w:tcPr>
+          <w:p>
+            <w:r/>
+            <w:r>
+              <w:rPr>
+                <w:b/>
+                <w:color w:val="FFFFFF"/>
+                <w:sz w:val="20"/>
+              </w:rPr>
+              <w:t>Description</w:t>
+            </w:r>
+          </w:p>
+        </w:tc>
+      </w:tr>
+      <w:tr>
+        <w:tc>
+          <w:tcPr>
+            <w:tcW w:type="dxa" w:w="1134"/>
+          </w:tcPr>
+          <w:p>
+            <w:r/>
+            <w:r>
+              <w:rPr>
+                <w:b w:val="0"/>
+                <w:sz w:val="19"/>
+              </w:rPr>
+              <w:t>GET</w:t>
+            </w:r>
+          </w:p>
+        </w:tc>
+        <w:tc>
+          <w:tcPr>
+            <w:tcW w:type="dxa" w:w="4422"/>
+          </w:tcPr>
+          <w:p>
+            <w:r/>
+            <w:r>
+              <w:rPr>
+                <w:b w:val="0"/>
+                <w:sz w:val="19"/>
+              </w:rPr>
+              <w:t>/api/etats</w:t>
+            </w:r>
+          </w:p>
+        </w:tc>
+        <w:tc>
+          <w:tcPr>
+            <w:tcW w:type="dxa" w:w="3969"/>
+          </w:tcPr>
+          <w:p>
+            <w:r/>
+            <w:r>
+              <w:rPr>
+                <w:b w:val="0"/>
+                <w:sz w:val="19"/>
+              </w:rPr>
+              <w:t>File de travail : états filtrables par statut (om.consulter)</w:t>
+            </w:r>
+          </w:p>
+        </w:tc>
+      </w:tr>
+      <w:tr>
+        <w:tc>
+          <w:tcPr>
+            <w:tcW w:type="dxa" w:w="1134"/>
+          </w:tcPr>
+          <w:p>
+            <w:r/>
+            <w:r>
+              <w:rPr>
+                <w:b w:val="0"/>
+                <w:sz w:val="19"/>
+              </w:rPr>
+              <w:t>GET</w:t>
+            </w:r>
+          </w:p>
+        </w:tc>
+        <w:tc>
+          <w:tcPr>
+            <w:tcW w:type="dxa" w:w="4422"/>
+          </w:tcPr>
+          <w:p>
+            <w:r/>
+            <w:r>
+              <w:rPr>
+                <w:b w:val="0"/>
+                <w:sz w:val="19"/>
+              </w:rPr>
+              <w:t>/api/missions/:id/etat</w:t>
+            </w:r>
+          </w:p>
+        </w:tc>
+        <w:tc>
+          <w:tcPr>
+            <w:tcW w:type="dxa" w:w="3969"/>
+          </w:tcPr>
+          <w:p>
+            <w:r/>
+            <w:r>
+              <w:rPr>
+                <w:b w:val="0"/>
+                <w:sz w:val="19"/>
+              </w:rPr>
+              <w:t>État de la mission (null si pas de récapitulatif)</w:t>
+            </w:r>
+          </w:p>
+        </w:tc>
+      </w:tr>
+      <w:tr>
+        <w:tc>
+          <w:tcPr>
+            <w:tcW w:type="dxa" w:w="1134"/>
+          </w:tcPr>
+          <w:p>
+            <w:r/>
+            <w:r>
+              <w:rPr>
+                <w:b w:val="0"/>
+                <w:sz w:val="19"/>
+              </w:rPr>
+              <w:t>POST</w:t>
+            </w:r>
+          </w:p>
+        </w:tc>
+        <w:tc>
+          <w:tcPr>
+            <w:tcW w:type="dxa" w:w="4422"/>
+          </w:tcPr>
+          <w:p>
+            <w:r/>
+            <w:r>
+              <w:rPr>
+                <w:b w:val="0"/>
+                <w:sz w:val="19"/>
+              </w:rPr>
+              <w:t>/api/missions/:id/etat/recapituler</w:t>
+            </w:r>
+          </w:p>
+        </w:tc>
+        <w:tc>
+          <w:tcPr>
+            <w:tcW w:type="dxa" w:w="3969"/>
+          </w:tcPr>
+          <w:p>
+            <w:r/>
+            <w:r>
+              <w:rPr>
+                <w:b w:val="0"/>
+                <w:sz w:val="19"/>
+              </w:rPr>
+              <w:t>Crée / rafraîchit l'état en BROUILLON (om.retranscrire)</w:t>
+            </w:r>
+          </w:p>
+        </w:tc>
+      </w:tr>
+      <w:tr>
+        <w:tc>
+          <w:tcPr>
+            <w:tcW w:type="dxa" w:w="1134"/>
+          </w:tcPr>
+          <w:p>
+            <w:r/>
+            <w:r>
+              <w:rPr>
+                <w:b w:val="0"/>
+                <w:sz w:val="19"/>
+              </w:rPr>
+              <w:t>GET</w:t>
+            </w:r>
+          </w:p>
+        </w:tc>
+        <w:tc>
+          <w:tcPr>
+            <w:tcW w:type="dxa" w:w="4422"/>
+          </w:tcPr>
+          <w:p>
+            <w:r/>
+            <w:r>
+              <w:rPr>
+                <w:b w:val="0"/>
+                <w:sz w:val="19"/>
+              </w:rPr>
+              <w:t>/api/missions/:id/etat/brouillon | /telecharger</w:t>
+            </w:r>
+          </w:p>
+        </w:tc>
+        <w:tc>
+          <w:tcPr>
+            <w:tcW w:type="dxa" w:w="3969"/>
+          </w:tcPr>
+          <w:p>
+            <w:r/>
+            <w:r>
+              <w:rPr>
+                <w:b w:val="0"/>
+                <w:sz w:val="19"/>
+              </w:rPr>
+              <w:t>PDF brouillon (filigrané) / définitif</w:t>
+            </w:r>
+          </w:p>
+        </w:tc>
+      </w:tr>
+      <w:tr>
+        <w:tc>
+          <w:tcPr>
+            <w:tcW w:type="dxa" w:w="1134"/>
+          </w:tcPr>
+          <w:p>
+            <w:r/>
+            <w:r>
+              <w:rPr>
+                <w:b w:val="0"/>
+                <w:sz w:val="19"/>
+              </w:rPr>
+              <w:t>PUT</w:t>
+            </w:r>
+          </w:p>
+        </w:tc>
+        <w:tc>
+          <w:tcPr>
+            <w:tcW w:type="dxa" w:w="4422"/>
+          </w:tcPr>
+          <w:p>
+            <w:r/>
+            <w:r>
+              <w:rPr>
+                <w:b w:val="0"/>
+                <w:sz w:val="19"/>
+              </w:rPr>
+              <w:t>/api/etats/:id/numero</w:t>
+            </w:r>
+          </w:p>
+        </w:tc>
+        <w:tc>
+          <w:tcPr>
+            <w:tcW w:type="dxa" w:w="3969"/>
+          </w:tcPr>
+          <w:p>
+            <w:r/>
+            <w:r>
+              <w:rPr>
+                <w:b w:val="0"/>
+                <w:sz w:val="19"/>
+              </w:rPr>
+              <w:t>Numérotation manuelle (om.numeroter)</w:t>
+            </w:r>
+          </w:p>
+        </w:tc>
+      </w:tr>
+      <w:tr>
+        <w:tc>
+          <w:tcPr>
+            <w:tcW w:type="dxa" w:w="1134"/>
+          </w:tcPr>
+          <w:p>
+            <w:r/>
+            <w:r>
+              <w:rPr>
+                <w:b w:val="0"/>
+                <w:sz w:val="19"/>
+              </w:rPr>
+              <w:t>POST</w:t>
+            </w:r>
+          </w:p>
+        </w:tc>
+        <w:tc>
+          <w:tcPr>
+            <w:tcW w:type="dxa" w:w="4422"/>
+          </w:tcPr>
+          <w:p>
+            <w:r/>
+            <w:r>
+              <w:rPr>
+                <w:b w:val="0"/>
+                <w:sz w:val="19"/>
+              </w:rPr>
+              <w:t>/api/etats/:id/controler</w:t>
+            </w:r>
+          </w:p>
+        </w:tc>
+        <w:tc>
+          <w:tcPr>
+            <w:tcW w:type="dxa" w:w="3969"/>
+          </w:tcPr>
+          <w:p>
+            <w:r/>
+            <w:r>
+              <w:rPr>
+                <w:b w:val="0"/>
+                <w:sz w:val="19"/>
+              </w:rPr>
+              <w:t>BROUILLON → CONTROLE (om.valider)</w:t>
+            </w:r>
+          </w:p>
+        </w:tc>
+      </w:tr>
+      <w:tr>
+        <w:tc>
+          <w:tcPr>
+            <w:tcW w:type="dxa" w:w="1134"/>
+          </w:tcPr>
+          <w:p>
+            <w:r/>
+            <w:r>
+              <w:rPr>
+                <w:b w:val="0"/>
+                <w:sz w:val="19"/>
+              </w:rPr>
+              <w:t>POST</w:t>
+            </w:r>
+          </w:p>
+        </w:tc>
+        <w:tc>
+          <w:tcPr>
+            <w:tcW w:type="dxa" w:w="4422"/>
+          </w:tcPr>
+          <w:p>
+            <w:r/>
+            <w:r>
+              <w:rPr>
+                <w:b w:val="0"/>
+                <w:sz w:val="19"/>
+              </w:rPr>
+              <w:t>/api/etats/:id/viser</w:t>
+            </w:r>
+          </w:p>
+        </w:tc>
+        <w:tc>
+          <w:tcPr>
+            <w:tcW w:type="dxa" w:w="3969"/>
+          </w:tcPr>
+          <w:p>
+            <w:r/>
+            <w:r>
+              <w:rPr>
+                <w:b w:val="0"/>
+                <w:sz w:val="19"/>
+              </w:rPr>
+              <w:t>CONTROLE → VISA_DAF (om.viser)</w:t>
+            </w:r>
+          </w:p>
+        </w:tc>
+      </w:tr>
+      <w:tr>
+        <w:tc>
+          <w:tcPr>
+            <w:tcW w:type="dxa" w:w="1134"/>
+          </w:tcPr>
+          <w:p>
+            <w:r/>
+            <w:r>
+              <w:rPr>
+                <w:b w:val="0"/>
+                <w:sz w:val="19"/>
+              </w:rPr>
+              <w:t>POST</w:t>
+            </w:r>
+          </w:p>
+        </w:tc>
+        <w:tc>
+          <w:tcPr>
+            <w:tcW w:type="dxa" w:w="4422"/>
+          </w:tcPr>
+          <w:p>
+            <w:r/>
+            <w:r>
+              <w:rPr>
+                <w:b w:val="0"/>
+                <w:sz w:val="19"/>
+              </w:rPr>
+              <w:t>/api/etats/:id/approuver</w:t>
+            </w:r>
+          </w:p>
+        </w:tc>
+        <w:tc>
+          <w:tcPr>
+            <w:tcW w:type="dxa" w:w="3969"/>
+          </w:tcPr>
+          <w:p>
+            <w:r/>
+            <w:r>
+              <w:rPr>
+                <w:b w:val="0"/>
+                <w:sz w:val="19"/>
+              </w:rPr>
+              <w:t>VISA_DAF → VALIDE ; OM payables (om.approuver)</w:t>
+            </w:r>
+          </w:p>
+        </w:tc>
+      </w:tr>
+      <w:tr>
+        <w:tc>
+          <w:tcPr>
+            <w:tcW w:type="dxa" w:w="1134"/>
+          </w:tcPr>
+          <w:p>
+            <w:r/>
+            <w:r>
+              <w:rPr>
+                <w:b w:val="0"/>
+                <w:sz w:val="19"/>
+              </w:rPr>
+              <w:t>POST</w:t>
+            </w:r>
+          </w:p>
+        </w:tc>
+        <w:tc>
+          <w:tcPr>
+            <w:tcW w:type="dxa" w:w="4422"/>
+          </w:tcPr>
+          <w:p>
+            <w:r/>
+            <w:r>
+              <w:rPr>
+                <w:b w:val="0"/>
+                <w:sz w:val="19"/>
+              </w:rPr>
+              <w:t>/api/etats/:id/rejeter</w:t>
+            </w:r>
+          </w:p>
+        </w:tc>
+        <w:tc>
+          <w:tcPr>
+            <w:tcW w:type="dxa" w:w="3969"/>
+          </w:tcPr>
+          <w:p>
+            <w:r/>
+            <w:r>
+              <w:rPr>
+                <w:b w:val="0"/>
+                <w:sz w:val="19"/>
+              </w:rPr>
+              <w:t>→ REJETE, motif ≥ 10 car. (om.rejeter)</w:t>
+            </w:r>
+          </w:p>
+        </w:tc>
+      </w:tr>
+    </w:tbl>
+    <w:p/>
+    <w:p>
+      <w:r>
+        <w:rPr>
+          <w:b w:val="0"/>
+          <w:i/>
+          <w:color w:val="4B5563"/>
+        </w:rPr>
+        <w:t>Signatures des titulaires (SUPER_ADMIN, parametres.gerer) : GET/POST/DELETE /api/admin/signatures/:poste (controleur | daf | dg) et identités dans /api/admin/settings.</w:t>
+      </w:r>
+    </w:p>
     <w:p>
       <w:pPr>
         <w:pStyle w:val="Heading2"/>
@@ -12305,7 +13917,103 @@
                 <w:b w:val="0"/>
                 <w:sz w:val="19"/>
               </w:rPr>
-              <w:t>Tranches du per diem : 33,33 % puis 66,67 %.</w:t>
+              <w:t>Tranches du per diem : 70 % puis 30 %.</w:t>
+            </w:r>
+          </w:p>
+        </w:tc>
+      </w:tr>
+      <w:tr>
+        <w:tc>
+          <w:tcPr>
+            <w:tcW w:type="dxa" w:w="2381"/>
+          </w:tcPr>
+          <w:p>
+            <w:r/>
+            <w:r>
+              <w:rPr>
+                <w:b w:val="0"/>
+                <w:sz w:val="19"/>
+              </w:rPr>
+              <w:t>État de paiement</w:t>
+            </w:r>
+          </w:p>
+        </w:tc>
+        <w:tc>
+          <w:tcPr>
+            <w:tcW w:type="dxa" w:w="7143"/>
+          </w:tcPr>
+          <w:p>
+            <w:r/>
+            <w:r>
+              <w:rPr>
+                <w:b w:val="0"/>
+                <w:sz w:val="19"/>
+              </w:rPr>
+              <w:t>Document récapitulatif d'une mission (1 par mission) portant le circuit et les signatures.</w:t>
+            </w:r>
+          </w:p>
+        </w:tc>
+      </w:tr>
+      <w:tr>
+        <w:tc>
+          <w:tcPr>
+            <w:tcW w:type="dxa" w:w="2381"/>
+          </w:tcPr>
+          <w:p>
+            <w:r/>
+            <w:r>
+              <w:rPr>
+                <w:b w:val="0"/>
+                <w:sz w:val="19"/>
+              </w:rPr>
+              <w:t>DAF</w:t>
+            </w:r>
+          </w:p>
+        </w:tc>
+        <w:tc>
+          <w:tcPr>
+            <w:tcW w:type="dxa" w:w="7143"/>
+          </w:tcPr>
+          <w:p>
+            <w:r/>
+            <w:r>
+              <w:rPr>
+                <w:b w:val="0"/>
+                <w:sz w:val="19"/>
+              </w:rPr>
+              <w:t>Directeur de l'Administration et des Finances : 2e signature (visa « Vu »).</w:t>
+            </w:r>
+          </w:p>
+        </w:tc>
+      </w:tr>
+      <w:tr>
+        <w:tc>
+          <w:tcPr>
+            <w:tcW w:type="dxa" w:w="2381"/>
+          </w:tcPr>
+          <w:p>
+            <w:r/>
+            <w:r>
+              <w:rPr>
+                <w:b w:val="0"/>
+                <w:sz w:val="19"/>
+              </w:rPr>
+              <w:t>DG</w:t>
+            </w:r>
+          </w:p>
+        </w:tc>
+        <w:tc>
+          <w:tcPr>
+            <w:tcW w:type="dxa" w:w="7143"/>
+          </w:tcPr>
+          <w:p>
+            <w:r/>
+            <w:r>
+              <w:rPr>
+                <w:b w:val="0"/>
+                <w:sz w:val="19"/>
+              </w:rPr>
+              <w:t>Directeur Général : 3e et dernière signature ; sa validation ouvre le paiement.</w:t>
             </w:r>
           </w:p>
         </w:tc>

--- a/docs/ANaTT_Documentation_Technique_Fonctionnelle.docx
+++ b/docs/ANaTT_Documentation_Technique_Fonctionnelle.docx
@@ -156,7 +156,7 @@
           <w:b/>
           <w:color w:val="B8891A"/>
         </w:rPr>
-        <w:t>Version 1.1.0  •  Juillet 2026</w:t>
+        <w:t>Version 1.2.0  •  Août 2026</w:t>
       </w:r>
     </w:p>
     <w:p>
@@ -2977,7 +2977,7 @@
                 <w:b w:val="0"/>
                 <w:sz w:val="19"/>
               </w:rPr>
-              <w:t>avance = round(total × 0,70) = 70 % ; reliquat = total − avance = 30 %.</w:t>
+              <w:t>avance = round(total × partAvance/100), 70 % par défaut (part paramétrable) ; reliquat = total − avance.</w:t>
             </w:r>
           </w:p>
         </w:tc>
@@ -3024,7 +3024,7 @@
                 <w:b w:val="0"/>
                 <w:sz w:val="19"/>
               </w:rPr>
-              <w:t>IMPORTE (retranscrit) → VALIDE (état de la mission validé par le DG) → SOLDE. REJETE / ANNULE possibles.</w:t>
+              <w:t>IMPORTE (retranscrit) → VALIDE (état des avances validé par le DG) → SOLDE. VERIFIE / VISA_DAF (circuit par OM en option), REJETE / ANNULE possibles.</w:t>
             </w:r>
           </w:p>
         </w:tc>
@@ -3812,7 +3812,7 @@
           <w:b w:val="0"/>
           <w:i w:val="0"/>
         </w:rPr>
-        <w:t>Objet central du circuit de validation. Un état par mission ; c'est lui qui est contrôlé, visé par le DAF, puis validé par le Directeur Général.</w:t>
+        <w:t>Objet central du circuit de validation. DEUX états par mission — l'état des AVANCES puis l'état des RELIQUATS (unicité mission × tranche) ; chacun est contrôlé, visé par le DAF, puis validé par le Directeur Général. L'état des reliquats ne peut être établi qu'une fois celui des avances validé.</w:t>
       </w:r>
     </w:p>
     <w:p>
@@ -3820,7 +3820,7 @@
         <w:pStyle w:val="ListBullet"/>
       </w:pPr>
       <w:r>
-        <w:t>File de travail : liste des états filtrable par statut, ouverte d'emblée sur la file de l'acteur.</w:t>
+        <w:t>File de travail : liste des états filtrable par statut et par tranche, ouverte sur la file de l'acteur.</w:t>
       </w:r>
     </w:p>
     <w:p>
@@ -3828,7 +3828,7 @@
         <w:pStyle w:val="ListBullet"/>
       </w:pPr>
       <w:r>
-        <w:t>Détail de l'état : montants (avance/reliquat/total), montant en lettres, frise du circuit, numérotation manuelle, actions (contrôler / viser / valider / rejeter / rafraîchir).</w:t>
+        <w:t>Détail de l'état : onglets Avances / Reliquats, montants de la tranche, montant en lettres, frise du circuit, numérotation manuelle, actions (contrôler / viser / valider / rejeter / rafraîchir).</w:t>
       </w:r>
     </w:p>
     <w:p>
@@ -3836,7 +3836,7 @@
         <w:pStyle w:val="ListBullet"/>
       </w:pPr>
       <w:r>
-        <w:t>Brouillon PDF (filigrané, sans signature) puis état définitif PDF (signatures DAF + DG), paysage A4.</w:t>
+        <w:t>Brouillon PDF (filigrané, sans signature) puis état définitif PDF (signatures DAF + DG), paysage A4. Un « état général » consolidé (avances + reliquats) est disponible une fois les deux états validés.</w:t>
       </w:r>
     </w:p>
     <w:p>
@@ -3901,7 +3901,7 @@
         <w:pStyle w:val="ListBullet"/>
       </w:pPr>
       <w:r>
-        <w:t>PAY-06 — Historique des versements confirmés par période.</w:t>
+        <w:t>PAY-06 — Historique des versements confirmés (avec bénéficiaire) par période.</w:t>
       </w:r>
     </w:p>
     <w:p>
@@ -4347,7 +4347,7 @@
           <w:b w:val="0"/>
           <w:i w:val="0"/>
         </w:rPr>
-        <w:t>L'unité validée est l'état de paiement de la mission (un par mission), et non les OM pris séparément. Un seul geste par étape vaut pour tous les bénéficiaires.</w:t>
+        <w:t>L'unité validée est l'état de paiement d'une TRANCHE de la mission, et non les OM pris séparément. Le circuit ci-dessous est parcouru deux fois : d'abord pour l'état des AVANCES, puis — une fois celui-ci validé — pour l'état des RELIQUATS. Un seul geste par étape vaut pour tous les bénéficiaires.</w:t>
       </w:r>
     </w:p>
     <w:tbl>
@@ -4738,7 +4738,42 @@
                 <w:b w:val="0"/>
                 <w:sz w:val="19"/>
               </w:rPr>
-              <w:t>État → VALIDE ; tous les OM → VALIDE (payables)</w:t>
+              <w:t>État → VALIDE. Avances : OM → VALIDE (payables) ; reliquats : fichiers de reliquat ouverts</w:t>
+            </w:r>
+          </w:p>
+        </w:tc>
+      </w:tr>
+    </w:tbl>
+    <w:p/>
+    <w:tbl>
+      <w:tblPr>
+        <w:tblW w:type="auto" w:w="0"/>
+        <w:jc w:val="center"/>
+        <w:tblLook w:firstColumn="1" w:firstRow="1" w:lastColumn="0" w:lastRow="0" w:noHBand="0" w:noVBand="1" w:val="04A0"/>
+      </w:tblPr>
+      <w:tblGrid>
+        <w:gridCol w:w="8640"/>
+      </w:tblGrid>
+      <w:tr>
+        <w:tc>
+          <w:tcPr>
+            <w:tcW w:type="dxa" w:w="9524"/>
+            <w:shd w:val="clear" w:fill="FBF3E0"/>
+          </w:tcPr>
+          <w:p>
+            <w:r>
+              <w:rPr>
+                <w:b/>
+                <w:color w:val="B8891A"/>
+                <w:sz w:val="20"/>
+              </w:rPr>
+              <w:t xml:space="preserve">Séparation des tâches : </w:t>
+            </w:r>
+            <w:r>
+              <w:rPr>
+                <w:sz w:val="20"/>
+              </w:rPr>
+              <w:t>Quand elle est active (par défaut), les trois signataires d'un état doivent être distincts : viser est refusé au contrôleur, et valider est refusé au contrôleur comme au DAF. Un compte cumulant plusieurs droits (ex. super administrateur) ne peut pas enchaîner deux étapes du même dossier. Même règle sur le circuit par OM.</w:t>
             </w:r>
           </w:p>
         </w:tc>
@@ -4782,7 +4817,7 @@
               <w:rPr>
                 <w:sz w:val="20"/>
               </w:rPr>
-              <w:t>1) Le statut de l'OM ne passe VALIDE qu'à la validation finale du DG (propagation depuis l'état). 2) La génération d'un fichier vérifie en outre que l'état de la mission est VALIDE. Un OM resté IMPORTE n'apparaît pas parmi les bénéficiaires éligibles.</w:t>
+              <w:t>1) Le statut de l'OM ne passe VALIDE qu'à la validation de l'état des AVANCES (propagation). 2) La génération d'un fichier vérifie en outre que l'état DE SA TRANCHE est VALIDE : la validation des avances ouvre les fichiers d'avance, celle des reliquats ouvre les fichiers de reliquat. Un versement dont l'état de tranche n'est pas validé n'apparaît pas parmi les bénéficiaires éligibles.</w:t>
             </w:r>
           </w:p>
         </w:tc>
@@ -5189,7 +5224,7 @@
                 <w:b w:val="0"/>
                 <w:sz w:val="19"/>
               </w:rPr>
-              <w:t>Revient dans l'application et clique « Confirmer » le lot.</w:t>
+              <w:t>Revient dans l'application et confirme le lot (statut GENERE requis).</w:t>
             </w:r>
           </w:p>
         </w:tc>
@@ -5251,7 +5286,7 @@
                 <w:b w:val="0"/>
                 <w:sz w:val="19"/>
               </w:rPr>
-              <w:t>En cas de problème : marque le lot « en erreur ».</w:t>
+              <w:t>En cas de problème : marque le lot « en erreur », puis régénère.</w:t>
             </w:r>
           </w:p>
         </w:tc>
@@ -5266,7 +5301,7 @@
                 <w:b w:val="0"/>
                 <w:sz w:val="19"/>
               </w:rPr>
-              <w:t>Lot → ERREUR : régénération réautorisée</w:t>
+              <w:t>Lot → ERREUR → (régénération) → GENERE avant toute confirmation</w:t>
             </w:r>
           </w:p>
         </w:tc>
@@ -5295,13 +5330,13 @@
                 <w:color w:val="0A3D1F"/>
                 <w:sz w:val="20"/>
               </w:rPr>
-              <w:t xml:space="preserve">Idempotence : </w:t>
+              <w:t xml:space="preserve">Idempotence &amp; confirmation : </w:t>
             </w:r>
             <w:r>
               <w:rPr>
                 <w:sz w:val="20"/>
               </w:rPr>
-              <w:t>Un versement CONFIRME n'est jamais réinclus dans un nouveau fichier (protection anti-double-paiement). La régénération n'est possible que tant que le lot n'est pas confirmé.</w:t>
+              <w:t>Un versement CONFIRME n'est jamais réinclus dans un nouveau fichier (protection anti-double-paiement). La régénération n'est possible que tant que le lot n'est pas confirmé. Seul un lot au statut GENERE peut être confirmé : un lot en ERREUR doit d'abord être régénéré (on ne confirme pas un fichier invalidé).</w:t>
             </w:r>
           </w:p>
         </w:tc>
@@ -5904,7 +5939,7 @@
         <w:pStyle w:val="ListBullet"/>
       </w:pPr>
       <w:r>
-        <w:t>Avance = round(montant total × 0,70) = 70 % ; Reliquat = montant total − avance = 30 %.</w:t>
+        <w:t>Avance = round(montant total × partAvance/100), 70 % par défaut ; Reliquat = montant total − avance. La part de l'avance est paramétrable (SUPER_ADMIN) et s'applique aux OM retranscrits ensuite.</w:t>
       </w:r>
     </w:p>
     <w:p>
@@ -6326,7 +6361,7 @@
                 <w:b w:val="0"/>
                 <w:sz w:val="19"/>
               </w:rPr>
-              <w:t>Circuit sur l'état</w:t>
+              <w:t>Circuit par tranche</w:t>
             </w:r>
           </w:p>
         </w:tc>
@@ -6341,7 +6376,7 @@
                 <w:b w:val="0"/>
                 <w:sz w:val="19"/>
               </w:rPr>
-              <w:t>L'état de la mission passe BROUILLON → CONTROLE → VISA_DAF → VALIDE ; rejet motivé (≥ 10 car.).</w:t>
+              <w:t>Chaque état (avances puis reliquats) passe BROUILLON → CONTROLE → VISA_DAF → VALIDE ; rejet motivé (≥ 10 car.).</w:t>
             </w:r>
           </w:p>
         </w:tc>
@@ -6373,7 +6408,7 @@
                 <w:b w:val="0"/>
                 <w:sz w:val="19"/>
               </w:rPr>
-              <w:t>Numéro requis</w:t>
+              <w:t>Reliquats après avances</w:t>
             </w:r>
           </w:p>
         </w:tc>
@@ -6388,7 +6423,7 @@
                 <w:b w:val="0"/>
                 <w:sz w:val="19"/>
               </w:rPr>
-              <w:t>La validation finale du DG exige un numéro d'état (registre de l'agence).</w:t>
+              <w:t>L'état des reliquats n'est établi qu'une fois l'état des avances validé (422 sinon).</w:t>
             </w:r>
           </w:p>
         </w:tc>
@@ -6420,7 +6455,7 @@
                 <w:b w:val="0"/>
                 <w:sz w:val="19"/>
               </w:rPr>
-              <w:t>Type ↔ zone</w:t>
+              <w:t>Séparation des tâches</w:t>
             </w:r>
           </w:p>
         </w:tc>
@@ -6435,7 +6470,7 @@
                 <w:b w:val="0"/>
                 <w:sz w:val="19"/>
               </w:rPr>
-              <w:t>Repas ⇒ INTERIEUR ; hébergement ⇒ EXTÉRIEUR.</w:t>
+              <w:t>Trois signataires distincts : contrôleur ≠ DAF ≠ DG (option activée par défaut).</w:t>
             </w:r>
           </w:p>
         </w:tc>
@@ -6450,7 +6485,7 @@
                 <w:b w:val="0"/>
                 <w:sz w:val="19"/>
               </w:rPr>
-              <w:t>Formulaire + API</w:t>
+              <w:t>API</w:t>
             </w:r>
           </w:p>
         </w:tc>
@@ -6467,7 +6502,7 @@
                 <w:b w:val="0"/>
                 <w:sz w:val="19"/>
               </w:rPr>
-              <w:t>Téléphone/opérateur</w:t>
+              <w:t>Numéro requis</w:t>
             </w:r>
           </w:p>
         </w:tc>
@@ -6482,7 +6517,7 @@
                 <w:b w:val="0"/>
                 <w:sz w:val="19"/>
               </w:rPr>
-              <w:t>Issus du référentiel agent ; cohérence numéro ↔ opérateur.</w:t>
+              <w:t>La validation finale du DG exige un numéro d'état (registre de l'agence).</w:t>
             </w:r>
           </w:p>
         </w:tc>
@@ -6514,7 +6549,7 @@
                 <w:b w:val="0"/>
                 <w:sz w:val="19"/>
               </w:rPr>
-              <w:t>Payable si état VALIDE</w:t>
+              <w:t>Type ↔ zone</w:t>
             </w:r>
           </w:p>
         </w:tc>
@@ -6529,7 +6564,148 @@
                 <w:b w:val="0"/>
                 <w:sz w:val="19"/>
               </w:rPr>
-              <w:t>Les OM ne sont payables qu'après validation finale de l'état par le DG.</w:t>
+              <w:t>Repas ⇒ INTERIEUR ; hébergement ⇒ EXTÉRIEUR.</w:t>
+            </w:r>
+          </w:p>
+        </w:tc>
+        <w:tc>
+          <w:tcPr>
+            <w:tcW w:type="dxa" w:w="2041"/>
+          </w:tcPr>
+          <w:p>
+            <w:r/>
+            <w:r>
+              <w:rPr>
+                <w:b w:val="0"/>
+                <w:sz w:val="19"/>
+              </w:rPr>
+              <w:t>Formulaire + API</w:t>
+            </w:r>
+          </w:p>
+        </w:tc>
+      </w:tr>
+      <w:tr>
+        <w:tc>
+          <w:tcPr>
+            <w:tcW w:type="dxa" w:w="2041"/>
+          </w:tcPr>
+          <w:p>
+            <w:r/>
+            <w:r>
+              <w:rPr>
+                <w:b w:val="0"/>
+                <w:sz w:val="19"/>
+              </w:rPr>
+              <w:t>Téléphone/opérateur</w:t>
+            </w:r>
+          </w:p>
+        </w:tc>
+        <w:tc>
+          <w:tcPr>
+            <w:tcW w:type="dxa" w:w="5443"/>
+          </w:tcPr>
+          <w:p>
+            <w:r/>
+            <w:r>
+              <w:rPr>
+                <w:b w:val="0"/>
+                <w:sz w:val="19"/>
+              </w:rPr>
+              <w:t>Issus du référentiel agent ; cohérence numéro ↔ opérateur.</w:t>
+            </w:r>
+          </w:p>
+        </w:tc>
+        <w:tc>
+          <w:tcPr>
+            <w:tcW w:type="dxa" w:w="2041"/>
+          </w:tcPr>
+          <w:p>
+            <w:r/>
+            <w:r>
+              <w:rPr>
+                <w:b w:val="0"/>
+                <w:sz w:val="19"/>
+              </w:rPr>
+              <w:t>API</w:t>
+            </w:r>
+          </w:p>
+        </w:tc>
+      </w:tr>
+      <w:tr>
+        <w:tc>
+          <w:tcPr>
+            <w:tcW w:type="dxa" w:w="2041"/>
+          </w:tcPr>
+          <w:p>
+            <w:r/>
+            <w:r>
+              <w:rPr>
+                <w:b w:val="0"/>
+                <w:sz w:val="19"/>
+              </w:rPr>
+              <w:t>Payable si tranche VALIDE</w:t>
+            </w:r>
+          </w:p>
+        </w:tc>
+        <w:tc>
+          <w:tcPr>
+            <w:tcW w:type="dxa" w:w="5443"/>
+          </w:tcPr>
+          <w:p>
+            <w:r/>
+            <w:r>
+              <w:rPr>
+                <w:b w:val="0"/>
+                <w:sz w:val="19"/>
+              </w:rPr>
+              <w:t>Un versement n'est payable que si l'état de SA tranche est validé par le DG.</w:t>
+            </w:r>
+          </w:p>
+        </w:tc>
+        <w:tc>
+          <w:tcPr>
+            <w:tcW w:type="dxa" w:w="2041"/>
+          </w:tcPr>
+          <w:p>
+            <w:r/>
+            <w:r>
+              <w:rPr>
+                <w:b w:val="0"/>
+                <w:sz w:val="19"/>
+              </w:rPr>
+              <w:t>Paiement</w:t>
+            </w:r>
+          </w:p>
+        </w:tc>
+      </w:tr>
+      <w:tr>
+        <w:tc>
+          <w:tcPr>
+            <w:tcW w:type="dxa" w:w="2041"/>
+          </w:tcPr>
+          <w:p>
+            <w:r/>
+            <w:r>
+              <w:rPr>
+                <w:b w:val="0"/>
+                <w:sz w:val="19"/>
+              </w:rPr>
+              <w:t>Confirmation d'un lot GENERE</w:t>
+            </w:r>
+          </w:p>
+        </w:tc>
+        <w:tc>
+          <w:tcPr>
+            <w:tcW w:type="dxa" w:w="5443"/>
+          </w:tcPr>
+          <w:p>
+            <w:r/>
+            <w:r>
+              <w:rPr>
+                <w:b w:val="0"/>
+                <w:sz w:val="19"/>
+              </w:rPr>
+              <w:t>Seul un lot généré se confirme ; un lot en erreur est régénéré d'abord.</w:t>
             </w:r>
           </w:p>
         </w:tc>
@@ -9107,7 +9283,7 @@
                 <w:b w:val="0"/>
                 <w:sz w:val="19"/>
               </w:rPr>
-              <w:t>Auteur de l'action.</w:t>
+              <w:t>Auteur de l'action (null pour un événement système).</w:t>
             </w:r>
           </w:p>
         </w:tc>
@@ -9139,7 +9315,7 @@
                 <w:b w:val="0"/>
                 <w:sz w:val="19"/>
               </w:rPr>
-              <w:t>Type d'action (CREATE, UPDATE, VALIDATE, REJECT, GENERATE, CONFIRM...).</w:t>
+              <w:t>Type d'action : LOGIN ; IMPORT_OM / VERIFY_OM / VALIDATE_OM / VISA_DAF_OM / APPROVE_DG_OM / REJECT_OM ; RECAP_ETAT / NUMERO_ETAT / CONTROL_ETAT / VISA_DAF_ETAT / APPROVE_DG_ETAT / REJECT_ETAT ; GENERATE_LOT / CONFIRM_LOT / ERROR_LOT ; CREATE/UPDATE/DELETE_BAREME ; *_USER.</w:t>
             </w:r>
           </w:p>
         </w:tc>
@@ -9156,7 +9332,7 @@
                 <w:b w:val="0"/>
                 <w:sz w:val="19"/>
               </w:rPr>
-              <w:t>model_type / model_id</w:t>
+              <w:t>entite / entite_id</w:t>
             </w:r>
           </w:p>
         </w:tc>
@@ -9171,7 +9347,7 @@
                 <w:b w:val="0"/>
                 <w:sz w:val="19"/>
               </w:rPr>
-              <w:t>Entité concernée et son identifiant.</w:t>
+              <w:t>Entité concernée (session, ordre_mission, etat_paiement, lot_paiement, bareme, user) et son id.</w:t>
             </w:r>
           </w:p>
         </w:tc>
@@ -9188,7 +9364,7 @@
                 <w:b w:val="0"/>
                 <w:sz w:val="19"/>
               </w:rPr>
-              <w:t>old_values / new_values</w:t>
+              <w:t>donnees</w:t>
             </w:r>
           </w:p>
         </w:tc>
@@ -9203,7 +9379,7 @@
                 <w:b w:val="0"/>
                 <w:sz w:val="19"/>
               </w:rPr>
-              <w:t>Valeurs avant / après (JSON).</w:t>
+              <w:t>Contexte de l'action (JSON) : montants, tranche, ancien/nouveau taux, etc.</w:t>
             </w:r>
           </w:p>
         </w:tc>
@@ -9220,7 +9396,7 @@
                 <w:b w:val="0"/>
                 <w:sz w:val="19"/>
               </w:rPr>
-              <w:t>ip_address / user_agent</w:t>
+              <w:t>ip_address</w:t>
             </w:r>
           </w:p>
         </w:tc>
@@ -9235,7 +9411,7 @@
                 <w:b w:val="0"/>
                 <w:sz w:val="19"/>
               </w:rPr>
-              <w:t>Origine de la requête.</w:t>
+              <w:t>Adresse IP d'origine de la requête.</w:t>
             </w:r>
           </w:p>
         </w:tc>
@@ -9267,13 +9443,23 @@
                 <w:b w:val="0"/>
                 <w:sz w:val="19"/>
               </w:rPr>
-              <w:t>Horodatage précis.</w:t>
+              <w:t>Horodatage précis (table sans updated_at).</w:t>
             </w:r>
           </w:p>
         </w:tc>
       </w:tr>
     </w:tbl>
     <w:p/>
+    <w:p>
+      <w:r>
+        <w:rPr>
+          <w:b w:val="0"/>
+          <w:i/>
+          <w:color w:val="4B5563"/>
+        </w:rPr>
+        <w:t>Consultation (ADMIN / CONTROLEUR) : filtres par action, par entité et par plage de dates (Du / Au).</w:t>
+      </w:r>
+    </w:p>
     <w:p>
       <w:pPr>
         <w:pStyle w:val="Heading1"/>
@@ -10201,7 +10387,7 @@
                 <w:b w:val="0"/>
                 <w:sz w:val="19"/>
               </w:rPr>
-              <w:t>File de travail : états filtrables par statut (om.consulter)</w:t>
+              <w:t>File de travail : états filtrables par statut et tranche (om.consulter)</w:t>
             </w:r>
           </w:p>
         </w:tc>
@@ -10248,7 +10434,7 @@
                 <w:b w:val="0"/>
                 <w:sz w:val="19"/>
               </w:rPr>
-              <w:t>État de la mission (null si pas de récapitulatif)</w:t>
+              <w:t>États de la mission par tranche : { avance, reliquat } (null si aucun)</w:t>
             </w:r>
           </w:p>
         </w:tc>
@@ -10295,7 +10481,7 @@
                 <w:b w:val="0"/>
                 <w:sz w:val="19"/>
               </w:rPr>
-              <w:t>Crée / rafraîchit l'état en BROUILLON (om.retranscrire)</w:t>
+              <w:t>Crée / rafraîchit l'état d'une tranche en BROUILLON — body { tranche? } ; reliquat : 422 si avances non validées (om.retranscrire)</w:t>
             </w:r>
           </w:p>
         </w:tc>
@@ -10342,7 +10528,7 @@
                 <w:b w:val="0"/>
                 <w:sz w:val="19"/>
               </w:rPr>
-              <w:t>PDF brouillon (filigrané) / définitif</w:t>
+              <w:t>PDF de la tranche (?tranche=) — filigrané tant que non validé</w:t>
             </w:r>
           </w:p>
         </w:tc>
@@ -10359,7 +10545,7 @@
                 <w:b w:val="0"/>
                 <w:sz w:val="19"/>
               </w:rPr>
-              <w:t>PUT</w:t>
+              <w:t>GET</w:t>
             </w:r>
           </w:p>
         </w:tc>
@@ -10374,7 +10560,7 @@
                 <w:b w:val="0"/>
                 <w:sz w:val="19"/>
               </w:rPr>
-              <w:t>/api/etats/:id/numero</w:t>
+              <w:t>/api/missions/:id/etat/final</w:t>
             </w:r>
           </w:p>
         </w:tc>
@@ -10389,7 +10575,7 @@
                 <w:b w:val="0"/>
                 <w:sz w:val="19"/>
               </w:rPr>
-              <w:t>Numérotation manuelle (om.numeroter)</w:t>
+              <w:t>État général consolidé (avances + reliquats), une fois les deux validés</w:t>
             </w:r>
           </w:p>
         </w:tc>
@@ -10406,7 +10592,7 @@
                 <w:b w:val="0"/>
                 <w:sz w:val="19"/>
               </w:rPr>
-              <w:t>POST</w:t>
+              <w:t>PUT</w:t>
             </w:r>
           </w:p>
         </w:tc>
@@ -10421,7 +10607,7 @@
                 <w:b w:val="0"/>
                 <w:sz w:val="19"/>
               </w:rPr>
-              <w:t>/api/etats/:id/controler</w:t>
+              <w:t>/api/etats/:id/numero</w:t>
             </w:r>
           </w:p>
         </w:tc>
@@ -10436,7 +10622,7 @@
                 <w:b w:val="0"/>
                 <w:sz w:val="19"/>
               </w:rPr>
-              <w:t>BROUILLON → CONTROLE (om.valider)</w:t>
+              <w:t>Numérotation manuelle (om.numeroter)</w:t>
             </w:r>
           </w:p>
         </w:tc>
@@ -10468,7 +10654,7 @@
                 <w:b w:val="0"/>
                 <w:sz w:val="19"/>
               </w:rPr>
-              <w:t>/api/etats/:id/viser</w:t>
+              <w:t>/api/etats/:id/controler</w:t>
             </w:r>
           </w:p>
         </w:tc>
@@ -10483,7 +10669,7 @@
                 <w:b w:val="0"/>
                 <w:sz w:val="19"/>
               </w:rPr>
-              <w:t>CONTROLE → VISA_DAF (om.viser)</w:t>
+              <w:t>BROUILLON → CONTROLE (om.valider)</w:t>
             </w:r>
           </w:p>
         </w:tc>
@@ -10515,6 +10701,53 @@
                 <w:b w:val="0"/>
                 <w:sz w:val="19"/>
               </w:rPr>
+              <w:t>/api/etats/:id/viser</w:t>
+            </w:r>
+          </w:p>
+        </w:tc>
+        <w:tc>
+          <w:tcPr>
+            <w:tcW w:type="dxa" w:w="3969"/>
+          </w:tcPr>
+          <w:p>
+            <w:r/>
+            <w:r>
+              <w:rPr>
+                <w:b w:val="0"/>
+                <w:sz w:val="19"/>
+              </w:rPr>
+              <w:t>CONTROLE → VISA_DAF ; DAF ≠ contrôleur (om.viser)</w:t>
+            </w:r>
+          </w:p>
+        </w:tc>
+      </w:tr>
+      <w:tr>
+        <w:tc>
+          <w:tcPr>
+            <w:tcW w:type="dxa" w:w="1134"/>
+          </w:tcPr>
+          <w:p>
+            <w:r/>
+            <w:r>
+              <w:rPr>
+                <w:b w:val="0"/>
+                <w:sz w:val="19"/>
+              </w:rPr>
+              <w:t>POST</w:t>
+            </w:r>
+          </w:p>
+        </w:tc>
+        <w:tc>
+          <w:tcPr>
+            <w:tcW w:type="dxa" w:w="4422"/>
+          </w:tcPr>
+          <w:p>
+            <w:r/>
+            <w:r>
+              <w:rPr>
+                <w:b w:val="0"/>
+                <w:sz w:val="19"/>
+              </w:rPr>
               <w:t>/api/etats/:id/approuver</w:t>
             </w:r>
           </w:p>
@@ -10530,7 +10763,7 @@
                 <w:b w:val="0"/>
                 <w:sz w:val="19"/>
               </w:rPr>
-              <w:t>VISA_DAF → VALIDE ; OM payables (om.approuver)</w:t>
+              <w:t>VISA_DAF → VALIDE ; DG ≠ contrôleur/DAF ; ouvre la tranche (om.approuver)</w:t>
             </w:r>
           </w:p>
         </w:tc>
@@ -10756,7 +10989,7 @@
                 <w:b w:val="0"/>
                 <w:sz w:val="19"/>
               </w:rPr>
-              <w:t>Bénéficiaires éligibles (OM VALIDE)</w:t>
+              <w:t>Bénéficiaires éligibles (état de la tranche VALIDE)</w:t>
             </w:r>
           </w:p>
         </w:tc>
@@ -10897,7 +11130,7 @@
                 <w:b w:val="0"/>
                 <w:sz w:val="19"/>
               </w:rPr>
-              <w:t>Lot + versements → CONFIRME</w:t>
+              <w:t>Lot GENERE + versements → CONFIRME</w:t>
             </w:r>
           </w:p>
         </w:tc>
@@ -11113,7 +11346,54 @@
                 <w:b w:val="0"/>
                 <w:sz w:val="19"/>
               </w:rPr>
-              <w:t>Lecture (tous) / modification (baremes.modifier)</w:t>
+              <w:t>Lecture (tous) / modification (baremes.modifier) ; édition II ↔ III synchronisée</w:t>
+            </w:r>
+          </w:p>
+        </w:tc>
+      </w:tr>
+      <w:tr>
+        <w:tc>
+          <w:tcPr>
+            <w:tcW w:type="dxa" w:w="1361"/>
+          </w:tcPr>
+          <w:p>
+            <w:r/>
+            <w:r>
+              <w:rPr>
+                <w:b w:val="0"/>
+                <w:sz w:val="19"/>
+              </w:rPr>
+              <w:t>GET</w:t>
+            </w:r>
+          </w:p>
+        </w:tc>
+        <w:tc>
+          <w:tcPr>
+            <w:tcW w:type="dxa" w:w="4535"/>
+          </w:tcPr>
+          <w:p>
+            <w:r/>
+            <w:r>
+              <w:rPr>
+                <w:b w:val="0"/>
+                <w:sz w:val="19"/>
+              </w:rPr>
+              <w:t>/api/admin/parametres/part-avance</w:t>
+            </w:r>
+          </w:p>
+        </w:tc>
+        <w:tc>
+          <w:tcPr>
+            <w:tcW w:type="dxa" w:w="3628"/>
+          </w:tcPr>
+          <w:p>
+            <w:r/>
+            <w:r>
+              <w:rPr>
+                <w:b w:val="0"/>
+                <w:sz w:val="19"/>
+              </w:rPr>
+              <w:t>Part de l'avance (lecture publique, tout authentifié)</w:t>
             </w:r>
           </w:p>
         </w:tc>
@@ -13291,7 +13571,7 @@
         <w:pStyle w:val="Heading2"/>
       </w:pPr>
       <w:r>
-        <w:t>Zones EXT_ZONE_II et EXT_ZONE_III (taux identiques)</w:t>
+        <w:t>Zones EXT_ZONE_II et EXT_ZONE_III (taux identiques, synchronisés à l'édition)</w:t>
       </w:r>
     </w:p>
     <w:tbl>

--- a/docs/ANaTT_Documentation_Technique_Fonctionnelle.docx
+++ b/docs/ANaTT_Documentation_Technique_Fonctionnelle.docx
@@ -156,7 +156,7 @@
           <w:b/>
           <w:color w:val="B8891A"/>
         </w:rPr>
-        <w:t>Version 1.2.0  •  Août 2026</w:t>
+        <w:t>Version 1.3.0  •  Octobre 2026</w:t>
       </w:r>
     </w:p>
     <w:p>
@@ -194,6 +194,660 @@
         <w:fldChar w:fldCharType="end"/>
       </w:r>
     </w:p>
+    <w:p>
+      <w:r>
+        <w:br w:type="page"/>
+      </w:r>
+    </w:p>
+    <w:p>
+      <w:pPr>
+        <w:pStyle w:val="Heading1"/>
+      </w:pPr>
+      <w:r>
+        <w:t>Évolutions de la version 1.3 (octobre 2026)</w:t>
+      </w:r>
+    </w:p>
+    <w:p>
+      <w:r>
+        <w:rPr>
+          <w:b w:val="0"/>
+          <w:i w:val="0"/>
+        </w:rPr>
+        <w:t>Cette version intègre la revue complète d'octobre 2026 (rapport : docs/revue-projet-2026-10.md) et met à jour la documentation sur les fonctionnalités livrées depuis la 1.2 (amendement des OM, régularisations, RBAC flexible, notifications).</w:t>
+      </w:r>
+    </w:p>
+    <w:tbl>
+      <w:tblPr>
+        <w:tblStyle w:val="TableGrid"/>
+        <w:tblW w:type="auto" w:w="0"/>
+        <w:jc w:val="center"/>
+        <w:tblLayout w:type="fixed"/>
+        <w:tblLook w:firstColumn="1" w:firstRow="1" w:lastColumn="0" w:lastRow="0" w:noHBand="0" w:noVBand="1" w:val="04A0"/>
+      </w:tblPr>
+      <w:tblGrid>
+        <w:gridCol w:w="2041"/>
+        <w:gridCol w:w="6009"/>
+        <w:gridCol w:w="1474"/>
+      </w:tblGrid>
+      <w:tr>
+        <w:tc>
+          <w:tcPr>
+            <w:tcW w:type="dxa" w:w="2041"/>
+            <w:shd w:val="clear" w:fill="1D9E4F"/>
+          </w:tcPr>
+          <w:p>
+            <w:r/>
+            <w:r>
+              <w:rPr>
+                <w:b/>
+                <w:color w:val="FFFFFF"/>
+                <w:sz w:val="20"/>
+              </w:rPr>
+              <w:t>Domaine</w:t>
+            </w:r>
+          </w:p>
+        </w:tc>
+        <w:tc>
+          <w:tcPr>
+            <w:tcW w:type="dxa" w:w="6009"/>
+            <w:shd w:val="clear" w:fill="1D9E4F"/>
+          </w:tcPr>
+          <w:p>
+            <w:r/>
+            <w:r>
+              <w:rPr>
+                <w:b/>
+                <w:color w:val="FFFFFF"/>
+                <w:sz w:val="20"/>
+              </w:rPr>
+              <w:t>Évolution</w:t>
+            </w:r>
+          </w:p>
+        </w:tc>
+        <w:tc>
+          <w:tcPr>
+            <w:tcW w:type="dxa" w:w="1474"/>
+            <w:shd w:val="clear" w:fill="1D9E4F"/>
+          </w:tcPr>
+          <w:p>
+            <w:r/>
+            <w:r>
+              <w:rPr>
+                <w:b/>
+                <w:color w:val="FFFFFF"/>
+                <w:sz w:val="20"/>
+              </w:rPr>
+              <w:t>Référence</w:t>
+            </w:r>
+          </w:p>
+        </w:tc>
+      </w:tr>
+      <w:tr>
+        <w:tc>
+          <w:tcPr>
+            <w:tcW w:type="dxa" w:w="2041"/>
+          </w:tcPr>
+          <w:p>
+            <w:r/>
+            <w:r>
+              <w:rPr>
+                <w:b w:val="0"/>
+                <w:sz w:val="19"/>
+              </w:rPr>
+              <w:t>Intégrité des paiements</w:t>
+            </w:r>
+          </w:p>
+        </w:tc>
+        <w:tc>
+          <w:tcPr>
+            <w:tcW w:type="dxa" w:w="6009"/>
+          </w:tcPr>
+          <w:p>
+            <w:r/>
+            <w:r>
+              <w:rPr>
+                <w:b w:val="0"/>
+                <w:sz w:val="19"/>
+              </w:rPr>
+              <w:t>Un OM rejeté n'est plus rendu payable par la validation de l'état ; ses versements passent ANNULE.</w:t>
+            </w:r>
+          </w:p>
+        </w:tc>
+        <w:tc>
+          <w:tcPr>
+            <w:tcW w:type="dxa" w:w="1474"/>
+          </w:tcPr>
+          <w:p>
+            <w:r/>
+            <w:r>
+              <w:rPr>
+                <w:b w:val="0"/>
+                <w:sz w:val="19"/>
+              </w:rPr>
+              <w:t>§4.2, §5.3</w:t>
+            </w:r>
+          </w:p>
+        </w:tc>
+      </w:tr>
+      <w:tr>
+        <w:tc>
+          <w:tcPr>
+            <w:tcW w:type="dxa" w:w="2041"/>
+          </w:tcPr>
+          <w:p>
+            <w:r/>
+            <w:r>
+              <w:rPr>
+                <w:b w:val="0"/>
+                <w:sz w:val="19"/>
+              </w:rPr>
+              <w:t>Intégrité des paiements</w:t>
+            </w:r>
+          </w:p>
+        </w:tc>
+        <w:tc>
+          <w:tcPr>
+            <w:tcW w:type="dxa" w:w="6009"/>
+          </w:tcPr>
+          <w:p>
+            <w:r/>
+            <w:r>
+              <w:rPr>
+                <w:b w:val="0"/>
+                <w:sz w:val="19"/>
+              </w:rPr>
+              <w:t>Fichiers de paiement rangés par mission (paiements/{mission_id}/) : plus de collision entre missions de même objet.</w:t>
+            </w:r>
+          </w:p>
+        </w:tc>
+        <w:tc>
+          <w:tcPr>
+            <w:tcW w:type="dxa" w:w="1474"/>
+          </w:tcPr>
+          <w:p>
+            <w:r/>
+            <w:r>
+              <w:rPr>
+                <w:b w:val="0"/>
+                <w:sz w:val="19"/>
+              </w:rPr>
+              <w:t>§8</w:t>
+            </w:r>
+          </w:p>
+        </w:tc>
+      </w:tr>
+      <w:tr>
+        <w:tc>
+          <w:tcPr>
+            <w:tcW w:type="dxa" w:w="2041"/>
+          </w:tcPr>
+          <w:p>
+            <w:r/>
+            <w:r>
+              <w:rPr>
+                <w:b w:val="0"/>
+                <w:sz w:val="19"/>
+              </w:rPr>
+              <w:t>État des reliquats</w:t>
+            </w:r>
+          </w:p>
+        </w:tc>
+        <w:tc>
+          <w:tcPr>
+            <w:tcW w:type="dxa" w:w="6009"/>
+          </w:tcPr>
+          <w:p>
+            <w:r/>
+            <w:r>
+              <w:rPr>
+                <w:b w:val="0"/>
+                <w:sz w:val="19"/>
+              </w:rPr>
+              <w:t>Montant signé = montant PAYABLE (Σ reliquats &gt; 0) ; trop-perçus mentionnés hors total.</w:t>
+            </w:r>
+          </w:p>
+        </w:tc>
+        <w:tc>
+          <w:tcPr>
+            <w:tcW w:type="dxa" w:w="1474"/>
+          </w:tcPr>
+          <w:p>
+            <w:r/>
+            <w:r>
+              <w:rPr>
+                <w:b w:val="0"/>
+                <w:sz w:val="19"/>
+              </w:rPr>
+              <w:t>§5.4</w:t>
+            </w:r>
+          </w:p>
+        </w:tc>
+      </w:tr>
+      <w:tr>
+        <w:tc>
+          <w:tcPr>
+            <w:tcW w:type="dxa" w:w="2041"/>
+          </w:tcPr>
+          <w:p>
+            <w:r/>
+            <w:r>
+              <w:rPr>
+                <w:b w:val="0"/>
+                <w:sz w:val="19"/>
+              </w:rPr>
+              <w:t>Lots complémentaires</w:t>
+            </w:r>
+          </w:p>
+        </w:tc>
+        <w:tc>
+          <w:tcPr>
+            <w:tcW w:type="dxa" w:w="6009"/>
+          </w:tcPr>
+          <w:p>
+            <w:r/>
+            <w:r>
+              <w:rPr>
+                <w:b w:val="0"/>
+                <w:sz w:val="19"/>
+              </w:rPr>
+              <w:t>Colonne lots_paiement.sequence : un lot CONFIRME n'est jamais réécrit, un versement devenu payable part dans le lot suivant.</w:t>
+            </w:r>
+          </w:p>
+        </w:tc>
+        <w:tc>
+          <w:tcPr>
+            <w:tcW w:type="dxa" w:w="1474"/>
+          </w:tcPr>
+          <w:p>
+            <w:r/>
+            <w:r>
+              <w:rPr>
+                <w:b w:val="0"/>
+                <w:sz w:val="19"/>
+              </w:rPr>
+              <w:t>§4.3, §2.4</w:t>
+            </w:r>
+          </w:p>
+        </w:tc>
+      </w:tr>
+      <w:tr>
+        <w:tc>
+          <w:tcPr>
+            <w:tcW w:type="dxa" w:w="2041"/>
+          </w:tcPr>
+          <w:p>
+            <w:r/>
+            <w:r>
+              <w:rPr>
+                <w:b w:val="0"/>
+                <w:sz w:val="19"/>
+              </w:rPr>
+              <w:t>Lot en erreur</w:t>
+            </w:r>
+          </w:p>
+        </w:tc>
+        <w:tc>
+          <w:tcPr>
+            <w:tcW w:type="dxa" w:w="6009"/>
+          </w:tcPr>
+          <w:p>
+            <w:r/>
+            <w:r>
+              <w:rPr>
+                <w:b w:val="0"/>
+                <w:sz w:val="19"/>
+              </w:rPr>
+              <w:t>Versements remis EN_ATTENTE avec les coordonnées courantes de l'agent.</w:t>
+            </w:r>
+          </w:p>
+        </w:tc>
+        <w:tc>
+          <w:tcPr>
+            <w:tcW w:type="dxa" w:w="1474"/>
+          </w:tcPr>
+          <w:p>
+            <w:r/>
+            <w:r>
+              <w:rPr>
+                <w:b w:val="0"/>
+                <w:sz w:val="19"/>
+              </w:rPr>
+              <w:t>§4.3</w:t>
+            </w:r>
+          </w:p>
+        </w:tc>
+      </w:tr>
+      <w:tr>
+        <w:tc>
+          <w:tcPr>
+            <w:tcW w:type="dxa" w:w="2041"/>
+          </w:tcPr>
+          <w:p>
+            <w:r/>
+            <w:r>
+              <w:rPr>
+                <w:b w:val="0"/>
+                <w:sz w:val="19"/>
+              </w:rPr>
+              <w:t>Amendement</w:t>
+            </w:r>
+          </w:p>
+        </w:tc>
+        <w:tc>
+          <w:tcPr>
+            <w:tcW w:type="dxa" w:w="6009"/>
+          </w:tcPr>
+          <w:p>
+            <w:r/>
+            <w:r>
+              <w:rPr>
+                <w:b w:val="0"/>
+                <w:sz w:val="19"/>
+              </w:rPr>
+              <w:t>Refus si un versement est GENERE ; états verrouillés (lockForUpdate) ; circuit par OM : avance confirmée engagée.</w:t>
+            </w:r>
+          </w:p>
+        </w:tc>
+        <w:tc>
+          <w:tcPr>
+            <w:tcW w:type="dxa" w:w="1474"/>
+          </w:tcPr>
+          <w:p>
+            <w:r/>
+            <w:r>
+              <w:rPr>
+                <w:b w:val="0"/>
+                <w:sz w:val="19"/>
+              </w:rPr>
+              <w:t>§4.6</w:t>
+            </w:r>
+          </w:p>
+        </w:tc>
+      </w:tr>
+      <w:tr>
+        <w:tc>
+          <w:tcPr>
+            <w:tcW w:type="dxa" w:w="2041"/>
+          </w:tcPr>
+          <w:p>
+            <w:r/>
+            <w:r>
+              <w:rPr>
+                <w:b w:val="0"/>
+                <w:sz w:val="19"/>
+              </w:rPr>
+              <w:t>RBAC</w:t>
+            </w:r>
+          </w:p>
+        </w:tc>
+        <w:tc>
+          <w:tcPr>
+            <w:tcW w:type="dxa" w:w="6009"/>
+          </w:tcPr>
+          <w:p>
+            <w:r/>
+            <w:r>
+              <w:rPr>
+                <w:b w:val="0"/>
+                <w:sz w:val="19"/>
+              </w:rPr>
+              <w:t>Séparation ordonnateur/payeur contrôlée sur l'effectif de chaque membre d'un profil édité.</w:t>
+            </w:r>
+          </w:p>
+        </w:tc>
+        <w:tc>
+          <w:tcPr>
+            <w:tcW w:type="dxa" w:w="1474"/>
+          </w:tcPr>
+          <w:p>
+            <w:r/>
+            <w:r>
+              <w:rPr>
+                <w:b w:val="0"/>
+                <w:sz w:val="19"/>
+              </w:rPr>
+              <w:t>§6.2</w:t>
+            </w:r>
+          </w:p>
+        </w:tc>
+      </w:tr>
+      <w:tr>
+        <w:tc>
+          <w:tcPr>
+            <w:tcW w:type="dxa" w:w="2041"/>
+          </w:tcPr>
+          <w:p>
+            <w:r/>
+            <w:r>
+              <w:rPr>
+                <w:b w:val="0"/>
+                <w:sz w:val="19"/>
+              </w:rPr>
+              <w:t>Sauvegardes</w:t>
+            </w:r>
+          </w:p>
+        </w:tc>
+        <w:tc>
+          <w:tcPr>
+            <w:tcW w:type="dxa" w:w="6009"/>
+          </w:tcPr>
+          <w:p>
+            <w:r/>
+            <w:r>
+              <w:rPr>
+                <w:b w:val="0"/>
+                <w:sz w:val="19"/>
+              </w:rPr>
+              <w:t>Téléchargement et restauration (db:restore, sauvegarde de sécurité préalable, audit BACKUP_RESTORE).</w:t>
+            </w:r>
+          </w:p>
+        </w:tc>
+        <w:tc>
+          <w:tcPr>
+            <w:tcW w:type="dxa" w:w="1474"/>
+          </w:tcPr>
+          <w:p>
+            <w:r/>
+            <w:r>
+              <w:rPr>
+                <w:b w:val="0"/>
+                <w:sz w:val="19"/>
+              </w:rPr>
+              <w:t>§4.7, §9.3</w:t>
+            </w:r>
+          </w:p>
+        </w:tc>
+      </w:tr>
+      <w:tr>
+        <w:tc>
+          <w:tcPr>
+            <w:tcW w:type="dxa" w:w="2041"/>
+          </w:tcPr>
+          <w:p>
+            <w:r/>
+            <w:r>
+              <w:rPr>
+                <w:b w:val="0"/>
+                <w:sz w:val="19"/>
+              </w:rPr>
+              <w:t>API</w:t>
+            </w:r>
+          </w:p>
+        </w:tc>
+        <w:tc>
+          <w:tcPr>
+            <w:tcW w:type="dxa" w:w="6009"/>
+          </w:tcPr>
+          <w:p>
+            <w:r/>
+            <w:r>
+              <w:rPr>
+                <w:b w:val="0"/>
+                <w:sz w:val="19"/>
+              </w:rPr>
+              <w:t>401 JSON sur /api/* même sans en-tête Accept ; per_page plafonné (5-100) sur /missions et /etats ; filtre opérateur de /ordres sur le versement.</w:t>
+            </w:r>
+          </w:p>
+        </w:tc>
+        <w:tc>
+          <w:tcPr>
+            <w:tcW w:type="dxa" w:w="1474"/>
+          </w:tcPr>
+          <w:p>
+            <w:r/>
+            <w:r>
+              <w:rPr>
+                <w:b w:val="0"/>
+                <w:sz w:val="19"/>
+              </w:rPr>
+              <w:t>§7</w:t>
+            </w:r>
+          </w:p>
+        </w:tc>
+      </w:tr>
+      <w:tr>
+        <w:tc>
+          <w:tcPr>
+            <w:tcW w:type="dxa" w:w="2041"/>
+          </w:tcPr>
+          <w:p>
+            <w:r/>
+            <w:r>
+              <w:rPr>
+                <w:b w:val="0"/>
+                <w:sz w:val="19"/>
+              </w:rPr>
+              <w:t>Per diem</w:t>
+            </w:r>
+          </w:p>
+        </w:tc>
+        <w:tc>
+          <w:tcPr>
+            <w:tcW w:type="dxa" w:w="6009"/>
+          </w:tcPr>
+          <w:p>
+            <w:r/>
+            <w:r>
+              <w:rPr>
+                <w:b w:val="0"/>
+                <w:sz w:val="19"/>
+              </w:rPr>
+              <w:t>Sans jour facturé, le transport reste dû ; seule l'exonération annule tout.</w:t>
+            </w:r>
+          </w:p>
+        </w:tc>
+        <w:tc>
+          <w:tcPr>
+            <w:tcW w:type="dxa" w:w="1474"/>
+          </w:tcPr>
+          <w:p>
+            <w:r/>
+            <w:r>
+              <w:rPr>
+                <w:b w:val="0"/>
+                <w:sz w:val="19"/>
+              </w:rPr>
+              <w:t>§5.1</w:t>
+            </w:r>
+          </w:p>
+        </w:tc>
+      </w:tr>
+      <w:tr>
+        <w:tc>
+          <w:tcPr>
+            <w:tcW w:type="dxa" w:w="2041"/>
+          </w:tcPr>
+          <w:p>
+            <w:r/>
+            <w:r>
+              <w:rPr>
+                <w:b w:val="0"/>
+                <w:sz w:val="19"/>
+              </w:rPr>
+              <w:t>Frontend</w:t>
+            </w:r>
+          </w:p>
+        </w:tc>
+        <w:tc>
+          <w:tcPr>
+            <w:tcW w:type="dxa" w:w="6009"/>
+          </w:tcPr>
+          <w:p>
+            <w:r/>
+            <w:r>
+              <w:rPr>
+                <w:b w:val="0"/>
+                <w:sz w:val="19"/>
+              </w:rPr>
+              <w:t>Suivi des gros lots (202), part d'avance réactive, Valider / Rejeter du circuit par OM, gestion des erreurs, téléversement des paraphes en multipart.</w:t>
+            </w:r>
+          </w:p>
+        </w:tc>
+        <w:tc>
+          <w:tcPr>
+            <w:tcW w:type="dxa" w:w="1474"/>
+          </w:tcPr>
+          <w:p>
+            <w:r/>
+            <w:r>
+              <w:rPr>
+                <w:b w:val="0"/>
+                <w:sz w:val="19"/>
+              </w:rPr>
+              <w:t>§3</w:t>
+            </w:r>
+          </w:p>
+        </w:tc>
+      </w:tr>
+      <w:tr>
+        <w:tc>
+          <w:tcPr>
+            <w:tcW w:type="dxa" w:w="2041"/>
+          </w:tcPr>
+          <w:p>
+            <w:r/>
+            <w:r>
+              <w:rPr>
+                <w:b w:val="0"/>
+                <w:sz w:val="19"/>
+              </w:rPr>
+              <w:t>Plateforme</w:t>
+            </w:r>
+          </w:p>
+        </w:tc>
+        <w:tc>
+          <w:tcPr>
+            <w:tcW w:type="dxa" w:w="6009"/>
+          </w:tcPr>
+          <w:p>
+            <w:r/>
+            <w:r>
+              <w:rPr>
+                <w:b w:val="0"/>
+                <w:sz w:val="19"/>
+              </w:rPr>
+              <w:t>Laravel 12 / PHP 8.4 (imposé par composer.lock) ; suites de tests exécutables sans .env.</w:t>
+            </w:r>
+          </w:p>
+        </w:tc>
+        <w:tc>
+          <w:tcPr>
+            <w:tcW w:type="dxa" w:w="1474"/>
+          </w:tcPr>
+          <w:p>
+            <w:r/>
+            <w:r>
+              <w:rPr>
+                <w:b w:val="0"/>
+                <w:sz w:val="19"/>
+              </w:rPr>
+              <w:t>§2.2, §10</w:t>
+            </w:r>
+          </w:p>
+        </w:tc>
+      </w:tr>
+    </w:tbl>
+    <w:p/>
     <w:p>
       <w:r>
         <w:br w:type="page"/>
@@ -321,6 +975,22 @@
         <w:pStyle w:val="ListBullet"/>
       </w:pPr>
       <w:r>
+        <w:t>Amendement des OM après paiement de l'avance (avenant) et régularisation des trop-perçus (retenue sur salaire, hors application).</w:t>
+      </w:r>
+    </w:p>
+    <w:p>
+      <w:pPr>
+        <w:pStyle w:val="ListBullet"/>
+      </w:pPr>
+      <w:r>
+        <w:t>Notifications internes aux acteurs du circuit (état à signer, état validé / rejeté, trop-perçu, lot confirmé).</w:t>
+      </w:r>
+    </w:p>
+    <w:p>
+      <w:pPr>
+        <w:pStyle w:val="ListBullet"/>
+      </w:pPr>
+      <w:r>
         <w:t>Génération de documents officiels (OM en PDF) et d'états/rapports (Excel, PDF).</w:t>
       </w:r>
     </w:p>
@@ -354,11 +1024,12 @@
         <w:tblStyle w:val="TableGrid"/>
         <w:tblW w:type="auto" w:w="0"/>
         <w:jc w:val="center"/>
+        <w:tblLayout w:type="fixed"/>
         <w:tblLook w:firstColumn="1" w:firstRow="1" w:lastColumn="0" w:lastRow="0" w:noHBand="0" w:noVBand="1" w:val="04A0"/>
       </w:tblPr>
       <w:tblGrid>
-        <w:gridCol w:w="4320"/>
-        <w:gridCol w:w="4320"/>
+        <w:gridCol w:w="2268"/>
+        <w:gridCol w:w="7257"/>
       </w:tblGrid>
       <w:tr>
         <w:tc>
@@ -701,7 +1372,7 @@
         <w:pStyle w:val="ListBullet"/>
       </w:pPr>
       <w:r>
-        <w:t>Idempotence des paiements : un versement confirmé n'est jamais réinclus dans un nouveau fichier.</w:t>
+        <w:t>Idempotence des paiements : un versement confirmé — ou porté par un lot confirmé — n'est jamais réinclus dans un nouveau fichier.</w:t>
       </w:r>
     </w:p>
     <w:p>
@@ -781,7 +1452,7 @@
               <w:rPr>
                 <w:sz w:val="20"/>
               </w:rPr>
-              <w:t>SPA Vue 3 (frontend) → API REST Laravel 11 (backend) → base MySQL. Communication HTTP/HTTPS avec tokens Bearer (Sanctum). Files de travaux (queue) pour les générations volumineuses (fichiers de paiement, états). Déploiement : WampServer ou Docker Compose (dev) ; serveur Linux + Nginx (prod).</w:t>
+              <w:t>SPA Vue 3 (frontend) → API REST Laravel 12 (backend) → base MySQL. Communication HTTP/HTTPS avec tokens Bearer (Sanctum). Files de travaux (queue) pour les générations volumineuses (fichiers de paiement, états). Déploiement : WampServer ou Docker Compose (dev) ; serveur Linux + Nginx (prod).</w:t>
             </w:r>
           </w:p>
         </w:tc>
@@ -809,12 +1480,13 @@
         <w:tblStyle w:val="TableGrid"/>
         <w:tblW w:type="auto" w:w="0"/>
         <w:jc w:val="center"/>
+        <w:tblLayout w:type="fixed"/>
         <w:tblLook w:firstColumn="1" w:firstRow="1" w:lastColumn="0" w:lastRow="0" w:noHBand="0" w:noVBand="1" w:val="04A0"/>
       </w:tblPr>
       <w:tblGrid>
-        <w:gridCol w:w="2880"/>
-        <w:gridCol w:w="2880"/>
-        <w:gridCol w:w="2880"/>
+        <w:gridCol w:w="2608"/>
+        <w:gridCol w:w="2268"/>
+        <w:gridCol w:w="4649"/>
       </w:tblGrid>
       <w:tr>
         <w:tc>
@@ -943,7 +1615,7 @@
                 <w:b w:val="0"/>
                 <w:sz w:val="19"/>
               </w:rPr>
-              <w:t>5.x</w:t>
+              <w:t>6.x</w:t>
             </w:r>
           </w:p>
         </w:tc>
@@ -958,7 +1630,7 @@
                 <w:b w:val="0"/>
                 <w:sz w:val="19"/>
               </w:rPr>
-              <w:t>Typage statique strict</w:t>
+              <w:t>Typage statique strict (vue-tsc)</w:t>
             </w:r>
           </w:p>
         </w:tc>
@@ -990,7 +1662,7 @@
                 <w:b w:val="0"/>
                 <w:sz w:val="19"/>
               </w:rPr>
-              <w:t>5.x</w:t>
+              <w:t>8.x</w:t>
             </w:r>
           </w:p>
         </w:tc>
@@ -1084,7 +1756,7 @@
                 <w:b w:val="0"/>
                 <w:sz w:val="19"/>
               </w:rPr>
-              <w:t>2.x</w:t>
+              <w:t>3.x</w:t>
             </w:r>
           </w:p>
         </w:tc>
@@ -1131,7 +1803,7 @@
                 <w:b w:val="0"/>
                 <w:sz w:val="19"/>
               </w:rPr>
-              <w:t>4.x</w:t>
+              <w:t>5.x</w:t>
             </w:r>
           </w:p>
         </w:tc>
@@ -1319,7 +1991,7 @@
                 <w:b w:val="0"/>
                 <w:sz w:val="19"/>
               </w:rPr>
-              <w:t>—</w:t>
+              <w:t>4.x</w:t>
             </w:r>
           </w:p>
         </w:tc>
@@ -1334,7 +2006,54 @@
                 <w:b w:val="0"/>
                 <w:sz w:val="19"/>
               </w:rPr>
-              <w:t>Tests unitaires et d'intégration</w:t>
+              <w:t>Tests unitaires et de composants (Vue Test Utils, jsdom)</w:t>
+            </w:r>
+          </w:p>
+        </w:tc>
+      </w:tr>
+      <w:tr>
+        <w:tc>
+          <w:tcPr>
+            <w:tcW w:type="dxa" w:w="2608"/>
+          </w:tcPr>
+          <w:p>
+            <w:r/>
+            <w:r>
+              <w:rPr>
+                <w:b w:val="0"/>
+                <w:sz w:val="19"/>
+              </w:rPr>
+              <w:t>Playwright</w:t>
+            </w:r>
+          </w:p>
+        </w:tc>
+        <w:tc>
+          <w:tcPr>
+            <w:tcW w:type="dxa" w:w="2268"/>
+          </w:tcPr>
+          <w:p>
+            <w:r/>
+            <w:r>
+              <w:rPr>
+                <w:b w:val="0"/>
+                <w:sz w:val="19"/>
+              </w:rPr>
+              <w:t>1.5x</w:t>
+            </w:r>
+          </w:p>
+        </w:tc>
+        <w:tc>
+          <w:tcPr>
+            <w:tcW w:type="dxa" w:w="4649"/>
+          </w:tcPr>
+          <w:p>
+            <w:r/>
+            <w:r>
+              <w:rPr>
+                <w:b w:val="0"/>
+                <w:sz w:val="19"/>
+              </w:rPr>
+              <w:t>Test e2e du parcours critique (Chromium)</w:t>
             </w:r>
           </w:p>
         </w:tc>
@@ -1354,12 +2073,13 @@
         <w:tblStyle w:val="TableGrid"/>
         <w:tblW w:type="auto" w:w="0"/>
         <w:jc w:val="center"/>
+        <w:tblLayout w:type="fixed"/>
         <w:tblLook w:firstColumn="1" w:firstRow="1" w:lastColumn="0" w:lastRow="0" w:noHBand="0" w:noVBand="1" w:val="04A0"/>
       </w:tblPr>
       <w:tblGrid>
-        <w:gridCol w:w="2880"/>
-        <w:gridCol w:w="2880"/>
-        <w:gridCol w:w="2880"/>
+        <w:gridCol w:w="3402"/>
+        <w:gridCol w:w="1928"/>
+        <w:gridCol w:w="4195"/>
       </w:tblGrid>
       <w:tr>
         <w:tc>
@@ -1441,7 +2161,7 @@
                 <w:b w:val="0"/>
                 <w:sz w:val="19"/>
               </w:rPr>
-              <w:t>11.x</w:t>
+              <w:t>12.x</w:t>
             </w:r>
           </w:p>
         </w:tc>
@@ -1488,7 +2208,7 @@
                 <w:b w:val="0"/>
                 <w:sz w:val="19"/>
               </w:rPr>
-              <w:t>8.3+</w:t>
+              <w:t>8.4+</w:t>
             </w:r>
           </w:p>
         </w:tc>
@@ -1503,7 +2223,7 @@
                 <w:b w:val="0"/>
                 <w:sz w:val="19"/>
               </w:rPr>
-              <w:t>Langage backend</w:t>
+              <w:t>Langage backend (minimum imposé par composer.lock : Symfony 8)</w:t>
             </w:r>
           </w:p>
         </w:tc>
@@ -1535,7 +2255,7 @@
                 <w:b w:val="0"/>
                 <w:sz w:val="19"/>
               </w:rPr>
-              <w:t>—</w:t>
+              <w:t>4.x</w:t>
             </w:r>
           </w:p>
         </w:tc>
@@ -1661,7 +2381,7 @@
                 <w:b w:val="0"/>
                 <w:sz w:val="19"/>
               </w:rPr>
-              <w:t>DomPDF</w:t>
+              <w:t>DomPDF (barryvdh)</w:t>
             </w:r>
           </w:p>
         </w:tc>
@@ -1676,7 +2396,7 @@
                 <w:b w:val="0"/>
                 <w:sz w:val="19"/>
               </w:rPr>
-              <w:t>—</w:t>
+              <w:t>3.1</w:t>
             </w:r>
           </w:p>
         </w:tc>
@@ -1691,7 +2411,7 @@
                 <w:b w:val="0"/>
                 <w:sz w:val="19"/>
               </w:rPr>
-              <w:t>Génération des PDF (ordres de mission)</w:t>
+              <w:t>Génération des PDF (OM, états, document de retenue, rapports)</w:t>
             </w:r>
           </w:p>
         </w:tc>
@@ -1770,7 +2490,7 @@
                 <w:b w:val="0"/>
                 <w:sz w:val="19"/>
               </w:rPr>
-              <w:t>—</w:t>
+              <w:t>3.x</w:t>
             </w:r>
           </w:p>
         </w:tc>
@@ -1785,7 +2505,7 @@
                 <w:b w:val="0"/>
                 <w:sz w:val="19"/>
               </w:rPr>
-              <w:t>Tests (BDD/PHPUnit)</w:t>
+              <w:t>Tests unitaires et Feature (PHPUnit 11)</w:t>
             </w:r>
           </w:p>
         </w:tc>
@@ -1893,7 +2613,7 @@
                 <w:color w:val="FFFFFF"/>
                 <w:sz w:val="18"/>
               </w:rPr>
-              <w:t xml:space="preserve">  backend/                 API Laravel 11</w:t>
+              <w:t xml:space="preserve">  backend/                 API Laravel 12</w:t>
             </w:r>
           </w:p>
           <w:p>
@@ -1944,6 +2664,26 @@
                 <w:sz w:val="18"/>
               </w:rPr>
               <w:t xml:space="preserve">    app/Support/Permissions  Source unique des clés de permission (RBAC)</w:t>
+            </w:r>
+          </w:p>
+          <w:p>
+            <w:r>
+              <w:rPr>
+                <w:rFonts w:ascii="Consolas" w:hAnsi="Consolas"/>
+                <w:color w:val="FFFFFF"/>
+                <w:sz w:val="18"/>
+              </w:rPr>
+              <w:t xml:space="preserve">    app/Support/PermissionRepository  Matrice effective (table role_permissions, cache)</w:t>
+            </w:r>
+          </w:p>
+          <w:p>
+            <w:r>
+              <w:rPr>
+                <w:rFonts w:ascii="Consolas" w:hAnsi="Consolas"/>
+                <w:color w:val="FFFFFF"/>
+                <w:sz w:val="18"/>
+              </w:rPr>
+              <w:t xml:space="preserve">    app/Console/Commands/  db:backup / db:restore</w:t>
             </w:r>
           </w:p>
           <w:p>
@@ -2001,12 +2741,13 @@
         <w:tblStyle w:val="TableGrid"/>
         <w:tblW w:type="auto" w:w="0"/>
         <w:jc w:val="center"/>
+        <w:tblLayout w:type="fixed"/>
         <w:tblLook w:firstColumn="1" w:firstRow="1" w:lastColumn="0" w:lastRow="0" w:noHBand="0" w:noVBand="1" w:val="04A0"/>
       </w:tblPr>
       <w:tblGrid>
-        <w:gridCol w:w="2880"/>
-        <w:gridCol w:w="2880"/>
-        <w:gridCol w:w="2880"/>
+        <w:gridCol w:w="2041"/>
+        <w:gridCol w:w="2268"/>
+        <w:gridCol w:w="5216"/>
       </w:tblGrid>
       <w:tr>
         <w:tc>
@@ -2229,7 +2970,7 @@
                 <w:b w:val="0"/>
                 <w:sz w:val="19"/>
               </w:rPr>
-              <w:t>ordres_mission</w:t>
+              <w:t>ordre_missions</w:t>
             </w:r>
           </w:p>
         </w:tc>
@@ -2261,7 +3002,7 @@
                 <w:b w:val="0"/>
                 <w:sz w:val="19"/>
               </w:rPr>
-              <w:t>EtatPaiement</w:t>
+              <w:t>OmAmendement</w:t>
             </w:r>
           </w:p>
         </w:tc>
@@ -2276,7 +3017,7 @@
                 <w:b w:val="0"/>
                 <w:sz w:val="19"/>
               </w:rPr>
-              <w:t>etats_paiement</w:t>
+              <w:t>om_amendements</w:t>
             </w:r>
           </w:p>
         </w:tc>
@@ -2291,7 +3032,7 @@
                 <w:b w:val="0"/>
                 <w:sz w:val="19"/>
               </w:rPr>
-              <w:t>État récapitulatif d'une mission (1 par mission) : circuit + signatures.</w:t>
+              <w:t>Journal des amendements d'un OM (jours et montants avant / après, motif, auteur).</w:t>
             </w:r>
           </w:p>
         </w:tc>
@@ -2308,7 +3049,7 @@
                 <w:b w:val="0"/>
                 <w:sz w:val="19"/>
               </w:rPr>
-              <w:t>Versement</w:t>
+              <w:t>EtatPaiement</w:t>
             </w:r>
           </w:p>
         </w:tc>
@@ -2323,7 +3064,7 @@
                 <w:b w:val="0"/>
                 <w:sz w:val="19"/>
               </w:rPr>
-              <w:t>versements</w:t>
+              <w:t>etats_paiement</w:t>
             </w:r>
           </w:p>
         </w:tc>
@@ -2338,7 +3079,7 @@
                 <w:b w:val="0"/>
                 <w:sz w:val="19"/>
               </w:rPr>
-              <w:t>Une tranche (AVANCE / RELIQUAT) d'un OM.</w:t>
+              <w:t>État d'une TRANCHE de mission (unicité mission × tranche AVANCE / RELIQUAT) : circuit, lignes figées, signatures.</w:t>
             </w:r>
           </w:p>
         </w:tc>
@@ -2355,7 +3096,7 @@
                 <w:b w:val="0"/>
                 <w:sz w:val="19"/>
               </w:rPr>
-              <w:t>LotPaiement</w:t>
+              <w:t>Versement</w:t>
             </w:r>
           </w:p>
         </w:tc>
@@ -2370,7 +3111,7 @@
                 <w:b w:val="0"/>
                 <w:sz w:val="19"/>
               </w:rPr>
-              <w:t>lots_paiement</w:t>
+              <w:t>versements</w:t>
             </w:r>
           </w:p>
         </w:tc>
@@ -2385,7 +3126,7 @@
                 <w:b w:val="0"/>
                 <w:sz w:val="19"/>
               </w:rPr>
-              <w:t>1 mission × 1 tranche × 1 opérateur = 1 fichier.</w:t>
+              <w:t>Une tranche (AVANCE / RELIQUAT) d'un OM ; montant SIGNÉ (trop-perçu négatif).</w:t>
             </w:r>
           </w:p>
         </w:tc>
@@ -2402,7 +3143,7 @@
                 <w:b w:val="0"/>
                 <w:sz w:val="19"/>
               </w:rPr>
-              <w:t>Bareme</w:t>
+              <w:t>LotPaiement</w:t>
             </w:r>
           </w:p>
         </w:tc>
@@ -2417,7 +3158,7 @@
                 <w:b w:val="0"/>
                 <w:sz w:val="19"/>
               </w:rPr>
-              <w:t>baremes</w:t>
+              <w:t>lots_paiement</w:t>
             </w:r>
           </w:p>
         </w:tc>
@@ -2432,7 +3173,7 @@
                 <w:b w:val="0"/>
                 <w:sz w:val="19"/>
               </w:rPr>
-              <w:t>Taux journalier par catégorie × zone × type.</w:t>
+              <w:t>1 mission × 1 tranche × 1 opérateur × 1 séquence = 1 fichier (séquence ≥ 2 : lot complémentaire).</w:t>
             </w:r>
           </w:p>
         </w:tc>
@@ -2449,7 +3190,7 @@
                 <w:b w:val="0"/>
                 <w:sz w:val="19"/>
               </w:rPr>
-              <w:t>ZoneGeographique</w:t>
+              <w:t>Bareme</w:t>
             </w:r>
           </w:p>
         </w:tc>
@@ -2464,7 +3205,7 @@
                 <w:b w:val="0"/>
                 <w:sz w:val="19"/>
               </w:rPr>
-              <w:t>zones_geographiques</w:t>
+              <w:t>baremes</w:t>
             </w:r>
           </w:p>
         </w:tc>
@@ -2479,7 +3220,7 @@
                 <w:b w:val="0"/>
                 <w:sz w:val="19"/>
               </w:rPr>
-              <w:t>Référentiel des 4 zones (intérieur / extérieur).</w:t>
+              <w:t>Taux journalier par catégorie × zone × type.</w:t>
             </w:r>
           </w:p>
         </w:tc>
@@ -2496,6 +3237,53 @@
                 <w:b w:val="0"/>
                 <w:sz w:val="19"/>
               </w:rPr>
+              <w:t>ZoneGeographique</w:t>
+            </w:r>
+          </w:p>
+        </w:tc>
+        <w:tc>
+          <w:tcPr>
+            <w:tcW w:type="dxa" w:w="2268"/>
+          </w:tcPr>
+          <w:p>
+            <w:r/>
+            <w:r>
+              <w:rPr>
+                <w:b w:val="0"/>
+                <w:sz w:val="19"/>
+              </w:rPr>
+              <w:t>zones_geographiques</w:t>
+            </w:r>
+          </w:p>
+        </w:tc>
+        <w:tc>
+          <w:tcPr>
+            <w:tcW w:type="dxa" w:w="5216"/>
+          </w:tcPr>
+          <w:p>
+            <w:r/>
+            <w:r>
+              <w:rPr>
+                <w:b w:val="0"/>
+                <w:sz w:val="19"/>
+              </w:rPr>
+              <w:t>Référentiel des 4 zones (intérieur / extérieur).</w:t>
+            </w:r>
+          </w:p>
+        </w:tc>
+      </w:tr>
+      <w:tr>
+        <w:tc>
+          <w:tcPr>
+            <w:tcW w:type="dxa" w:w="2041"/>
+          </w:tcPr>
+          <w:p>
+            <w:r/>
+            <w:r>
+              <w:rPr>
+                <w:b w:val="0"/>
+                <w:sz w:val="19"/>
+              </w:rPr>
               <w:t>AuditLog</w:t>
             </w:r>
           </w:p>
@@ -2527,6 +3315,147 @@
                 <w:sz w:val="19"/>
               </w:rPr>
               <w:t>Journal horodaté des actions sensibles.</w:t>
+            </w:r>
+          </w:p>
+        </w:tc>
+      </w:tr>
+      <w:tr>
+        <w:tc>
+          <w:tcPr>
+            <w:tcW w:type="dxa" w:w="2041"/>
+          </w:tcPr>
+          <w:p>
+            <w:r/>
+            <w:r>
+              <w:rPr>
+                <w:b w:val="0"/>
+                <w:sz w:val="19"/>
+              </w:rPr>
+              <w:t>Role / RolePermission</w:t>
+            </w:r>
+          </w:p>
+        </w:tc>
+        <w:tc>
+          <w:tcPr>
+            <w:tcW w:type="dxa" w:w="2268"/>
+          </w:tcPr>
+          <w:p>
+            <w:r/>
+            <w:r>
+              <w:rPr>
+                <w:b w:val="0"/>
+                <w:sz w:val="19"/>
+              </w:rPr>
+              <w:t>roles / role_permissions</w:t>
+            </w:r>
+          </w:p>
+        </w:tc>
+        <w:tc>
+          <w:tcPr>
+            <w:tcW w:type="dxa" w:w="5216"/>
+          </w:tcPr>
+          <w:p>
+            <w:r/>
+            <w:r>
+              <w:rPr>
+                <w:b w:val="0"/>
+                <w:sz w:val="19"/>
+              </w:rPr>
+              <w:t>Rôles personnalisés et matrice rôle → permissions éditable à chaud.</w:t>
+            </w:r>
+          </w:p>
+        </w:tc>
+      </w:tr>
+      <w:tr>
+        <w:tc>
+          <w:tcPr>
+            <w:tcW w:type="dxa" w:w="2041"/>
+          </w:tcPr>
+          <w:p>
+            <w:r/>
+            <w:r>
+              <w:rPr>
+                <w:b w:val="0"/>
+                <w:sz w:val="19"/>
+              </w:rPr>
+              <w:t>UserPermission</w:t>
+            </w:r>
+          </w:p>
+        </w:tc>
+        <w:tc>
+          <w:tcPr>
+            <w:tcW w:type="dxa" w:w="2268"/>
+          </w:tcPr>
+          <w:p>
+            <w:r/>
+            <w:r>
+              <w:rPr>
+                <w:b w:val="0"/>
+                <w:sz w:val="19"/>
+              </w:rPr>
+              <w:t>user_permissions</w:t>
+            </w:r>
+          </w:p>
+        </w:tc>
+        <w:tc>
+          <w:tcPr>
+            <w:tcW w:type="dxa" w:w="5216"/>
+          </w:tcPr>
+          <w:p>
+            <w:r/>
+            <w:r>
+              <w:rPr>
+                <w:b w:val="0"/>
+                <w:sz w:val="19"/>
+              </w:rPr>
+              <w:t>Permissions accordées / retirées à un utilisateur précis.</w:t>
+            </w:r>
+          </w:p>
+        </w:tc>
+      </w:tr>
+      <w:tr>
+        <w:tc>
+          <w:tcPr>
+            <w:tcW w:type="dxa" w:w="2041"/>
+          </w:tcPr>
+          <w:p>
+            <w:r/>
+            <w:r>
+              <w:rPr>
+                <w:b w:val="0"/>
+                <w:sz w:val="19"/>
+              </w:rPr>
+              <w:t>Notification</w:t>
+            </w:r>
+          </w:p>
+        </w:tc>
+        <w:tc>
+          <w:tcPr>
+            <w:tcW w:type="dxa" w:w="2268"/>
+          </w:tcPr>
+          <w:p>
+            <w:r/>
+            <w:r>
+              <w:rPr>
+                <w:b w:val="0"/>
+                <w:sz w:val="19"/>
+              </w:rPr>
+              <w:t>notifications</w:t>
+            </w:r>
+          </w:p>
+        </w:tc>
+        <w:tc>
+          <w:tcPr>
+            <w:tcW w:type="dxa" w:w="5216"/>
+          </w:tcPr>
+          <w:p>
+            <w:r/>
+            <w:r>
+              <w:rPr>
+                <w:b w:val="0"/>
+                <w:sz w:val="19"/>
+              </w:rPr>
+              <w:t>Notifications internes de l'utilisateur (lues / non lues).</w:t>
             </w:r>
           </w:p>
         </w:tc>
@@ -2546,12 +3475,13 @@
         <w:tblStyle w:val="TableGrid"/>
         <w:tblW w:type="auto" w:w="0"/>
         <w:jc w:val="center"/>
+        <w:tblLayout w:type="fixed"/>
         <w:tblLook w:firstColumn="1" w:firstRow="1" w:lastColumn="0" w:lastRow="0" w:noHBand="0" w:noVBand="1" w:val="04A0"/>
       </w:tblPr>
       <w:tblGrid>
-        <w:gridCol w:w="2880"/>
-        <w:gridCol w:w="2880"/>
-        <w:gridCol w:w="2880"/>
+        <w:gridCol w:w="2381"/>
+        <w:gridCol w:w="1361"/>
+        <w:gridCol w:w="5783"/>
       </w:tblGrid>
       <w:tr>
         <w:tc>
@@ -2742,7 +3672,7 @@
                 <w:b w:val="0"/>
                 <w:sz w:val="19"/>
               </w:rPr>
-              <w:t>ORDRE_1 | ORDRE_2 | ORDRE_3 (reprise de SEMO).</w:t>
+              <w:t>INDICE_SUP_800 | INDICE_400_799 | INDICE_INF_400 (reprise de SEMO).</w:t>
             </w:r>
           </w:p>
         </w:tc>
@@ -2994,6 +3924,53 @@
                 <w:b w:val="0"/>
                 <w:sz w:val="19"/>
               </w:rPr>
+              <w:t>avance_engagee</w:t>
+            </w:r>
+          </w:p>
+        </w:tc>
+        <w:tc>
+          <w:tcPr>
+            <w:tcW w:type="dxa" w:w="1361"/>
+          </w:tcPr>
+          <w:p>
+            <w:r/>
+            <w:r>
+              <w:rPr>
+                <w:b w:val="0"/>
+                <w:sz w:val="19"/>
+              </w:rPr>
+              <w:t>int|null</w:t>
+            </w:r>
+          </w:p>
+        </w:tc>
+        <w:tc>
+          <w:tcPr>
+            <w:tcW w:type="dxa" w:w="5783"/>
+          </w:tcPr>
+          <w:p>
+            <w:r/>
+            <w:r>
+              <w:rPr>
+                <w:b w:val="0"/>
+                <w:sz w:val="19"/>
+              </w:rPr>
+              <w:t>Avance figée à la validation de l'état des avances (ou à l'amendement si l'avance est déjà CONFIRME sur le circuit par OM) ; ensuite reliquat = total − avance_engagee, éventuellement NÉGATIF.</w:t>
+            </w:r>
+          </w:p>
+        </w:tc>
+      </w:tr>
+      <w:tr>
+        <w:tc>
+          <w:tcPr>
+            <w:tcW w:type="dxa" w:w="2381"/>
+          </w:tcPr>
+          <w:p>
+            <w:r/>
+            <w:r>
+              <w:rPr>
+                <w:b w:val="0"/>
+                <w:sz w:val="19"/>
+              </w:rPr>
               <w:t>statut</w:t>
             </w:r>
           </w:p>
@@ -3024,7 +4001,7 @@
                 <w:b w:val="0"/>
                 <w:sz w:val="19"/>
               </w:rPr>
-              <w:t>IMPORTE (retranscrit) → VALIDE (état des avances validé par le DG) → SOLDE. VERIFIE / VISA_DAF (circuit par OM en option), REJETE / ANNULE possibles.</w:t>
+              <w:t>IMPORTE (retranscrit) → VALIDE (état des avances validé par le DG) → SOLDE. REJETE / ANNULE possibles ; VERIFIE / VISA_DAF : valeurs héritées, plus produites.</w:t>
             </w:r>
           </w:p>
         </w:tc>
@@ -3038,9 +4015,367 @@
           <w:i/>
           <w:color w:val="4B5563"/>
         </w:rPr>
-        <w:t>Le statut de l'OM ne transite pas par le circuit : il reste IMPORTE tout au long de la validation de l'état, et ne passe VALIDE (payable) qu'à la validation finale du DG.</w:t>
+        <w:t>Le statut de l'OM ne transite pas par le circuit : il reste IMPORTE tout au long de la validation de l'état, et ne passe VALIDE (payable) qu'à la validation finale du DG. Un OM REJETE n'est jamais repris par cette propagation.</w:t>
       </w:r>
     </w:p>
+    <w:p>
+      <w:pPr>
+        <w:pStyle w:val="Heading3"/>
+      </w:pPr>
+      <w:r>
+        <w:t>2.4.3 Statuts — Versement et LotPaiement</w:t>
+      </w:r>
+    </w:p>
+    <w:tbl>
+      <w:tblPr>
+        <w:tblStyle w:val="TableGrid"/>
+        <w:tblW w:type="auto" w:w="0"/>
+        <w:jc w:val="center"/>
+        <w:tblLayout w:type="fixed"/>
+        <w:tblLook w:firstColumn="1" w:firstRow="1" w:lastColumn="0" w:lastRow="0" w:noHBand="0" w:noVBand="1" w:val="04A0"/>
+      </w:tblPr>
+      <w:tblGrid>
+        <w:gridCol w:w="1701"/>
+        <w:gridCol w:w="2608"/>
+        <w:gridCol w:w="5216"/>
+      </w:tblGrid>
+      <w:tr>
+        <w:tc>
+          <w:tcPr>
+            <w:tcW w:type="dxa" w:w="1701"/>
+            <w:shd w:val="clear" w:fill="1D9E4F"/>
+          </w:tcPr>
+          <w:p>
+            <w:r/>
+            <w:r>
+              <w:rPr>
+                <w:b/>
+                <w:color w:val="FFFFFF"/>
+                <w:sz w:val="20"/>
+              </w:rPr>
+              <w:t>Objet</w:t>
+            </w:r>
+          </w:p>
+        </w:tc>
+        <w:tc>
+          <w:tcPr>
+            <w:tcW w:type="dxa" w:w="2608"/>
+            <w:shd w:val="clear" w:fill="1D9E4F"/>
+          </w:tcPr>
+          <w:p>
+            <w:r/>
+            <w:r>
+              <w:rPr>
+                <w:b/>
+                <w:color w:val="FFFFFF"/>
+                <w:sz w:val="20"/>
+              </w:rPr>
+              <w:t>Statut</w:t>
+            </w:r>
+          </w:p>
+        </w:tc>
+        <w:tc>
+          <w:tcPr>
+            <w:tcW w:type="dxa" w:w="5216"/>
+            <w:shd w:val="clear" w:fill="1D9E4F"/>
+          </w:tcPr>
+          <w:p>
+            <w:r/>
+            <w:r>
+              <w:rPr>
+                <w:b/>
+                <w:color w:val="FFFFFF"/>
+                <w:sz w:val="20"/>
+              </w:rPr>
+              <w:t>Signification</w:t>
+            </w:r>
+          </w:p>
+        </w:tc>
+      </w:tr>
+      <w:tr>
+        <w:tc>
+          <w:tcPr>
+            <w:tcW w:type="dxa" w:w="1701"/>
+          </w:tcPr>
+          <w:p>
+            <w:r/>
+            <w:r>
+              <w:rPr>
+                <w:b w:val="0"/>
+                <w:sz w:val="19"/>
+              </w:rPr>
+              <w:t>Versement</w:t>
+            </w:r>
+          </w:p>
+        </w:tc>
+        <w:tc>
+          <w:tcPr>
+            <w:tcW w:type="dxa" w:w="2608"/>
+          </w:tcPr>
+          <w:p>
+            <w:r/>
+            <w:r>
+              <w:rPr>
+                <w:b w:val="0"/>
+                <w:sz w:val="19"/>
+              </w:rPr>
+              <w:t>EN_ATTENTE</w:t>
+            </w:r>
+          </w:p>
+        </w:tc>
+        <w:tc>
+          <w:tcPr>
+            <w:tcW w:type="dxa" w:w="5216"/>
+          </w:tcPr>
+          <w:p>
+            <w:r/>
+            <w:r>
+              <w:rPr>
+                <w:b w:val="0"/>
+                <w:sz w:val="19"/>
+              </w:rPr>
+              <w:t>Créé, pas encore dans un fichier (ou remis en attente par un lot en ERREUR).</w:t>
+            </w:r>
+          </w:p>
+        </w:tc>
+      </w:tr>
+      <w:tr>
+        <w:tc>
+          <w:tcPr>
+            <w:tcW w:type="dxa" w:w="1701"/>
+          </w:tcPr>
+          <w:p>
+            <w:r/>
+            <w:r>
+              <w:rPr>
+                <w:b w:val="0"/>
+                <w:sz w:val="19"/>
+              </w:rPr>
+              <w:t>Versement</w:t>
+            </w:r>
+          </w:p>
+        </w:tc>
+        <w:tc>
+          <w:tcPr>
+            <w:tcW w:type="dxa" w:w="2608"/>
+          </w:tcPr>
+          <w:p>
+            <w:r/>
+            <w:r>
+              <w:rPr>
+                <w:b w:val="0"/>
+                <w:sz w:val="19"/>
+              </w:rPr>
+              <w:t>GENERE</w:t>
+            </w:r>
+          </w:p>
+        </w:tc>
+        <w:tc>
+          <w:tcPr>
+            <w:tcW w:type="dxa" w:w="5216"/>
+          </w:tcPr>
+          <w:p>
+            <w:r/>
+            <w:r>
+              <w:rPr>
+                <w:b w:val="0"/>
+                <w:sz w:val="19"/>
+              </w:rPr>
+              <w:t>Inclus dans un fichier généré, non confirmé.</w:t>
+            </w:r>
+          </w:p>
+        </w:tc>
+      </w:tr>
+      <w:tr>
+        <w:tc>
+          <w:tcPr>
+            <w:tcW w:type="dxa" w:w="1701"/>
+          </w:tcPr>
+          <w:p>
+            <w:r/>
+            <w:r>
+              <w:rPr>
+                <w:b w:val="0"/>
+                <w:sz w:val="19"/>
+              </w:rPr>
+              <w:t>Versement</w:t>
+            </w:r>
+          </w:p>
+        </w:tc>
+        <w:tc>
+          <w:tcPr>
+            <w:tcW w:type="dxa" w:w="2608"/>
+          </w:tcPr>
+          <w:p>
+            <w:r/>
+            <w:r>
+              <w:rPr>
+                <w:b w:val="0"/>
+                <w:sz w:val="19"/>
+              </w:rPr>
+              <w:t>CONFIRME</w:t>
+            </w:r>
+          </w:p>
+        </w:tc>
+        <w:tc>
+          <w:tcPr>
+            <w:tcW w:type="dxa" w:w="5216"/>
+          </w:tcPr>
+          <w:p>
+            <w:r/>
+            <w:r>
+              <w:rPr>
+                <w:b w:val="0"/>
+                <w:sz w:val="19"/>
+              </w:rPr>
+              <w:t>Paiement confirmé après dépôt (date_paiement renseignée).</w:t>
+            </w:r>
+          </w:p>
+        </w:tc>
+      </w:tr>
+      <w:tr>
+        <w:tc>
+          <w:tcPr>
+            <w:tcW w:type="dxa" w:w="1701"/>
+          </w:tcPr>
+          <w:p>
+            <w:r/>
+            <w:r>
+              <w:rPr>
+                <w:b w:val="0"/>
+                <w:sz w:val="19"/>
+              </w:rPr>
+              <w:t>Versement</w:t>
+            </w:r>
+          </w:p>
+        </w:tc>
+        <w:tc>
+          <w:tcPr>
+            <w:tcW w:type="dxa" w:w="2608"/>
+          </w:tcPr>
+          <w:p>
+            <w:r/>
+            <w:r>
+              <w:rPr>
+                <w:b w:val="0"/>
+                <w:sz w:val="19"/>
+              </w:rPr>
+              <w:t>ANNULE</w:t>
+            </w:r>
+          </w:p>
+        </w:tc>
+        <w:tc>
+          <w:tcPr>
+            <w:tcW w:type="dxa" w:w="5216"/>
+          </w:tcPr>
+          <w:p>
+            <w:r/>
+            <w:r>
+              <w:rPr>
+                <w:b w:val="0"/>
+                <w:sz w:val="19"/>
+              </w:rPr>
+              <w:t>Versement d'un OM rejeté — jamais payé.</w:t>
+            </w:r>
+          </w:p>
+        </w:tc>
+      </w:tr>
+      <w:tr>
+        <w:tc>
+          <w:tcPr>
+            <w:tcW w:type="dxa" w:w="1701"/>
+          </w:tcPr>
+          <w:p>
+            <w:r/>
+            <w:r>
+              <w:rPr>
+                <w:b w:val="0"/>
+                <w:sz w:val="19"/>
+              </w:rPr>
+              <w:t>Versement</w:t>
+            </w:r>
+          </w:p>
+        </w:tc>
+        <w:tc>
+          <w:tcPr>
+            <w:tcW w:type="dxa" w:w="2608"/>
+          </w:tcPr>
+          <w:p>
+            <w:r/>
+            <w:r>
+              <w:rPr>
+                <w:b w:val="0"/>
+                <w:sz w:val="19"/>
+              </w:rPr>
+              <w:t>A_RECOUVRER / RECOUVRE</w:t>
+            </w:r>
+          </w:p>
+        </w:tc>
+        <w:tc>
+          <w:tcPr>
+            <w:tcW w:type="dxa" w:w="5216"/>
+          </w:tcPr>
+          <w:p>
+            <w:r/>
+            <w:r>
+              <w:rPr>
+                <w:b w:val="0"/>
+                <w:sz w:val="19"/>
+              </w:rPr>
+              <w:t>Trop-perçu (reliquat négatif) à retenir sur salaire / retenue constatée.</w:t>
+            </w:r>
+          </w:p>
+        </w:tc>
+      </w:tr>
+      <w:tr>
+        <w:tc>
+          <w:tcPr>
+            <w:tcW w:type="dxa" w:w="1701"/>
+          </w:tcPr>
+          <w:p>
+            <w:r/>
+            <w:r>
+              <w:rPr>
+                <w:b w:val="0"/>
+                <w:sz w:val="19"/>
+              </w:rPr>
+              <w:t>LotPaiement</w:t>
+            </w:r>
+          </w:p>
+        </w:tc>
+        <w:tc>
+          <w:tcPr>
+            <w:tcW w:type="dxa" w:w="2608"/>
+          </w:tcPr>
+          <w:p>
+            <w:r/>
+            <w:r>
+              <w:rPr>
+                <w:b w:val="0"/>
+                <w:sz w:val="19"/>
+              </w:rPr>
+              <w:t>GENERE / CONFIRME / ERREUR</w:t>
+            </w:r>
+          </w:p>
+        </w:tc>
+        <w:tc>
+          <w:tcPr>
+            <w:tcW w:type="dxa" w:w="5216"/>
+          </w:tcPr>
+          <w:p>
+            <w:r/>
+            <w:r>
+              <w:rPr>
+                <w:b w:val="0"/>
+                <w:sz w:val="19"/>
+              </w:rPr>
+              <w:t>Fichier produit / dépôt confirmé (définitif) / dépôt échoué (régénération).</w:t>
+            </w:r>
+          </w:p>
+        </w:tc>
+      </w:tr>
+    </w:tbl>
+    <w:p/>
     <w:p>
       <w:pPr>
         <w:pStyle w:val="Heading1"/>
@@ -3063,12 +4398,13 @@
         <w:tblStyle w:val="TableGrid"/>
         <w:tblW w:type="auto" w:w="0"/>
         <w:jc w:val="center"/>
+        <w:tblLayout w:type="fixed"/>
         <w:tblLook w:firstColumn="1" w:firstRow="1" w:lastColumn="0" w:lastRow="0" w:noHBand="0" w:noVBand="1" w:val="04A0"/>
       </w:tblPr>
       <w:tblGrid>
-        <w:gridCol w:w="2880"/>
-        <w:gridCol w:w="2880"/>
-        <w:gridCol w:w="2880"/>
+        <w:gridCol w:w="2381"/>
+        <w:gridCol w:w="3061"/>
+        <w:gridCol w:w="4082"/>
       </w:tblGrid>
       <w:tr>
         <w:tc>
@@ -3385,7 +4721,7 @@
                 <w:b w:val="0"/>
                 <w:sz w:val="19"/>
               </w:rPr>
-              <w:t>AGENT_FINANCIER</w:t>
+              <w:t>AGENT_FINANCIER (consultation : paiements.consulter)</w:t>
             </w:r>
           </w:p>
         </w:tc>
@@ -3400,7 +4736,7 @@
                 <w:b w:val="0"/>
                 <w:sz w:val="19"/>
               </w:rPr>
-              <w:t>Génération fichiers MTN/Moov, confirmation.</w:t>
+              <w:t>Génération fichiers MTN/Moov, confirmation, régularisations.</w:t>
             </w:r>
           </w:p>
         </w:tc>
@@ -3432,7 +4768,7 @@
                 <w:b w:val="0"/>
                 <w:sz w:val="19"/>
               </w:rPr>
-              <w:t>Tous (lecture) / ADMIN (édition)</w:t>
+              <w:t>baremes.consulter (lecture, hors LECTEUR) / ADMIN (édition)</w:t>
             </w:r>
           </w:p>
         </w:tc>
@@ -3738,7 +5074,7 @@
         <w:pStyle w:val="ListBullet"/>
       </w:pPr>
       <w:r>
-        <w:t>PERS-03 — Création : la catégorie ORDRE_1/2/3 est déduite de l'indice ou du salaire.</w:t>
+        <w:t>PERS-03 — Création : la catégorie d'indice (INDICE_SUP_800 / INDICE_400_799 / INDICE_INF_400) est déduite de l'indice ou du salaire.</w:t>
       </w:r>
     </w:p>
     <w:p>
@@ -3779,7 +5115,7 @@
         <w:pStyle w:val="ListBullet"/>
       </w:pPr>
       <w:r>
-        <w:t>Liste des OM : filtres statut/zone/opérateur/agent/dates, recherche par référence SEMO.</w:t>
+        <w:t>Liste des OM : filtres statut/zone/opérateur/agent/dates, recherche par référence SEMO. Le filtre opérateur porte sur l'opérateur des versements (repli sur l'agent pour un OM sans versement).</w:t>
       </w:r>
     </w:p>
     <w:p>
@@ -3795,7 +5131,7 @@
         <w:pStyle w:val="ListBullet"/>
       </w:pPr>
       <w:r>
-        <w:t>Détail d'un OM : mission, bénéficiaire, montants, versements ; renvoie vers l'état de la mission (aucune action de circuit sur l'OM). Brouillon PDF de l'OM et historique d'audit.</w:t>
+        <w:t>Détail d'un OM : mission, bénéficiaire, montants, versements, journal des amendements ; renvoie vers l'état de la mission. Boutons Valider / Rejeter uniquement pour une mission SANS état (repli). Amender (om.retranscrire). Brouillon PDF de l'OM et historique d'audit (OM-08).</w:t>
       </w:r>
     </w:p>
     <w:p>
@@ -3906,6 +5242,63 @@
     </w:p>
     <w:p>
       <w:pPr>
+        <w:pStyle w:val="ListBullet"/>
+      </w:pPr>
+      <w:r>
+        <w:t>Génération asynchrone : au-delà de config('paiement.async_seuil') (50 lignes), l'API répond 202 + tracking_id ; l'écran interroge /lots/job/:id puis télécharge le lot à la fin.</w:t>
+      </w:r>
+    </w:p>
+    <w:p>
+      <w:pPr>
+        <w:pStyle w:val="ListBullet"/>
+      </w:pPr>
+      <w:r>
+        <w:t>Lots complémentaires signalés par un badge « complémentaire n° N » dans la liste.</w:t>
+      </w:r>
+    </w:p>
+    <w:p>
+      <w:pPr>
+        <w:pStyle w:val="Heading2"/>
+      </w:pPr>
+      <w:r>
+        <w:t>3.7 Module Régularisations (trop-perçus)</w:t>
+      </w:r>
+    </w:p>
+    <w:p>
+      <w:r>
+        <w:rPr>
+          <w:b w:val="0"/>
+          <w:i w:val="0"/>
+        </w:rPr>
+        <w:t>Un amendement à la baisse après paiement de l'avance peut rendre le reliquat négatif (trop-perçu). Le versement passe A_RECOUVRER, sort du périmètre payable et apparaît dans l'écran Régularisations.</w:t>
+      </w:r>
+    </w:p>
+    <w:p>
+      <w:pPr>
+        <w:pStyle w:val="ListBullet"/>
+      </w:pPr>
+      <w:r>
+        <w:t>Liste paginée (statut, mission, recherche) + total à recouvrer ; lien vers la fiche OM.</w:t>
+      </w:r>
+    </w:p>
+    <w:p>
+      <w:pPr>
+        <w:pStyle w:val="ListBullet"/>
+      </w:pPr>
+      <w:r>
+        <w:t>Document de retenue sur salaire (PDF) à remettre à la RH ; constat du recouvrement → RECOUVRE (paiements.confirmer).</w:t>
+      </w:r>
+    </w:p>
+    <w:p>
+      <w:pPr>
+        <w:pStyle w:val="ListBullet"/>
+      </w:pPr>
+      <w:r>
+        <w:t>Rapport « Trop-perçus » : synthèse à recouvrer / recouvrés (montants absolus).</w:t>
+      </w:r>
+    </w:p>
+    <w:p>
+      <w:pPr>
         <w:pStyle w:val="Heading1"/>
       </w:pPr>
       <w:r>
@@ -3943,13 +5336,14 @@
         <w:tblStyle w:val="TableGrid"/>
         <w:tblW w:type="auto" w:w="0"/>
         <w:jc w:val="center"/>
+        <w:tblLayout w:type="fixed"/>
         <w:tblLook w:firstColumn="1" w:firstRow="1" w:lastColumn="0" w:lastRow="0" w:noHBand="0" w:noVBand="1" w:val="04A0"/>
       </w:tblPr>
       <w:tblGrid>
-        <w:gridCol w:w="2160"/>
-        <w:gridCol w:w="2160"/>
-        <w:gridCol w:w="2160"/>
-        <w:gridCol w:w="2160"/>
+        <w:gridCol w:w="454"/>
+        <w:gridCol w:w="1474"/>
+        <w:gridCol w:w="5102"/>
+        <w:gridCol w:w="2494"/>
       </w:tblGrid>
       <w:tr>
         <w:tc>
@@ -4355,13 +5749,14 @@
         <w:tblStyle w:val="TableGrid"/>
         <w:tblW w:type="auto" w:w="0"/>
         <w:jc w:val="center"/>
+        <w:tblLayout w:type="fixed"/>
         <w:tblLook w:firstColumn="1" w:firstRow="1" w:lastColumn="0" w:lastRow="0" w:noHBand="0" w:noVBand="1" w:val="04A0"/>
       </w:tblPr>
       <w:tblGrid>
-        <w:gridCol w:w="2160"/>
-        <w:gridCol w:w="2160"/>
-        <w:gridCol w:w="2160"/>
-        <w:gridCol w:w="2160"/>
+        <w:gridCol w:w="454"/>
+        <w:gridCol w:w="1474"/>
+        <w:gridCol w:w="4762"/>
+        <w:gridCol w:w="2835"/>
       </w:tblGrid>
       <w:tr>
         <w:tc>
@@ -4831,7 +6226,7 @@
           <w:i/>
           <w:color w:val="4B5563"/>
         </w:rPr>
-        <w:t>Circuit OM par OM (reprise de données) : les routes /api/ordres/:id/valider|viser|approuver|rejeter subsistent pour corriger une mission dépourvue d'état ; elles sont refusées dès qu'un état existe.</w:t>
+        <w:t>Circuit OM par OM (reprise de données) : POST /api/ordres/:id/valider (om.valider) et /api/ordres/:id/rejeter (om.rejeter) subsistent pour une mission dépourvue d'état ; ils sont refusés dès qu'un état existe (MissionService::exigerAbsenceDEtat). Le rejet annule les versements EN_ATTENTE de l'OM. La validation de l'état des avances ne repropage jamais VALIDE à un OM REJETE.</w:t>
       </w:r>
     </w:p>
     <w:p>
@@ -4856,13 +6251,14 @@
         <w:tblStyle w:val="TableGrid"/>
         <w:tblW w:type="auto" w:w="0"/>
         <w:jc w:val="center"/>
+        <w:tblLayout w:type="fixed"/>
         <w:tblLook w:firstColumn="1" w:firstRow="1" w:lastColumn="0" w:lastRow="0" w:noHBand="0" w:noVBand="1" w:val="04A0"/>
       </w:tblPr>
       <w:tblGrid>
-        <w:gridCol w:w="2160"/>
-        <w:gridCol w:w="2160"/>
-        <w:gridCol w:w="2160"/>
-        <w:gridCol w:w="2160"/>
+        <w:gridCol w:w="454"/>
+        <w:gridCol w:w="1474"/>
+        <w:gridCol w:w="4309"/>
+        <w:gridCol w:w="3288"/>
       </w:tblGrid>
       <w:tr>
         <w:tc>
@@ -5286,7 +6682,7 @@
                 <w:b w:val="0"/>
                 <w:sz w:val="19"/>
               </w:rPr>
-              <w:t>En cas de problème : marque le lot « en erreur », puis régénère.</w:t>
+              <w:t>En cas de problème : marque le lot « en erreur », corrige au besoin l'agent, puis régénère.</w:t>
             </w:r>
           </w:p>
         </w:tc>
@@ -5301,7 +6697,69 @@
                 <w:b w:val="0"/>
                 <w:sz w:val="19"/>
               </w:rPr>
-              <w:t>Lot → ERREUR → (régénération) → GENERE avant toute confirmation</w:t>
+              <w:t>Lot → ERREUR ; versements → EN_ATTENTE (coordonnées agent rafraîchies) → régénération → GENERE</w:t>
+            </w:r>
+          </w:p>
+        </w:tc>
+      </w:tr>
+      <w:tr>
+        <w:tc>
+          <w:tcPr>
+            <w:tcW w:type="dxa" w:w="454"/>
+          </w:tcPr>
+          <w:p>
+            <w:r/>
+            <w:r>
+              <w:rPr>
+                <w:b w:val="0"/>
+                <w:sz w:val="19"/>
+              </w:rPr>
+              <w:t>7</w:t>
+            </w:r>
+          </w:p>
+        </w:tc>
+        <w:tc>
+          <w:tcPr>
+            <w:tcW w:type="dxa" w:w="1474"/>
+          </w:tcPr>
+          <w:p>
+            <w:r/>
+            <w:r>
+              <w:rPr>
+                <w:b w:val="0"/>
+                <w:sz w:val="19"/>
+              </w:rPr>
+              <w:t>Agent financier</w:t>
+            </w:r>
+          </w:p>
+        </w:tc>
+        <w:tc>
+          <w:tcPr>
+            <w:tcW w:type="dxa" w:w="4309"/>
+          </w:tcPr>
+          <w:p>
+            <w:r/>
+            <w:r>
+              <w:rPr>
+                <w:b w:val="0"/>
+                <w:sz w:val="19"/>
+              </w:rPr>
+              <w:t>Un versement devient payable après la confirmation du lot (OM validé tard, changement d'opérateur…).</w:t>
+            </w:r>
+          </w:p>
+        </w:tc>
+        <w:tc>
+          <w:tcPr>
+            <w:tcW w:type="dxa" w:w="3288"/>
+          </w:tcPr>
+          <w:p>
+            <w:r/>
+            <w:r>
+              <w:rPr>
+                <w:b w:val="0"/>
+                <w:sz w:val="19"/>
+              </w:rPr>
+              <w:t>Nouvelle génération → lot COMPLÉMENTAIRE (sequence + 1, fichier …_COMPL{n})</w:t>
             </w:r>
           </w:p>
         </w:tc>
@@ -5336,7 +6794,7 @@
               <w:rPr>
                 <w:sz w:val="20"/>
               </w:rPr>
-              <w:t>Un versement CONFIRME n'est jamais réinclus dans un nouveau fichier (protection anti-double-paiement). La régénération n'est possible que tant que le lot n'est pas confirmé. Seul un lot au statut GENERE peut être confirmé : un lot en ERREUR doit d'abord être régénéré (on ne confirme pas un fichier invalidé).</w:t>
+              <w:t>Un versement CONFIRME n'est jamais réinclus dans un nouveau fichier (protection anti-double-paiement). La régénération n'est possible que tant que le lot n'est pas confirmé. Seul un lot au statut GENERE peut être confirmé : un lot en ERREUR doit d'abord être régénéré (on ne confirme pas un fichier invalidé). Versement::scopeEligiblesLot exclut CONFIRME, ANNULE, A_RECOUVRER, RECOUVRE, les montants ≤ 0 et tout versement porté par un lot CONFIRME (seconde barrière). Un lot CONFIRME n'est jamais réécrit : la génération suivante crée le lot de séquence suivante. Génération sous transaction avec lockForUpdate sur le dernier lot de la clé.</w:t>
             </w:r>
           </w:p>
         </w:tc>
@@ -5356,13 +6814,14 @@
         <w:tblStyle w:val="TableGrid"/>
         <w:tblW w:type="auto" w:w="0"/>
         <w:jc w:val="center"/>
+        <w:tblLayout w:type="fixed"/>
         <w:tblLook w:firstColumn="1" w:firstRow="1" w:lastColumn="0" w:lastRow="0" w:noHBand="0" w:noVBand="1" w:val="04A0"/>
       </w:tblPr>
       <w:tblGrid>
-        <w:gridCol w:w="2160"/>
-        <w:gridCol w:w="2160"/>
-        <w:gridCol w:w="2160"/>
-        <w:gridCol w:w="2160"/>
+        <w:gridCol w:w="454"/>
+        <w:gridCol w:w="1474"/>
+        <w:gridCol w:w="4876"/>
+        <w:gridCol w:w="2721"/>
       </w:tblGrid>
       <w:tr>
         <w:tc>
@@ -5635,13 +7094,14 @@
         <w:tblStyle w:val="TableGrid"/>
         <w:tblW w:type="auto" w:w="0"/>
         <w:jc w:val="center"/>
+        <w:tblLayout w:type="fixed"/>
         <w:tblLook w:firstColumn="1" w:firstRow="1" w:lastColumn="0" w:lastRow="0" w:noHBand="0" w:noVBand="1" w:val="04A0"/>
       </w:tblPr>
       <w:tblGrid>
-        <w:gridCol w:w="2160"/>
-        <w:gridCol w:w="2160"/>
-        <w:gridCol w:w="2160"/>
-        <w:gridCol w:w="2160"/>
+        <w:gridCol w:w="454"/>
+        <w:gridCol w:w="1474"/>
+        <w:gridCol w:w="4876"/>
+        <w:gridCol w:w="2721"/>
       </w:tblGrid>
       <w:tr>
         <w:tc>
@@ -5895,6 +7355,730 @@
                 <w:sz w:val="19"/>
               </w:rPr>
               <w:t>Import « tout ou rien » (rollback complet à la moindre erreur)</w:t>
+            </w:r>
+          </w:p>
+        </w:tc>
+      </w:tr>
+    </w:tbl>
+    <w:p/>
+    <w:p>
+      <w:pPr>
+        <w:pStyle w:val="Heading2"/>
+      </w:pPr>
+      <w:r>
+        <w:t>4.6 Amendement d'un OM (avenant)</w:t>
+      </w:r>
+    </w:p>
+    <w:p>
+      <w:r>
+        <w:rPr>
+          <w:b w:val="0"/>
+          <w:i w:val="0"/>
+        </w:rPr>
+        <w:t>Acteur : GESTIONNAIRE_OM (om.retranscrire). POST /api/ordres/:id/amender — body { nb_jours? | lignes?, motif ≥ 10 car. } — MissionService::amender, en transaction (OM et états verrouillés).</w:t>
+      </w:r>
+    </w:p>
+    <w:tbl>
+      <w:tblPr>
+        <w:tblStyle w:val="TableGrid"/>
+        <w:tblW w:type="auto" w:w="0"/>
+        <w:jc w:val="center"/>
+        <w:tblLayout w:type="fixed"/>
+        <w:tblLook w:firstColumn="1" w:firstRow="1" w:lastColumn="0" w:lastRow="0" w:noHBand="0" w:noVBand="1" w:val="04A0"/>
+      </w:tblPr>
+      <w:tblGrid>
+        <w:gridCol w:w="454"/>
+        <w:gridCol w:w="1587"/>
+        <w:gridCol w:w="7483"/>
+      </w:tblGrid>
+      <w:tr>
+        <w:tc>
+          <w:tcPr>
+            <w:tcW w:type="dxa" w:w="454"/>
+            <w:shd w:val="clear" w:fill="1D9E4F"/>
+          </w:tcPr>
+          <w:p>
+            <w:r/>
+            <w:r>
+              <w:rPr>
+                <w:b/>
+                <w:color w:val="FFFFFF"/>
+                <w:sz w:val="20"/>
+              </w:rPr>
+              <w:t>#</w:t>
+            </w:r>
+          </w:p>
+        </w:tc>
+        <w:tc>
+          <w:tcPr>
+            <w:tcW w:type="dxa" w:w="1587"/>
+            <w:shd w:val="clear" w:fill="1D9E4F"/>
+          </w:tcPr>
+          <w:p>
+            <w:r/>
+            <w:r>
+              <w:rPr>
+                <w:b/>
+                <w:color w:val="FFFFFF"/>
+                <w:sz w:val="20"/>
+              </w:rPr>
+              <w:t>Étape</w:t>
+            </w:r>
+          </w:p>
+        </w:tc>
+        <w:tc>
+          <w:tcPr>
+            <w:tcW w:type="dxa" w:w="7483"/>
+            <w:shd w:val="clear" w:fill="1D9E4F"/>
+          </w:tcPr>
+          <w:p>
+            <w:r/>
+            <w:r>
+              <w:rPr>
+                <w:b/>
+                <w:color w:val="FFFFFF"/>
+                <w:sz w:val="20"/>
+              </w:rPr>
+              <w:t>Règle</w:t>
+            </w:r>
+          </w:p>
+        </w:tc>
+      </w:tr>
+      <w:tr>
+        <w:tc>
+          <w:tcPr>
+            <w:tcW w:type="dxa" w:w="454"/>
+          </w:tcPr>
+          <w:p>
+            <w:r/>
+            <w:r>
+              <w:rPr>
+                <w:b w:val="0"/>
+                <w:sz w:val="19"/>
+              </w:rPr>
+              <w:t>1</w:t>
+            </w:r>
+          </w:p>
+        </w:tc>
+        <w:tc>
+          <w:tcPr>
+            <w:tcW w:type="dxa" w:w="1587"/>
+          </w:tcPr>
+          <w:p>
+            <w:r/>
+            <w:r>
+              <w:rPr>
+                <w:b w:val="0"/>
+                <w:sz w:val="19"/>
+              </w:rPr>
+              <w:t>Gardes</w:t>
+            </w:r>
+          </w:p>
+        </w:tc>
+        <w:tc>
+          <w:tcPr>
+            <w:tcW w:type="dxa" w:w="7483"/>
+          </w:tcPr>
+          <w:p>
+            <w:r/>
+            <w:r>
+              <w:rPr>
+                <w:b w:val="0"/>
+                <w:sz w:val="19"/>
+              </w:rPr>
+              <w:t>Refus si OM REJETE/ANNULE ; si un versement de l'OM est GENERE (fichier en attente de dépôt) ; si un état de tranche est CONTROLE/VISA_DAF (rejet guidé) ; si l'état des reliquats est VALIDE ; si un trop-perçu est déjà RECOUVRE.</w:t>
+            </w:r>
+          </w:p>
+        </w:tc>
+      </w:tr>
+      <w:tr>
+        <w:tc>
+          <w:tcPr>
+            <w:tcW w:type="dxa" w:w="454"/>
+          </w:tcPr>
+          <w:p>
+            <w:r/>
+            <w:r>
+              <w:rPr>
+                <w:b w:val="0"/>
+                <w:sz w:val="19"/>
+              </w:rPr>
+              <w:t>2</w:t>
+            </w:r>
+          </w:p>
+        </w:tc>
+        <w:tc>
+          <w:tcPr>
+            <w:tcW w:type="dxa" w:w="1587"/>
+          </w:tcPr>
+          <w:p>
+            <w:r/>
+            <w:r>
+              <w:rPr>
+                <w:b w:val="0"/>
+                <w:sz w:val="19"/>
+              </w:rPr>
+              <w:t>Engagement</w:t>
+            </w:r>
+          </w:p>
+        </w:tc>
+        <w:tc>
+          <w:tcPr>
+            <w:tcW w:type="dxa" w:w="7483"/>
+          </w:tcPr>
+          <w:p>
+            <w:r/>
+            <w:r>
+              <w:rPr>
+                <w:b w:val="0"/>
+                <w:sz w:val="19"/>
+              </w:rPr>
+              <w:t>Circuit par OM : une avance CONFIRME sans avance_engagee est engagée à ce moment.</w:t>
+            </w:r>
+          </w:p>
+        </w:tc>
+      </w:tr>
+      <w:tr>
+        <w:tc>
+          <w:tcPr>
+            <w:tcW w:type="dxa" w:w="454"/>
+          </w:tcPr>
+          <w:p>
+            <w:r/>
+            <w:r>
+              <w:rPr>
+                <w:b w:val="0"/>
+                <w:sz w:val="19"/>
+              </w:rPr>
+              <w:t>3</w:t>
+            </w:r>
+          </w:p>
+        </w:tc>
+        <w:tc>
+          <w:tcPr>
+            <w:tcW w:type="dxa" w:w="1587"/>
+          </w:tcPr>
+          <w:p>
+            <w:r/>
+            <w:r>
+              <w:rPr>
+                <w:b w:val="0"/>
+                <w:sz w:val="19"/>
+              </w:rPr>
+              <w:t>Recalcul</w:t>
+            </w:r>
+          </w:p>
+        </w:tc>
+        <w:tc>
+          <w:tcPr>
+            <w:tcW w:type="dxa" w:w="7483"/>
+          </w:tcPr>
+          <w:p>
+            <w:r/>
+            <w:r>
+              <w:rPr>
+                <w:b w:val="0"/>
+                <w:sz w:val="19"/>
+              </w:rPr>
+              <w:t>Montant au barème (lignes détaillées ou type × jours, transport conservé). Avant engagement : répartition 70/30 ; après : reliquat = total − avance_engagee (peut être négatif).</w:t>
+            </w:r>
+          </w:p>
+        </w:tc>
+      </w:tr>
+      <w:tr>
+        <w:tc>
+          <w:tcPr>
+            <w:tcW w:type="dxa" w:w="454"/>
+          </w:tcPr>
+          <w:p>
+            <w:r/>
+            <w:r>
+              <w:rPr>
+                <w:b w:val="0"/>
+                <w:sz w:val="19"/>
+              </w:rPr>
+              <w:t>4</w:t>
+            </w:r>
+          </w:p>
+        </w:tc>
+        <w:tc>
+          <w:tcPr>
+            <w:tcW w:type="dxa" w:w="1587"/>
+          </w:tcPr>
+          <w:p>
+            <w:r/>
+            <w:r>
+              <w:rPr>
+                <w:b w:val="0"/>
+                <w:sz w:val="19"/>
+              </w:rPr>
+              <w:t>Versements</w:t>
+            </w:r>
+          </w:p>
+        </w:tc>
+        <w:tc>
+          <w:tcPr>
+            <w:tcW w:type="dxa" w:w="7483"/>
+          </w:tcPr>
+          <w:p>
+            <w:r/>
+            <w:r>
+              <w:rPr>
+                <w:b w:val="0"/>
+                <w:sz w:val="19"/>
+              </w:rPr>
+              <w:t>RELIQUAT non GENERE/CONFIRME réécrit ; négatif → A_RECOUVRER, sinon EN_ATTENTE. AVANCE réécrite seulement tant qu'elle n'est pas engagée.</w:t>
+            </w:r>
+          </w:p>
+        </w:tc>
+      </w:tr>
+      <w:tr>
+        <w:tc>
+          <w:tcPr>
+            <w:tcW w:type="dxa" w:w="454"/>
+          </w:tcPr>
+          <w:p>
+            <w:r/>
+            <w:r>
+              <w:rPr>
+                <w:b w:val="0"/>
+                <w:sz w:val="19"/>
+              </w:rPr>
+              <w:t>5</w:t>
+            </w:r>
+          </w:p>
+        </w:tc>
+        <w:tc>
+          <w:tcPr>
+            <w:tcW w:type="dxa" w:w="1587"/>
+          </w:tcPr>
+          <w:p>
+            <w:r/>
+            <w:r>
+              <w:rPr>
+                <w:b w:val="0"/>
+                <w:sz w:val="19"/>
+              </w:rPr>
+              <w:t>Traçabilité</w:t>
+            </w:r>
+          </w:p>
+        </w:tc>
+        <w:tc>
+          <w:tcPr>
+            <w:tcW w:type="dxa" w:w="7483"/>
+          </w:tcPr>
+          <w:p>
+            <w:r/>
+            <w:r>
+              <w:rPr>
+                <w:b w:val="0"/>
+                <w:sz w:val="19"/>
+              </w:rPr>
+              <w:t>Ligne om_amendements (avant / après, delta, motif, auteur) + audit AMEND_OM ; notification « trop-perçu » à l'agent financier si reliquat &lt; 0.</w:t>
+            </w:r>
+          </w:p>
+        </w:tc>
+      </w:tr>
+    </w:tbl>
+    <w:p/>
+    <w:p>
+      <w:pPr>
+        <w:pStyle w:val="Heading2"/>
+      </w:pPr>
+      <w:r>
+        <w:t>4.7 Sauvegarde et restauration de la base</w:t>
+      </w:r>
+    </w:p>
+    <w:tbl>
+      <w:tblPr>
+        <w:tblStyle w:val="TableGrid"/>
+        <w:tblW w:type="auto" w:w="0"/>
+        <w:jc w:val="center"/>
+        <w:tblLayout w:type="fixed"/>
+        <w:tblLook w:firstColumn="1" w:firstRow="1" w:lastColumn="0" w:lastRow="0" w:noHBand="0" w:noVBand="1" w:val="04A0"/>
+      </w:tblPr>
+      <w:tblGrid>
+        <w:gridCol w:w="454"/>
+        <w:gridCol w:w="1587"/>
+        <w:gridCol w:w="4989"/>
+        <w:gridCol w:w="2494"/>
+      </w:tblGrid>
+      <w:tr>
+        <w:tc>
+          <w:tcPr>
+            <w:tcW w:type="dxa" w:w="454"/>
+            <w:shd w:val="clear" w:fill="1D9E4F"/>
+          </w:tcPr>
+          <w:p>
+            <w:r/>
+            <w:r>
+              <w:rPr>
+                <w:b/>
+                <w:color w:val="FFFFFF"/>
+                <w:sz w:val="20"/>
+              </w:rPr>
+              <w:t>#</w:t>
+            </w:r>
+          </w:p>
+        </w:tc>
+        <w:tc>
+          <w:tcPr>
+            <w:tcW w:type="dxa" w:w="1587"/>
+            <w:shd w:val="clear" w:fill="1D9E4F"/>
+          </w:tcPr>
+          <w:p>
+            <w:r/>
+            <w:r>
+              <w:rPr>
+                <w:b/>
+                <w:color w:val="FFFFFF"/>
+                <w:sz w:val="20"/>
+              </w:rPr>
+              <w:t>Acteur</w:t>
+            </w:r>
+          </w:p>
+        </w:tc>
+        <w:tc>
+          <w:tcPr>
+            <w:tcW w:type="dxa" w:w="4989"/>
+            <w:shd w:val="clear" w:fill="1D9E4F"/>
+          </w:tcPr>
+          <w:p>
+            <w:r/>
+            <w:r>
+              <w:rPr>
+                <w:b/>
+                <w:color w:val="FFFFFF"/>
+                <w:sz w:val="20"/>
+              </w:rPr>
+              <w:t>Action</w:t>
+            </w:r>
+          </w:p>
+        </w:tc>
+        <w:tc>
+          <w:tcPr>
+            <w:tcW w:type="dxa" w:w="2494"/>
+            <w:shd w:val="clear" w:fill="1D9E4F"/>
+          </w:tcPr>
+          <w:p>
+            <w:r/>
+            <w:r>
+              <w:rPr>
+                <w:b/>
+                <w:color w:val="FFFFFF"/>
+                <w:sz w:val="20"/>
+              </w:rPr>
+              <w:t>Résultat</w:t>
+            </w:r>
+          </w:p>
+        </w:tc>
+      </w:tr>
+      <w:tr>
+        <w:tc>
+          <w:tcPr>
+            <w:tcW w:type="dxa" w:w="454"/>
+          </w:tcPr>
+          <w:p>
+            <w:r/>
+            <w:r>
+              <w:rPr>
+                <w:b w:val="0"/>
+                <w:sz w:val="19"/>
+              </w:rPr>
+              <w:t>1</w:t>
+            </w:r>
+          </w:p>
+        </w:tc>
+        <w:tc>
+          <w:tcPr>
+            <w:tcW w:type="dxa" w:w="1587"/>
+          </w:tcPr>
+          <w:p>
+            <w:r/>
+            <w:r>
+              <w:rPr>
+                <w:b w:val="0"/>
+                <w:sz w:val="19"/>
+              </w:rPr>
+              <w:t>Serveur (cron)</w:t>
+            </w:r>
+          </w:p>
+        </w:tc>
+        <w:tc>
+          <w:tcPr>
+            <w:tcW w:type="dxa" w:w="4989"/>
+          </w:tcPr>
+          <w:p>
+            <w:r/>
+            <w:r>
+              <w:rPr>
+                <w:b w:val="0"/>
+                <w:sz w:val="19"/>
+              </w:rPr>
+              <w:t>db:backup --compress chaque jour à 02:00 (rétention 30 jours).</w:t>
+            </w:r>
+          </w:p>
+        </w:tc>
+        <w:tc>
+          <w:tcPr>
+            <w:tcW w:type="dxa" w:w="2494"/>
+          </w:tcPr>
+          <w:p>
+            <w:r/>
+            <w:r>
+              <w:rPr>
+                <w:b w:val="0"/>
+                <w:sz w:val="19"/>
+              </w:rPr>
+              <w:t>backups/backup_AAAA-MM-JJ_HHMMSS.sql.gz</w:t>
+            </w:r>
+          </w:p>
+        </w:tc>
+      </w:tr>
+      <w:tr>
+        <w:tc>
+          <w:tcPr>
+            <w:tcW w:type="dxa" w:w="454"/>
+          </w:tcPr>
+          <w:p>
+            <w:r/>
+            <w:r>
+              <w:rPr>
+                <w:b w:val="0"/>
+                <w:sz w:val="19"/>
+              </w:rPr>
+              <w:t>2</w:t>
+            </w:r>
+          </w:p>
+        </w:tc>
+        <w:tc>
+          <w:tcPr>
+            <w:tcW w:type="dxa" w:w="1587"/>
+          </w:tcPr>
+          <w:p>
+            <w:r/>
+            <w:r>
+              <w:rPr>
+                <w:b w:val="0"/>
+                <w:sz w:val="19"/>
+              </w:rPr>
+              <w:t>SUPER_ADMIN</w:t>
+            </w:r>
+          </w:p>
+        </w:tc>
+        <w:tc>
+          <w:tcPr>
+            <w:tcW w:type="dxa" w:w="4989"/>
+          </w:tcPr>
+          <w:p>
+            <w:r/>
+            <w:r>
+              <w:rPr>
+                <w:b w:val="0"/>
+                <w:sz w:val="19"/>
+              </w:rPr>
+              <w:t>Télécharge une sauvegarde (GET /api/admin/backups/:name/download).</w:t>
+            </w:r>
+          </w:p>
+        </w:tc>
+        <w:tc>
+          <w:tcPr>
+            <w:tcW w:type="dxa" w:w="2494"/>
+          </w:tcPr>
+          <w:p>
+            <w:r/>
+            <w:r>
+              <w:rPr>
+                <w:b w:val="0"/>
+                <w:sz w:val="19"/>
+              </w:rPr>
+              <w:t>Copie hors serveur</w:t>
+            </w:r>
+          </w:p>
+        </w:tc>
+      </w:tr>
+      <w:tr>
+        <w:tc>
+          <w:tcPr>
+            <w:tcW w:type="dxa" w:w="454"/>
+          </w:tcPr>
+          <w:p>
+            <w:r/>
+            <w:r>
+              <w:rPr>
+                <w:b w:val="0"/>
+                <w:sz w:val="19"/>
+              </w:rPr>
+              <w:t>3</w:t>
+            </w:r>
+          </w:p>
+        </w:tc>
+        <w:tc>
+          <w:tcPr>
+            <w:tcW w:type="dxa" w:w="1587"/>
+          </w:tcPr>
+          <w:p>
+            <w:r/>
+            <w:r>
+              <w:rPr>
+                <w:b w:val="0"/>
+                <w:sz w:val="19"/>
+              </w:rPr>
+              <w:t>SUPER_ADMIN</w:t>
+            </w:r>
+          </w:p>
+        </w:tc>
+        <w:tc>
+          <w:tcPr>
+            <w:tcW w:type="dxa" w:w="4989"/>
+          </w:tcPr>
+          <w:p>
+            <w:r/>
+            <w:r>
+              <w:rPr>
+                <w:b w:val="0"/>
+                <w:sz w:val="19"/>
+              </w:rPr>
+              <w:t>Restaure : POST /api/admin/backups/:name/restaurer avec { confirmation: &lt;nom du fichier&gt; }.</w:t>
+            </w:r>
+          </w:p>
+        </w:tc>
+        <w:tc>
+          <w:tcPr>
+            <w:tcW w:type="dxa" w:w="2494"/>
+          </w:tcPr>
+          <w:p>
+            <w:r/>
+            <w:r>
+              <w:rPr>
+                <w:b w:val="0"/>
+                <w:sz w:val="19"/>
+              </w:rPr>
+              <w:t>422 si le nom recopié diffère</w:t>
+            </w:r>
+          </w:p>
+        </w:tc>
+      </w:tr>
+      <w:tr>
+        <w:tc>
+          <w:tcPr>
+            <w:tcW w:type="dxa" w:w="454"/>
+          </w:tcPr>
+          <w:p>
+            <w:r/>
+            <w:r>
+              <w:rPr>
+                <w:b w:val="0"/>
+                <w:sz w:val="19"/>
+              </w:rPr>
+              <w:t>4</w:t>
+            </w:r>
+          </w:p>
+        </w:tc>
+        <w:tc>
+          <w:tcPr>
+            <w:tcW w:type="dxa" w:w="1587"/>
+          </w:tcPr>
+          <w:p>
+            <w:r/>
+            <w:r>
+              <w:rPr>
+                <w:b w:val="0"/>
+                <w:sz w:val="19"/>
+              </w:rPr>
+              <w:t>Système</w:t>
+            </w:r>
+          </w:p>
+        </w:tc>
+        <w:tc>
+          <w:tcPr>
+            <w:tcW w:type="dxa" w:w="4989"/>
+          </w:tcPr>
+          <w:p>
+            <w:r/>
+            <w:r>
+              <w:rPr>
+                <w:b w:val="0"/>
+                <w:sz w:val="19"/>
+              </w:rPr>
+              <w:t>db:restore prend d'abord une sauvegarde de sécurité de l'état courant, décompresse (.gz) en PHP puis rejoue le dump avec le client mysql (DB_RESTORE_BINARY).</w:t>
+            </w:r>
+          </w:p>
+        </w:tc>
+        <w:tc>
+          <w:tcPr>
+            <w:tcW w:type="dxa" w:w="2494"/>
+          </w:tcPr>
+          <w:p>
+            <w:r/>
+            <w:r>
+              <w:rPr>
+                <w:b w:val="0"/>
+                <w:sz w:val="19"/>
+              </w:rPr>
+              <w:t>Base remplacée ; opération réversible</w:t>
+            </w:r>
+          </w:p>
+        </w:tc>
+      </w:tr>
+      <w:tr>
+        <w:tc>
+          <w:tcPr>
+            <w:tcW w:type="dxa" w:w="454"/>
+          </w:tcPr>
+          <w:p>
+            <w:r/>
+            <w:r>
+              <w:rPr>
+                <w:b w:val="0"/>
+                <w:sz w:val="19"/>
+              </w:rPr>
+              <w:t>5</w:t>
+            </w:r>
+          </w:p>
+        </w:tc>
+        <w:tc>
+          <w:tcPr>
+            <w:tcW w:type="dxa" w:w="1587"/>
+          </w:tcPr>
+          <w:p>
+            <w:r/>
+            <w:r>
+              <w:rPr>
+                <w:b w:val="0"/>
+                <w:sz w:val="19"/>
+              </w:rPr>
+              <w:t>Système</w:t>
+            </w:r>
+          </w:p>
+        </w:tc>
+        <w:tc>
+          <w:tcPr>
+            <w:tcW w:type="dxa" w:w="4989"/>
+          </w:tcPr>
+          <w:p>
+            <w:r/>
+            <w:r>
+              <w:rPr>
+                <w:b w:val="0"/>
+                <w:sz w:val="19"/>
+              </w:rPr>
+              <w:t>Audit BACKUP_RESTORE écrit APRÈS la restauration (dans la base restaurée).</w:t>
+            </w:r>
+          </w:p>
+        </w:tc>
+        <w:tc>
+          <w:tcPr>
+            <w:tcW w:type="dxa" w:w="2494"/>
+          </w:tcPr>
+          <w:p>
+            <w:r/>
+            <w:r>
+              <w:rPr>
+                <w:b w:val="0"/>
+                <w:sz w:val="19"/>
+              </w:rPr>
+              <w:t>Traçabilité</w:t>
             </w:r>
           </w:p>
         </w:tc>
@@ -5923,7 +8107,7 @@
           <w:b/>
           <w:i w:val="0"/>
         </w:rPr>
-        <w:t>Montant total = taux journalier (catégorie × zone × type de prise en charge) × nombre de jours.</w:t>
+        <w:t>Montant total = Σ (taux journalier (catégorie × zone × type) × nombre de jours) + transport.</w:t>
       </w:r>
     </w:p>
     <w:p>
@@ -5947,7 +8131,15 @@
         <w:pStyle w:val="ListBullet"/>
       </w:pPr>
       <w:r>
-        <w:t>Exonération (prise en charge par un tiers) : tous les montants à 0, aucun versement créé.</w:t>
+        <w:t>Exonération (prise en charge par un tiers) : tous les montants à 0 (transport compris), aucun versement créé.</w:t>
+      </w:r>
+    </w:p>
+    <w:p>
+      <w:pPr>
+        <w:pStyle w:val="ListBullet"/>
+      </w:pPr>
+      <w:r>
+        <w:t>Sans aucun jour facturé (hors exonération) : per diem nul mais le transport reste dû.</w:t>
       </w:r>
     </w:p>
     <w:p>
@@ -5979,12 +8171,13 @@
         <w:tblStyle w:val="TableGrid"/>
         <w:tblW w:type="auto" w:w="0"/>
         <w:jc w:val="center"/>
+        <w:tblLayout w:type="fixed"/>
         <w:tblLook w:firstColumn="1" w:firstRow="1" w:lastColumn="0" w:lastRow="0" w:noHBand="0" w:noVBand="1" w:val="04A0"/>
       </w:tblPr>
       <w:tblGrid>
-        <w:gridCol w:w="2880"/>
-        <w:gridCol w:w="2880"/>
-        <w:gridCol w:w="2880"/>
+        <w:gridCol w:w="1814"/>
+        <w:gridCol w:w="1701"/>
+        <w:gridCol w:w="6009"/>
       </w:tblGrid>
       <w:tr>
         <w:tc>
@@ -6051,7 +8244,7 @@
                 <w:b w:val="0"/>
                 <w:sz w:val="19"/>
               </w:rPr>
-              <w:t>ORDRE_1</w:t>
+              <w:t>INDICE_SUP_800</w:t>
             </w:r>
           </w:p>
         </w:tc>
@@ -6098,7 +8291,7 @@
                 <w:b w:val="0"/>
                 <w:sz w:val="19"/>
               </w:rPr>
-              <w:t>ORDRE_2</w:t>
+              <w:t>INDICE_400_799</w:t>
             </w:r>
           </w:p>
         </w:tc>
@@ -6145,7 +8338,7 @@
                 <w:b w:val="0"/>
                 <w:sz w:val="19"/>
               </w:rPr>
-              <w:t>ORDRE_3</w:t>
+              <w:t>INDICE_INF_400</w:t>
             </w:r>
           </w:p>
         </w:tc>
@@ -6195,12 +8388,13 @@
         <w:tblStyle w:val="TableGrid"/>
         <w:tblW w:type="auto" w:w="0"/>
         <w:jc w:val="center"/>
+        <w:tblLayout w:type="fixed"/>
         <w:tblLook w:firstColumn="1" w:firstRow="1" w:lastColumn="0" w:lastRow="0" w:noHBand="0" w:noVBand="1" w:val="04A0"/>
       </w:tblPr>
       <w:tblGrid>
-        <w:gridCol w:w="2880"/>
-        <w:gridCol w:w="2880"/>
-        <w:gridCol w:w="2880"/>
+        <w:gridCol w:w="2041"/>
+        <w:gridCol w:w="5443"/>
+        <w:gridCol w:w="2041"/>
       </w:tblGrid>
       <w:tr>
         <w:tc>
@@ -6752,7 +8946,7 @@
                 <w:b w:val="0"/>
                 <w:sz w:val="19"/>
               </w:rPr>
-              <w:t>Un versement CONFIRME n'est jamais réinclus.</w:t>
+              <w:t>Un versement CONFIRME, ou porté par un lot CONFIRME, n'est jamais réinclus.</w:t>
             </w:r>
           </w:p>
         </w:tc>
@@ -6768,12 +8962,185 @@
                 <w:sz w:val="19"/>
               </w:rPr>
               <w:t>Paiement</w:t>
+            </w:r>
+          </w:p>
+        </w:tc>
+      </w:tr>
+      <w:tr>
+        <w:tc>
+          <w:tcPr>
+            <w:tcW w:type="dxa" w:w="2041"/>
+          </w:tcPr>
+          <w:p>
+            <w:r/>
+            <w:r>
+              <w:rPr>
+                <w:b w:val="0"/>
+                <w:sz w:val="19"/>
+              </w:rPr>
+              <w:t>Un agent par mission</w:t>
+            </w:r>
+          </w:p>
+        </w:tc>
+        <w:tc>
+          <w:tcPr>
+            <w:tcW w:type="dxa" w:w="5443"/>
+          </w:tcPr>
+          <w:p>
+            <w:r/>
+            <w:r>
+              <w:rPr>
+                <w:b w:val="0"/>
+                <w:sz w:val="19"/>
+              </w:rPr>
+              <w:t>ordres.*.agent_id distinct à la retranscription (1 OM = 1 bénéficiaire).</w:t>
+            </w:r>
+          </w:p>
+        </w:tc>
+        <w:tc>
+          <w:tcPr>
+            <w:tcW w:type="dxa" w:w="2041"/>
+          </w:tcPr>
+          <w:p>
+            <w:r/>
+            <w:r>
+              <w:rPr>
+                <w:b w:val="0"/>
+                <w:sz w:val="19"/>
+              </w:rPr>
+              <w:t>API</w:t>
+            </w:r>
+          </w:p>
+        </w:tc>
+      </w:tr>
+      <w:tr>
+        <w:tc>
+          <w:tcPr>
+            <w:tcW w:type="dxa" w:w="2041"/>
+          </w:tcPr>
+          <w:p>
+            <w:r/>
+            <w:r>
+              <w:rPr>
+                <w:b w:val="0"/>
+                <w:sz w:val="19"/>
+              </w:rPr>
+              <w:t>OM rejeté</w:t>
+            </w:r>
+          </w:p>
+        </w:tc>
+        <w:tc>
+          <w:tcPr>
+            <w:tcW w:type="dxa" w:w="5443"/>
+          </w:tcPr>
+          <w:p>
+            <w:r/>
+            <w:r>
+              <w:rPr>
+                <w:b w:val="0"/>
+                <w:sz w:val="19"/>
+              </w:rPr>
+              <w:t>Versements EN_ATTENTE → ANNULE ; jamais repris par la validation de l'état.</w:t>
+            </w:r>
+          </w:p>
+        </w:tc>
+        <w:tc>
+          <w:tcPr>
+            <w:tcW w:type="dxa" w:w="2041"/>
+          </w:tcPr>
+          <w:p>
+            <w:r/>
+            <w:r>
+              <w:rPr>
+                <w:b w:val="0"/>
+                <w:sz w:val="19"/>
+              </w:rPr>
+              <w:t>API</w:t>
+            </w:r>
+          </w:p>
+        </w:tc>
+      </w:tr>
+      <w:tr>
+        <w:tc>
+          <w:tcPr>
+            <w:tcW w:type="dxa" w:w="2041"/>
+          </w:tcPr>
+          <w:p>
+            <w:r/>
+            <w:r>
+              <w:rPr>
+                <w:b w:val="0"/>
+                <w:sz w:val="19"/>
+              </w:rPr>
+              <w:t>Amendement</w:t>
+            </w:r>
+          </w:p>
+        </w:tc>
+        <w:tc>
+          <w:tcPr>
+            <w:tcW w:type="dxa" w:w="5443"/>
+          </w:tcPr>
+          <w:p>
+            <w:r/>
+            <w:r>
+              <w:rPr>
+                <w:b w:val="0"/>
+                <w:sz w:val="19"/>
+              </w:rPr>
+              <w:t>Refusé tant qu'un versement de l'OM est GENERE (cf. §4.6).</w:t>
+            </w:r>
+          </w:p>
+        </w:tc>
+        <w:tc>
+          <w:tcPr>
+            <w:tcW w:type="dxa" w:w="2041"/>
+          </w:tcPr>
+          <w:p>
+            <w:r/>
+            <w:r>
+              <w:rPr>
+                <w:b w:val="0"/>
+                <w:sz w:val="19"/>
+              </w:rPr>
+              <w:t>API</w:t>
             </w:r>
           </w:p>
         </w:tc>
       </w:tr>
     </w:tbl>
     <w:p/>
+    <w:p>
+      <w:pPr>
+        <w:pStyle w:val="Heading2"/>
+      </w:pPr>
+      <w:r>
+        <w:t>5.4 Montants des états de paiement</w:t>
+      </w:r>
+    </w:p>
+    <w:p>
+      <w:pPr>
+        <w:pStyle w:val="ListBullet"/>
+      </w:pPr>
+      <w:r>
+        <w:t>État des AVANCES : montant_total = Σ avances des OM retenus (hors REJETE / ANNULE).</w:t>
+      </w:r>
+    </w:p>
+    <w:p>
+      <w:pPr>
+        <w:pStyle w:val="ListBullet"/>
+      </w:pPr>
+      <w:r>
+        <w:t>État des RELIQUATS : montant_total = Σ des reliquats POSITIFS — le montant réellement décaissé par les fichiers. Les reliquats négatifs (trop-perçus) restent visibles sur leur ligne et sont totalisés à part sur le PDF (« trop-perçus hors total, à recouvrer par retenue sur salaire »).</w:t>
+      </w:r>
+    </w:p>
+    <w:p>
+      <w:pPr>
+        <w:pStyle w:val="ListBullet"/>
+      </w:pPr>
+      <w:r>
+        <w:t>Le tableau lignes est figé au récapitulatif ; le scellé HMAC (clé APP_KEY) couvre les montants signés et la tranche.</w:t>
+      </w:r>
+    </w:p>
     <w:p>
       <w:pPr>
         <w:pStyle w:val="Heading1"/>
@@ -6821,17 +9188,18 @@
         <w:tblStyle w:val="TableGrid"/>
         <w:tblW w:type="auto" w:w="0"/>
         <w:jc w:val="center"/>
+        <w:tblLayout w:type="fixed"/>
         <w:tblLook w:firstColumn="1" w:firstRow="1" w:lastColumn="0" w:lastRow="0" w:noHBand="0" w:noVBand="1" w:val="04A0"/>
       </w:tblPr>
       <w:tblGrid>
-        <w:gridCol w:w="1080"/>
-        <w:gridCol w:w="1080"/>
-        <w:gridCol w:w="1080"/>
-        <w:gridCol w:w="1080"/>
-        <w:gridCol w:w="1080"/>
-        <w:gridCol w:w="1080"/>
-        <w:gridCol w:w="1080"/>
-        <w:gridCol w:w="1080"/>
+        <w:gridCol w:w="2721"/>
+        <w:gridCol w:w="879"/>
+        <w:gridCol w:w="879"/>
+        <w:gridCol w:w="879"/>
+        <w:gridCol w:w="879"/>
+        <w:gridCol w:w="879"/>
+        <w:gridCol w:w="879"/>
+        <w:gridCol w:w="879"/>
       </w:tblGrid>
       <w:tr>
         <w:tc>
@@ -9109,7 +11477,47 @@
           <w:i/>
           <w:color w:val="4B5563"/>
         </w:rPr>
-        <w:t>Permissions réservées au SUPER_ADMIN : superadmins.gerer, parametres.gerer.</w:t>
+        <w:t>Permissions réservées au SUPER_ADMIN : superadmins.gerer, parametres.gerer, roles.gerer.</w:t>
+      </w:r>
+    </w:p>
+    <w:p>
+      <w:pPr>
+        <w:pStyle w:val="Heading3"/>
+      </w:pPr>
+      <w:r>
+        <w:t>6.2.1 RBAC flexible (matrice éditable à chaud)</w:t>
+      </w:r>
+    </w:p>
+    <w:p>
+      <w:pPr>
+        <w:pStyle w:val="ListBullet"/>
+      </w:pPr>
+      <w:r>
+        <w:t>Niveau 1 — profil : table role_permissions (PermissionRepository, en cache, purgée à l'écriture) ; repli sur config/profils.php ; réinitialisable au défaut.</w:t>
+      </w:r>
+    </w:p>
+    <w:p>
+      <w:pPr>
+        <w:pStyle w:val="ListBullet"/>
+      </w:pPr>
+      <w:r>
+        <w:t>Niveau 2 — utilisateur : table user_permissions (accords / retraits) ; effectif = base ∪ accordées − retirées.</w:t>
+      </w:r>
+    </w:p>
+    <w:p>
+      <w:pPr>
+        <w:pStyle w:val="ListBullet"/>
+      </w:pPr>
+      <w:r>
+        <w:t>Niveau 3 — rôles personnalisés : table roles (les 8 profils système ne sont ni renommables ni supprimables).</w:t>
+      </w:r>
+    </w:p>
+    <w:p>
+      <w:pPr>
+        <w:pStyle w:val="ListBullet"/>
+      </w:pPr>
+      <w:r>
+        <w:t>Garde-fous serveur : SUPER_ADMIN non éditable, clés réservées refusées, séparation ordonnateur / payeur (om.approuver ≠ paiements.generer/confirmer) contrôlée sur le profil ET sur l'effectif de chaque membre du profil édité ou réinitialisé (comptes fautifs nommés dans le 422). Écriture : roles.gerer ; lecture : utilisateurs.gerer. Audit ROLE_PERM_UPDATE / ROLE_PERM_RESET / USER_PERM_UPDATE / ROLE_CREATE / ROLE_RENAME / ROLE_DELETE.</w:t>
       </w:r>
     </w:p>
     <w:p>
@@ -9194,6 +11602,30 @@
     </w:p>
     <w:p>
       <w:pPr>
+        <w:pStyle w:val="ListBullet"/>
+      </w:pPr>
+      <w:r>
+        <w:t>Toute route /api/* non authentifiée répond 401 JSON, même sans en-tête Accept (aucune redirection vers une page de login).</w:t>
+      </w:r>
+    </w:p>
+    <w:p>
+      <w:pPr>
+        <w:pStyle w:val="ListBullet"/>
+      </w:pPr>
+      <w:r>
+        <w:t>Téléchargements (sauvegardes, exports) : basename + extension imposée, anti-traversée de répertoire ; restauration conditionnée à la recopie du nom du fichier.</w:t>
+      </w:r>
+    </w:p>
+    <w:p>
+      <w:pPr>
+        <w:pStyle w:val="ListBullet"/>
+      </w:pPr>
+      <w:r>
+        <w:t>Pagination bornée (per_page 5-100) sur les listes.</w:t>
+      </w:r>
+    </w:p>
+    <w:p>
+      <w:pPr>
         <w:pStyle w:val="Heading2"/>
       </w:pPr>
       <w:r>
@@ -9214,11 +11646,12 @@
         <w:tblStyle w:val="TableGrid"/>
         <w:tblW w:type="auto" w:w="0"/>
         <w:jc w:val="center"/>
+        <w:tblLayout w:type="fixed"/>
         <w:tblLook w:firstColumn="1" w:firstRow="1" w:lastColumn="0" w:lastRow="0" w:noHBand="0" w:noVBand="1" w:val="04A0"/>
       </w:tblPr>
       <w:tblGrid>
-        <w:gridCol w:w="4320"/>
-        <w:gridCol w:w="4320"/>
+        <w:gridCol w:w="2608"/>
+        <w:gridCol w:w="6917"/>
       </w:tblGrid>
       <w:tr>
         <w:tc>
@@ -9315,7 +11748,7 @@
                 <w:b w:val="0"/>
                 <w:sz w:val="19"/>
               </w:rPr>
-              <w:t>Type d'action : LOGIN ; IMPORT_OM / VERIFY_OM / VALIDATE_OM / VISA_DAF_OM / APPROVE_DG_OM / REJECT_OM ; RECAP_ETAT / NUMERO_ETAT / CONTROL_ETAT / VISA_DAF_ETAT / APPROVE_DG_ETAT / REJECT_ETAT ; GENERATE_LOT / CONFIRM_LOT / ERROR_LOT ; CREATE/UPDATE/DELETE_BAREME ; *_USER.</w:t>
+              <w:t>Type d'action : LOGIN, PWD_CHANGE, PWD_RESET ; IMPORT_OM / VALIDATE_OM / REJECT_OM / AMEND_OM ; RECAP_ETAT / NUMERO_ETAT / CONTROL_ETAT / VISA_DAF_ETAT / APPROVE_DG_ETAT / REJECT_ETAT ; GENERATE_LOT / CONFIRM_LOT / ERROR_LOT / RECOUVRER_VERSEMENT ; CREATE/UPDATE/DELETE_BAREME ; CREATE/UPDATE/DELETE/ACTIVATE/DEACTIVATE/CHANGE_ROLE/RESET_PASSWORD_USER ; ROLE_* / USER_PERM_UPDATE ; BACKUP_RESTORE. (VERIFY_OM / VISA_DAF_OM / APPROVE_DG_OM : codes historiques, conservés au journal.)</w:t>
             </w:r>
           </w:p>
         </w:tc>
@@ -9347,7 +11780,7 @@
                 <w:b w:val="0"/>
                 <w:sz w:val="19"/>
               </w:rPr>
-              <w:t>Entité concernée (session, ordre_mission, etat_paiement, lot_paiement, bareme, user) et son id.</w:t>
+              <w:t>Entité concernée (session, ordre_mission, etat_paiement, lot_paiement, versement, bareme, user, role, backup) et son id.</w:t>
             </w:r>
           </w:p>
         </w:tc>
@@ -9524,12 +11957,13 @@
         <w:tblStyle w:val="TableGrid"/>
         <w:tblW w:type="auto" w:w="0"/>
         <w:jc w:val="center"/>
+        <w:tblLayout w:type="fixed"/>
         <w:tblLook w:firstColumn="1" w:firstRow="1" w:lastColumn="0" w:lastRow="0" w:noHBand="0" w:noVBand="1" w:val="04A0"/>
       </w:tblPr>
       <w:tblGrid>
-        <w:gridCol w:w="2880"/>
-        <w:gridCol w:w="2880"/>
-        <w:gridCol w:w="2880"/>
+        <w:gridCol w:w="1134"/>
+        <w:gridCol w:w="4309"/>
+        <w:gridCol w:w="4082"/>
       </w:tblGrid>
       <w:tr>
         <w:tc>
@@ -9881,12 +12315,13 @@
         <w:tblStyle w:val="TableGrid"/>
         <w:tblW w:type="auto" w:w="0"/>
         <w:jc w:val="center"/>
+        <w:tblLayout w:type="fixed"/>
         <w:tblLook w:firstColumn="1" w:firstRow="1" w:lastColumn="0" w:lastRow="0" w:noHBand="0" w:noVBand="1" w:val="04A0"/>
       </w:tblPr>
       <w:tblGrid>
-        <w:gridCol w:w="2880"/>
-        <w:gridCol w:w="2880"/>
-        <w:gridCol w:w="2880"/>
+        <w:gridCol w:w="1134"/>
+        <w:gridCol w:w="4309"/>
+        <w:gridCol w:w="4082"/>
       </w:tblGrid>
       <w:tr>
         <w:tc>
@@ -10124,7 +12559,7 @@
                 <w:b w:val="0"/>
                 <w:sz w:val="19"/>
               </w:rPr>
-              <w:t>Liste des missions avec l'avancement de leur état (om.consulter)</w:t>
+              <w:t>Liste des missions avec l'avancement de leurs deux états (om.consulter ; per_page ≤ 100, défaut 20)</w:t>
             </w:r>
           </w:p>
         </w:tc>
@@ -10171,7 +12606,101 @@
                 <w:b w:val="0"/>
                 <w:sz w:val="19"/>
               </w:rPr>
-              <w:t>Liste filtrée / détail d'un OM</w:t>
+              <w:t>Liste filtrée (opérateur = celui du versement) / détail d'un OM</w:t>
+            </w:r>
+          </w:p>
+        </w:tc>
+      </w:tr>
+      <w:tr>
+        <w:tc>
+          <w:tcPr>
+            <w:tcW w:type="dxa" w:w="1134"/>
+          </w:tcPr>
+          <w:p>
+            <w:r/>
+            <w:r>
+              <w:rPr>
+                <w:b w:val="0"/>
+                <w:sz w:val="19"/>
+              </w:rPr>
+              <w:t>POST</w:t>
+            </w:r>
+          </w:p>
+        </w:tc>
+        <w:tc>
+          <w:tcPr>
+            <w:tcW w:type="dxa" w:w="4309"/>
+          </w:tcPr>
+          <w:p>
+            <w:r/>
+            <w:r>
+              <w:rPr>
+                <w:b w:val="0"/>
+                <w:sz w:val="19"/>
+              </w:rPr>
+              <w:t>/api/ordres/:id/valider | /rejeter</w:t>
+            </w:r>
+          </w:p>
+        </w:tc>
+        <w:tc>
+          <w:tcPr>
+            <w:tcW w:type="dxa" w:w="4082"/>
+          </w:tcPr>
+          <w:p>
+            <w:r/>
+            <w:r>
+              <w:rPr>
+                <w:b w:val="0"/>
+                <w:sz w:val="19"/>
+              </w:rPr>
+              <w:t>Circuit par OM, missions sans état (om.valider / om.rejeter ; rejet : versements → ANNULE)</w:t>
+            </w:r>
+          </w:p>
+        </w:tc>
+      </w:tr>
+      <w:tr>
+        <w:tc>
+          <w:tcPr>
+            <w:tcW w:type="dxa" w:w="1134"/>
+          </w:tcPr>
+          <w:p>
+            <w:r/>
+            <w:r>
+              <w:rPr>
+                <w:b w:val="0"/>
+                <w:sz w:val="19"/>
+              </w:rPr>
+              <w:t>POST</w:t>
+            </w:r>
+          </w:p>
+        </w:tc>
+        <w:tc>
+          <w:tcPr>
+            <w:tcW w:type="dxa" w:w="4309"/>
+          </w:tcPr>
+          <w:p>
+            <w:r/>
+            <w:r>
+              <w:rPr>
+                <w:b w:val="0"/>
+                <w:sz w:val="19"/>
+              </w:rPr>
+              <w:t>/api/ordres/:id/amender</w:t>
+            </w:r>
+          </w:p>
+        </w:tc>
+        <w:tc>
+          <w:tcPr>
+            <w:tcW w:type="dxa" w:w="4082"/>
+          </w:tcPr>
+          <w:p>
+            <w:r/>
+            <w:r>
+              <w:rPr>
+                <w:b w:val="0"/>
+                <w:sz w:val="19"/>
+              </w:rPr>
+              <w:t>Amendement { nb_jours? | lignes?, motif } (om.retranscrire)</w:t>
             </w:r>
           </w:p>
         </w:tc>
@@ -10285,12 +12814,13 @@
         <w:tblStyle w:val="TableGrid"/>
         <w:tblW w:type="auto" w:w="0"/>
         <w:jc w:val="center"/>
+        <w:tblLayout w:type="fixed"/>
         <w:tblLook w:firstColumn="1" w:firstRow="1" w:lastColumn="0" w:lastRow="0" w:noHBand="0" w:noVBand="1" w:val="04A0"/>
       </w:tblPr>
       <w:tblGrid>
-        <w:gridCol w:w="2880"/>
-        <w:gridCol w:w="2880"/>
-        <w:gridCol w:w="2880"/>
+        <w:gridCol w:w="1134"/>
+        <w:gridCol w:w="4422"/>
+        <w:gridCol w:w="3969"/>
       </w:tblGrid>
       <w:tr>
         <w:tc>
@@ -10387,7 +12917,7 @@
                 <w:b w:val="0"/>
                 <w:sz w:val="19"/>
               </w:rPr>
-              <w:t>File de travail : états filtrables par statut et tranche (om.consulter)</w:t>
+              <w:t>File de travail : états filtrables par statut et tranche (om.consulter ; per_page ≤ 100)</w:t>
             </w:r>
           </w:p>
         </w:tc>
@@ -10840,12 +13370,13 @@
         <w:tblStyle w:val="TableGrid"/>
         <w:tblW w:type="auto" w:w="0"/>
         <w:jc w:val="center"/>
+        <w:tblLayout w:type="fixed"/>
         <w:tblLook w:firstColumn="1" w:firstRow="1" w:lastColumn="0" w:lastRow="0" w:noHBand="0" w:noVBand="1" w:val="04A0"/>
       </w:tblPr>
       <w:tblGrid>
-        <w:gridCol w:w="2880"/>
-        <w:gridCol w:w="2880"/>
-        <w:gridCol w:w="2880"/>
+        <w:gridCol w:w="1134"/>
+        <w:gridCol w:w="4422"/>
+        <w:gridCol w:w="3969"/>
       </w:tblGrid>
       <w:tr>
         <w:tc>
@@ -11177,7 +13708,7 @@
                 <w:b w:val="0"/>
                 <w:sz w:val="19"/>
               </w:rPr>
-              <w:t>Lot → ERREUR (régénération autorisée)</w:t>
+              <w:t>Lot → ERREUR ; versements → EN_ATTENTE, coordonnées agent rafraîchies</w:t>
             </w:r>
           </w:p>
         </w:tc>
@@ -11209,6 +13740,53 @@
                 <w:b w:val="0"/>
                 <w:sz w:val="19"/>
               </w:rPr>
+              <w:t>/api/paiements/lots/job/:trackingId</w:t>
+            </w:r>
+          </w:p>
+        </w:tc>
+        <w:tc>
+          <w:tcPr>
+            <w:tcW w:type="dxa" w:w="3969"/>
+          </w:tcPr>
+          <w:p>
+            <w:r/>
+            <w:r>
+              <w:rPr>
+                <w:b w:val="0"/>
+                <w:sz w:val="19"/>
+              </w:rPr>
+              <w:t>Suivi d'une génération asynchrone (EN_COURS / TERMINE + lot_id / ERREUR)</w:t>
+            </w:r>
+          </w:p>
+        </w:tc>
+      </w:tr>
+      <w:tr>
+        <w:tc>
+          <w:tcPr>
+            <w:tcW w:type="dxa" w:w="1134"/>
+          </w:tcPr>
+          <w:p>
+            <w:r/>
+            <w:r>
+              <w:rPr>
+                <w:b w:val="0"/>
+                <w:sz w:val="19"/>
+              </w:rPr>
+              <w:t>GET</w:t>
+            </w:r>
+          </w:p>
+        </w:tc>
+        <w:tc>
+          <w:tcPr>
+            <w:tcW w:type="dxa" w:w="4422"/>
+          </w:tcPr>
+          <w:p>
+            <w:r/>
+            <w:r>
+              <w:rPr>
+                <w:b w:val="0"/>
+                <w:sz w:val="19"/>
+              </w:rPr>
               <w:t>/api/paiements/statuts | /historique</w:t>
             </w:r>
           </w:p>
@@ -11225,6 +13803,147 @@
                 <w:sz w:val="19"/>
               </w:rPr>
               <w:t>Synthèse / historique confirmés</w:t>
+            </w:r>
+          </w:p>
+        </w:tc>
+      </w:tr>
+      <w:tr>
+        <w:tc>
+          <w:tcPr>
+            <w:tcW w:type="dxa" w:w="1134"/>
+          </w:tcPr>
+          <w:p>
+            <w:r/>
+            <w:r>
+              <w:rPr>
+                <w:b w:val="0"/>
+                <w:sz w:val="19"/>
+              </w:rPr>
+              <w:t>GET</w:t>
+            </w:r>
+          </w:p>
+        </w:tc>
+        <w:tc>
+          <w:tcPr>
+            <w:tcW w:type="dxa" w:w="4422"/>
+          </w:tcPr>
+          <w:p>
+            <w:r/>
+            <w:r>
+              <w:rPr>
+                <w:b w:val="0"/>
+                <w:sz w:val="19"/>
+              </w:rPr>
+              <w:t>/api/paiements/regularisations</w:t>
+            </w:r>
+          </w:p>
+        </w:tc>
+        <w:tc>
+          <w:tcPr>
+            <w:tcW w:type="dxa" w:w="3969"/>
+          </w:tcPr>
+          <w:p>
+            <w:r/>
+            <w:r>
+              <w:rPr>
+                <w:b w:val="0"/>
+                <w:sz w:val="19"/>
+              </w:rPr>
+              <w:t>Trop-perçus A_RECOUVRER / RECOUVRE, paginés (paiements.consulter)</w:t>
+            </w:r>
+          </w:p>
+        </w:tc>
+      </w:tr>
+      <w:tr>
+        <w:tc>
+          <w:tcPr>
+            <w:tcW w:type="dxa" w:w="1134"/>
+          </w:tcPr>
+          <w:p>
+            <w:r/>
+            <w:r>
+              <w:rPr>
+                <w:b w:val="0"/>
+                <w:sz w:val="19"/>
+              </w:rPr>
+              <w:t>GET</w:t>
+            </w:r>
+          </w:p>
+        </w:tc>
+        <w:tc>
+          <w:tcPr>
+            <w:tcW w:type="dxa" w:w="4422"/>
+          </w:tcPr>
+          <w:p>
+            <w:r/>
+            <w:r>
+              <w:rPr>
+                <w:b w:val="0"/>
+                <w:sz w:val="19"/>
+              </w:rPr>
+              <w:t>/api/paiements/regularisations/:v/document</w:t>
+            </w:r>
+          </w:p>
+        </w:tc>
+        <w:tc>
+          <w:tcPr>
+            <w:tcW w:type="dxa" w:w="3969"/>
+          </w:tcPr>
+          <w:p>
+            <w:r/>
+            <w:r>
+              <w:rPr>
+                <w:b w:val="0"/>
+                <w:sz w:val="19"/>
+              </w:rPr>
+              <w:t>PDF « document de retenue sur salaire »</w:t>
+            </w:r>
+          </w:p>
+        </w:tc>
+      </w:tr>
+      <w:tr>
+        <w:tc>
+          <w:tcPr>
+            <w:tcW w:type="dxa" w:w="1134"/>
+          </w:tcPr>
+          <w:p>
+            <w:r/>
+            <w:r>
+              <w:rPr>
+                <w:b w:val="0"/>
+                <w:sz w:val="19"/>
+              </w:rPr>
+              <w:t>POST</w:t>
+            </w:r>
+          </w:p>
+        </w:tc>
+        <w:tc>
+          <w:tcPr>
+            <w:tcW w:type="dxa" w:w="4422"/>
+          </w:tcPr>
+          <w:p>
+            <w:r/>
+            <w:r>
+              <w:rPr>
+                <w:b w:val="0"/>
+                <w:sz w:val="19"/>
+              </w:rPr>
+              <w:t>/api/paiements/regularisations/:v/recouvrer</w:t>
+            </w:r>
+          </w:p>
+        </w:tc>
+        <w:tc>
+          <w:tcPr>
+            <w:tcW w:type="dxa" w:w="3969"/>
+          </w:tcPr>
+          <w:p>
+            <w:r/>
+            <w:r>
+              <w:rPr>
+                <w:b w:val="0"/>
+                <w:sz w:val="19"/>
+              </w:rPr>
+              <w:t>A_RECOUVRER → RECOUVRE (paiements.confirmer)</w:t>
             </w:r>
           </w:p>
         </w:tc>
@@ -11244,12 +13963,13 @@
         <w:tblStyle w:val="TableGrid"/>
         <w:tblW w:type="auto" w:w="0"/>
         <w:jc w:val="center"/>
+        <w:tblLayout w:type="fixed"/>
         <w:tblLook w:firstColumn="1" w:firstRow="1" w:lastColumn="0" w:lastRow="0" w:noHBand="0" w:noVBand="1" w:val="04A0"/>
       </w:tblPr>
       <w:tblGrid>
-        <w:gridCol w:w="2880"/>
-        <w:gridCol w:w="2880"/>
-        <w:gridCol w:w="2880"/>
+        <w:gridCol w:w="1361"/>
+        <w:gridCol w:w="4535"/>
+        <w:gridCol w:w="3628"/>
       </w:tblGrid>
       <w:tr>
         <w:tc>
@@ -11346,7 +14066,7 @@
                 <w:b w:val="0"/>
                 <w:sz w:val="19"/>
               </w:rPr>
-              <w:t>Lecture (tous) / modification (baremes.modifier) ; édition II ↔ III synchronisée</w:t>
+              <w:t>Lecture (baremes.consulter) / modification (baremes.modifier) ; édition II ↔ III synchronisée</w:t>
             </w:r>
           </w:p>
         </w:tc>
@@ -11425,7 +14145,7 @@
                 <w:b w:val="0"/>
                 <w:sz w:val="19"/>
               </w:rPr>
-              <w:t>/api/rapports/{mensuel|agents|operateurs|zones|imputations}</w:t>
+              <w:t>/api/admin/parametres/annee-fiscale</w:t>
             </w:r>
           </w:p>
         </w:tc>
@@ -11440,7 +14160,7 @@
                 <w:b w:val="0"/>
                 <w:sz w:val="19"/>
               </w:rPr>
-              <w:t>États (rapports.consulter)</w:t>
+              <w:t>Exercice courant (lecture publique)</w:t>
             </w:r>
           </w:p>
         </w:tc>
@@ -11457,7 +14177,7 @@
                 <w:b w:val="0"/>
                 <w:sz w:val="19"/>
               </w:rPr>
-              <w:t>GET / POST</w:t>
+              <w:t>GET</w:t>
             </w:r>
           </w:p>
         </w:tc>
@@ -11472,7 +14192,7 @@
                 <w:b w:val="0"/>
                 <w:sz w:val="19"/>
               </w:rPr>
-              <w:t>/api/rapports/export | export-async</w:t>
+              <w:t>/api/rapports/{mensuel|agents|operateurs|zones|imputations|trop-percus}</w:t>
             </w:r>
           </w:p>
         </w:tc>
@@ -11487,7 +14207,7 @@
                 <w:b w:val="0"/>
                 <w:sz w:val="19"/>
               </w:rPr>
-              <w:t>Export xlsx/pdf (immédiat ou en file)</w:t>
+              <w:t>États (rapports.consulter)</w:t>
             </w:r>
           </w:p>
         </w:tc>
@@ -11504,7 +14224,7 @@
                 <w:b w:val="0"/>
                 <w:sz w:val="19"/>
               </w:rPr>
-              <w:t>GET</w:t>
+              <w:t>GET / POST</w:t>
             </w:r>
           </w:p>
         </w:tc>
@@ -11519,7 +14239,7 @@
                 <w:b w:val="0"/>
                 <w:sz w:val="19"/>
               </w:rPr>
-              <w:t>/api/audit[/:id]</w:t>
+              <w:t>/api/rapports/export | export-async | export/job/:id</w:t>
             </w:r>
           </w:p>
         </w:tc>
@@ -11534,7 +14254,7 @@
                 <w:b w:val="0"/>
                 <w:sz w:val="19"/>
               </w:rPr>
-              <w:t>Journal d'activité (audit.consulter)</w:t>
+              <w:t>Export xlsx/pdf (immédiat ou en file) ; nom de fichier unique</w:t>
             </w:r>
           </w:p>
         </w:tc>
@@ -11551,7 +14271,7 @@
                 <w:b w:val="0"/>
                 <w:sz w:val="19"/>
               </w:rPr>
-              <w:t>—</w:t>
+              <w:t>GET / POST</w:t>
             </w:r>
           </w:p>
         </w:tc>
@@ -11566,7 +14286,7 @@
                 <w:b w:val="0"/>
                 <w:sz w:val="19"/>
               </w:rPr>
-              <w:t>/api/admin/users...</w:t>
+              <w:t>/api/notifications | /lues | /:id/lu</w:t>
             </w:r>
           </w:p>
         </w:tc>
@@ -11581,7 +14301,7 @@
                 <w:b w:val="0"/>
                 <w:sz w:val="19"/>
               </w:rPr>
-              <w:t>Gestion des comptes (utilisateurs.gerer)</w:t>
+              <w:t>Notifications de l'utilisateur connecté</w:t>
             </w:r>
           </w:p>
         </w:tc>
@@ -11598,6 +14318,53 @@
                 <w:b w:val="0"/>
                 <w:sz w:val="19"/>
               </w:rPr>
+              <w:t>GET</w:t>
+            </w:r>
+          </w:p>
+        </w:tc>
+        <w:tc>
+          <w:tcPr>
+            <w:tcW w:type="dxa" w:w="4535"/>
+          </w:tcPr>
+          <w:p>
+            <w:r/>
+            <w:r>
+              <w:rPr>
+                <w:b w:val="0"/>
+                <w:sz w:val="19"/>
+              </w:rPr>
+              <w:t>/api/audit[/:id]</w:t>
+            </w:r>
+          </w:p>
+        </w:tc>
+        <w:tc>
+          <w:tcPr>
+            <w:tcW w:type="dxa" w:w="3628"/>
+          </w:tcPr>
+          <w:p>
+            <w:r/>
+            <w:r>
+              <w:rPr>
+                <w:b w:val="0"/>
+                <w:sz w:val="19"/>
+              </w:rPr>
+              <w:t>Journal d'activité (audit.consulter)</w:t>
+            </w:r>
+          </w:p>
+        </w:tc>
+      </w:tr>
+      <w:tr>
+        <w:tc>
+          <w:tcPr>
+            <w:tcW w:type="dxa" w:w="1361"/>
+          </w:tcPr>
+          <w:p>
+            <w:r/>
+            <w:r>
+              <w:rPr>
+                <w:b w:val="0"/>
+                <w:sz w:val="19"/>
+              </w:rPr>
               <w:t>—</w:t>
             </w:r>
           </w:p>
@@ -11613,7 +14380,7 @@
                 <w:b w:val="0"/>
                 <w:sz w:val="19"/>
               </w:rPr>
-              <w:t>/api/admin/{settings|backups}</w:t>
+              <w:t>/api/admin/users...</w:t>
             </w:r>
           </w:p>
         </w:tc>
@@ -11628,7 +14395,148 @@
                 <w:b w:val="0"/>
                 <w:sz w:val="19"/>
               </w:rPr>
-              <w:t>Paramètres &amp; sauvegardes (parametres.gerer)</w:t>
+              <w:t>Gestion des comptes (utilisateurs.gerer) ; overrides /users/:id/permissions (roles.gerer)</w:t>
+            </w:r>
+          </w:p>
+        </w:tc>
+      </w:tr>
+      <w:tr>
+        <w:tc>
+          <w:tcPr>
+            <w:tcW w:type="dxa" w:w="1361"/>
+          </w:tcPr>
+          <w:p>
+            <w:r/>
+            <w:r>
+              <w:rPr>
+                <w:b w:val="0"/>
+                <w:sz w:val="19"/>
+              </w:rPr>
+              <w:t>—</w:t>
+            </w:r>
+          </w:p>
+        </w:tc>
+        <w:tc>
+          <w:tcPr>
+            <w:tcW w:type="dxa" w:w="4535"/>
+          </w:tcPr>
+          <w:p>
+            <w:r/>
+            <w:r>
+              <w:rPr>
+                <w:b w:val="0"/>
+                <w:sz w:val="19"/>
+              </w:rPr>
+              <w:t>/api/admin/roles...</w:t>
+            </w:r>
+          </w:p>
+        </w:tc>
+        <w:tc>
+          <w:tcPr>
+            <w:tcW w:type="dxa" w:w="3628"/>
+          </w:tcPr>
+          <w:p>
+            <w:r/>
+            <w:r>
+              <w:rPr>
+                <w:b w:val="0"/>
+                <w:sz w:val="19"/>
+              </w:rPr>
+              <w:t>Matrice et rôles personnalisés (lecture utilisateurs.gerer, écriture roles.gerer)</w:t>
+            </w:r>
+          </w:p>
+        </w:tc>
+      </w:tr>
+      <w:tr>
+        <w:tc>
+          <w:tcPr>
+            <w:tcW w:type="dxa" w:w="1361"/>
+          </w:tcPr>
+          <w:p>
+            <w:r/>
+            <w:r>
+              <w:rPr>
+                <w:b w:val="0"/>
+                <w:sz w:val="19"/>
+              </w:rPr>
+              <w:t>—</w:t>
+            </w:r>
+          </w:p>
+        </w:tc>
+        <w:tc>
+          <w:tcPr>
+            <w:tcW w:type="dxa" w:w="4535"/>
+          </w:tcPr>
+          <w:p>
+            <w:r/>
+            <w:r>
+              <w:rPr>
+                <w:b w:val="0"/>
+                <w:sz w:val="19"/>
+              </w:rPr>
+              <w:t>/api/admin/settings</w:t>
+            </w:r>
+          </w:p>
+        </w:tc>
+        <w:tc>
+          <w:tcPr>
+            <w:tcW w:type="dxa" w:w="3628"/>
+          </w:tcPr>
+          <w:p>
+            <w:r/>
+            <w:r>
+              <w:rPr>
+                <w:b w:val="0"/>
+                <w:sz w:val="19"/>
+              </w:rPr>
+              <w:t>Paramètres système (parametres.gerer)</w:t>
+            </w:r>
+          </w:p>
+        </w:tc>
+      </w:tr>
+      <w:tr>
+        <w:tc>
+          <w:tcPr>
+            <w:tcW w:type="dxa" w:w="1361"/>
+          </w:tcPr>
+          <w:p>
+            <w:r/>
+            <w:r>
+              <w:rPr>
+                <w:b w:val="0"/>
+                <w:sz w:val="19"/>
+              </w:rPr>
+              <w:t>GET / POST / DELETE</w:t>
+            </w:r>
+          </w:p>
+        </w:tc>
+        <w:tc>
+          <w:tcPr>
+            <w:tcW w:type="dxa" w:w="4535"/>
+          </w:tcPr>
+          <w:p>
+            <w:r/>
+            <w:r>
+              <w:rPr>
+                <w:b w:val="0"/>
+                <w:sz w:val="19"/>
+              </w:rPr>
+              <w:t>/api/admin/backups[/:name][/download|/restaurer]</w:t>
+            </w:r>
+          </w:p>
+        </w:tc>
+        <w:tc>
+          <w:tcPr>
+            <w:tcW w:type="dxa" w:w="3628"/>
+          </w:tcPr>
+          <w:p>
+            <w:r/>
+            <w:r>
+              <w:rPr>
+                <w:b w:val="0"/>
+                <w:sz w:val="19"/>
+              </w:rPr>
+              <w:t>Sauvegardes : liste, création, téléchargement, restauration (confirmation), suppression (parametres.gerer)</w:t>
             </w:r>
           </w:p>
         </w:tc>
@@ -11648,12 +14556,13 @@
         <w:tblStyle w:val="TableGrid"/>
         <w:tblW w:type="auto" w:w="0"/>
         <w:jc w:val="center"/>
+        <w:tblLayout w:type="fixed"/>
         <w:tblLook w:firstColumn="1" w:firstRow="1" w:lastColumn="0" w:lastRow="0" w:noHBand="0" w:noVBand="1" w:val="04A0"/>
       </w:tblPr>
       <w:tblGrid>
-        <w:gridCol w:w="2880"/>
-        <w:gridCol w:w="2880"/>
-        <w:gridCol w:w="2880"/>
+        <w:gridCol w:w="1814"/>
+        <w:gridCol w:w="2948"/>
+        <w:gridCol w:w="4762"/>
       </w:tblGrid>
       <w:tr>
         <w:tc>
@@ -11844,7 +14753,7 @@
                 <w:b w:val="0"/>
                 <w:sz w:val="19"/>
               </w:rPr>
-              <w:t>Token absent ou expiré / permission insuffisante</w:t>
+              <w:t>Token absent ou expiré (toujours en JSON sur /api/*) / permission insuffisante</w:t>
             </w:r>
           </w:p>
         </w:tc>
@@ -12100,7 +15009,15 @@
           <w:b w:val="0"/>
           <w:i w:val="0"/>
         </w:rPr>
-        <w:t>L'application produit des fichiers à déposer manuellement sur les plateformes opérateurs. Le numéro est normalisé au format international (229 + numéro national à 10 chiffres) ; le libellé est en majuscules. Un lot = 1 mission × 1 tranche × 1 opérateur.</w:t>
+        <w:t>L'application produit des fichiers à déposer manuellement sur les plateformes opérateurs. Le numéro est normalisé au format international (229 + numéro national à 10 chiffres) ; le libellé est en majuscules. Un lot = 1 mission × 1 tranche × 1 opérateur (× 1 séquence).</w:t>
+      </w:r>
+    </w:p>
+    <w:p>
+      <w:pPr>
+        <w:pStyle w:val="ListBullet"/>
+      </w:pPr>
+      <w:r>
+        <w:t>Stockage : storage/app/paiements/{mission_id}/{slug-objet}_{TRANCHE}[_COMPL{n}].{txt|xlsx} — un dossier par mission, le nom remis à la plateforme ne change pas.</w:t>
       </w:r>
     </w:p>
     <w:p>
@@ -12271,12 +15188,13 @@
         <w:tblStyle w:val="TableGrid"/>
         <w:tblW w:type="auto" w:w="0"/>
         <w:jc w:val="center"/>
+        <w:tblLayout w:type="fixed"/>
         <w:tblLook w:firstColumn="1" w:firstRow="1" w:lastColumn="0" w:lastRow="0" w:noHBand="0" w:noVBand="1" w:val="04A0"/>
       </w:tblPr>
       <w:tblGrid>
-        <w:gridCol w:w="2880"/>
-        <w:gridCol w:w="2880"/>
-        <w:gridCol w:w="2880"/>
+        <w:gridCol w:w="2608"/>
+        <w:gridCol w:w="3969"/>
+        <w:gridCol w:w="2948"/>
       </w:tblGrid>
       <w:tr>
         <w:tc>
@@ -12487,11 +15405,12 @@
         <w:tblStyle w:val="TableGrid"/>
         <w:tblW w:type="auto" w:w="0"/>
         <w:jc w:val="center"/>
+        <w:tblLayout w:type="fixed"/>
         <w:tblLook w:firstColumn="1" w:firstRow="1" w:lastColumn="0" w:lastRow="0" w:noHBand="0" w:noVBand="1" w:val="04A0"/>
       </w:tblPr>
       <w:tblGrid>
-        <w:gridCol w:w="4320"/>
-        <w:gridCol w:w="4320"/>
+        <w:gridCol w:w="4082"/>
+        <w:gridCol w:w="5443"/>
       </w:tblGrid>
       <w:tr>
         <w:tc>
@@ -12685,6 +15604,70 @@
                 <w:sz w:val="19"/>
               </w:rPr>
               <w:t>Configuration SMTP</w:t>
+            </w:r>
+          </w:p>
+        </w:tc>
+      </w:tr>
+      <w:tr>
+        <w:tc>
+          <w:tcPr>
+            <w:tcW w:type="dxa" w:w="4082"/>
+          </w:tcPr>
+          <w:p>
+            <w:r/>
+            <w:r>
+              <w:rPr>
+                <w:b w:val="0"/>
+                <w:sz w:val="19"/>
+              </w:rPr>
+              <w:t>APP_KEY</w:t>
+            </w:r>
+          </w:p>
+        </w:tc>
+        <w:tc>
+          <w:tcPr>
+            <w:tcW w:type="dxa" w:w="5443"/>
+          </w:tcPr>
+          <w:p>
+            <w:r/>
+            <w:r>
+              <w:rPr>
+                <w:b w:val="0"/>
+                <w:sz w:val="19"/>
+              </w:rPr>
+              <w:t>Chiffrement et scellés HMAC des états — ne jamais régénérer en production</w:t>
+            </w:r>
+          </w:p>
+        </w:tc>
+      </w:tr>
+      <w:tr>
+        <w:tc>
+          <w:tcPr>
+            <w:tcW w:type="dxa" w:w="4082"/>
+          </w:tcPr>
+          <w:p>
+            <w:r/>
+            <w:r>
+              <w:rPr>
+                <w:b w:val="0"/>
+                <w:sz w:val="19"/>
+              </w:rPr>
+              <w:t>DB_DUMP_BINARY / DB_RESTORE_BINARY</w:t>
+            </w:r>
+          </w:p>
+        </w:tc>
+        <w:tc>
+          <w:tcPr>
+            <w:tcW w:type="dxa" w:w="5443"/>
+          </w:tcPr>
+          <w:p>
+            <w:r/>
+            <w:r>
+              <w:rPr>
+                <w:b w:val="0"/>
+                <w:sz w:val="19"/>
+              </w:rPr>
+              <w:t>Binaires mysqldump / mysql utilisés par db:backup / db:restore</w:t>
             </w:r>
           </w:p>
         </w:tc>
@@ -12849,7 +15832,27 @@
                 <w:color w:val="FFFFFF"/>
                 <w:sz w:val="18"/>
               </w:rPr>
-              <w:t>php artisan queue:work --tries=3   # générations asynchrones (lots, états)</w:t>
+              <w:t>php artisan queue:work --queue=paiements,etats,default --tries=3   # générations asynchrones</w:t>
+            </w:r>
+          </w:p>
+          <w:p>
+            <w:r>
+              <w:rPr>
+                <w:rFonts w:ascii="Consolas" w:hAnsi="Consolas"/>
+                <w:color w:val="FFFFFF"/>
+                <w:sz w:val="18"/>
+              </w:rPr>
+              <w:t>php artisan schedule:run           # cron chaque minute : db:backup 02:00, purge des tokens</w:t>
+            </w:r>
+          </w:p>
+          <w:p>
+            <w:r>
+              <w:rPr>
+                <w:rFonts w:ascii="Consolas" w:hAnsi="Consolas"/>
+                <w:color w:val="FFFFFF"/>
+                <w:sz w:val="18"/>
+              </w:rPr>
+              <w:t>php artisan db:restore &lt;fichier&gt;   # restauration (sauvegarde de sécurité préalable)</w:t>
             </w:r>
           </w:p>
           <w:p>
@@ -12929,7 +15932,467 @@
           <w:i/>
           <w:color w:val="4B5563"/>
         </w:rPr>
-        <w:t>En environnement local/testing, le seeder crée un compte par profil (mot de passe « password ») : superadmin@, admin@, gestion@, finance@, controle@, lecteur@anatt.bj. Ces comptes ne sont JAMAIS créés en production.</w:t>
+        <w:t>En environnement local/testing, le seeder crée un compte par profil (mot de passe « password ») : superadmin@, admin@, gestion@, finance@, controle@, daf@, dg@, lecteur@anatt.bj. Ces comptes ne sont JAMAIS créés en production.</w:t>
+      </w:r>
+    </w:p>
+    <w:p>
+      <w:pPr>
+        <w:pStyle w:val="Heading2"/>
+      </w:pPr>
+      <w:r>
+        <w:t>9.5 Mise à jour d'une instance (version 1.3)</w:t>
+      </w:r>
+    </w:p>
+    <w:p>
+      <w:pPr>
+        <w:pStyle w:val="ListBullet"/>
+      </w:pPr>
+      <w:r>
+        <w:t>Migration à jouer : 2026_10_22_090000_add_sequence_to_lots_paiement (colonne sequence, nouvelle clé unique créée avant la suppression de l'ancienne — compatible MySQL / clé étrangère).</w:t>
+      </w:r>
+    </w:p>
+    <w:p>
+      <w:pPr>
+        <w:pStyle w:val="ListBullet"/>
+      </w:pPr>
+      <w:r>
+        <w:t>Procédure sans SSH : DEPLOY-CPANEL.md et docs/runbook-mise-a-jour-cron.md (PHP 8.4 obligatoire).</w:t>
+      </w:r>
+    </w:p>
+    <w:p>
+      <w:pPr>
+        <w:pStyle w:val="ListBullet"/>
+      </w:pPr>
+      <w:r>
+        <w:t>Tester une restauration (db:restore) sur un environnement de recette MySQL avant la production.</w:t>
+      </w:r>
+    </w:p>
+    <w:p>
+      <w:pPr>
+        <w:pStyle w:val="Heading1"/>
+      </w:pPr>
+      <w:r>
+        <w:t>10. Qualité et tests</w:t>
+      </w:r>
+    </w:p>
+    <w:tbl>
+      <w:tblPr>
+        <w:tblStyle w:val="TableGrid"/>
+        <w:tblW w:type="auto" w:w="0"/>
+        <w:jc w:val="center"/>
+        <w:tblLayout w:type="fixed"/>
+        <w:tblLook w:firstColumn="1" w:firstRow="1" w:lastColumn="0" w:lastRow="0" w:noHBand="0" w:noVBand="1" w:val="04A0"/>
+      </w:tblPr>
+      <w:tblGrid>
+        <w:gridCol w:w="1814"/>
+        <w:gridCol w:w="2381"/>
+        <w:gridCol w:w="3742"/>
+        <w:gridCol w:w="1587"/>
+      </w:tblGrid>
+      <w:tr>
+        <w:tc>
+          <w:tcPr>
+            <w:tcW w:type="dxa" w:w="1814"/>
+            <w:shd w:val="clear" w:fill="1D9E4F"/>
+          </w:tcPr>
+          <w:p>
+            <w:r/>
+            <w:r>
+              <w:rPr>
+                <w:b/>
+                <w:color w:val="FFFFFF"/>
+                <w:sz w:val="20"/>
+              </w:rPr>
+              <w:t>Suite</w:t>
+            </w:r>
+          </w:p>
+        </w:tc>
+        <w:tc>
+          <w:tcPr>
+            <w:tcW w:type="dxa" w:w="2381"/>
+            <w:shd w:val="clear" w:fill="1D9E4F"/>
+          </w:tcPr>
+          <w:p>
+            <w:r/>
+            <w:r>
+              <w:rPr>
+                <w:b/>
+                <w:color w:val="FFFFFF"/>
+                <w:sz w:val="20"/>
+              </w:rPr>
+              <w:t>Outil</w:t>
+            </w:r>
+          </w:p>
+        </w:tc>
+        <w:tc>
+          <w:tcPr>
+            <w:tcW w:type="dxa" w:w="3742"/>
+            <w:shd w:val="clear" w:fill="1D9E4F"/>
+          </w:tcPr>
+          <w:p>
+            <w:r/>
+            <w:r>
+              <w:rPr>
+                <w:b/>
+                <w:color w:val="FFFFFF"/>
+                <w:sz w:val="20"/>
+              </w:rPr>
+              <w:t>Périmètre</w:t>
+            </w:r>
+          </w:p>
+        </w:tc>
+        <w:tc>
+          <w:tcPr>
+            <w:tcW w:type="dxa" w:w="1587"/>
+            <w:shd w:val="clear" w:fill="1D9E4F"/>
+          </w:tcPr>
+          <w:p>
+            <w:r/>
+            <w:r>
+              <w:rPr>
+                <w:b/>
+                <w:color w:val="FFFFFF"/>
+                <w:sz w:val="20"/>
+              </w:rPr>
+              <w:t>Volume (oct. 2026)</w:t>
+            </w:r>
+          </w:p>
+        </w:tc>
+      </w:tr>
+      <w:tr>
+        <w:tc>
+          <w:tcPr>
+            <w:tcW w:type="dxa" w:w="1814"/>
+          </w:tcPr>
+          <w:p>
+            <w:r/>
+            <w:r>
+              <w:rPr>
+                <w:b w:val="0"/>
+                <w:sz w:val="19"/>
+              </w:rPr>
+              <w:t>Unitaires backend</w:t>
+            </w:r>
+          </w:p>
+        </w:tc>
+        <w:tc>
+          <w:tcPr>
+            <w:tcW w:type="dxa" w:w="2381"/>
+          </w:tcPr>
+          <w:p>
+            <w:r/>
+            <w:r>
+              <w:rPr>
+                <w:b w:val="0"/>
+                <w:sz w:val="19"/>
+              </w:rPr>
+              <w:t>Pest — tests/Unit</w:t>
+            </w:r>
+          </w:p>
+        </w:tc>
+        <w:tc>
+          <w:tcPr>
+            <w:tcW w:type="dxa" w:w="3742"/>
+          </w:tcPr>
+          <w:p>
+            <w:r/>
+            <w:r>
+              <w:rPr>
+                <w:b w:val="0"/>
+                <w:sz w:val="19"/>
+              </w:rPr>
+              <w:t>Calcul per diem, barème, catégories, montant en lettres</w:t>
+            </w:r>
+          </w:p>
+        </w:tc>
+        <w:tc>
+          <w:tcPr>
+            <w:tcW w:type="dxa" w:w="1587"/>
+          </w:tcPr>
+          <w:p>
+            <w:r/>
+            <w:r>
+              <w:rPr>
+                <w:b w:val="0"/>
+                <w:sz w:val="19"/>
+              </w:rPr>
+              <w:t>≈ 130 tests</w:t>
+            </w:r>
+          </w:p>
+        </w:tc>
+      </w:tr>
+      <w:tr>
+        <w:tc>
+          <w:tcPr>
+            <w:tcW w:type="dxa" w:w="1814"/>
+          </w:tcPr>
+          <w:p>
+            <w:r/>
+            <w:r>
+              <w:rPr>
+                <w:b w:val="0"/>
+                <w:sz w:val="19"/>
+              </w:rPr>
+              <w:t>Intégrité backend</w:t>
+            </w:r>
+          </w:p>
+        </w:tc>
+        <w:tc>
+          <w:tcPr>
+            <w:tcW w:type="dxa" w:w="2381"/>
+          </w:tcPr>
+          <w:p>
+            <w:r/>
+            <w:r>
+              <w:rPr>
+                <w:b w:val="0"/>
+                <w:sz w:val="19"/>
+              </w:rPr>
+              <w:t>Pest — tests/Feature (SQLite)</w:t>
+            </w:r>
+          </w:p>
+        </w:tc>
+        <w:tc>
+          <w:tcPr>
+            <w:tcW w:type="dxa" w:w="3742"/>
+          </w:tcPr>
+          <w:p>
+            <w:r/>
+            <w:r>
+              <w:rPr>
+                <w:b w:val="0"/>
+                <w:sz w:val="19"/>
+              </w:rPr>
+              <w:t>API complète : circuits, scellés, idempotence, RBAC, amendement, paiements, sauvegardes</w:t>
+            </w:r>
+          </w:p>
+        </w:tc>
+        <w:tc>
+          <w:tcPr>
+            <w:tcW w:type="dxa" w:w="1587"/>
+          </w:tcPr>
+          <w:p>
+            <w:r/>
+            <w:r>
+              <w:rPr>
+                <w:b w:val="0"/>
+                <w:sz w:val="19"/>
+              </w:rPr>
+              <w:t>552 tests au total</w:t>
+            </w:r>
+          </w:p>
+        </w:tc>
+      </w:tr>
+      <w:tr>
+        <w:tc>
+          <w:tcPr>
+            <w:tcW w:type="dxa" w:w="1814"/>
+          </w:tcPr>
+          <w:p>
+            <w:r/>
+            <w:r>
+              <w:rPr>
+                <w:b w:val="0"/>
+                <w:sz w:val="19"/>
+              </w:rPr>
+              <w:t>Unitaires frontend</w:t>
+            </w:r>
+          </w:p>
+        </w:tc>
+        <w:tc>
+          <w:tcPr>
+            <w:tcW w:type="dxa" w:w="2381"/>
+          </w:tcPr>
+          <w:p>
+            <w:r/>
+            <w:r>
+              <w:rPr>
+                <w:b w:val="0"/>
+                <w:sz w:val="19"/>
+              </w:rPr>
+              <w:t>Vitest + Vue Test Utils</w:t>
+            </w:r>
+          </w:p>
+        </w:tc>
+        <w:tc>
+          <w:tcPr>
+            <w:tcW w:type="dxa" w:w="3742"/>
+          </w:tcPr>
+          <w:p>
+            <w:r/>
+            <w:r>
+              <w:rPr>
+                <w:b w:val="0"/>
+                <w:sz w:val="19"/>
+              </w:rPr>
+              <w:t>Vues, services, stores, navigation ↔ permissions</w:t>
+            </w:r>
+          </w:p>
+        </w:tc>
+        <w:tc>
+          <w:tcPr>
+            <w:tcW w:type="dxa" w:w="1587"/>
+          </w:tcPr>
+          <w:p>
+            <w:r/>
+            <w:r>
+              <w:rPr>
+                <w:b w:val="0"/>
+                <w:sz w:val="19"/>
+              </w:rPr>
+              <w:t>113 tests / 26 fichiers</w:t>
+            </w:r>
+          </w:p>
+        </w:tc>
+      </w:tr>
+      <w:tr>
+        <w:tc>
+          <w:tcPr>
+            <w:tcW w:type="dxa" w:w="1814"/>
+          </w:tcPr>
+          <w:p>
+            <w:r/>
+            <w:r>
+              <w:rPr>
+                <w:b w:val="0"/>
+                <w:sz w:val="19"/>
+              </w:rPr>
+              <w:t>Fonctionnel UI</w:t>
+            </w:r>
+          </w:p>
+        </w:tc>
+        <w:tc>
+          <w:tcPr>
+            <w:tcW w:type="dxa" w:w="2381"/>
+          </w:tcPr>
+          <w:p>
+            <w:r/>
+            <w:r>
+              <w:rPr>
+                <w:b w:val="0"/>
+                <w:sz w:val="19"/>
+              </w:rPr>
+              <w:t>Playwright (e2e/parcours-critique)</w:t>
+            </w:r>
+          </w:p>
+        </w:tc>
+        <w:tc>
+          <w:tcPr>
+            <w:tcW w:type="dxa" w:w="3742"/>
+          </w:tcPr>
+          <w:p>
+            <w:r/>
+            <w:r>
+              <w:rPr>
+                <w:b w:val="0"/>
+                <w:sz w:val="19"/>
+              </w:rPr>
+              <w:t>Connexion → mission → fichier MTN → confirmation ; régularisation</w:t>
+            </w:r>
+          </w:p>
+        </w:tc>
+        <w:tc>
+          <w:tcPr>
+            <w:tcW w:type="dxa" w:w="1587"/>
+          </w:tcPr>
+          <w:p>
+            <w:r/>
+            <w:r>
+              <w:rPr>
+                <w:b w:val="0"/>
+                <w:sz w:val="19"/>
+              </w:rPr>
+              <w:t>3 tests</w:t>
+            </w:r>
+          </w:p>
+        </w:tc>
+      </w:tr>
+      <w:tr>
+        <w:tc>
+          <w:tcPr>
+            <w:tcW w:type="dxa" w:w="1814"/>
+          </w:tcPr>
+          <w:p>
+            <w:r/>
+            <w:r>
+              <w:rPr>
+                <w:b w:val="0"/>
+                <w:sz w:val="19"/>
+              </w:rPr>
+              <w:t>Statique</w:t>
+            </w:r>
+          </w:p>
+        </w:tc>
+        <w:tc>
+          <w:tcPr>
+            <w:tcW w:type="dxa" w:w="2381"/>
+          </w:tcPr>
+          <w:p>
+            <w:r/>
+            <w:r>
+              <w:rPr>
+                <w:b w:val="0"/>
+                <w:sz w:val="19"/>
+              </w:rPr>
+              <w:t>Pint, vue-tsc, ESLint, oxlint</w:t>
+            </w:r>
+          </w:p>
+        </w:tc>
+        <w:tc>
+          <w:tcPr>
+            <w:tcW w:type="dxa" w:w="3742"/>
+          </w:tcPr>
+          <w:p>
+            <w:r/>
+            <w:r>
+              <w:rPr>
+                <w:b w:val="0"/>
+                <w:sz w:val="19"/>
+              </w:rPr>
+              <w:t>Style et typage</w:t>
+            </w:r>
+          </w:p>
+        </w:tc>
+        <w:tc>
+          <w:tcPr>
+            <w:tcW w:type="dxa" w:w="1587"/>
+          </w:tcPr>
+          <w:p>
+            <w:r/>
+            <w:r>
+              <w:rPr>
+                <w:b w:val="0"/>
+                <w:sz w:val="19"/>
+              </w:rPr>
+              <w:t>0 erreur</w:t>
+            </w:r>
+          </w:p>
+        </w:tc>
+      </w:tr>
+    </w:tbl>
+    <w:p/>
+    <w:p>
+      <w:pPr>
+        <w:pStyle w:val="ListBullet"/>
+      </w:pPr>
+      <w:r>
+        <w:t>Garde-fous croisés : RoutesPermissionsTest (aucune route API sans permission) et navigation.spec.ts (menu ↔ routes ↔ API cohérents).</w:t>
+      </w:r>
+    </w:p>
+    <w:p>
+      <w:pPr>
+        <w:pStyle w:val="ListBullet"/>
+      </w:pPr>
+      <w:r>
+        <w:t>phpunit.xml fournit une APP_KEY de test : la suite s'exécute sans .env. Playwright accepte PLAYWRIGHT_CHROMIUM_EXECUTABLE pour un Chromium déjà installé.</w:t>
+      </w:r>
+    </w:p>
+    <w:p>
+      <w:pPr>
+        <w:pStyle w:val="ListBullet"/>
+      </w:pPr>
+      <w:r>
+        <w:t>CI GitHub Actions (.github/workflows) : Lint, Pest, Vitest + type-check, Playwright, build dist.</w:t>
       </w:r>
     </w:p>
     <w:p>
@@ -12958,13 +16421,14 @@
         <w:tblStyle w:val="TableGrid"/>
         <w:tblW w:type="auto" w:w="0"/>
         <w:jc w:val="center"/>
+        <w:tblLayout w:type="fixed"/>
         <w:tblLook w:firstColumn="1" w:firstRow="1" w:lastColumn="0" w:lastRow="0" w:noHBand="0" w:noVBand="1" w:val="04A0"/>
       </w:tblPr>
       <w:tblGrid>
-        <w:gridCol w:w="2160"/>
-        <w:gridCol w:w="2160"/>
-        <w:gridCol w:w="2160"/>
-        <w:gridCol w:w="2160"/>
+        <w:gridCol w:w="2381"/>
+        <w:gridCol w:w="2381"/>
+        <w:gridCol w:w="2381"/>
+        <w:gridCol w:w="2381"/>
       </w:tblGrid>
       <w:tr>
         <w:tc>
@@ -13048,7 +16512,7 @@
                 <w:b w:val="0"/>
                 <w:sz w:val="19"/>
               </w:rPr>
-              <w:t>ORDRE_1</w:t>
+              <w:t>INDICE_SUP_800</w:t>
             </w:r>
           </w:p>
         </w:tc>
@@ -13110,7 +16574,7 @@
                 <w:b w:val="0"/>
                 <w:sz w:val="19"/>
               </w:rPr>
-              <w:t>ORDRE_2</w:t>
+              <w:t>INDICE_400_799</w:t>
             </w:r>
           </w:p>
         </w:tc>
@@ -13172,7 +16636,7 @@
                 <w:b w:val="0"/>
                 <w:sz w:val="19"/>
               </w:rPr>
-              <w:t>ORDRE_3</w:t>
+              <w:t>INDICE_INF_400</w:t>
             </w:r>
           </w:p>
         </w:tc>
@@ -13237,14 +16701,15 @@
         <w:tblStyle w:val="TableGrid"/>
         <w:tblW w:type="auto" w:w="0"/>
         <w:jc w:val="center"/>
+        <w:tblLayout w:type="fixed"/>
         <w:tblLook w:firstColumn="1" w:firstRow="1" w:lastColumn="0" w:lastRow="0" w:noHBand="0" w:noVBand="1" w:val="04A0"/>
       </w:tblPr>
       <w:tblGrid>
-        <w:gridCol w:w="1728"/>
-        <w:gridCol w:w="1728"/>
-        <w:gridCol w:w="1728"/>
-        <w:gridCol w:w="1728"/>
-        <w:gridCol w:w="1728"/>
+        <w:gridCol w:w="1871"/>
+        <w:gridCol w:w="1984"/>
+        <w:gridCol w:w="1871"/>
+        <w:gridCol w:w="1871"/>
+        <w:gridCol w:w="1871"/>
       </w:tblGrid>
       <w:tr>
         <w:tc>
@@ -13345,7 +16810,7 @@
                 <w:b w:val="0"/>
                 <w:sz w:val="19"/>
               </w:rPr>
-              <w:t>ORDRE_1</w:t>
+              <w:t>INDICE_SUP_800</w:t>
             </w:r>
           </w:p>
         </w:tc>
@@ -13422,7 +16887,7 @@
                 <w:b w:val="0"/>
                 <w:sz w:val="19"/>
               </w:rPr>
-              <w:t>ORDRE_2</w:t>
+              <w:t>INDICE_400_799</w:t>
             </w:r>
           </w:p>
         </w:tc>
@@ -13499,7 +16964,7 @@
                 <w:b w:val="0"/>
                 <w:sz w:val="19"/>
               </w:rPr>
-              <w:t>ORDRE_3</w:t>
+              <w:t>INDICE_INF_400</w:t>
             </w:r>
           </w:p>
         </w:tc>
@@ -13579,14 +17044,15 @@
         <w:tblStyle w:val="TableGrid"/>
         <w:tblW w:type="auto" w:w="0"/>
         <w:jc w:val="center"/>
+        <w:tblLayout w:type="fixed"/>
         <w:tblLook w:firstColumn="1" w:firstRow="1" w:lastColumn="0" w:lastRow="0" w:noHBand="0" w:noVBand="1" w:val="04A0"/>
       </w:tblPr>
       <w:tblGrid>
-        <w:gridCol w:w="1728"/>
-        <w:gridCol w:w="1728"/>
-        <w:gridCol w:w="1728"/>
-        <w:gridCol w:w="1728"/>
-        <w:gridCol w:w="1728"/>
+        <w:gridCol w:w="1871"/>
+        <w:gridCol w:w="1984"/>
+        <w:gridCol w:w="1871"/>
+        <w:gridCol w:w="1871"/>
+        <w:gridCol w:w="1871"/>
       </w:tblGrid>
       <w:tr>
         <w:tc>
@@ -13687,7 +17153,7 @@
                 <w:b w:val="0"/>
                 <w:sz w:val="19"/>
               </w:rPr>
-              <w:t>ORDRE_1</w:t>
+              <w:t>INDICE_SUP_800</w:t>
             </w:r>
           </w:p>
         </w:tc>
@@ -13764,7 +17230,7 @@
                 <w:b w:val="0"/>
                 <w:sz w:val="19"/>
               </w:rPr>
-              <w:t>ORDRE_2</w:t>
+              <w:t>INDICE_400_799</w:t>
             </w:r>
           </w:p>
         </w:tc>
@@ -13841,7 +17307,7 @@
                 <w:b w:val="0"/>
                 <w:sz w:val="19"/>
               </w:rPr>
-              <w:t>ORDRE_3</w:t>
+              <w:t>INDICE_INF_400</w:t>
             </w:r>
           </w:p>
         </w:tc>
@@ -13936,11 +17402,12 @@
         <w:tblStyle w:val="TableGrid"/>
         <w:tblW w:type="auto" w:w="0"/>
         <w:jc w:val="center"/>
+        <w:tblLayout w:type="fixed"/>
         <w:tblLook w:firstColumn="1" w:firstRow="1" w:lastColumn="0" w:lastRow="0" w:noHBand="0" w:noVBand="1" w:val="04A0"/>
       </w:tblPr>
       <w:tblGrid>
-        <w:gridCol w:w="4320"/>
-        <w:gridCol w:w="4320"/>
+        <w:gridCol w:w="2381"/>
+        <w:gridCol w:w="7143"/>
       </w:tblGrid>
       <w:tr>
         <w:tc>
@@ -14197,7 +17664,7 @@
                 <w:b w:val="0"/>
                 <w:sz w:val="19"/>
               </w:rPr>
-              <w:t>Tranches du per diem : 70 % puis 30 %.</w:t>
+              <w:t>Tranches du per diem : 70 % puis le reste par défaut (part paramétrable).</w:t>
             </w:r>
           </w:p>
         </w:tc>
@@ -14229,7 +17696,7 @@
                 <w:b w:val="0"/>
                 <w:sz w:val="19"/>
               </w:rPr>
-              <w:t>Document récapitulatif d'une mission (1 par mission) portant le circuit et les signatures.</w:t>
+              <w:t>Document récapitulatif d'une TRANCHE de mission (avances, puis reliquats) portant le circuit et les signatures.</w:t>
             </w:r>
           </w:p>
         </w:tc>
@@ -14246,7 +17713,7 @@
                 <w:b w:val="0"/>
                 <w:sz w:val="19"/>
               </w:rPr>
-              <w:t>DAF</w:t>
+              <w:t>Amendement (avenant)</w:t>
             </w:r>
           </w:p>
         </w:tc>
@@ -14261,7 +17728,7 @@
                 <w:b w:val="0"/>
                 <w:sz w:val="19"/>
               </w:rPr>
-              <w:t>Directeur de l'Administration et des Finances : 2e signature (visa « Vu »).</w:t>
+              <w:t>Ajustement des jours facturés d'un OM après paiement de l'avance ; seul le reliquat bouge.</w:t>
             </w:r>
           </w:p>
         </w:tc>
@@ -14278,7 +17745,7 @@
                 <w:b w:val="0"/>
                 <w:sz w:val="19"/>
               </w:rPr>
-              <w:t>DG</w:t>
+              <w:t>Trop-perçu</w:t>
             </w:r>
           </w:p>
         </w:tc>
@@ -14293,7 +17760,7 @@
                 <w:b w:val="0"/>
                 <w:sz w:val="19"/>
               </w:rPr>
-              <w:t>Directeur Général : 3e et dernière signature ; sa validation ouvre le paiement.</w:t>
+              <w:t>Reliquat négatif après amendement ; récupéré par retenue sur salaire (A_RECOUVRER → RECOUVRE).</w:t>
             </w:r>
           </w:p>
         </w:tc>
@@ -14310,7 +17777,7 @@
                 <w:b w:val="0"/>
                 <w:sz w:val="19"/>
               </w:rPr>
-              <w:t>Versement</w:t>
+              <w:t>DAF</w:t>
             </w:r>
           </w:p>
         </w:tc>
@@ -14325,7 +17792,7 @@
                 <w:b w:val="0"/>
                 <w:sz w:val="19"/>
               </w:rPr>
-              <w:t>Une tranche (AVANCE/RELIQUAT) d'un OM pour un opérateur.</w:t>
+              <w:t>Directeur de l'Administration et des Finances : 2e signature (visa « Vu »).</w:t>
             </w:r>
           </w:p>
         </w:tc>
@@ -14342,6 +17809,70 @@
                 <w:b w:val="0"/>
                 <w:sz w:val="19"/>
               </w:rPr>
+              <w:t>DG</w:t>
+            </w:r>
+          </w:p>
+        </w:tc>
+        <w:tc>
+          <w:tcPr>
+            <w:tcW w:type="dxa" w:w="7143"/>
+          </w:tcPr>
+          <w:p>
+            <w:r/>
+            <w:r>
+              <w:rPr>
+                <w:b w:val="0"/>
+                <w:sz w:val="19"/>
+              </w:rPr>
+              <w:t>Directeur Général : 3e et dernière signature ; sa validation ouvre le paiement.</w:t>
+            </w:r>
+          </w:p>
+        </w:tc>
+      </w:tr>
+      <w:tr>
+        <w:tc>
+          <w:tcPr>
+            <w:tcW w:type="dxa" w:w="2381"/>
+          </w:tcPr>
+          <w:p>
+            <w:r/>
+            <w:r>
+              <w:rPr>
+                <w:b w:val="0"/>
+                <w:sz w:val="19"/>
+              </w:rPr>
+              <w:t>Versement</w:t>
+            </w:r>
+          </w:p>
+        </w:tc>
+        <w:tc>
+          <w:tcPr>
+            <w:tcW w:type="dxa" w:w="7143"/>
+          </w:tcPr>
+          <w:p>
+            <w:r/>
+            <w:r>
+              <w:rPr>
+                <w:b w:val="0"/>
+                <w:sz w:val="19"/>
+              </w:rPr>
+              <w:t>Une tranche (AVANCE/RELIQUAT) d'un OM pour un opérateur.</w:t>
+            </w:r>
+          </w:p>
+        </w:tc>
+      </w:tr>
+      <w:tr>
+        <w:tc>
+          <w:tcPr>
+            <w:tcW w:type="dxa" w:w="2381"/>
+          </w:tcPr>
+          <w:p>
+            <w:r/>
+            <w:r>
+              <w:rPr>
+                <w:b w:val="0"/>
+                <w:sz w:val="19"/>
+              </w:rPr>
               <w:t>Lot de paiement</w:t>
             </w:r>
           </w:p>
@@ -14358,6 +17889,38 @@
                 <w:sz w:val="19"/>
               </w:rPr>
               <w:t>1 mission × 1 tranche × 1 opérateur = 1 fichier généré.</w:t>
+            </w:r>
+          </w:p>
+        </w:tc>
+      </w:tr>
+      <w:tr>
+        <w:tc>
+          <w:tcPr>
+            <w:tcW w:type="dxa" w:w="2381"/>
+          </w:tcPr>
+          <w:p>
+            <w:r/>
+            <w:r>
+              <w:rPr>
+                <w:b w:val="0"/>
+                <w:sz w:val="19"/>
+              </w:rPr>
+              <w:t>Lot complémentaire</w:t>
+            </w:r>
+          </w:p>
+        </w:tc>
+        <w:tc>
+          <w:tcPr>
+            <w:tcW w:type="dxa" w:w="7143"/>
+          </w:tcPr>
+          <w:p>
+            <w:r/>
+            <w:r>
+              <w:rPr>
+                <w:b w:val="0"/>
+                <w:sz w:val="19"/>
+              </w:rPr>
+              <w:t>Lot de séquence ≥ 2, pour les versements devenus payables après la confirmation d'un lot.</w:t>
             </w:r>
           </w:p>
         </w:tc>

--- a/docs/ANaTT_Documentation_Technique_Fonctionnelle.docx
+++ b/docs/ANaTT_Documentation_Technique_Fonctionnelle.docx
@@ -15017,7 +15017,7 @@
         <w:pStyle w:val="ListBullet"/>
       </w:pPr>
       <w:r>
-        <w:t>Stockage : storage/app/paiements/{mission_id}/{slug-objet}_{TRANCHE}[_COMPL{n}].{txt|xlsx} — un dossier par mission, le nom remis à la plateforme ne change pas.</w:t>
+        <w:t>Stockage : storage/app/private/paiements/{mission_id}/ (disque « local »){slug-objet}_{TRANCHE}[_COMPL{n}].{txt|xlsx} — un dossier par mission, le nom remis à la plateforme ne change pas.</w:t>
       </w:r>
     </w:p>
     <w:p>

--- a/docs/ANaTT_Documentation_Technique_Fonctionnelle.docx
+++ b/docs/ANaTT_Documentation_Technique_Fonctionnelle.docx
@@ -842,6 +842,100 @@
                 <w:sz w:val="19"/>
               </w:rPr>
               <w:t>§2.2, §10</w:t>
+            </w:r>
+          </w:p>
+        </w:tc>
+      </w:tr>
+      <w:tr>
+        <w:tc>
+          <w:tcPr>
+            <w:tcW w:type="dxa" w:w="2041"/>
+          </w:tcPr>
+          <w:p>
+            <w:r/>
+            <w:r>
+              <w:rPr>
+                <w:b w:val="0"/>
+                <w:sz w:val="19"/>
+              </w:rPr>
+              <w:t>PDF de l'OM</w:t>
+            </w:r>
+          </w:p>
+        </w:tc>
+        <w:tc>
+          <w:tcPr>
+            <w:tcW w:type="dxa" w:w="6009"/>
+          </w:tcPr>
+          <w:p>
+            <w:r/>
+            <w:r>
+              <w:rPr>
+                <w:b w:val="0"/>
+                <w:sz w:val="19"/>
+              </w:rPr>
+              <w:t>Reprend les signatures de l'état des avances qui couvre l'OM (instantané, paraphe archivé, même code de vérification) ; clé de cache incluant le statut de l'état.</w:t>
+            </w:r>
+          </w:p>
+        </w:tc>
+        <w:tc>
+          <w:tcPr>
+            <w:tcW w:type="dxa" w:w="1474"/>
+          </w:tcPr>
+          <w:p>
+            <w:r/>
+            <w:r>
+              <w:rPr>
+                <w:b w:val="0"/>
+                <w:sz w:val="19"/>
+              </w:rPr>
+              <w:t>§4.4</w:t>
+            </w:r>
+          </w:p>
+        </w:tc>
+      </w:tr>
+      <w:tr>
+        <w:tc>
+          <w:tcPr>
+            <w:tcW w:type="dxa" w:w="2041"/>
+          </w:tcPr>
+          <w:p>
+            <w:r/>
+            <w:r>
+              <w:rPr>
+                <w:b w:val="0"/>
+                <w:sz w:val="19"/>
+              </w:rPr>
+              <w:t>Restauration</w:t>
+            </w:r>
+          </w:p>
+        </w:tc>
+        <w:tc>
+          <w:tcPr>
+            <w:tcW w:type="dxa" w:w="6009"/>
+          </w:tcPr>
+          <w:p>
+            <w:r/>
+            <w:r>
+              <w:rPr>
+                <w:b w:val="0"/>
+                <w:sz w:val="19"/>
+              </w:rPr>
+              <w:t>db:restore purge la matrice des permissions mise en cache (rememberForever) ; settings.json et fichiers du disque local hors sauvegarde.</w:t>
+            </w:r>
+          </w:p>
+        </w:tc>
+        <w:tc>
+          <w:tcPr>
+            <w:tcW w:type="dxa" w:w="1474"/>
+          </w:tcPr>
+          <w:p>
+            <w:r/>
+            <w:r>
+              <w:rPr>
+                <w:b w:val="0"/>
+                <w:sz w:val="19"/>
+              </w:rPr>
+              <w:t>§4.7, §6.2.1</w:t>
             </w:r>
           </w:p>
         </w:tc>
@@ -7044,6 +7138,68 @@
                 <w:b w:val="0"/>
                 <w:sz w:val="19"/>
               </w:rPr>
+              <w:t>Système</w:t>
+            </w:r>
+          </w:p>
+        </w:tc>
+        <w:tc>
+          <w:tcPr>
+            <w:tcW w:type="dxa" w:w="4876"/>
+          </w:tcPr>
+          <w:p>
+            <w:r/>
+            <w:r>
+              <w:rPr>
+                <w:b w:val="0"/>
+                <w:sz w:val="19"/>
+              </w:rPr>
+              <w:t>Blocs de signature : signature portée par l'OM (circuit par OM, données héritées) en priorité, sinon celle de l'état des AVANCES qui couvre l'OM (PdfGenerator::etatSignataire).</w:t>
+            </w:r>
+          </w:p>
+        </w:tc>
+        <w:tc>
+          <w:tcPr>
+            <w:tcW w:type="dxa" w:w="2721"/>
+          </w:tcPr>
+          <w:p>
+            <w:r/>
+            <w:r>
+              <w:rPr>
+                <w:b w:val="0"/>
+                <w:sz w:val="19"/>
+              </w:rPr>
+              <w:t>Mêmes nom, fonction, paraphe archivé et code de vérification que l'état</w:t>
+            </w:r>
+          </w:p>
+        </w:tc>
+      </w:tr>
+      <w:tr>
+        <w:tc>
+          <w:tcPr>
+            <w:tcW w:type="dxa" w:w="454"/>
+          </w:tcPr>
+          <w:p>
+            <w:r/>
+            <w:r>
+              <w:rPr>
+                <w:b w:val="0"/>
+                <w:sz w:val="19"/>
+              </w:rPr>
+              <w:t>4</w:t>
+            </w:r>
+          </w:p>
+        </w:tc>
+        <w:tc>
+          <w:tcPr>
+            <w:tcW w:type="dxa" w:w="1474"/>
+          </w:tcPr>
+          <w:p>
+            <w:r/>
+            <w:r>
+              <w:rPr>
+                <w:b w:val="0"/>
+                <w:sz w:val="19"/>
+              </w:rPr>
               <w:t>Utilisateur</w:t>
             </w:r>
           </w:p>
@@ -7081,6 +7237,22 @@
       </w:tr>
     </w:tbl>
     <w:p/>
+    <w:p>
+      <w:pPr>
+        <w:pStyle w:val="ListBullet"/>
+      </w:pPr>
+      <w:r>
+        <w:t>Couverture par l'état : l'OM doit figurer dans le tableau lignes figé au récapitulatif (numero = reference_semo) ; un OM REJETE / ANNULE ou un état REJETE ne fournit aucune signature, et un brouillon n'en montre jamais.</w:t>
+      </w:r>
+    </w:p>
+    <w:p>
+      <w:pPr>
+        <w:pStyle w:val="ListBullet"/>
+      </w:pPr>
+      <w:r>
+        <w:t>Cache : ordres/OM-{ref}-{statut}[-ETAT-{statut_etat}].pdf — le statut de l'état entre dans la clé, pour qu'une signature apposée sur l'état régénère le PDF d'un OM resté au même statut. Tests : OmPdfSignaturesEtatTest.</w:t>
+      </w:r>
+    </w:p>
     <w:p>
       <w:pPr>
         <w:pStyle w:val="Heading2"/>
@@ -8063,6 +8235,68 @@
                 <w:b w:val="0"/>
                 <w:sz w:val="19"/>
               </w:rPr>
+              <w:t>Purge la matrice des permissions mise en cache (PermissionRepository::vider) : role_permissions vient d'être remplacée.</w:t>
+            </w:r>
+          </w:p>
+        </w:tc>
+        <w:tc>
+          <w:tcPr>
+            <w:tcW w:type="dxa" w:w="2494"/>
+          </w:tcPr>
+          <w:p>
+            <w:r/>
+            <w:r>
+              <w:rPr>
+                <w:b w:val="0"/>
+                <w:sz w:val="19"/>
+              </w:rPr>
+              <w:t>Droits de la sauvegarde effectifs dès la requête suivante</w:t>
+            </w:r>
+          </w:p>
+        </w:tc>
+      </w:tr>
+      <w:tr>
+        <w:tc>
+          <w:tcPr>
+            <w:tcW w:type="dxa" w:w="454"/>
+          </w:tcPr>
+          <w:p>
+            <w:r/>
+            <w:r>
+              <w:rPr>
+                <w:b w:val="0"/>
+                <w:sz w:val="19"/>
+              </w:rPr>
+              <w:t>6</w:t>
+            </w:r>
+          </w:p>
+        </w:tc>
+        <w:tc>
+          <w:tcPr>
+            <w:tcW w:type="dxa" w:w="1587"/>
+          </w:tcPr>
+          <w:p>
+            <w:r/>
+            <w:r>
+              <w:rPr>
+                <w:b w:val="0"/>
+                <w:sz w:val="19"/>
+              </w:rPr>
+              <w:t>Système</w:t>
+            </w:r>
+          </w:p>
+        </w:tc>
+        <w:tc>
+          <w:tcPr>
+            <w:tcW w:type="dxa" w:w="4989"/>
+          </w:tcPr>
+          <w:p>
+            <w:r/>
+            <w:r>
+              <w:rPr>
+                <w:b w:val="0"/>
+                <w:sz w:val="19"/>
+              </w:rPr>
               <w:t>Audit BACKUP_RESTORE écrit APRÈS la restauration (dans la base restaurée).</w:t>
             </w:r>
           </w:p>
@@ -8085,6 +8319,14 @@
       </w:tr>
     </w:tbl>
     <w:p/>
+    <w:p>
+      <w:pPr>
+        <w:pStyle w:val="ListBullet"/>
+      </w:pPr>
+      <w:r>
+        <w:t>Hors périmètre du dump : storage/app/settings.json (part d'avance, exercice, SMTP…), paraphes des signataires et fichiers produits (PDF, fichiers de paiement) sur le disque local. Une restauration ne les modifie pas ; leur sauvegarde relève de la copie de storage/.</w:t>
+      </w:r>
+    </w:p>
     <w:p>
       <w:pPr>
         <w:pStyle w:val="Heading1"/>
@@ -11493,7 +11735,7 @@
         <w:pStyle w:val="ListBullet"/>
       </w:pPr>
       <w:r>
-        <w:t>Niveau 1 — profil : table role_permissions (PermissionRepository, en cache, purgée à l'écriture) ; repli sur config/profils.php ; réinitialisable au défaut.</w:t>
+        <w:t>Niveau 1 — profil : table role_permissions (PermissionRepository, en cache sans expiration, purgée à l'écriture et après db:restore) ; repli sur config/profils.php ; réinitialisable au défaut. Toute modification de role_permissions hors application impose une purge du cache.</w:t>
       </w:r>
     </w:p>
     <w:p>
@@ -14160,7 +14402,7 @@
                 <w:b w:val="0"/>
                 <w:sz w:val="19"/>
               </w:rPr>
-              <w:t>Exercice courant (lecture publique)</w:t>
+              <w:t>Exercice courant (lecture publique) — exposé mais consommé par aucun écran ni rapport à ce jour (cf. docs/annee-fiscale.md)</w:t>
             </w:r>
           </w:p>
         </w:tc>
@@ -16163,7 +16405,7 @@
                 <w:b w:val="0"/>
                 <w:sz w:val="19"/>
               </w:rPr>
-              <w:t>API complète : circuits, scellés, idempotence, RBAC, amendement, paiements, sauvegardes</w:t>
+              <w:t>API complète : circuits, scellés, idempotence, RBAC, amendement, paiements, sauvegardes, PDF</w:t>
             </w:r>
           </w:p>
         </w:tc>
@@ -16178,7 +16420,7 @@
                 <w:b w:val="0"/>
                 <w:sz w:val="19"/>
               </w:rPr>
-              <w:t>552 tests au total</w:t>
+              <w:t>558 tests au total (66 fichiers)</w:t>
             </w:r>
           </w:p>
         </w:tc>

--- a/docs/ANaTT_Documentation_Technique_Fonctionnelle.docx
+++ b/docs/ANaTT_Documentation_Technique_Fonctionnelle.docx
@@ -16420,7 +16420,7 @@
                 <w:b w:val="0"/>
                 <w:sz w:val="19"/>
               </w:rPr>
-              <w:t>558 tests au total (66 fichiers)</w:t>
+              <w:t>560 tests au total (66 fichiers)</w:t>
             </w:r>
           </w:p>
         </w:tc>

--- a/docs/ANaTT_Documentation_Technique_Fonctionnelle.docx
+++ b/docs/ANaTT_Documentation_Technique_Fonctionnelle.docx
@@ -16420,7 +16420,7 @@
                 <w:b w:val="0"/>
                 <w:sz w:val="19"/>
               </w:rPr>
-              <w:t>560 tests au total (66 fichiers)</w:t>
+              <w:t>564 tests au total (67 fichiers)</w:t>
             </w:r>
           </w:p>
         </w:tc>

--- a/docs/ANaTT_Documentation_Technique_Fonctionnelle.docx
+++ b/docs/ANaTT_Documentation_Technique_Fonctionnelle.docx
@@ -16420,7 +16420,7 @@
                 <w:b w:val="0"/>
                 <w:sz w:val="19"/>
               </w:rPr>
-              <w:t>564 tests au total (67 fichiers)</w:t>
+              <w:t>565 tests au total (67 fichiers)</w:t>
             </w:r>
           </w:p>
         </w:tc>

--- a/docs/ANaTT_Documentation_Technique_Fonctionnelle.docx
+++ b/docs/ANaTT_Documentation_Technique_Fonctionnelle.docx
@@ -7250,7 +7250,15 @@
         <w:pStyle w:val="ListBullet"/>
       </w:pPr>
       <w:r>
-        <w:t>Cache : ordres/OM-{ref}-{statut}[-ETAT-{statut_etat}].pdf — le statut de l'état entre dans la clé, pour qu'une signature apposée sur l'état régénère le PDF d'un OM resté au même statut. Tests : OmPdfSignaturesEtatTest.</w:t>
+        <w:t>Cache : ordres/OM-{ref}-{statut}[-ETAT-{statut_etat}][-AMD{n}].pdf — le statut de l'état et le nombre d'amendements entrent dans la clé, pour qu'une signature apposée sur l'état ou un amendement régénère le PDF d'un OM resté au même statut. Tests : OmPdfSignaturesEtatTest, OmPdfAmendementTest.</w:t>
+      </w:r>
+    </w:p>
+    <w:p>
+      <w:pPr>
+        <w:pStyle w:val="ListBullet"/>
+      </w:pPr>
+      <w:r>
+        <w:t>Après un amendement, la répartition affichée suit les montants réels : « Avance engagée », « Reliquat (ajusté par amendement) » ou « Trop-perçu (à recouvrer par retenue sur salaire) », avec un encadré rappelant le dernier amendement ; le taux journalier affiché exclut le transport.</w:t>
       </w:r>
     </w:p>
     <w:p>
@@ -16420,7 +16428,7 @@
                 <w:b w:val="0"/>
                 <w:sz w:val="19"/>
               </w:rPr>
-              <w:t>565 tests au total (67 fichiers)</w:t>
+              <w:t>570 tests au total (68 fichiers)</w:t>
             </w:r>
           </w:p>
         </w:tc>

--- a/docs/ANaTT_Documentation_Technique_Fonctionnelle.docx
+++ b/docs/ANaTT_Documentation_Technique_Fonctionnelle.docx
@@ -16428,7 +16428,7 @@
                 <w:b w:val="0"/>
                 <w:sz w:val="19"/>
               </w:rPr>
-              <w:t>570 tests au total (68 fichiers)</w:t>
+              <w:t>571 tests au total (68 fichiers)</w:t>
             </w:r>
           </w:p>
         </w:tc>

--- a/docs/ANaTT_Documentation_Technique_Fonctionnelle.docx
+++ b/docs/ANaTT_Documentation_Technique_Fonctionnelle.docx
@@ -16490,7 +16490,7 @@
                 <w:b w:val="0"/>
                 <w:sz w:val="19"/>
               </w:rPr>
-              <w:t>113 tests / 26 fichiers</w:t>
+              <w:t>114 tests / 26 fichiers</w:t>
             </w:r>
           </w:p>
         </w:tc>

--- a/docs/ANaTT_Documentation_Technique_Fonctionnelle.docx
+++ b/docs/ANaTT_Documentation_Technique_Fonctionnelle.docx
@@ -940,6 +940,288 @@
           </w:p>
         </w:tc>
       </w:tr>
+      <w:tr>
+        <w:tc>
+          <w:tcPr>
+            <w:tcW w:type="dxa" w:w="2041"/>
+          </w:tcPr>
+          <w:p>
+            <w:r/>
+            <w:r>
+              <w:rPr>
+                <w:b w:val="0"/>
+                <w:sz w:val="19"/>
+              </w:rPr>
+              <w:t>Files d'attente</w:t>
+            </w:r>
+          </w:p>
+        </w:tc>
+        <w:tc>
+          <w:tcPr>
+            <w:tcW w:type="dxa" w:w="6009"/>
+          </w:tcPr>
+          <w:p>
+            <w:r/>
+            <w:r>
+              <w:rPr>
+                <w:b w:val="0"/>
+                <w:sz w:val="19"/>
+              </w:rPr>
+              <w:t>Échec définitif d'un gros lot : le lot passe ERREUR par LotPaiementService::marquerErreur (versements EN_ATTENTE, audit ERROR_LOT) ; la tâche Cron du worker nomme les trois files.</w:t>
+            </w:r>
+          </w:p>
+        </w:tc>
+        <w:tc>
+          <w:tcPr>
+            <w:tcW w:type="dxa" w:w="1474"/>
+          </w:tcPr>
+          <w:p>
+            <w:r/>
+            <w:r>
+              <w:rPr>
+                <w:b w:val="0"/>
+                <w:sz w:val="19"/>
+              </w:rPr>
+              <w:t>§4.3, §9.3</w:t>
+            </w:r>
+          </w:p>
+        </w:tc>
+      </w:tr>
+      <w:tr>
+        <w:tc>
+          <w:tcPr>
+            <w:tcW w:type="dxa" w:w="2041"/>
+          </w:tcPr>
+          <w:p>
+            <w:r/>
+            <w:r>
+              <w:rPr>
+                <w:b w:val="0"/>
+                <w:sz w:val="19"/>
+              </w:rPr>
+              <w:t>Sauvegardes</w:t>
+            </w:r>
+          </w:p>
+        </w:tc>
+        <w:tc>
+          <w:tcPr>
+            <w:tcW w:type="dxa" w:w="6009"/>
+          </w:tcPr>
+          <w:p>
+            <w:r/>
+            <w:r>
+              <w:rPr>
+                <w:b w:val="0"/>
+                <w:sz w:val="19"/>
+              </w:rPr>
+              <w:t>Liste triée par date du fichier (la plus récente en tête), et non plus par nom.</w:t>
+            </w:r>
+          </w:p>
+        </w:tc>
+        <w:tc>
+          <w:tcPr>
+            <w:tcW w:type="dxa" w:w="1474"/>
+          </w:tcPr>
+          <w:p>
+            <w:r/>
+            <w:r>
+              <w:rPr>
+                <w:b w:val="0"/>
+                <w:sz w:val="19"/>
+              </w:rPr>
+              <w:t>§4.7</w:t>
+            </w:r>
+          </w:p>
+        </w:tc>
+      </w:tr>
+      <w:tr>
+        <w:tc>
+          <w:tcPr>
+            <w:tcW w:type="dxa" w:w="2041"/>
+          </w:tcPr>
+          <w:p>
+            <w:r/>
+            <w:r>
+              <w:rPr>
+                <w:b w:val="0"/>
+                <w:sz w:val="19"/>
+              </w:rPr>
+              <w:t>Référence API</w:t>
+            </w:r>
+          </w:p>
+        </w:tc>
+        <w:tc>
+          <w:tcPr>
+            <w:tcW w:type="dxa" w:w="6009"/>
+          </w:tcPr>
+          <w:p>
+            <w:r/>
+            <w:r>
+              <w:rPr>
+                <w:b w:val="0"/>
+                <w:sz w:val="19"/>
+              </w:rPr>
+              <w:t>backend/docs/openapi.yaml réécrite sur les routes réelles (96 opérations, permission x-permission) et verrouillée par OpenApiTest.</w:t>
+            </w:r>
+          </w:p>
+        </w:tc>
+        <w:tc>
+          <w:tcPr>
+            <w:tcW w:type="dxa" w:w="1474"/>
+          </w:tcPr>
+          <w:p>
+            <w:r/>
+            <w:r>
+              <w:rPr>
+                <w:b w:val="0"/>
+                <w:sz w:val="19"/>
+              </w:rPr>
+              <w:t>§7.1, §10</w:t>
+            </w:r>
+          </w:p>
+        </w:tc>
+      </w:tr>
+      <w:tr>
+        <w:tc>
+          <w:tcPr>
+            <w:tcW w:type="dxa" w:w="2041"/>
+          </w:tcPr>
+          <w:p>
+            <w:r/>
+            <w:r>
+              <w:rPr>
+                <w:b w:val="0"/>
+                <w:sz w:val="19"/>
+              </w:rPr>
+              <w:t>Amendement</w:t>
+            </w:r>
+          </w:p>
+        </w:tc>
+        <w:tc>
+          <w:tcPr>
+            <w:tcW w:type="dxa" w:w="6009"/>
+          </w:tcPr>
+          <w:p>
+            <w:r/>
+            <w:r>
+              <w:rPr>
+                <w:b w:val="0"/>
+                <w:sz w:val="19"/>
+              </w:rPr>
+              <w:t>Deux amendements dans la même seconde : le dernier est départagé par l'id (PDF, document de retenue, journal de la fiche).</w:t>
+            </w:r>
+          </w:p>
+        </w:tc>
+        <w:tc>
+          <w:tcPr>
+            <w:tcW w:type="dxa" w:w="1474"/>
+          </w:tcPr>
+          <w:p>
+            <w:r/>
+            <w:r>
+              <w:rPr>
+                <w:b w:val="0"/>
+                <w:sz w:val="19"/>
+              </w:rPr>
+              <w:t>§4.4</w:t>
+            </w:r>
+          </w:p>
+        </w:tc>
+      </w:tr>
+      <w:tr>
+        <w:tc>
+          <w:tcPr>
+            <w:tcW w:type="dxa" w:w="2041"/>
+          </w:tcPr>
+          <w:p>
+            <w:r/>
+            <w:r>
+              <w:rPr>
+                <w:b w:val="0"/>
+                <w:sz w:val="19"/>
+              </w:rPr>
+              <w:t>Fiche de l'OM</w:t>
+            </w:r>
+          </w:p>
+        </w:tc>
+        <w:tc>
+          <w:tcPr>
+            <w:tcW w:type="dxa" w:w="6009"/>
+          </w:tcPr>
+          <w:p>
+            <w:r/>
+            <w:r>
+              <w:rPr>
+                <w:b w:val="0"/>
+                <w:sz w:val="19"/>
+              </w:rPr>
+              <w:t>Lien « PDF de l'OM » vers l'écran du PDF officiel (OM-07), seul accès depuis l'interface une fois l'OM validé.</w:t>
+            </w:r>
+          </w:p>
+        </w:tc>
+        <w:tc>
+          <w:tcPr>
+            <w:tcW w:type="dxa" w:w="1474"/>
+          </w:tcPr>
+          <w:p>
+            <w:r/>
+            <w:r>
+              <w:rPr>
+                <w:b w:val="0"/>
+                <w:sz w:val="19"/>
+              </w:rPr>
+              <w:t>§4.4</w:t>
+            </w:r>
+          </w:p>
+        </w:tc>
+      </w:tr>
+      <w:tr>
+        <w:tc>
+          <w:tcPr>
+            <w:tcW w:type="dxa" w:w="2041"/>
+          </w:tcPr>
+          <w:p>
+            <w:r/>
+            <w:r>
+              <w:rPr>
+                <w:b w:val="0"/>
+                <w:sz w:val="19"/>
+              </w:rPr>
+              <w:t>Code mort</w:t>
+            </w:r>
+          </w:p>
+        </w:tc>
+        <w:tc>
+          <w:tcPr>
+            <w:tcW w:type="dxa" w:w="6009"/>
+          </w:tcPr>
+          <w:p>
+            <w:r/>
+            <w:r>
+              <w:rPr>
+                <w:b w:val="0"/>
+                <w:sz w:val="19"/>
+              </w:rPr>
+              <w:t>Form Requests StoreOrdreMissionRequest / UpdateOrdreMissionRequest supprimées (les OM ne se créent que via /missions).</w:t>
+            </w:r>
+          </w:p>
+        </w:tc>
+        <w:tc>
+          <w:tcPr>
+            <w:tcW w:type="dxa" w:w="1474"/>
+          </w:tcPr>
+          <w:p>
+            <w:r/>
+            <w:r>
+              <w:rPr>
+                <w:b w:val="0"/>
+                <w:sz w:val="19"/>
+              </w:rPr>
+              <w:t>§2.3, §9.5</w:t>
+            </w:r>
+          </w:p>
+        </w:tc>
+      </w:tr>
     </w:tbl>
     <w:p/>
     <w:p>
@@ -1546,7 +1828,7 @@
               <w:rPr>
                 <w:sz w:val="20"/>
               </w:rPr>
-              <w:t>SPA Vue 3 (frontend) → API REST Laravel 12 (backend) → base MySQL. Communication HTTP/HTTPS avec tokens Bearer (Sanctum). Files de travaux (queue) pour les générations volumineuses (fichiers de paiement, états). Déploiement : WampServer ou Docker Compose (dev) ; serveur Linux + Nginx (prod).</w:t>
+              <w:t>SPA Vue 3 (frontend) → API REST Laravel 12 (backend) → base MySQL. Communication HTTP/HTTPS avec tokens Bearer (Sanctum). Files de travaux (queue) pour les générations volumineuses (gros lots de paiement, exports de rapports). Déploiement : WampServer + start-dev.ps1 (dev) ; hébergement cPanel mutualisé (prod, DEPLOY-CPANEL.md).</w:t>
             </w:r>
           </w:p>
         </w:tc>
@@ -2677,7 +2959,7 @@
                 <w:color w:val="FFFFFF"/>
                 <w:sz w:val="18"/>
               </w:rPr>
-              <w:t xml:space="preserve">    src/stores/            Pinia (auth, missions, notifications)</w:t>
+              <w:t xml:space="preserve">    src/stores/            Pinia (auth, notifications, ordres-mission)</w:t>
             </w:r>
           </w:p>
           <w:p>
@@ -2687,7 +2969,7 @@
                 <w:color w:val="FFFFFF"/>
                 <w:sz w:val="18"/>
               </w:rPr>
-              <w:t xml:space="preserve">    src/composables/       Logique réutilisable (useApi, useAuth, useMissions...)</w:t>
+              <w:t xml:space="preserve">    src/composables/       Logique réutilisable (useApi, useAuth, usePartAvance, useSearch, useToast)</w:t>
             </w:r>
           </w:p>
           <w:p>
@@ -2727,7 +3009,7 @@
                 <w:color w:val="FFFFFF"/>
                 <w:sz w:val="18"/>
               </w:rPr>
-              <w:t xml:space="preserve">    app/Models/            Modèles Eloquent</w:t>
+              <w:t xml:space="preserve">    app/Http/Requests/     Form Requests (validation des écritures)</w:t>
             </w:r>
           </w:p>
           <w:p>
@@ -2737,7 +3019,7 @@
                 <w:color w:val="FFFFFF"/>
                 <w:sz w:val="18"/>
               </w:rPr>
-              <w:t xml:space="preserve">    app/Services/          Logique métier (calcul, lots, barème, rapports, audit)</w:t>
+              <w:t xml:space="preserve">    app/Models/            Modèles Eloquent</w:t>
             </w:r>
           </w:p>
           <w:p>
@@ -2747,7 +3029,7 @@
                 <w:color w:val="FFFFFF"/>
                 <w:sz w:val="18"/>
               </w:rPr>
-              <w:t xml:space="preserve">    app/Services/Paiement/  Générateurs MTN (.txt) et Moov (.xlsx)</w:t>
+              <w:t xml:space="preserve">    app/Services/          Logique métier (calcul, lots, barème, rapports, audit)</w:t>
             </w:r>
           </w:p>
           <w:p>
@@ -2757,7 +3039,7 @@
                 <w:color w:val="FFFFFF"/>
                 <w:sz w:val="18"/>
               </w:rPr>
-              <w:t xml:space="preserve">    app/Support/Permissions  Source unique des clés de permission (RBAC)</w:t>
+              <w:t xml:space="preserve">    app/Services/Paiement/  Générateurs MTN (.txt) et Moov (.xlsx)</w:t>
             </w:r>
           </w:p>
           <w:p>
@@ -2767,7 +3049,7 @@
                 <w:color w:val="FFFFFF"/>
                 <w:sz w:val="18"/>
               </w:rPr>
-              <w:t xml:space="preserve">    app/Support/PermissionRepository  Matrice effective (table role_permissions, cache)</w:t>
+              <w:t xml:space="preserve">    app/Support/Permissions  Source unique des clés de permission (RBAC)</w:t>
             </w:r>
           </w:p>
           <w:p>
@@ -2777,7 +3059,7 @@
                 <w:color w:val="FFFFFF"/>
                 <w:sz w:val="18"/>
               </w:rPr>
-              <w:t xml:space="preserve">    app/Console/Commands/  db:backup / db:restore</w:t>
+              <w:t xml:space="preserve">    app/Support/PermissionRepository  Matrice effective (table role_permissions, cache)</w:t>
             </w:r>
           </w:p>
           <w:p>
@@ -2787,7 +3069,27 @@
                 <w:color w:val="FFFFFF"/>
                 <w:sz w:val="18"/>
               </w:rPr>
-              <w:t xml:space="preserve">    app/Jobs/              Tâches asynchrones (génération de lots, états)</w:t>
+              <w:t xml:space="preserve">    app/Console/Commands/  db:backup / db:restore</w:t>
+            </w:r>
+          </w:p>
+          <w:p>
+            <w:r>
+              <w:rPr>
+                <w:rFonts w:ascii="Consolas" w:hAnsi="Consolas"/>
+                <w:color w:val="FFFFFF"/>
+                <w:sz w:val="18"/>
+              </w:rPr>
+              <w:t xml:space="preserve">    app/Jobs/              Tâches asynchrones (gros lots, exports de rapports, e-mails)</w:t>
+            </w:r>
+          </w:p>
+          <w:p>
+            <w:r>
+              <w:rPr>
+                <w:rFonts w:ascii="Consolas" w:hAnsi="Consolas"/>
+                <w:color w:val="FFFFFF"/>
+                <w:sz w:val="18"/>
+              </w:rPr>
+              <w:t xml:space="preserve">    docs/openapi.yaml      Référence API (verrouillée par tests/Feature/OpenApiTest.php)</w:t>
             </w:r>
           </w:p>
           <w:p>
@@ -6897,6 +7199,14 @@
     <w:p/>
     <w:p>
       <w:pPr>
+        <w:pStyle w:val="ListBullet"/>
+      </w:pPr>
+      <w:r>
+        <w:t>Gros lot en file (GenererLotPaiementJob, file « paiements ») : mêmes règles que la génération directe (LotPaiementService::generer). En cas d'échec définitif (après 3 tentatives, ou dès le premier échec en QUEUE_CONNECTION=sync), le suivi passe ERREUR et le dernier lot GENERE/ERREUR de la clé passe en ERREUR par LotPaiementService::marquerErreur, comme l'action manuelle : versements EN_ATTENTE, coordonnées rafraîchies, audit ERROR_LOT. Un lot CONFIRME n'est jamais touché. Détail : backend/docs/queues.md.</w:t>
+      </w:r>
+    </w:p>
+    <w:p>
+      <w:pPr>
         <w:pStyle w:val="Heading2"/>
       </w:pPr>
       <w:r>
@@ -7029,7 +7339,7 @@
                 <w:b w:val="0"/>
                 <w:sz w:val="19"/>
               </w:rPr>
-              <w:t>Ouvre la fiche d'un OM et clique « Aperçu/Télécharger PDF ».</w:t>
+              <w:t>Ouvre la fiche d'un OM, clique « PDF de l'OM » (écran OM-07, /ordres/:id/pdf) puis « Télécharger PDF ».</w:t>
             </w:r>
           </w:p>
         </w:tc>
@@ -7259,6 +7569,22 @@
       </w:pPr>
       <w:r>
         <w:t>Après un amendement, la répartition affichée suit les montants réels : « Avance engagée », « Reliquat (ajusté par amendement) » ou « Trop-perçu (à recouvrer par retenue sur salaire) », avec un encadré rappelant le dernier amendement ; le taux journalier affiché exclut le transport.</w:t>
+      </w:r>
+    </w:p>
+    <w:p>
+      <w:pPr>
+        <w:pStyle w:val="ListBullet"/>
+      </w:pPr>
+      <w:r>
+        <w:t>Dernier amendement : tri par amende_le puis id décroissants (deux amendements dans la même seconde restent ordonnés). Même ordre pour le document de retenue (motif) et le journal de la fiche OM.</w:t>
+      </w:r>
+    </w:p>
+    <w:p>
+      <w:pPr>
+        <w:pStyle w:val="ListBullet"/>
+      </w:pPr>
+      <w:r>
+        <w:t>Accès : le lien « PDF de l'OM » de la fiche est le seul chemin vers le PDF officiel ; « Télécharger le brouillon » (filigrané) n'est proposé que tant que l'OM n'est ni VALIDE ni SOLDE.</w:t>
       </w:r>
     </w:p>
     <w:p>
@@ -8057,7 +8383,7 @@
                 <w:b w:val="0"/>
                 <w:sz w:val="19"/>
               </w:rPr>
-              <w:t>Télécharge une sauvegarde (GET /api/admin/backups/:name/download).</w:t>
+              <w:t>Consulte la liste (GET /api/admin/backups, triée par date du fichier, la plus récente en tête) et télécharge une sauvegarde (GET /api/admin/backups/:name/download).</w:t>
             </w:r>
           </w:p>
         </w:tc>
@@ -12187,7 +12513,7 @@
               <w:rPr>
                 <w:sz w:val="20"/>
               </w:rPr>
-              <w:t>Préfixe : /api. Authentification : header Authorization: Bearer {token}. Format JSON. Autorisation par middleware permission:{clé}. Throttling sur login, API, paiement et export.</w:t>
+              <w:t>Préfixe : /api. Authentification : header Authorization: Bearer {token}. Format JSON. Autorisation par middleware permission:{clé}. Throttling sur login, API, paiement et export. Référence exhaustive : backend/docs/openapi.yaml (OpenAPI 3, 96 opérations, chacune avec sa clé x-permission) ; OpenApiTest vérifie que chaque route y figure, sans opération en trop, avec la permission exigée par le middleware. Les tableaux ci-dessous en sont un résumé.</w:t>
             </w:r>
           </w:p>
         </w:tc>
@@ -15526,7 +15852,7 @@
                 <w:b w:val="0"/>
                 <w:sz w:val="19"/>
               </w:rPr>
-              <w:t>WampServer ou Docker Compose — données de test</w:t>
+              <w:t>WampServer + start-dev.ps1 / stop-dev.ps1 — données de test</w:t>
             </w:r>
           </w:p>
         </w:tc>
@@ -15620,7 +15946,7 @@
                 <w:b w:val="0"/>
                 <w:sz w:val="19"/>
               </w:rPr>
-              <w:t>Usage opérationnel ANaTT</w:t>
+              <w:t>Hébergement cPanel mutualisé (FTP, phpMyAdmin, Cron, AutoSSL)</w:t>
             </w:r>
           </w:p>
         </w:tc>
@@ -15789,7 +16115,7 @@
                 <w:b w:val="0"/>
                 <w:sz w:val="19"/>
               </w:rPr>
-              <w:t>« database » pour fonctionner sans Redis</w:t>
+              <w:t>Production mutualisée : file / file / sync (aucun worker ni Redis) ; database ou redis si un worker traite la file</w:t>
             </w:r>
           </w:p>
         </w:tc>
@@ -16082,7 +16408,7 @@
                 <w:color w:val="FFFFFF"/>
                 <w:sz w:val="18"/>
               </w:rPr>
-              <w:t>php artisan queue:work --queue=paiements,etats,default --tries=3   # générations asynchrones</w:t>
+              <w:t>php artisan queue:work --queue=paiements,etats,default --tries=3   # worker (si QUEUE_CONNECTION ≠ sync)</w:t>
             </w:r>
           </w:p>
           <w:p>
@@ -16092,7 +16418,7 @@
                 <w:color w:val="FFFFFF"/>
                 <w:sz w:val="18"/>
               </w:rPr>
-              <w:t>php artisan schedule:run           # cron chaque minute : db:backup 02:00, purge des tokens</w:t>
+              <w:t>#   Cron mutualisé (QUEUE_CONNECTION=database) : même ligne + --stop-when-empty, chaque minute</w:t>
             </w:r>
           </w:p>
           <w:p>
@@ -16102,7 +16428,7 @@
                 <w:color w:val="FFFFFF"/>
                 <w:sz w:val="18"/>
               </w:rPr>
-              <w:t>php artisan db:restore &lt;fichier&gt;   # restauration (sauvegarde de sécurité préalable)</w:t>
+              <w:t>php artisan schedule:run           # cron chaque minute : db:backup 02:00, purge des tokens</w:t>
             </w:r>
           </w:p>
           <w:p>
@@ -16112,6 +16438,7 @@
                 <w:color w:val="FFFFFF"/>
                 <w:sz w:val="18"/>
               </w:rPr>
+              <w:t>php artisan db:restore &lt;fichier&gt;   # restauration (sauvegarde de sécurité préalable)</w:t>
             </w:r>
           </w:p>
           <w:p>
@@ -16121,7 +16448,6 @@
                 <w:color w:val="FFFFFF"/>
                 <w:sz w:val="18"/>
               </w:rPr>
-              <w:t># Frontend (Vue)</w:t>
             </w:r>
           </w:p>
           <w:p>
@@ -16131,7 +16457,7 @@
                 <w:color w:val="FFFFFF"/>
                 <w:sz w:val="18"/>
               </w:rPr>
-              <w:t>cd frontend &amp;&amp; npm install &amp;&amp; npm run build</w:t>
+              <w:t># Frontend (Vue)</w:t>
             </w:r>
           </w:p>
           <w:p>
@@ -16141,6 +16467,7 @@
                 <w:color w:val="FFFFFF"/>
                 <w:sz w:val="18"/>
               </w:rPr>
+              <w:t>cd frontend &amp;&amp; npm install &amp;&amp; npm run build</w:t>
             </w:r>
           </w:p>
           <w:p>
@@ -16150,7 +16477,6 @@
                 <w:color w:val="FFFFFF"/>
                 <w:sz w:val="18"/>
               </w:rPr>
-              <w:t># Docker (alternative dev)</w:t>
             </w:r>
           </w:p>
           <w:p>
@@ -16160,7 +16486,17 @@
                 <w:color w:val="FFFFFF"/>
                 <w:sz w:val="18"/>
               </w:rPr>
-              <w:t>docker-compose up -d</w:t>
+              <w:t># Windows : environnement de dev complet (API, worker, Vite)</w:t>
+            </w:r>
+          </w:p>
+          <w:p>
+            <w:r>
+              <w:rPr>
+                <w:rFonts w:ascii="Consolas" w:hAnsi="Consolas"/>
+                <w:color w:val="FFFFFF"/>
+                <w:sz w:val="18"/>
+              </w:rPr>
+              <w:t>.\start-dev.ps1 [-Install -Fresh]   /   .\stop-dev.ps1</w:t>
             </w:r>
           </w:p>
         </w:tc>
@@ -16219,6 +16555,30 @@
     </w:p>
     <w:p>
       <w:pPr>
+        <w:pStyle w:val="ListBullet"/>
+      </w:pPr>
+      <w:r>
+        <w:t>Après la mise à jour, vider storage/app/private/ordres/ : un OM sans état ni amendement garde la même clé de cache et son ancien PDF afficherait le taux journalier transport compris. Les PDF se régénèrent à la demande.</w:t>
+      </w:r>
+    </w:p>
+    <w:p>
+      <w:pPr>
+        <w:pStyle w:val="ListBullet"/>
+      </w:pPr>
+      <w:r>
+        <w:t>Supprimer sur le serveur app/Http/Requests/StoreOrdreMissionRequest.php et UpdateOrdreMissionRequest.php : un envoi FTP n'efface pas les fichiers retirés du dépôt.</w:t>
+      </w:r>
+    </w:p>
+    <w:p>
+      <w:pPr>
+        <w:pStyle w:val="ListBullet"/>
+      </w:pPr>
+      <w:r>
+        <w:t>Si la file passe en QUEUE_CONNECTION=database : la tâche Cron queue:work doit nommer les trois files (--queue=paiements,etats,default), sinon les gros lots restent INTROUVABLE.</w:t>
+      </w:r>
+    </w:p>
+    <w:p>
+      <w:pPr>
         <w:pStyle w:val="Heading1"/>
       </w:pPr>
       <w:r>
@@ -16626,7 +16986,15 @@
         <w:pStyle w:val="ListBullet"/>
       </w:pPr>
       <w:r>
-        <w:t>Garde-fous croisés : RoutesPermissionsTest (aucune route API sans permission) et navigation.spec.ts (menu ↔ routes ↔ API cohérents).</w:t>
+        <w:t>Garde-fous croisés : RoutesPermissionsTest (aucune route API sans permission), OpenApiTest (openapi.yaml ↔ routes ↔ permissions) et navigation.spec.ts (menu ↔ routes ↔ API cohérents).</w:t>
+      </w:r>
+    </w:p>
+    <w:p>
+      <w:pPr>
+        <w:pStyle w:val="ListBullet"/>
+      </w:pPr>
+      <w:r>
+        <w:t>Recette sur l'API réelle (23/10/2026, base SQLite neuve, QUEUE_CONNECTION=sync) : 83/83 contrôles conformes ; scénario de démonstration (docs/SCENARIO-DEMO.md) rejoué, conforme.</w:t>
       </w:r>
     </w:p>
     <w:p>

--- a/docs/ANaTT_Documentation_Technique_Fonctionnelle.docx
+++ b/docs/ANaTT_Documentation_Technique_Fonctionnelle.docx
@@ -16788,7 +16788,7 @@
                 <w:b w:val="0"/>
                 <w:sz w:val="19"/>
               </w:rPr>
-              <w:t>571 tests au total (68 fichiers)</w:t>
+              <w:t>572 tests au total (68 fichiers)</w:t>
             </w:r>
           </w:p>
         </w:tc>

--- a/docs/ANaTT_Documentation_Technique_Fonctionnelle.docx
+++ b/docs/ANaTT_Documentation_Technique_Fonctionnelle.docx
@@ -16850,7 +16850,7 @@
                 <w:b w:val="0"/>
                 <w:sz w:val="19"/>
               </w:rPr>
-              <w:t>114 tests / 26 fichiers</w:t>
+              <w:t>118 tests / 27 fichiers</w:t>
             </w:r>
           </w:p>
         </w:tc>

--- a/docs/ANaTT_Documentation_Technique_Fonctionnelle.docx
+++ b/docs/ANaTT_Documentation_Technique_Fonctionnelle.docx
@@ -16850,7 +16850,7 @@
                 <w:b w:val="0"/>
                 <w:sz w:val="19"/>
               </w:rPr>
-              <w:t>118 tests / 27 fichiers</w:t>
+              <w:t>120 tests / 27 fichiers</w:t>
             </w:r>
           </w:p>
         </w:tc>

--- a/docs/ANaTT_Documentation_Technique_Fonctionnelle.docx
+++ b/docs/ANaTT_Documentation_Technique_Fonctionnelle.docx
@@ -16788,7 +16788,7 @@
                 <w:b w:val="0"/>
                 <w:sz w:val="19"/>
               </w:rPr>
-              <w:t>572 tests au total (68 fichiers)</w:t>
+              <w:t>573 tests au total (68 fichiers)</w:t>
             </w:r>
           </w:p>
         </w:tc>

--- a/docs/ANaTT_Documentation_Technique_Fonctionnelle.docx
+++ b/docs/ANaTT_Documentation_Technique_Fonctionnelle.docx
@@ -1222,6 +1222,382 @@
           </w:p>
         </w:tc>
       </w:tr>
+      <w:tr>
+        <w:tc>
+          <w:tcPr>
+            <w:tcW w:type="dxa" w:w="2041"/>
+          </w:tcPr>
+          <w:p>
+            <w:r/>
+            <w:r>
+              <w:rPr>
+                <w:b w:val="0"/>
+                <w:sz w:val="19"/>
+              </w:rPr>
+              <w:t>Solde d'un OM</w:t>
+            </w:r>
+          </w:p>
+        </w:tc>
+        <w:tc>
+          <w:tcPr>
+            <w:tcW w:type="dxa" w:w="6009"/>
+          </w:tcPr>
+          <w:p>
+            <w:r/>
+            <w:r>
+              <w:rPr>
+                <w:b w:val="0"/>
+                <w:sz w:val="19"/>
+              </w:rPr>
+              <w:t>SOLDE quand tous les versements NON NULS sont réglés (CONFIRME, ou RECOUVRE pour un trop-perçu) : à la confirmation d'un lot, au constat d'un recouvrement et après un amendement qui ramène le reliquat à 0. Une tranche nulle (part d'avance 0 ou 100 %) ne retient pas l'OM. Un OM exonéré est soldé dès sa validation, dans les deux circuits (n° 19, 23, 24, 26).</w:t>
+            </w:r>
+          </w:p>
+        </w:tc>
+        <w:tc>
+          <w:tcPr>
+            <w:tcW w:type="dxa" w:w="1474"/>
+          </w:tcPr>
+          <w:p>
+            <w:r/>
+            <w:r>
+              <w:rPr>
+                <w:b w:val="0"/>
+                <w:sz w:val="19"/>
+              </w:rPr>
+              <w:t>§4.3, §4.6</w:t>
+            </w:r>
+          </w:p>
+        </w:tc>
+      </w:tr>
+      <w:tr>
+        <w:tc>
+          <w:tcPr>
+            <w:tcW w:type="dxa" w:w="2041"/>
+          </w:tcPr>
+          <w:p>
+            <w:r/>
+            <w:r>
+              <w:rPr>
+                <w:b w:val="0"/>
+                <w:sz w:val="19"/>
+              </w:rPr>
+              <w:t>Exercice</w:t>
+            </w:r>
+          </w:p>
+        </w:tc>
+        <w:tc>
+          <w:tcPr>
+            <w:tcW w:type="dxa" w:w="6009"/>
+          </w:tcPr>
+          <w:p>
+            <w:r/>
+            <w:r>
+              <w:rPr>
+                <w:b w:val="0"/>
+                <w:sz w:val="19"/>
+              </w:rPr>
+              <w:t>L'écran Paramètres propose l'exercice déterminé par le mois de début, et non l'année civile (n° 20).</w:t>
+            </w:r>
+          </w:p>
+        </w:tc>
+        <w:tc>
+          <w:tcPr>
+            <w:tcW w:type="dxa" w:w="1474"/>
+          </w:tcPr>
+          <w:p>
+            <w:r/>
+            <w:r>
+              <w:rPr>
+                <w:b w:val="0"/>
+                <w:sz w:val="19"/>
+              </w:rPr>
+              <w:t>§9.2</w:t>
+            </w:r>
+          </w:p>
+        </w:tc>
+      </w:tr>
+      <w:tr>
+        <w:tc>
+          <w:tcPr>
+            <w:tcW w:type="dxa" w:w="2041"/>
+          </w:tcPr>
+          <w:p>
+            <w:r/>
+            <w:r>
+              <w:rPr>
+                <w:b w:val="0"/>
+                <w:sz w:val="19"/>
+              </w:rPr>
+              <w:t>Lot complémentaire</w:t>
+            </w:r>
+          </w:p>
+        </w:tc>
+        <w:tc>
+          <w:tcPr>
+            <w:tcW w:type="dxa" w:w="6009"/>
+          </w:tcPr>
+          <w:p>
+            <w:r/>
+            <w:r>
+              <w:rPr>
+                <w:b w:val="0"/>
+                <w:sz w:val="19"/>
+              </w:rPr>
+              <w:t>L'écran de génération propose « Générer le lot complémentaire » quand l'aperçu d'un lot confirmé compte encore des bénéficiaires (n° 21).</w:t>
+            </w:r>
+          </w:p>
+        </w:tc>
+        <w:tc>
+          <w:tcPr>
+            <w:tcW w:type="dxa" w:w="1474"/>
+          </w:tcPr>
+          <w:p>
+            <w:r/>
+            <w:r>
+              <w:rPr>
+                <w:b w:val="0"/>
+                <w:sz w:val="19"/>
+              </w:rPr>
+              <w:t>§4.3</w:t>
+            </w:r>
+          </w:p>
+        </w:tc>
+      </w:tr>
+      <w:tr>
+        <w:tc>
+          <w:tcPr>
+            <w:tcW w:type="dxa" w:w="2041"/>
+          </w:tcPr>
+          <w:p>
+            <w:r/>
+            <w:r>
+              <w:rPr>
+                <w:b w:val="0"/>
+                <w:sz w:val="19"/>
+              </w:rPr>
+              <w:t>Amendement</w:t>
+            </w:r>
+          </w:p>
+        </w:tc>
+        <w:tc>
+          <w:tcPr>
+            <w:tcW w:type="dxa" w:w="6009"/>
+          </w:tcPr>
+          <w:p>
+            <w:r/>
+            <w:r>
+              <w:rPr>
+                <w:b w:val="0"/>
+                <w:sz w:val="19"/>
+              </w:rPr>
+              <w:t>Refusé si le reliquat de l'OM est déjà CONFIRME (n° 22). Un OM SOLDE reste amendable hors reliquat payé ou trop-perçu recouvré ; il redevient VALIDE si un montant est de nouveau à régler (n° 28).</w:t>
+            </w:r>
+          </w:p>
+        </w:tc>
+        <w:tc>
+          <w:tcPr>
+            <w:tcW w:type="dxa" w:w="1474"/>
+          </w:tcPr>
+          <w:p>
+            <w:r/>
+            <w:r>
+              <w:rPr>
+                <w:b w:val="0"/>
+                <w:sz w:val="19"/>
+              </w:rPr>
+              <w:t>§4.6</w:t>
+            </w:r>
+          </w:p>
+        </w:tc>
+      </w:tr>
+      <w:tr>
+        <w:tc>
+          <w:tcPr>
+            <w:tcW w:type="dxa" w:w="2041"/>
+          </w:tcPr>
+          <w:p>
+            <w:r/>
+            <w:r>
+              <w:rPr>
+                <w:b w:val="0"/>
+                <w:sz w:val="19"/>
+              </w:rPr>
+              <w:t>Notifications</w:t>
+            </w:r>
+          </w:p>
+        </w:tc>
+        <w:tc>
+          <w:tcPr>
+            <w:tcW w:type="dxa" w:w="6009"/>
+          </w:tcPr>
+          <w:p>
+            <w:r/>
+            <w:r>
+              <w:rPr>
+                <w:b w:val="0"/>
+                <w:sz w:val="19"/>
+              </w:rPr>
+              <w:t>Adressées aux seuls comptes ACTIFS des profils système ; aucun e-mail vers un compte désactivé entre-temps (n° 27).</w:t>
+            </w:r>
+          </w:p>
+        </w:tc>
+        <w:tc>
+          <w:tcPr>
+            <w:tcW w:type="dxa" w:w="1474"/>
+          </w:tcPr>
+          <w:p>
+            <w:r/>
+            <w:r>
+              <w:rPr>
+                <w:b w:val="0"/>
+                <w:sz w:val="19"/>
+              </w:rPr>
+              <w:t>§4.2, §6.3</w:t>
+            </w:r>
+          </w:p>
+        </w:tc>
+      </w:tr>
+      <w:tr>
+        <w:tc>
+          <w:tcPr>
+            <w:tcW w:type="dxa" w:w="2041"/>
+          </w:tcPr>
+          <w:p>
+            <w:r/>
+            <w:r>
+              <w:rPr>
+                <w:b w:val="0"/>
+                <w:sz w:val="19"/>
+              </w:rPr>
+              <w:t>API</w:t>
+            </w:r>
+          </w:p>
+        </w:tc>
+        <w:tc>
+          <w:tcPr>
+            <w:tcW w:type="dxa" w:w="6009"/>
+          </w:tcPr>
+          <w:p>
+            <w:r/>
+            <w:r>
+              <w:rPr>
+                <w:b w:val="0"/>
+                <w:sz w:val="19"/>
+              </w:rPr>
+              <w:t>Toute erreur d'une route /api/* répond en JSON, même sans en-tête Accept : 405, 404, 403, 422 et 500, comme le 401 (n° 29). GET/PUT /admin/settings renvoient toujours un objet (n° 32).</w:t>
+            </w:r>
+          </w:p>
+        </w:tc>
+        <w:tc>
+          <w:tcPr>
+            <w:tcW w:type="dxa" w:w="1474"/>
+          </w:tcPr>
+          <w:p>
+            <w:r/>
+            <w:r>
+              <w:rPr>
+                <w:b w:val="0"/>
+                <w:sz w:val="19"/>
+              </w:rPr>
+              <w:t>§6.3, §7.6</w:t>
+            </w:r>
+          </w:p>
+        </w:tc>
+      </w:tr>
+      <w:tr>
+        <w:tc>
+          <w:tcPr>
+            <w:tcW w:type="dxa" w:w="2041"/>
+          </w:tcPr>
+          <w:p>
+            <w:r/>
+            <w:r>
+              <w:rPr>
+                <w:b w:val="0"/>
+                <w:sz w:val="19"/>
+              </w:rPr>
+              <w:t>Signatures</w:t>
+            </w:r>
+          </w:p>
+        </w:tc>
+        <w:tc>
+          <w:tcPr>
+            <w:tcW w:type="dxa" w:w="6009"/>
+          </w:tcPr>
+          <w:p>
+            <w:r/>
+            <w:r>
+              <w:rPr>
+                <w:b w:val="0"/>
+                <w:sz w:val="19"/>
+              </w:rPr>
+              <w:t>Nom et fonction figés à la signature : Paramètres › Signatures, sinon le compte du signataire (fonction posée par ComptesCircuitSeeder), sinon le libellé du poste (n° 30). ComptesCircuitSeeder ne rétrograde jamais un super administrateur (n° 31).</w:t>
+            </w:r>
+          </w:p>
+        </w:tc>
+        <w:tc>
+          <w:tcPr>
+            <w:tcW w:type="dxa" w:w="1474"/>
+          </w:tcPr>
+          <w:p>
+            <w:r/>
+            <w:r>
+              <w:rPr>
+                <w:b w:val="0"/>
+                <w:sz w:val="19"/>
+              </w:rPr>
+              <w:t>§3.5, §9.4</w:t>
+            </w:r>
+          </w:p>
+        </w:tc>
+      </w:tr>
+      <w:tr>
+        <w:tc>
+          <w:tcPr>
+            <w:tcW w:type="dxa" w:w="2041"/>
+          </w:tcPr>
+          <w:p>
+            <w:r/>
+            <w:r>
+              <w:rPr>
+                <w:b w:val="0"/>
+                <w:sz w:val="19"/>
+              </w:rPr>
+              <w:t>Référence API</w:t>
+            </w:r>
+          </w:p>
+        </w:tc>
+        <w:tc>
+          <w:tcPr>
+            <w:tcW w:type="dxa" w:w="6009"/>
+          </w:tcPr>
+          <w:p>
+            <w:r/>
+            <w:r>
+              <w:rPr>
+                <w:b w:val="0"/>
+                <w:sz w:val="19"/>
+              </w:rPr>
+              <w:t>openapi.yaml validée OpenAPI 3.0.3 et confrontée aux réponses réelles (routes GET et parcours d'écriture complet) le 25/10/2026.</w:t>
+            </w:r>
+          </w:p>
+        </w:tc>
+        <w:tc>
+          <w:tcPr>
+            <w:tcW w:type="dxa" w:w="1474"/>
+          </w:tcPr>
+          <w:p>
+            <w:r/>
+            <w:r>
+              <w:rPr>
+                <w:b w:val="0"/>
+                <w:sz w:val="19"/>
+              </w:rPr>
+              <w:t>§7.1</w:t>
+            </w:r>
+          </w:p>
+        </w:tc>
+      </w:tr>
     </w:tbl>
     <w:p/>
     <w:p>
@@ -1944,7 +2320,7 @@
                 <w:b w:val="0"/>
                 <w:sz w:val="19"/>
               </w:rPr>
-              <w:t>3.x (Composition API)</w:t>
+              <w:t>3.6 bêta (Composition API)</w:t>
             </w:r>
           </w:p>
         </w:tc>
@@ -1959,7 +2335,7 @@
                 <w:b w:val="0"/>
                 <w:sz w:val="19"/>
               </w:rPr>
-              <w:t>Framework JavaScript principal</w:t>
+              <w:t>Framework JavaScript principal — version figée par package-lock.json (3.6.0-beta.9) : installer avec npm ci</w:t>
             </w:r>
           </w:p>
         </w:tc>
@@ -2289,53 +2665,6 @@
                 <w:sz w:val="19"/>
               </w:rPr>
               <w:t>Graphiques du tableau de bord et des rapports</w:t>
-            </w:r>
-          </w:p>
-        </w:tc>
-      </w:tr>
-      <w:tr>
-        <w:tc>
-          <w:tcPr>
-            <w:tcW w:type="dxa" w:w="2608"/>
-          </w:tcPr>
-          <w:p>
-            <w:r/>
-            <w:r>
-              <w:rPr>
-                <w:b w:val="0"/>
-                <w:sz w:val="19"/>
-              </w:rPr>
-              <w:t>VuePDF</w:t>
-            </w:r>
-          </w:p>
-        </w:tc>
-        <w:tc>
-          <w:tcPr>
-            <w:tcW w:type="dxa" w:w="2268"/>
-          </w:tcPr>
-          <w:p>
-            <w:r/>
-            <w:r>
-              <w:rPr>
-                <w:b w:val="0"/>
-                <w:sz w:val="19"/>
-              </w:rPr>
-              <w:t>—</w:t>
-            </w:r>
-          </w:p>
-        </w:tc>
-        <w:tc>
-          <w:tcPr>
-            <w:tcW w:type="dxa" w:w="4649"/>
-          </w:tcPr>
-          <w:p>
-            <w:r/>
-            <w:r>
-              <w:rPr>
-                <w:b w:val="0"/>
-                <w:sz w:val="19"/>
-              </w:rPr>
-              <w:t>Aperçu PDF dans le navigateur</w:t>
             </w:r>
           </w:p>
         </w:tc>
@@ -2584,7 +2913,7 @@
                 <w:b w:val="0"/>
                 <w:sz w:val="19"/>
               </w:rPr>
-              <w:t>8.4+</w:t>
+              <w:t>8.4.x, 64 bits</w:t>
             </w:r>
           </w:p>
         </w:tc>
@@ -2599,7 +2928,7 @@
                 <w:b w:val="0"/>
                 <w:sz w:val="19"/>
               </w:rPr>
-              <w:t>Langage backend (minimum imposé par composer.lock : Symfony 8)</w:t>
+              <w:t>Langage backend : minimum imposé par composer.lock (Symfony 8, activitylog) ; 8.5 non pris en charge (PhpSpreadsheet déclare &lt; 8.5.0)</w:t>
             </w:r>
           </w:p>
         </w:tc>
@@ -5576,7 +5905,7 @@
         <w:pStyle w:val="ListBullet"/>
       </w:pPr>
       <w:r>
-        <w:t>Signatures (SUPER_ADMIN) : identités et paraphes scannés des titulaires imprimés sur l'état.</w:t>
+        <w:t>Signatures (SUPER_ADMIN) : identités et paraphes scannés des titulaires imprimés sur l'état. Nom et fonction sont figés à chaque signature, dans cet ordre : Paramètres › Signatures, sinon le compte du signataire, sinon le libellé du poste (« Le Directeur Général »…).</w:t>
       </w:r>
     </w:p>
     <w:p>
@@ -5649,7 +5978,7 @@
         <w:pStyle w:val="ListBullet"/>
       </w:pPr>
       <w:r>
-        <w:t>Lots complémentaires signalés par un badge « complémentaire n° N » dans la liste.</w:t>
+        <w:t>Lots complémentaires signalés par un badge « complémentaire n° N » dans la liste ; après confirmation d'un lot, le bouton devient « Générer le lot complémentaire » tant que l'aperçu compte un bénéficiaire.</w:t>
       </w:r>
     </w:p>
     <w:p>
@@ -6622,7 +6951,15 @@
           <w:i/>
           <w:color w:val="4B5563"/>
         </w:rPr>
-        <w:t>Circuit OM par OM (reprise de données) : POST /api/ordres/:id/valider (om.valider) et /api/ordres/:id/rejeter (om.rejeter) subsistent pour une mission dépourvue d'état ; ils sont refusés dès qu'un état existe (MissionService::exigerAbsenceDEtat). Le rejet annule les versements EN_ATTENTE de l'OM. La validation de l'état des avances ne repropage jamais VALIDE à un OM REJETE.</w:t>
+        <w:t>Circuit OM par OM (reprise de données) : POST /api/ordres/:id/valider (om.valider) et /api/ordres/:id/rejeter (om.rejeter) subsistent pour une mission dépourvue d'état ; ils sont refusés dès qu'un état existe (MissionService::exigerAbsenceDEtat). Le rejet annule les versements EN_ATTENTE de l'OM. La validation de l'état des avances ne repropage jamais VALIDE à un OM REJETE. Sur ce circuit, un OM exonéré (montant nul) passe directement SOLDE.</w:t>
+      </w:r>
+    </w:p>
+    <w:p>
+      <w:pPr>
+        <w:pStyle w:val="ListBullet"/>
+      </w:pPr>
+      <w:r>
+        <w:t>Notifications (cloche + e-mail, NotificationService::notifierRole), adressées aux seuls comptes ACTIFS du profil système concerné : le signataire de l'étape suivante, l'agent financier à la validation finale, le gestionnaire au rejet. Un rôle personnalisé ou un droit accordé individuellement autorise l'action sans être notifié.</w:t>
       </w:r>
     </w:p>
     <w:p>
@@ -7031,7 +7368,7 @@
                 <w:b w:val="0"/>
                 <w:sz w:val="19"/>
               </w:rPr>
-              <w:t>Lot + versements → CONFIRME (horodatés) ; OM soldé → SOLDE</w:t>
+              <w:t>Lot + versements → CONFIRME (horodatés) ; OM dont tous les versements non nuls sont réglés → SOLDE</w:t>
             </w:r>
           </w:p>
         </w:tc>
@@ -7203,6 +7540,14 @@
       </w:pPr>
       <w:r>
         <w:t>Gros lot en file (GenererLotPaiementJob, file « paiements ») : mêmes règles que la génération directe (LotPaiementService::generer). En cas d'échec définitif (après 3 tentatives, ou dès le premier échec en QUEUE_CONNECTION=sync), le suivi passe ERREUR et le dernier lot GENERE/ERREUR de la clé passe en ERREUR par LotPaiementService::marquerErreur, comme l'action manuelle : versements EN_ATTENTE, coordonnées rafraîchies, audit ERROR_LOT. Un lot CONFIRME n'est jamais touché. Détail : backend/docs/queues.md.</w:t>
+      </w:r>
+    </w:p>
+    <w:p>
+      <w:pPr>
+        <w:pStyle w:val="ListBullet"/>
+      </w:pPr>
+      <w:r>
+        <w:t>En QUEUE_CONNECTION=sync (production cPanel), le job tourne dans la requête : le gros lot répond 202 seulement si la génération réussit ; sinon l'erreur revient dans la réponse même (après failed()). L'écran ne se rafraîchit pas alors : recharger la page avant toute autre action.</w:t>
       </w:r>
     </w:p>
     <w:p>
@@ -7992,7 +8337,7 @@
                 <w:b w:val="0"/>
                 <w:sz w:val="19"/>
               </w:rPr>
-              <w:t>Refus si OM REJETE/ANNULE ; si un versement de l'OM est GENERE (fichier en attente de dépôt) ; si un état de tranche est CONTROLE/VISA_DAF (rejet guidé) ; si l'état des reliquats est VALIDE ; si un trop-perçu est déjà RECOUVRE.</w:t>
+              <w:t>Refus si OM REJETE/ANNULE ; si un versement de l'OM est GENERE (fichier en attente de dépôt) ; si un état de tranche est CONTROLE/VISA_DAF (rejet guidé) ; si l'état des reliquats est VALIDE ; si le reliquat est déjà CONFIRME (payé : avenant formel) ; si un trop-perçu est déjà RECOUVRE. Un OM SOLDE reste amendable hors ces deux derniers cas.</w:t>
             </w:r>
           </w:p>
         </w:tc>
@@ -8151,6 +8496,53 @@
                 <w:sz w:val="19"/>
               </w:rPr>
               <w:t>5</w:t>
+            </w:r>
+          </w:p>
+        </w:tc>
+        <w:tc>
+          <w:tcPr>
+            <w:tcW w:type="dxa" w:w="1587"/>
+          </w:tcPr>
+          <w:p>
+            <w:r/>
+            <w:r>
+              <w:rPr>
+                <w:b w:val="0"/>
+                <w:sz w:val="19"/>
+              </w:rPr>
+              <w:t>Statut</w:t>
+            </w:r>
+          </w:p>
+        </w:tc>
+        <w:tc>
+          <w:tcPr>
+            <w:tcW w:type="dxa" w:w="7483"/>
+          </w:tcPr>
+          <w:p>
+            <w:r/>
+            <w:r>
+              <w:rPr>
+                <w:b w:val="0"/>
+                <w:sz w:val="19"/>
+              </w:rPr>
+              <w:t>Un OM SOLDE à qui l'amendement recrée un montant à régler redevient VALIDE ; un reliquat ramené à 0, avance payée, solde l'OM (OrdreMission::solderSiRegle).</w:t>
+            </w:r>
+          </w:p>
+        </w:tc>
+      </w:tr>
+      <w:tr>
+        <w:tc>
+          <w:tcPr>
+            <w:tcW w:type="dxa" w:w="454"/>
+          </w:tcPr>
+          <w:p>
+            <w:r/>
+            <w:r>
+              <w:rPr>
+                <w:b w:val="0"/>
+                <w:sz w:val="19"/>
+              </w:rPr>
+              <w:t>6</w:t>
             </w:r>
           </w:p>
         </w:tc>
@@ -9663,7 +10055,54 @@
                 <w:b w:val="0"/>
                 <w:sz w:val="19"/>
               </w:rPr>
-              <w:t>Refusé tant qu'un versement de l'OM est GENERE (cf. §4.6).</w:t>
+              <w:t>Refusé tant qu'un versement de l'OM est GENERE, ou si son reliquat est CONFIRME (cf. §4.6).</w:t>
+            </w:r>
+          </w:p>
+        </w:tc>
+        <w:tc>
+          <w:tcPr>
+            <w:tcW w:type="dxa" w:w="2041"/>
+          </w:tcPr>
+          <w:p>
+            <w:r/>
+            <w:r>
+              <w:rPr>
+                <w:b w:val="0"/>
+                <w:sz w:val="19"/>
+              </w:rPr>
+              <w:t>API</w:t>
+            </w:r>
+          </w:p>
+        </w:tc>
+      </w:tr>
+      <w:tr>
+        <w:tc>
+          <w:tcPr>
+            <w:tcW w:type="dxa" w:w="2041"/>
+          </w:tcPr>
+          <w:p>
+            <w:r/>
+            <w:r>
+              <w:rPr>
+                <w:b w:val="0"/>
+                <w:sz w:val="19"/>
+              </w:rPr>
+              <w:t>Solde</w:t>
+            </w:r>
+          </w:p>
+        </w:tc>
+        <w:tc>
+          <w:tcPr>
+            <w:tcW w:type="dxa" w:w="5443"/>
+          </w:tcPr>
+          <w:p>
+            <w:r/>
+            <w:r>
+              <w:rPr>
+                <w:b w:val="0"/>
+                <w:sz w:val="19"/>
+              </w:rPr>
+              <w:t>OM SOLDE quand tous ses versements non nuls sont CONFIRME ou RECOUVRE ; OM exonéré soldé à sa validation.</w:t>
             </w:r>
           </w:p>
         </w:tc>
@@ -12181,7 +12620,15 @@
         <w:pStyle w:val="ListBullet"/>
       </w:pPr>
       <w:r>
-        <w:t>Toute route /api/* non authentifiée répond 401 JSON, même sans en-tête Accept (aucune redirection vers une page de login).</w:t>
+        <w:t>Toute erreur d'une route /api/* répond en JSON, même sans en-tête Accept : 401 (aucune redirection vers une page de login), 405, 404, 403, 422 et 500 (bootstrap/app.php).</w:t>
+      </w:r>
+    </w:p>
+    <w:p>
+      <w:pPr>
+        <w:pStyle w:val="ListBullet"/>
+      </w:pPr>
+      <w:r>
+        <w:t>Notifications et e-mails réservés aux comptes actifs ; un compte désactivé n'en reçoit plus.</w:t>
       </w:r>
     </w:p>
     <w:p>
@@ -12513,7 +12960,7 @@
               <w:rPr>
                 <w:sz w:val="20"/>
               </w:rPr>
-              <w:t>Préfixe : /api. Authentification : header Authorization: Bearer {token}. Format JSON. Autorisation par middleware permission:{clé}. Throttling sur login, API, paiement et export. Référence exhaustive : backend/docs/openapi.yaml (OpenAPI 3, 96 opérations, chacune avec sa clé x-permission) ; OpenApiTest vérifie que chaque route y figure, sans opération en trop, avec la permission exigée par le middleware. Les tableaux ci-dessous en sont un résumé.</w:t>
+              <w:t>Préfixe : /api. Authentification : header Authorization: Bearer {token}. Format JSON. Autorisation par middleware permission:{clé}. Throttling sur login, API, paiement et export. Référence exhaustive : backend/docs/openapi.yaml (OpenAPI 3, 96 opérations, chacune avec sa clé x-permission) ; OpenApiTest vérifie que chaque route y figure, sans opération en trop, avec la permission exigée par le middleware. Le 25/10/2026, le document a été validé OpenAPI 3.0.3 et les réponses réelles confrontées aux schémas (routes GET et parcours d'écriture complet). Les tableaux ci-dessous en sont un résumé.</w:t>
             </w:r>
           </w:p>
         </w:tc>
@@ -15346,7 +15793,7 @@
                 <w:b w:val="0"/>
                 <w:sz w:val="19"/>
               </w:rPr>
-              <w:t>404</w:t>
+              <w:t>404 / 405</w:t>
             </w:r>
           </w:p>
         </w:tc>
@@ -15361,7 +15808,7 @@
                 <w:b w:val="0"/>
                 <w:sz w:val="19"/>
               </w:rPr>
-              <w:t>Introuvable</w:t>
+              <w:t>Introuvable / méthode non permise</w:t>
             </w:r>
           </w:p>
         </w:tc>
@@ -15376,7 +15823,7 @@
                 <w:b w:val="0"/>
                 <w:sz w:val="19"/>
               </w:rPr>
-              <w:t>Ressource inexistante</w:t>
+              <w:t>Ressource ou route inexistante / ex. GET sur /api/auth/login (toujours en JSON)</w:t>
             </w:r>
           </w:p>
         </w:tc>
@@ -16275,7 +16722,135 @@
                 <w:b w:val="0"/>
                 <w:sz w:val="19"/>
               </w:rPr>
-              <w:t>Domaines SPA autorisés</w:t>
+              <w:t>Laissée vide : authentification par jeton Bearer, sans cookie inter-domaines</w:t>
+            </w:r>
+          </w:p>
+        </w:tc>
+      </w:tr>
+      <w:tr>
+        <w:tc>
+          <w:tcPr>
+            <w:tcW w:type="dxa" w:w="4082"/>
+          </w:tcPr>
+          <w:p>
+            <w:r/>
+            <w:r>
+              <w:rPr>
+                <w:b w:val="0"/>
+                <w:sz w:val="19"/>
+              </w:rPr>
+              <w:t>FRONTEND_URL / CORS_ALLOWED_ORIGINS</w:t>
+            </w:r>
+          </w:p>
+        </w:tc>
+        <w:tc>
+          <w:tcPr>
+            <w:tcW w:type="dxa" w:w="5443"/>
+          </w:tcPr>
+          <w:p>
+            <w:r/>
+            <w:r>
+              <w:rPr>
+                <w:b w:val="0"/>
+                <w:sz w:val="19"/>
+              </w:rPr>
+              <w:t>Racine du SPA (liens des e-mails de réinitialisation) / origine autorisée</w:t>
+            </w:r>
+          </w:p>
+        </w:tc>
+      </w:tr>
+      <w:tr>
+        <w:tc>
+          <w:tcPr>
+            <w:tcW w:type="dxa" w:w="4082"/>
+          </w:tcPr>
+          <w:p>
+            <w:r/>
+            <w:r>
+              <w:rPr>
+                <w:b w:val="0"/>
+                <w:sz w:val="19"/>
+              </w:rPr>
+              <w:t>MTN_COMPTE / PAIEMENT_ASYNC_SEUIL</w:t>
+            </w:r>
+          </w:p>
+        </w:tc>
+        <w:tc>
+          <w:tcPr>
+            <w:tcW w:type="dxa" w:w="5443"/>
+          </w:tcPr>
+          <w:p>
+            <w:r/>
+            <w:r>
+              <w:rPr>
+                <w:b w:val="0"/>
+                <w:sz w:val="19"/>
+              </w:rPr>
+              <w:t>Compte payeur de l'en-tête MTN (HDR) / seuil de bascule en file (50)</w:t>
+            </w:r>
+          </w:p>
+        </w:tc>
+      </w:tr>
+      <w:tr>
+        <w:tc>
+          <w:tcPr>
+            <w:tcW w:type="dxa" w:w="4082"/>
+          </w:tcPr>
+          <w:p>
+            <w:r/>
+            <w:r>
+              <w:rPr>
+                <w:b w:val="0"/>
+                <w:sz w:val="19"/>
+              </w:rPr>
+              <w:t>WORKFLOW_SEPARATION_TACHES</w:t>
+            </w:r>
+          </w:p>
+        </w:tc>
+        <w:tc>
+          <w:tcPr>
+            <w:tcW w:type="dxa" w:w="5443"/>
+          </w:tcPr>
+          <w:p>
+            <w:r/>
+            <w:r>
+              <w:rPr>
+                <w:b w:val="0"/>
+                <w:sz w:val="19"/>
+              </w:rPr>
+              <w:t>Séparation des tâches du circuit (true par défaut)</w:t>
+            </w:r>
+          </w:p>
+        </w:tc>
+      </w:tr>
+      <w:tr>
+        <w:tc>
+          <w:tcPr>
+            <w:tcW w:type="dxa" w:w="4082"/>
+          </w:tcPr>
+          <w:p>
+            <w:r/>
+            <w:r>
+              <w:rPr>
+                <w:b w:val="0"/>
+                <w:sz w:val="19"/>
+              </w:rPr>
+              <w:t>CONTROLEUR_* / DAF_* / DG_*</w:t>
+            </w:r>
+          </w:p>
+        </w:tc>
+        <w:tc>
+          <w:tcPr>
+            <w:tcW w:type="dxa" w:w="5443"/>
+          </w:tcPr>
+          <w:p>
+            <w:r/>
+            <w:r>
+              <w:rPr>
+                <w:b w:val="0"/>
+                <w:sz w:val="19"/>
+              </w:rPr>
+              <w:t>Comptes nominatifs créés par ComptesCircuitSeeder (NAME, EMAIL, FONCTION)</w:t>
             </w:r>
           </w:p>
         </w:tc>
@@ -16519,6 +17094,15 @@
           <w:color w:val="4B5563"/>
         </w:rPr>
         <w:t>En environnement local/testing, le seeder crée un compte par profil (mot de passe « password ») : superadmin@, admin@, gestion@, finance@, controle@, daf@, dg@, lecteur@anatt.bj. Ces comptes ne sont JAMAIS créés en production.</w:t>
+      </w:r>
+    </w:p>
+    <w:p>
+      <w:r>
+        <w:rPr>
+          <w:b w:val="0"/>
+          <w:i w:val="0"/>
+        </w:rPr>
+        <w:t>En production, les signataires du circuit se créent par php artisan db:seed --class=ComptesCircuitSeeder --force : mot de passe temporaire affiché une seule fois, changement imposé à la première connexion. Le seeder ne réinitialise aucun mot de passe et ne rétrograde jamais un super administrateur.</w:t>
       </w:r>
     </w:p>
     <w:p>
@@ -16542,7 +17126,7 @@
         <w:pStyle w:val="ListBullet"/>
       </w:pPr>
       <w:r>
-        <w:t>Procédure sans SSH : DEPLOY-CPANEL.md et docs/runbook-mise-a-jour-cron.md (PHP 8.4 obligatoire).</w:t>
+        <w:t>Procédure sans SSH : DEPLOY-CPANEL.md et docs/runbook-mise-a-jour-cron.md (PHP 8.4.x 64 bits obligatoire, ni 8.3 ni 8.5). Les correctifs n° 17 à 32 ne portent que sur le code : aucune autre migration, vendor/ inchangé, SPA à redéployer.</w:t>
       </w:r>
     </w:p>
     <w:p>
@@ -16726,7 +17310,7 @@
                 <w:b w:val="0"/>
                 <w:sz w:val="19"/>
               </w:rPr>
-              <w:t>≈ 130 tests</w:t>
+              <w:t>129 tests</w:t>
             </w:r>
           </w:p>
         </w:tc>
@@ -16788,7 +17372,7 @@
                 <w:b w:val="0"/>
                 <w:sz w:val="19"/>
               </w:rPr>
-              <w:t>573 tests au total (68 fichiers)</w:t>
+              <w:t>589 tests au total (68 fichiers)</w:t>
             </w:r>
           </w:p>
         </w:tc>
@@ -16850,7 +17434,7 @@
                 <w:b w:val="0"/>
                 <w:sz w:val="19"/>
               </w:rPr>
-              <w:t>120 tests / 27 fichiers</w:t>
+              <w:t>123 tests</w:t>
             </w:r>
           </w:p>
         </w:tc>
@@ -16994,7 +17578,15 @@
         <w:pStyle w:val="ListBullet"/>
       </w:pPr>
       <w:r>
-        <w:t>Recette sur l'API réelle (23/10/2026, base SQLite neuve, QUEUE_CONNECTION=sync) : 83/83 contrôles conformes ; scénario de démonstration (docs/SCENARIO-DEMO.md) rejoué, conforme.</w:t>
+        <w:t>Recette sur l'API réelle (23/10/2026, base SQLite neuve, QUEUE_CONNECTION=sync) : 83/83 contrôles conformes ; scénario de démonstration (docs/SCENARIO-DEMO.md) rejoué, conforme. Le 25/10, réponses réelles de l'API confrontées aux schémas d'openapi.yaml (openapi-core) : conformes après le n° 32.</w:t>
+      </w:r>
+    </w:p>
+    <w:p>
+      <w:pPr>
+        <w:pStyle w:val="ListBullet"/>
+      </w:pPr>
+      <w:r>
+        <w:t>Défauts relevés par la revue d'octobre 2026 : 32, tous corrigés avec un test vu en échec sans le correctif (index : CHANGELOG.md ; détail : docs/revue-projet-2026-10.md §3). Points ouverts : §7 du rapport.</w:t>
       </w:r>
     </w:p>
     <w:p>

--- a/docs/ANaTT_Documentation_Technique_Fonctionnelle.docx
+++ b/docs/ANaTT_Documentation_Technique_Fonctionnelle.docx
@@ -3022,7 +3022,7 @@
                 <w:b w:val="0"/>
                 <w:sz w:val="19"/>
               </w:rPr>
-              <w:t>Base de données (SQLite en tests)</w:t>
+              <w:t>Base de données (SQLite en tests) ; horodatages à l'heure du Bénin (Africa/Porto-Novo), API en UTC</w:t>
             </w:r>
           </w:p>
         </w:tc>
@@ -6959,7 +6959,7 @@
         <w:pStyle w:val="ListBullet"/>
       </w:pPr>
       <w:r>
-        <w:t>Notifications (cloche + e-mail, NotificationService::notifierRole), adressées aux seuls comptes ACTIFS du profil système concerné : le signataire de l'étape suivante, l'agent financier à la validation finale, le gestionnaire au rejet. Un rôle personnalisé ou un droit accordé individuellement autorise l'action sans être notifié.</w:t>
+        <w:t>Notifications (cloche + e-mail, NotificationService::notifier), adressées aux comptes ACTIFS qui détiennent la permission de l'étape suivante dans leurs droits EFFECTIFS (profil, rôle personnalisé, accords et retraits individuels) : om.valider / om.viser / om.approuver pour le signataire suivant, paiements.generer à la validation finale, om.retranscrire au rejet. Le SUPER_ADMIN n'est pas visé ; un compte visé à deux titres ne reçoit qu'une notification.</w:t>
       </w:r>
     </w:p>
     <w:p>
@@ -7547,7 +7547,7 @@
         <w:pStyle w:val="ListBullet"/>
       </w:pPr>
       <w:r>
-        <w:t>En QUEUE_CONNECTION=sync (production cPanel), le job tourne dans la requête : le gros lot répond 202 seulement si la génération réussit ; sinon l'erreur revient dans la réponse même (après failed()). L'écran ne se rafraîchit pas alors : recharger la page avant toute autre action.</w:t>
+        <w:t>En QUEUE_CONNECTION=sync (production cPanel), le job tourne dans la requête : le gros lot répond 202 seulement si la génération réussit ; sinon l'erreur revient dans la réponse même (après failed()). L'écran recharge alors le lot : un lot passé en ERREUR n'offre plus « Confirmer ».</w:t>
       </w:r>
     </w:p>
     <w:p>
@@ -17372,7 +17372,7 @@
                 <w:b w:val="0"/>
                 <w:sz w:val="19"/>
               </w:rPr>
-              <w:t>589 tests au total (68 fichiers)</w:t>
+              <w:t>598 tests au total (68 fichiers)</w:t>
             </w:r>
           </w:p>
         </w:tc>
@@ -17434,7 +17434,7 @@
                 <w:b w:val="0"/>
                 <w:sz w:val="19"/>
               </w:rPr>
-              <w:t>123 tests</w:t>
+              <w:t>124 tests</w:t>
             </w:r>
           </w:p>
         </w:tc>

--- a/docs/ANaTT_Documentation_Technique_Fonctionnelle.docx
+++ b/docs/ANaTT_Documentation_Technique_Fonctionnelle.docx
@@ -17372,7 +17372,7 @@
                 <w:b w:val="0"/>
                 <w:sz w:val="19"/>
               </w:rPr>
-              <w:t>598 tests au total (68 fichiers)</w:t>
+              <w:t>599 tests au total (68 fichiers)</w:t>
             </w:r>
           </w:p>
         </w:tc>
@@ -17434,7 +17434,7 @@
                 <w:b w:val="0"/>
                 <w:sz w:val="19"/>
               </w:rPr>
-              <w:t>124 tests</w:t>
+              <w:t>133 tests</w:t>
             </w:r>
           </w:p>
         </w:tc>

--- a/docs/ANaTT_Documentation_Technique_Fonctionnelle.docx
+++ b/docs/ANaTT_Documentation_Technique_Fonctionnelle.docx
@@ -156,7 +156,7 @@
           <w:b/>
           <w:color w:val="B8891A"/>
         </w:rPr>
-        <w:t>Version 1.3.0  •  Octobre 2026</w:t>
+        <w:t>Version 1.4.0  •  Octobre 2026</w:t>
       </w:r>
     </w:p>
     <w:p>
@@ -204,6 +204,420 @@
         <w:pStyle w:val="Heading1"/>
       </w:pPr>
       <w:r>
+        <w:t>Évolutions de la version 1.4 (26-27 octobre 2026)</w:t>
+      </w:r>
+    </w:p>
+    <w:p>
+      <w:r>
+        <w:rPr>
+          <w:b w:val="0"/>
+          <w:i w:val="0"/>
+        </w:rPr>
+        <w:t>Cette version applique les quatre décisions du §7.1 de la revue (docs/revue-projet-2026-10.md), corrige trois défauts d'interface et remplace les maquettes d'août 2026 par les écrans réels.</w:t>
+      </w:r>
+    </w:p>
+    <w:tbl>
+      <w:tblPr>
+        <w:tblStyle w:val="TableGrid"/>
+        <w:tblW w:type="auto" w:w="0"/>
+        <w:jc w:val="center"/>
+        <w:tblLayout w:type="fixed"/>
+        <w:tblLook w:firstColumn="1" w:firstRow="1" w:lastColumn="0" w:lastRow="0" w:noHBand="0" w:noVBand="1" w:val="04A0"/>
+      </w:tblPr>
+      <w:tblGrid>
+        <w:gridCol w:w="2041"/>
+        <w:gridCol w:w="6009"/>
+        <w:gridCol w:w="1474"/>
+      </w:tblGrid>
+      <w:tr>
+        <w:tc>
+          <w:tcPr>
+            <w:tcW w:type="dxa" w:w="2041"/>
+            <w:shd w:val="clear" w:fill="1D9E4F"/>
+          </w:tcPr>
+          <w:p>
+            <w:r/>
+            <w:r>
+              <w:rPr>
+                <w:b/>
+                <w:color w:val="FFFFFF"/>
+                <w:sz w:val="20"/>
+              </w:rPr>
+              <w:t>Domaine</w:t>
+            </w:r>
+          </w:p>
+        </w:tc>
+        <w:tc>
+          <w:tcPr>
+            <w:tcW w:type="dxa" w:w="6009"/>
+            <w:shd w:val="clear" w:fill="1D9E4F"/>
+          </w:tcPr>
+          <w:p>
+            <w:r/>
+            <w:r>
+              <w:rPr>
+                <w:b/>
+                <w:color w:val="FFFFFF"/>
+                <w:sz w:val="20"/>
+              </w:rPr>
+              <w:t>Évolution</w:t>
+            </w:r>
+          </w:p>
+        </w:tc>
+        <w:tc>
+          <w:tcPr>
+            <w:tcW w:type="dxa" w:w="1474"/>
+            <w:shd w:val="clear" w:fill="1D9E4F"/>
+          </w:tcPr>
+          <w:p>
+            <w:r/>
+            <w:r>
+              <w:rPr>
+                <w:b/>
+                <w:color w:val="FFFFFF"/>
+                <w:sz w:val="20"/>
+              </w:rPr>
+              <w:t>Référence</w:t>
+            </w:r>
+          </w:p>
+        </w:tc>
+      </w:tr>
+      <w:tr>
+        <w:tc>
+          <w:tcPr>
+            <w:tcW w:type="dxa" w:w="2041"/>
+          </w:tcPr>
+          <w:p>
+            <w:r/>
+            <w:r>
+              <w:rPr>
+                <w:b w:val="0"/>
+                <w:sz w:val="19"/>
+              </w:rPr>
+              <w:t>Notifications (D1)</w:t>
+            </w:r>
+          </w:p>
+        </w:tc>
+        <w:tc>
+          <w:tcPr>
+            <w:tcW w:type="dxa" w:w="6009"/>
+          </w:tcPr>
+          <w:p>
+            <w:r/>
+            <w:r>
+              <w:rPr>
+                <w:b w:val="0"/>
+                <w:sz w:val="19"/>
+              </w:rPr>
+              <w:t>NotificationService::notifier vise les comptes actifs dont les permissions EFFECTIVES portent la clé de l'étape (om.valider / om.viser / om.approuver, paiements.generer, paiements.confirmer, om.retranscrire, utilisateurs.gerer) : rôles personnalisés et droits individuels compris, retraits respectés, SUPER_ADMIN exclu, une notification par compte.</w:t>
+            </w:r>
+          </w:p>
+        </w:tc>
+        <w:tc>
+          <w:tcPr>
+            <w:tcW w:type="dxa" w:w="1474"/>
+          </w:tcPr>
+          <w:p>
+            <w:r/>
+            <w:r>
+              <w:rPr>
+                <w:b w:val="0"/>
+                <w:sz w:val="19"/>
+              </w:rPr>
+              <w:t>§4.2, §6.3</w:t>
+            </w:r>
+          </w:p>
+        </w:tc>
+      </w:tr>
+      <w:tr>
+        <w:tc>
+          <w:tcPr>
+            <w:tcW w:type="dxa" w:w="2041"/>
+          </w:tcPr>
+          <w:p>
+            <w:r/>
+            <w:r>
+              <w:rPr>
+                <w:b w:val="0"/>
+                <w:sz w:val="19"/>
+              </w:rPr>
+              <w:t>Fuseau horaire (D2)</w:t>
+            </w:r>
+          </w:p>
+        </w:tc>
+        <w:tc>
+          <w:tcPr>
+            <w:tcW w:type="dxa" w:w="6009"/>
+          </w:tcPr>
+          <w:p>
+            <w:r/>
+            <w:r>
+              <w:rPr>
+                <w:b w:val="0"/>
+                <w:sz w:val="19"/>
+              </w:rPr>
+              <w:t>config/app.php : APP_TIMEZONE, défaut Africa/Porto-Novo (UTC+1). Migration 2026_10_26_090000_passer_horodatages_au_fuseau_applicatif : +1 h sur toutes les colonnes DATETIME / TIMESTAMP (même instant, scellés inchangés), down() −1 h. L'API sérialise toujours en UTC.</w:t>
+            </w:r>
+          </w:p>
+        </w:tc>
+        <w:tc>
+          <w:tcPr>
+            <w:tcW w:type="dxa" w:w="1474"/>
+          </w:tcPr>
+          <w:p>
+            <w:r/>
+            <w:r>
+              <w:rPr>
+                <w:b w:val="0"/>
+                <w:sz w:val="19"/>
+              </w:rPr>
+              <w:t>§2.2, §9.2, §9.6</w:t>
+            </w:r>
+          </w:p>
+        </w:tc>
+      </w:tr>
+      <w:tr>
+        <w:tc>
+          <w:tcPr>
+            <w:tcW w:type="dxa" w:w="2041"/>
+          </w:tcPr>
+          <w:p>
+            <w:r/>
+            <w:r>
+              <w:rPr>
+                <w:b w:val="0"/>
+                <w:sz w:val="19"/>
+              </w:rPr>
+              <w:t>Dépendances (D3)</w:t>
+            </w:r>
+          </w:p>
+        </w:tc>
+        <w:tc>
+          <w:tcPr>
+            <w:tcW w:type="dxa" w:w="6009"/>
+          </w:tcPr>
+          <w:p>
+            <w:r/>
+            <w:r>
+              <w:rPr>
+                <w:b w:val="0"/>
+                <w:sz w:val="19"/>
+              </w:rPr>
+              <w:t>vue-pdf-embed, lucide-vue-next et @vueuse/core retirés (inutilisés) ; Vue reste en 3.6.0-beta.9.</w:t>
+            </w:r>
+          </w:p>
+        </w:tc>
+        <w:tc>
+          <w:tcPr>
+            <w:tcW w:type="dxa" w:w="1474"/>
+          </w:tcPr>
+          <w:p>
+            <w:r/>
+            <w:r>
+              <w:rPr>
+                <w:b w:val="0"/>
+                <w:sz w:val="19"/>
+              </w:rPr>
+              <w:t>§2.2</w:t>
+            </w:r>
+          </w:p>
+        </w:tc>
+      </w:tr>
+      <w:tr>
+        <w:tc>
+          <w:tcPr>
+            <w:tcW w:type="dxa" w:w="2041"/>
+          </w:tcPr>
+          <w:p>
+            <w:r/>
+            <w:r>
+              <w:rPr>
+                <w:b w:val="0"/>
+                <w:sz w:val="19"/>
+              </w:rPr>
+              <w:t>Écran de génération (D4)</w:t>
+            </w:r>
+          </w:p>
+        </w:tc>
+        <w:tc>
+          <w:tcPr>
+            <w:tcW w:type="dxa" w:w="6009"/>
+          </w:tcPr>
+          <w:p>
+            <w:r/>
+            <w:r>
+              <w:rPr>
+                <w:b w:val="0"/>
+                <w:sz w:val="19"/>
+              </w:rPr>
+              <w:t>PaiementGeneration.vue recharge le lot après l'échec d'une génération.</w:t>
+            </w:r>
+          </w:p>
+        </w:tc>
+        <w:tc>
+          <w:tcPr>
+            <w:tcW w:type="dxa" w:w="1474"/>
+          </w:tcPr>
+          <w:p>
+            <w:r/>
+            <w:r>
+              <w:rPr>
+                <w:b w:val="0"/>
+                <w:sz w:val="19"/>
+              </w:rPr>
+              <w:t>§4.3</w:t>
+            </w:r>
+          </w:p>
+        </w:tc>
+      </w:tr>
+      <w:tr>
+        <w:tc>
+          <w:tcPr>
+            <w:tcW w:type="dxa" w:w="2041"/>
+          </w:tcPr>
+          <w:p>
+            <w:r/>
+            <w:r>
+              <w:rPr>
+                <w:b w:val="0"/>
+                <w:sz w:val="19"/>
+              </w:rPr>
+              <w:t>Interface</w:t>
+            </w:r>
+          </w:p>
+        </w:tc>
+        <w:tc>
+          <w:tcPr>
+            <w:tcW w:type="dxa" w:w="6009"/>
+          </w:tcPr>
+          <w:p>
+            <w:r/>
+            <w:r>
+              <w:rPr>
+                <w:b w:val="0"/>
+                <w:sz w:val="19"/>
+              </w:rPr>
+              <w:t>AppAlert : contenu du slot en un seul bloc (bandeau de l'écran Signatures). Fiche et aperçu d'un OM : libellés de la répartition alignés sur le PDF (utils/repartition.ts, miroir de PdfGenerator::libellesRepartition). Configuration e-mail : les 7 notifications de NotificationContenu.</w:t>
+            </w:r>
+          </w:p>
+        </w:tc>
+        <w:tc>
+          <w:tcPr>
+            <w:tcW w:type="dxa" w:w="1474"/>
+          </w:tcPr>
+          <w:p>
+            <w:r/>
+            <w:r>
+              <w:rPr>
+                <w:b w:val="0"/>
+                <w:sz w:val="19"/>
+              </w:rPr>
+              <w:t>§3.4, §4.4</w:t>
+            </w:r>
+          </w:p>
+        </w:tc>
+      </w:tr>
+      <w:tr>
+        <w:tc>
+          <w:tcPr>
+            <w:tcW w:type="dxa" w:w="2041"/>
+          </w:tcPr>
+          <w:p>
+            <w:r/>
+            <w:r>
+              <w:rPr>
+                <w:b w:val="0"/>
+                <w:sz w:val="19"/>
+              </w:rPr>
+              <w:t>Maquettes</w:t>
+            </w:r>
+          </w:p>
+        </w:tc>
+        <w:tc>
+          <w:tcPr>
+            <w:tcW w:type="dxa" w:w="6009"/>
+          </w:tcPr>
+          <w:p>
+            <w:r/>
+            <w:r>
+              <w:rPr>
+                <w:b w:val="0"/>
+                <w:sz w:val="19"/>
+              </w:rPr>
+              <w:t>Galerie et pages d'écran tirées des captures de l'application réelle (docs/capturer_ecrans.cjs, docs/generer_maquettes.py) ; remplacent les maquettes d'août 2026.</w:t>
+            </w:r>
+          </w:p>
+        </w:tc>
+        <w:tc>
+          <w:tcPr>
+            <w:tcW w:type="dxa" w:w="1474"/>
+          </w:tcPr>
+          <w:p>
+            <w:r/>
+            <w:r>
+              <w:rPr>
+                <w:b w:val="0"/>
+                <w:sz w:val="19"/>
+              </w:rPr>
+              <w:t>§2.3</w:t>
+            </w:r>
+          </w:p>
+        </w:tc>
+      </w:tr>
+      <w:tr>
+        <w:tc>
+          <w:tcPr>
+            <w:tcW w:type="dxa" w:w="2041"/>
+          </w:tcPr>
+          <w:p>
+            <w:r/>
+            <w:r>
+              <w:rPr>
+                <w:b w:val="0"/>
+                <w:sz w:val="19"/>
+              </w:rPr>
+              <w:t>Tests</w:t>
+            </w:r>
+          </w:p>
+        </w:tc>
+        <w:tc>
+          <w:tcPr>
+            <w:tcW w:type="dxa" w:w="6009"/>
+          </w:tcPr>
+          <w:p>
+            <w:r/>
+            <w:r>
+              <w:rPr>
+                <w:b w:val="0"/>
+                <w:sz w:val="19"/>
+              </w:rPr>
+              <w:t>FuseauHoraireTest, NotificationModelesEcranTest (écran e-mail ↔ NotificationContenu), tests des destinataires ; Pest 599, Vitest 133.</w:t>
+            </w:r>
+          </w:p>
+        </w:tc>
+        <w:tc>
+          <w:tcPr>
+            <w:tcW w:type="dxa" w:w="1474"/>
+          </w:tcPr>
+          <w:p>
+            <w:r/>
+            <w:r>
+              <w:rPr>
+                <w:b w:val="0"/>
+                <w:sz w:val="19"/>
+              </w:rPr>
+              <w:t>§10</w:t>
+            </w:r>
+          </w:p>
+        </w:tc>
+      </w:tr>
+    </w:tbl>
+    <w:p/>
+    <w:p>
+      <w:pPr>
+        <w:pStyle w:val="Heading1"/>
+      </w:pPr>
+      <w:r>
         <w:t>Évolutions de la version 1.3 (octobre 2026)</w:t>
       </w:r>
     </w:p>
@@ -1437,7 +1851,7 @@
                 <w:b w:val="0"/>
                 <w:sz w:val="19"/>
               </w:rPr>
-              <w:t>Adressées aux seuls comptes ACTIFS des profils système ; aucun e-mail vers un compte désactivé entre-temps (n° 27).</w:t>
+              <w:t>Adressées aux seuls comptes ACTIFS (alors des profils système, droits effectifs depuis la 1.4) ; aucun e-mail vers un compte désactivé entre-temps (n° 27).</w:t>
             </w:r>
           </w:p>
         </w:tc>
@@ -3308,7 +3722,7 @@
                 <w:color w:val="FFFFFF"/>
                 <w:sz w:val="18"/>
               </w:rPr>
-              <w:t xml:space="preserve">    src/utils/permissions.ts  Miroir RBAC frontend (guards + directive v-permission)</w:t>
+              <w:t xml:space="preserve">    src/utils/             permissions (miroir RBAC : guards + v-permission), benin, exercice,</w:t>
             </w:r>
           </w:p>
           <w:p>
@@ -3318,7 +3732,7 @@
                 <w:color w:val="FFFFFF"/>
                 <w:sz w:val="18"/>
               </w:rPr>
-              <w:t xml:space="preserve">  backend/                 API Laravel 12</w:t>
+              <w:t xml:space="preserve">                           repartition (libellés avance / reliquat, miroir de PdfGenerator)</w:t>
             </w:r>
           </w:p>
           <w:p>
@@ -3328,7 +3742,7 @@
                 <w:color w:val="FFFFFF"/>
                 <w:sz w:val="18"/>
               </w:rPr>
-              <w:t xml:space="preserve">    app/Http/Controllers/Api/  Contrôleurs REST</w:t>
+              <w:t xml:space="preserve">  backend/                 API Laravel 12</w:t>
             </w:r>
           </w:p>
           <w:p>
@@ -3338,7 +3752,7 @@
                 <w:color w:val="FFFFFF"/>
                 <w:sz w:val="18"/>
               </w:rPr>
-              <w:t xml:space="preserve">    app/Http/Requests/     Form Requests (validation des écritures)</w:t>
+              <w:t xml:space="preserve">    app/Http/Controllers/Api/  Contrôleurs REST</w:t>
             </w:r>
           </w:p>
           <w:p>
@@ -3348,7 +3762,7 @@
                 <w:color w:val="FFFFFF"/>
                 <w:sz w:val="18"/>
               </w:rPr>
-              <w:t xml:space="preserve">    app/Models/            Modèles Eloquent</w:t>
+              <w:t xml:space="preserve">    app/Http/Requests/     Form Requests (validation des écritures)</w:t>
             </w:r>
           </w:p>
           <w:p>
@@ -3358,7 +3772,7 @@
                 <w:color w:val="FFFFFF"/>
                 <w:sz w:val="18"/>
               </w:rPr>
-              <w:t xml:space="preserve">    app/Services/          Logique métier (calcul, lots, barème, rapports, audit)</w:t>
+              <w:t xml:space="preserve">    app/Models/            Modèles Eloquent</w:t>
             </w:r>
           </w:p>
           <w:p>
@@ -3368,7 +3782,7 @@
                 <w:color w:val="FFFFFF"/>
                 <w:sz w:val="18"/>
               </w:rPr>
-              <w:t xml:space="preserve">    app/Services/Paiement/  Générateurs MTN (.txt) et Moov (.xlsx)</w:t>
+              <w:t xml:space="preserve">    app/Services/          Logique métier (calcul, lots, barème, rapports, audit)</w:t>
             </w:r>
           </w:p>
           <w:p>
@@ -3378,7 +3792,7 @@
                 <w:color w:val="FFFFFF"/>
                 <w:sz w:val="18"/>
               </w:rPr>
-              <w:t xml:space="preserve">    app/Support/Permissions  Source unique des clés de permission (RBAC)</w:t>
+              <w:t xml:space="preserve">    app/Services/Paiement/  Générateurs MTN (.txt) et Moov (.xlsx)</w:t>
             </w:r>
           </w:p>
           <w:p>
@@ -3388,7 +3802,7 @@
                 <w:color w:val="FFFFFF"/>
                 <w:sz w:val="18"/>
               </w:rPr>
-              <w:t xml:space="preserve">    app/Support/PermissionRepository  Matrice effective (table role_permissions, cache)</w:t>
+              <w:t xml:space="preserve">    app/Support/Permissions  Source unique des clés de permission (RBAC)</w:t>
             </w:r>
           </w:p>
           <w:p>
@@ -3398,7 +3812,7 @@
                 <w:color w:val="FFFFFF"/>
                 <w:sz w:val="18"/>
               </w:rPr>
-              <w:t xml:space="preserve">    app/Console/Commands/  db:backup / db:restore</w:t>
+              <w:t xml:space="preserve">    app/Support/PermissionRepository  Matrice effective (table role_permissions, cache)</w:t>
             </w:r>
           </w:p>
           <w:p>
@@ -3408,7 +3822,7 @@
                 <w:color w:val="FFFFFF"/>
                 <w:sz w:val="18"/>
               </w:rPr>
-              <w:t xml:space="preserve">    app/Jobs/              Tâches asynchrones (gros lots, exports de rapports, e-mails)</w:t>
+              <w:t xml:space="preserve">    app/Console/Commands/  db:backup / db:restore</w:t>
             </w:r>
           </w:p>
           <w:p>
@@ -3418,7 +3832,7 @@
                 <w:color w:val="FFFFFF"/>
                 <w:sz w:val="18"/>
               </w:rPr>
-              <w:t xml:space="preserve">    docs/openapi.yaml      Référence API (verrouillée par tests/Feature/OpenApiTest.php)</w:t>
+              <w:t xml:space="preserve">    app/Jobs/              Tâches asynchrones (gros lots, exports de rapports, e-mails)</w:t>
             </w:r>
           </w:p>
           <w:p>
@@ -3428,7 +3842,27 @@
                 <w:color w:val="FFFFFF"/>
                 <w:sz w:val="18"/>
               </w:rPr>
+              <w:t xml:space="preserve">    docs/openapi.yaml      Référence API (verrouillée par tests/Feature/OpenApiTest.php)</w:t>
+            </w:r>
+          </w:p>
+          <w:p>
+            <w:r>
+              <w:rPr>
+                <w:rFonts w:ascii="Consolas" w:hAnsi="Consolas"/>
+                <w:color w:val="FFFFFF"/>
+                <w:sz w:val="18"/>
+              </w:rPr>
               <w:t xml:space="preserve">  docs/                    Documentation (.docx + scripts générateurs)</w:t>
+            </w:r>
+          </w:p>
+          <w:p>
+            <w:r>
+              <w:rPr>
+                <w:rFonts w:ascii="Consolas" w:hAnsi="Consolas"/>
+                <w:color w:val="FFFFFF"/>
+                <w:sz w:val="18"/>
+              </w:rPr>
+              <w:t xml:space="preserve">    00_galerie_index.html…  Galerie des écrans réels (captures docs/ecrans/, generer_maquettes.py)</w:t>
             </w:r>
           </w:p>
           <w:p>
@@ -5856,7 +6290,7 @@
         <w:pStyle w:val="ListBullet"/>
       </w:pPr>
       <w:r>
-        <w:t>Détail d'un OM : mission, bénéficiaire, montants, versements, journal des amendements ; renvoie vers l'état de la mission. Boutons Valider / Rejeter uniquement pour une mission SANS état (repli). Amender (om.retranscrire). Brouillon PDF de l'OM et historique d'audit (OM-08).</w:t>
+        <w:t>Détail d'un OM : mission, bénéficiaire, montants, versements, journal des amendements ; renvoie vers l'état de la mission. Boutons Valider / Rejeter uniquement pour une mission SANS état (repli). Amender (om.retranscrire). Brouillon PDF de l'OM et historique d'audit (OM-08). Après un amendement, la fiche et l'aperçu OM-07 affichent les libellés du PDF officiel (« Avance engagée », « Reliquat (ajusté par amendement) », « Trop-perçu ») ; sinon le pourcentage réel de l'OM (utils/repartition.ts).</w:t>
       </w:r>
     </w:p>
     <w:p>
@@ -8572,7 +9006,7 @@
                 <w:b w:val="0"/>
                 <w:sz w:val="19"/>
               </w:rPr>
-              <w:t>Ligne om_amendements (avant / après, delta, motif, auteur) + audit AMEND_OM ; notification « trop-perçu » à l'agent financier si reliquat &lt; 0.</w:t>
+              <w:t>Ligne om_amendements (avant / après, delta, motif, auteur) + audit AMEND_OM ; notification « trop-perçu » aux détenteurs de paiements.confirmer si reliquat &lt; 0.</w:t>
             </w:r>
           </w:p>
         </w:tc>
@@ -12628,7 +13062,7 @@
         <w:pStyle w:val="ListBullet"/>
       </w:pPr>
       <w:r>
-        <w:t>Notifications et e-mails réservés aux comptes actifs ; un compte désactivé n'en reçoit plus.</w:t>
+        <w:t>Notifications et e-mails réservés aux comptes actifs détenant la permission de l'étape (droits effectifs) ; un compte désactivé n'en reçoit plus, le SUPER_ADMIN n'est pas visé.</w:t>
       </w:r>
     </w:p>
     <w:p>
@@ -16515,6 +16949,38 @@
                 <w:b w:val="0"/>
                 <w:sz w:val="19"/>
               </w:rPr>
+              <w:t>APP_TIMEZONE</w:t>
+            </w:r>
+          </w:p>
+        </w:tc>
+        <w:tc>
+          <w:tcPr>
+            <w:tcW w:type="dxa" w:w="5443"/>
+          </w:tcPr>
+          <w:p>
+            <w:r/>
+            <w:r>
+              <w:rPr>
+                <w:b w:val="0"/>
+                <w:sz w:val="19"/>
+              </w:rPr>
+              <w:t>Fuseau de l'application : Africa/Porto-Novo par défaut (heure du Bénin). À fixer AVANT la migration du fuseau ; UTC la rend sans effet</w:t>
+            </w:r>
+          </w:p>
+        </w:tc>
+      </w:tr>
+      <w:tr>
+        <w:tc>
+          <w:tcPr>
+            <w:tcW w:type="dxa" w:w="4082"/>
+          </w:tcPr>
+          <w:p>
+            <w:r/>
+            <w:r>
+              <w:rPr>
+                <w:b w:val="0"/>
+                <w:sz w:val="19"/>
+              </w:rPr>
               <w:t>DB_DATABASE / DB_USERNAME / DB_PASSWORD</w:t>
             </w:r>
           </w:p>
@@ -16973,7 +17439,7 @@
                 <w:color w:val="FFFFFF"/>
                 <w:sz w:val="18"/>
               </w:rPr>
-              <w:t>php artisan config:cache &amp;&amp; php artisan route:cache</w:t>
+              <w:t>php artisan config:cache &amp;&amp; php artisan route:cache   # mise à jour : optimize:clear AVANT migrate</w:t>
             </w:r>
           </w:p>
           <w:p>
@@ -17042,7 +17508,7 @@
                 <w:color w:val="FFFFFF"/>
                 <w:sz w:val="18"/>
               </w:rPr>
-              <w:t>cd frontend &amp;&amp; npm install &amp;&amp; npm run build</w:t>
+              <w:t>cd frontend &amp;&amp; npm ci &amp;&amp; npm run build      # npm ci : garde la bêta Vue figée par le lock</w:t>
             </w:r>
           </w:p>
           <w:p>
@@ -17163,6 +17629,46 @@
     </w:p>
     <w:p>
       <w:pPr>
+        <w:pStyle w:val="Heading2"/>
+      </w:pPr>
+      <w:r>
+        <w:t>9.6 Mise à jour d'une instance (version 1.4)</w:t>
+      </w:r>
+    </w:p>
+    <w:p>
+      <w:pPr>
+        <w:pStyle w:val="ListBullet"/>
+      </w:pPr>
+      <w:r>
+        <w:t>Migration à jouer : 2026_10_26_090000_passer_horodatages_au_fuseau_applicatif (34 migrations en tout). Elle décale d'une heure les date-heures existantes ; à jouer une seule fois, application EN MAINTENANCE pendant l'envoi du code et la migration (une écriture intermédiaire serait décalée deux fois).</w:t>
+      </w:r>
+    </w:p>
+    <w:p>
+      <w:pPr>
+        <w:pStyle w:val="ListBullet"/>
+      </w:pPr>
+      <w:r>
+        <w:t>Purger les caches AVANT migrate (optimize:clear) : avec une configuration en cache encore en UTC, la migration ne décalerait rien. Les commandes de DEPLOY-CPANEL.md et du runbook enchaînent désormais optimize:clear → migrate → optimize:clear.</w:t>
+      </w:r>
+    </w:p>
+    <w:p>
+      <w:pPr>
+        <w:pStyle w:val="ListBullet"/>
+      </w:pPr>
+      <w:r>
+        <w:t>Contrôle : un date_paiement relevé avant la mise à jour a pris une heure en base, et l'écran affiche la même heure qu'avant (docs/checklist-post-deploiement.md §06, Version 1.4).</w:t>
+      </w:r>
+    </w:p>
+    <w:p>
+      <w:pPr>
+        <w:pStyle w:val="ListBullet"/>
+      </w:pPr>
+      <w:r>
+        <w:t>vendor/ inchangé ; SPA à redéployer (dépendances retirées, écran de génération, correctifs d'interface).</w:t>
+      </w:r>
+    </w:p>
+    <w:p>
+      <w:pPr>
         <w:pStyle w:val="Heading1"/>
       </w:pPr>
       <w:r>
@@ -17372,7 +17878,7 @@
                 <w:b w:val="0"/>
                 <w:sz w:val="19"/>
               </w:rPr>
-              <w:t>599 tests au total (68 fichiers)</w:t>
+              <w:t>599 tests au total (70 fichiers)</w:t>
             </w:r>
           </w:p>
         </w:tc>
@@ -17570,7 +18076,15 @@
         <w:pStyle w:val="ListBullet"/>
       </w:pPr>
       <w:r>
-        <w:t>Garde-fous croisés : RoutesPermissionsTest (aucune route API sans permission), OpenApiTest (openapi.yaml ↔ routes ↔ permissions) et navigation.spec.ts (menu ↔ routes ↔ API cohérents).</w:t>
+        <w:t>Garde-fous croisés : RoutesPermissionsTest (aucune route API sans permission), OpenApiTest (openapi.yaml ↔ routes ↔ permissions), NotificationModelesEcranTest (écran Configuration e-mail ↔ NotificationContenu) et navigation.spec.ts (menu ↔ routes ↔ API cohérents).</w:t>
+      </w:r>
+    </w:p>
+    <w:p>
+      <w:pPr>
+        <w:pStyle w:val="ListBullet"/>
+      </w:pPr>
+      <w:r>
+        <w:t>Fuseau : FuseauHoraireTest (heure du Bénin, rapport du 1er du mois à 0 h 30, sérialisation UTC, migration aller-retour) ; migration éprouvée sur MariaDB avec les données de démonstration.</w:t>
       </w:r>
     </w:p>
     <w:p>
@@ -17586,7 +18100,7 @@
         <w:pStyle w:val="ListBullet"/>
       </w:pPr>
       <w:r>
-        <w:t>Défauts relevés par la revue d'octobre 2026 : 32, tous corrigés avec un test vu en échec sans le correctif (index : CHANGELOG.md ; détail : docs/revue-projet-2026-10.md §3). Points ouverts : §7 du rapport.</w:t>
+        <w:t>Défauts relevés par la revue d'octobre 2026 : 32, tous corrigés avec un test vu en échec sans le correctif (index : CHANGELOG.md ; détail : docs/revue-projet-2026-10.md §3). Les quatre décisions du §7.1 sont appliquées depuis la 1.4.</w:t>
       </w:r>
     </w:p>
     <w:p>

--- a/docs/ANaTT_Documentation_Technique_Fonctionnelle.docx
+++ b/docs/ANaTT_Documentation_Technique_Fonctionnelle.docx
@@ -18092,7 +18092,7 @@
         <w:pStyle w:val="ListBullet"/>
       </w:pPr>
       <w:r>
-        <w:t>Recette sur l'API réelle (23/10/2026, base SQLite neuve, QUEUE_CONNECTION=sync) : 83/83 contrôles conformes ; scénario de démonstration (docs/SCENARIO-DEMO.md) rejoué, conforme. Le 25/10, réponses réelles de l'API confrontées aux schémas d'openapi.yaml (openapi-core) : conformes après le n° 32.</w:t>
+        <w:t>Recette sur l'API réelle (23/10/2026, base SQLite neuve, QUEUE_CONNECTION=sync) : 83/83 contrôles conformes ; scénario de démonstration (docs/SCENARIO-DEMO.md) rejoué, conforme, puis de nouveau le 27/10 en version 1.4 (mêmes fichiers et montants, notifications de chaque signataire). Le 25/10, réponses réelles de l'API confrontées aux schémas d'openapi.yaml (openapi-core) : conformes après le n° 32.</w:t>
       </w:r>
     </w:p>
     <w:p>

--- a/docs/ANaTT_Documentation_Technique_Fonctionnelle.docx
+++ b/docs/ANaTT_Documentation_Technique_Fonctionnelle.docx
@@ -591,7 +591,7 @@
                 <w:b w:val="0"/>
                 <w:sz w:val="19"/>
               </w:rPr>
-              <w:t>FuseauHoraireTest, NotificationModelesEcranTest (écran e-mail ↔ NotificationContenu), tests des destinataires ; Pest 599, Vitest 133.</w:t>
+              <w:t>FuseauHoraireTest, NotificationModelesEcranTest (écran e-mail ↔ NotificationContenu), tests des destinataires, écran Maintenance sur 503 ; Pest 599, Vitest 135.</w:t>
             </w:r>
           </w:p>
         </w:tc>
@@ -17940,7 +17940,7 @@
                 <w:b w:val="0"/>
                 <w:sz w:val="19"/>
               </w:rPr>
-              <w:t>133 tests</w:t>
+              <w:t>135 tests</w:t>
             </w:r>
           </w:p>
         </w:tc>

--- a/docs/ANaTT_Documentation_Technique_Fonctionnelle.docx
+++ b/docs/ANaTT_Documentation_Technique_Fonctionnelle.docx
@@ -17878,7 +17878,7 @@
                 <w:b w:val="0"/>
                 <w:sz w:val="19"/>
               </w:rPr>
-              <w:t>599 tests au total (70 fichiers)</w:t>
+              <w:t>606 tests au total (72 fichiers)</w:t>
             </w:r>
           </w:p>
         </w:tc>
@@ -17940,7 +17940,7 @@
                 <w:b w:val="0"/>
                 <w:sz w:val="19"/>
               </w:rPr>
-              <w:t>135 tests</w:t>
+              <w:t>139 tests</w:t>
             </w:r>
           </w:p>
         </w:tc>

--- a/docs/ANaTT_Documentation_Technique_Fonctionnelle.docx
+++ b/docs/ANaTT_Documentation_Technique_Fonctionnelle.docx
@@ -592,6 +592,194 @@
                 <w:sz w:val="19"/>
               </w:rPr>
               <w:t>FuseauHoraireTest, NotificationModelesEcranTest (écran e-mail ↔ NotificationContenu), tests des destinataires, écran Maintenance sur 503 ; Pest 599, Vitest 135.</w:t>
+            </w:r>
+          </w:p>
+        </w:tc>
+        <w:tc>
+          <w:tcPr>
+            <w:tcW w:type="dxa" w:w="1474"/>
+          </w:tcPr>
+          <w:p>
+            <w:r/>
+            <w:r>
+              <w:rPr>
+                <w:b w:val="0"/>
+                <w:sz w:val="19"/>
+              </w:rPr>
+              <w:t>§10</w:t>
+            </w:r>
+          </w:p>
+        </w:tc>
+      </w:tr>
+      <w:tr>
+        <w:tc>
+          <w:tcPr>
+            <w:tcW w:type="dxa" w:w="2041"/>
+          </w:tcPr>
+          <w:p>
+            <w:r/>
+            <w:r>
+              <w:rPr>
+                <w:b w:val="0"/>
+                <w:sz w:val="19"/>
+              </w:rPr>
+              <w:t>Part de la mission (27/10)</w:t>
+            </w:r>
+          </w:p>
+        </w:tc>
+        <w:tc>
+          <w:tcPr>
+            <w:tcW w:type="dxa" w:w="6009"/>
+          </w:tcPr>
+          <w:p>
+            <w:r/>
+            <w:r>
+              <w:rPr>
+                <w:b w:val="0"/>
+                <w:sz w:val="19"/>
+              </w:rPr>
+              <w:t>Mission::partAvanceReelle (Σ avances / Σ montants des OM, hors rejetés, annulés et amendés à avance engagée), exposée en part_avance (état, récapitulatif, aperçu d'un lot) : l'écran de l'état et le choix de la tranche affichent la part des OM, pas le réglage du jour. Chaîne des montants vérifiée à 55 %.</w:t>
+            </w:r>
+          </w:p>
+        </w:tc>
+        <w:tc>
+          <w:tcPr>
+            <w:tcW w:type="dxa" w:w="1474"/>
+          </w:tcPr>
+          <w:p>
+            <w:r/>
+            <w:r>
+              <w:rPr>
+                <w:b w:val="0"/>
+                <w:sz w:val="19"/>
+              </w:rPr>
+              <w:t>§5</w:t>
+            </w:r>
+          </w:p>
+        </w:tc>
+      </w:tr>
+      <w:tr>
+        <w:tc>
+          <w:tcPr>
+            <w:tcW w:type="dxa" w:w="2041"/>
+          </w:tcPr>
+          <w:p>
+            <w:r/>
+            <w:r>
+              <w:rPr>
+                <w:b w:val="0"/>
+                <w:sz w:val="19"/>
+              </w:rPr>
+              <w:t>Réglages de Paramètres (28/10)</w:t>
+            </w:r>
+          </w:p>
+        </w:tc>
+        <w:tc>
+          <w:tcPr>
+            <w:tcW w:type="dxa" w:w="6009"/>
+          </w:tcPr>
+          <w:p>
+            <w:r/>
+            <w:r>
+              <w:rPr>
+                <w:b w:val="0"/>
+                <w:sz w:val="19"/>
+              </w:rPr>
+              <w:t>Appliqués par le serveur (App\Support\Parametres, cache 60 s, absents = comportement d'avant, 422 hors domaine) : opérateurs MTN / Moov (génération refusée), tentatives de connexion (limiteur login), durée de session (callback Sanctum, remplace SANCTUM_EXPIRATION), HTTPS forcé (middleware ForcerHttps), connexions échouées journalisées (LOGIN_ECHEC), mode maintenance (middleware MaintenanceApplication : 503 sauf SUPER_ADMIN), notifications par type, nom de l'application (route publique GET /admin/parametres/application, titre de l'onglet, objet des e-mails).</w:t>
+            </w:r>
+          </w:p>
+        </w:tc>
+        <w:tc>
+          <w:tcPr>
+            <w:tcW w:type="dxa" w:w="1474"/>
+          </w:tcPr>
+          <w:p>
+            <w:r/>
+            <w:r>
+              <w:rPr>
+                <w:b w:val="0"/>
+                <w:sz w:val="19"/>
+              </w:rPr>
+              <w:t>§6, §7</w:t>
+            </w:r>
+          </w:p>
+        </w:tc>
+      </w:tr>
+      <w:tr>
+        <w:tc>
+          <w:tcPr>
+            <w:tcW w:type="dxa" w:w="2041"/>
+          </w:tcPr>
+          <w:p>
+            <w:r/>
+            <w:r>
+              <w:rPr>
+                <w:b w:val="0"/>
+                <w:sz w:val="19"/>
+              </w:rPr>
+              <w:t>Contrat d'API (28/10)</w:t>
+            </w:r>
+          </w:p>
+        </w:tc>
+        <w:tc>
+          <w:tcPr>
+            <w:tcW w:type="dxa" w:w="6009"/>
+          </w:tcPr>
+          <w:p>
+            <w:r/>
+            <w:r>
+              <w:rPr>
+                <w:b w:val="0"/>
+                <w:sz w:val="19"/>
+              </w:rPr>
+              <w:t>OpenApiReponsesTest : réponses réelles d'une trentaine de routes validées contre openapi.yaml en mode strict (validateur tests/Support/OpenApiSchema.php, sans dépendance) ; openapi.yaml complété (pagination, régularisations, LignePerDiem, Signataire, enveloppe message).</w:t>
+            </w:r>
+          </w:p>
+        </w:tc>
+        <w:tc>
+          <w:tcPr>
+            <w:tcW w:type="dxa" w:w="1474"/>
+          </w:tcPr>
+          <w:p>
+            <w:r/>
+            <w:r>
+              <w:rPr>
+                <w:b w:val="0"/>
+                <w:sz w:val="19"/>
+              </w:rPr>
+              <w:t>§7, §10</w:t>
+            </w:r>
+          </w:p>
+        </w:tc>
+      </w:tr>
+      <w:tr>
+        <w:tc>
+          <w:tcPr>
+            <w:tcW w:type="dxa" w:w="2041"/>
+          </w:tcPr>
+          <w:p>
+            <w:r/>
+            <w:r>
+              <w:rPr>
+                <w:b w:val="0"/>
+                <w:sz w:val="19"/>
+              </w:rPr>
+              <w:t>Tests (28/10)</w:t>
+            </w:r>
+          </w:p>
+        </w:tc>
+        <w:tc>
+          <w:tcPr>
+            <w:tcW w:type="dxa" w:w="6009"/>
+          </w:tcPr>
+          <w:p>
+            <w:r/>
+            <w:r>
+              <w:rPr>
+                <w:b w:val="0"/>
+                <w:sz w:val="19"/>
+              </w:rPr>
+              <w:t>45 tests des écrans critiques (saisie de mission, état, signatures, matrice des permissions) ; agent en double signalé dès la saisie ; message français sur un 429. Pest 652, Vitest 194.</w:t>
             </w:r>
           </w:p>
         </w:tc>
@@ -17878,7 +18066,7 @@
                 <w:b w:val="0"/>
                 <w:sz w:val="19"/>
               </w:rPr>
-              <w:t>606 tests au total (72 fichiers)</w:t>
+              <w:t>652 tests au total (74 fichiers)</w:t>
             </w:r>
           </w:p>
         </w:tc>
@@ -17940,7 +18128,7 @@
                 <w:b w:val="0"/>
                 <w:sz w:val="19"/>
               </w:rPr>
-              <w:t>139 tests</w:t>
+              <w:t>194 tests</w:t>
             </w:r>
           </w:p>
         </w:tc>
@@ -18076,7 +18264,7 @@
         <w:pStyle w:val="ListBullet"/>
       </w:pPr>
       <w:r>
-        <w:t>Garde-fous croisés : RoutesPermissionsTest (aucune route API sans permission), OpenApiTest (openapi.yaml ↔ routes ↔ permissions), NotificationModelesEcranTest (écran Configuration e-mail ↔ NotificationContenu) et navigation.spec.ts (menu ↔ routes ↔ API cohérents).</w:t>
+        <w:t>Garde-fous croisés : RoutesPermissionsTest (aucune route API sans permission), OpenApiTest (openapi.yaml ↔ routes ↔ permissions), OpenApiReponsesTest (réponses réelles ↔ schémas d'openapi.yaml, mode strict), NotificationModelesEcranTest (utils/notifications.ts ↔ NotificationContenu, utilisé par les écrans e-mail et Paramètres), ReglagesExploitationTest (chaque réglage de Paramètres appliqué) et navigation.spec.ts (menu ↔ routes ↔ API cohérents).</w:t>
       </w:r>
     </w:p>
     <w:p>
@@ -18092,7 +18280,7 @@
         <w:pStyle w:val="ListBullet"/>
       </w:pPr>
       <w:r>
-        <w:t>Recette sur l'API réelle (23/10/2026, base SQLite neuve, QUEUE_CONNECTION=sync) : 83/83 contrôles conformes ; scénario de démonstration (docs/SCENARIO-DEMO.md) rejoué, conforme, puis de nouveau le 27/10 en version 1.4 (mêmes fichiers et montants, notifications de chaque signataire). Le 25/10, réponses réelles de l'API confrontées aux schémas d'openapi.yaml (openapi-core) : conformes après le n° 32.</w:t>
+        <w:t>Recette sur l'API réelle (23/10/2026, base SQLite neuve, QUEUE_CONNECTION=sync) : 83/83 contrôles conformes ; scénario de démonstration (docs/SCENARIO-DEMO.md) rejoué, conforme, puis de nouveau le 27/10 en version 1.4 (mêmes fichiers et montants, notifications de chaque signataire). Le 25/10, réponses réelles de l'API confrontées aux schémas d'openapi.yaml (openapi-core) : conformes après le n° 32 ; vérification automatisée en CI depuis le 28/10 (OpenApiReponsesTest).</w:t>
       </w:r>
     </w:p>
     <w:p>

--- a/docs/ANaTT_Documentation_Technique_Fonctionnelle.docx
+++ b/docs/ANaTT_Documentation_Technique_Fonctionnelle.docx
@@ -795,6 +795,53 @@
                 <w:sz w:val="19"/>
               </w:rPr>
               <w:t>§10</w:t>
+            </w:r>
+          </w:p>
+        </w:tc>
+      </w:tr>
+      <w:tr>
+        <w:tc>
+          <w:tcPr>
+            <w:tcW w:type="dxa" w:w="2041"/>
+          </w:tcPr>
+          <w:p>
+            <w:r/>
+            <w:r>
+              <w:rPr>
+                <w:b w:val="0"/>
+                <w:sz w:val="19"/>
+              </w:rPr>
+              <w:t>Messagerie (28/10)</w:t>
+            </w:r>
+          </w:p>
+        </w:tc>
+        <w:tc>
+          <w:tcPr>
+            <w:tcW w:type="dxa" w:w="6009"/>
+          </w:tcPr>
+          <w:p>
+            <w:r/>
+            <w:r>
+              <w:rPr>
+                <w:b w:val="0"/>
+                <w:sz w:val="19"/>
+              </w:rPr>
+              <w:t>Configuration SMTP de l'écran Messagerie appliquée à l'envoi (App\Support\Messagerie) : serveur renseigné → remplace le transport du .env, expéditeur renseigné → remplace MAIL_FROM_* ; e-mail de test POST /admin/settings/test-email (422 si l'envoi échoue). Pest 670, Vitest 197.</w:t>
+            </w:r>
+          </w:p>
+        </w:tc>
+        <w:tc>
+          <w:tcPr>
+            <w:tcW w:type="dxa" w:w="1474"/>
+          </w:tcPr>
+          <w:p>
+            <w:r/>
+            <w:r>
+              <w:rPr>
+                <w:b w:val="0"/>
+                <w:sz w:val="19"/>
+              </w:rPr>
+              <w:t>§6, §7</w:t>
             </w:r>
           </w:p>
         </w:tc>
@@ -17280,7 +17327,7 @@
                 <w:b w:val="0"/>
                 <w:sz w:val="19"/>
               </w:rPr>
-              <w:t>Configuration SMTP</w:t>
+              <w:t>Configuration SMTP (remplacée par l'écran Messagerie si un serveur y est renseigné)</w:t>
             </w:r>
           </w:p>
         </w:tc>
@@ -18066,7 +18113,7 @@
                 <w:b w:val="0"/>
                 <w:sz w:val="19"/>
               </w:rPr>
-              <w:t>652 tests au total (74 fichiers)</w:t>
+              <w:t>670 tests au total (75 fichiers)</w:t>
             </w:r>
           </w:p>
         </w:tc>
@@ -18128,7 +18175,7 @@
                 <w:b w:val="0"/>
                 <w:sz w:val="19"/>
               </w:rPr>
-              <w:t>194 tests</w:t>
+              <w:t>197 tests</w:t>
             </w:r>
           </w:p>
         </w:tc>

--- a/docs/ANaTT_Documentation_Technique_Fonctionnelle.docx
+++ b/docs/ANaTT_Documentation_Technique_Fonctionnelle.docx
@@ -842,6 +842,53 @@
                 <w:sz w:val="19"/>
               </w:rPr>
               <w:t>§6, §7</w:t>
+            </w:r>
+          </w:p>
+        </w:tc>
+      </w:tr>
+      <w:tr>
+        <w:tc>
+          <w:tcPr>
+            <w:tcW w:type="dxa" w:w="2041"/>
+          </w:tcPr>
+          <w:p>
+            <w:r/>
+            <w:r>
+              <w:rPr>
+                <w:b w:val="0"/>
+                <w:sz w:val="19"/>
+              </w:rPr>
+              <w:t>Session (28/10)</w:t>
+            </w:r>
+          </w:p>
+        </w:tc>
+        <w:tc>
+          <w:tcPr>
+            <w:tcW w:type="dxa" w:w="6009"/>
+          </w:tcPr>
+          <w:p>
+            <w:r/>
+            <w:r>
+              <w:rPr>
+                <w:b w:val="0"/>
+                <w:sz w:val="19"/>
+              </w:rPr>
+              <w:t>Une erreur passagère de l'API au rechargement (429, 5xx, réseau) ne déconnecte plus : le jeton est gardé et l'écran d'erreur revient à la page demandée ; seul un 401 met fin à la session. Vitest 205.</w:t>
+            </w:r>
+          </w:p>
+        </w:tc>
+        <w:tc>
+          <w:tcPr>
+            <w:tcW w:type="dxa" w:w="1474"/>
+          </w:tcPr>
+          <w:p>
+            <w:r/>
+            <w:r>
+              <w:rPr>
+                <w:b w:val="0"/>
+                <w:sz w:val="19"/>
+              </w:rPr>
+              <w:t>§6</w:t>
             </w:r>
           </w:p>
         </w:tc>
@@ -18175,7 +18222,7 @@
                 <w:b w:val="0"/>
                 <w:sz w:val="19"/>
               </w:rPr>
-              <w:t>197 tests</w:t>
+              <w:t>205 tests</w:t>
             </w:r>
           </w:p>
         </w:tc>

--- a/docs/ANaTT_Documentation_Technique_Fonctionnelle.docx
+++ b/docs/ANaTT_Documentation_Technique_Fonctionnelle.docx
@@ -893,6 +893,53 @@
           </w:p>
         </w:tc>
       </w:tr>
+      <w:tr>
+        <w:tc>
+          <w:tcPr>
+            <w:tcW w:type="dxa" w:w="2041"/>
+          </w:tcPr>
+          <w:p>
+            <w:r/>
+            <w:r>
+              <w:rPr>
+                <w:b w:val="0"/>
+                <w:sz w:val="19"/>
+              </w:rPr>
+              <w:t>Messagerie, refus (28/10)</w:t>
+            </w:r>
+          </w:p>
+        </w:tc>
+        <w:tc>
+          <w:tcPr>
+            <w:tcW w:type="dxa" w:w="6009"/>
+          </w:tcPr>
+          <w:p>
+            <w:r/>
+            <w:r>
+              <w:rPr>
+                <w:b w:val="0"/>
+                <w:sz w:val="19"/>
+              </w:rPr>
+              <w:t>L'écran Messagerie affiche le motif d'un refus 422 (champ errors : port invalide, message du serveur SMTP) et non plus le message générique « Donnees invalides. ». Scénario de démo complété (§8.6 messagerie, §8.7 maintenance), rejoué sur l'API réelle.</w:t>
+            </w:r>
+          </w:p>
+        </w:tc>
+        <w:tc>
+          <w:tcPr>
+            <w:tcW w:type="dxa" w:w="1474"/>
+          </w:tcPr>
+          <w:p>
+            <w:r/>
+            <w:r>
+              <w:rPr>
+                <w:b w:val="0"/>
+                <w:sz w:val="19"/>
+              </w:rPr>
+              <w:t>§7.6, §10</w:t>
+            </w:r>
+          </w:p>
+        </w:tc>
+      </w:tr>
     </w:tbl>
     <w:p/>
     <w:p>
@@ -6458,6 +6505,15 @@
       </w:pPr>
       <w:r>
         <w:t>AUTH-03 — Réinitialisation : nouveau mot de passe via token.</w:t>
+      </w:r>
+    </w:p>
+    <w:p>
+      <w:r>
+        <w:rPr>
+          <w:b w:val="0"/>
+          <w:i w:val="0"/>
+        </w:rPr>
+        <w:t>Session restaurée au rechargement d'une page (stores/auth.ts → fetchUser, garde du routeur) : seul un 401 (jeton expiré ou révoqué) y met fin. Une erreur passagère de /auth/me (429, 5xx, réseau) garde le jeton et ouvre l'écran 500, dont « Réessayer » revient à la page demandée (chemin interne seulement) ; un 503 ouvre l'écran Maintenance. Avant le 28/10, toute erreur déconnectait et révoquait le jeton côté serveur.</w:t>
       </w:r>
     </w:p>
     <w:p>
@@ -13312,7 +13368,15 @@
         <w:pStyle w:val="ListBullet"/>
       </w:pPr>
       <w:r>
-        <w:t>Secret SMTP chiffré au repos et jamais réaffiché en clair (masque ********).</w:t>
+        <w:t>Secret SMTP chiffré au repos et jamais réaffiché en clair (masque ********) ; déchiffré seulement au moment d'envoyer (App\Support\Messagerie). Une APP_KEY changée le rend indéchiffrable : il est alors à ressaisir.</w:t>
+      </w:r>
+    </w:p>
+    <w:p>
+      <w:pPr>
+        <w:pStyle w:val="ListBullet"/>
+      </w:pPr>
+      <w:r>
+        <w:t>Session : seul un 401 met fin à une session restaurée ; une erreur passagère ne révoque plus le jeton (§3.1).</w:t>
       </w:r>
     </w:p>
     <w:p>
@@ -16198,7 +16262,7 @@
                 <w:b w:val="0"/>
                 <w:sz w:val="19"/>
               </w:rPr>
-              <w:t>—</w:t>
+              <w:t>GET / PUT</w:t>
             </w:r>
           </w:p>
         </w:tc>
@@ -16228,7 +16292,101 @@
                 <w:b w:val="0"/>
                 <w:sz w:val="19"/>
               </w:rPr>
-              <w:t>Paramètres système (parametres.gerer)</w:t>
+              <w:t>Paramètres système, liste blanche, valeurs validées (422 hors domaine) (parametres.gerer)</w:t>
+            </w:r>
+          </w:p>
+        </w:tc>
+      </w:tr>
+      <w:tr>
+        <w:tc>
+          <w:tcPr>
+            <w:tcW w:type="dxa" w:w="1361"/>
+          </w:tcPr>
+          <w:p>
+            <w:r/>
+            <w:r>
+              <w:rPr>
+                <w:b w:val="0"/>
+                <w:sz w:val="19"/>
+              </w:rPr>
+              <w:t>POST</w:t>
+            </w:r>
+          </w:p>
+        </w:tc>
+        <w:tc>
+          <w:tcPr>
+            <w:tcW w:type="dxa" w:w="4535"/>
+          </w:tcPr>
+          <w:p>
+            <w:r/>
+            <w:r>
+              <w:rPr>
+                <w:b w:val="0"/>
+                <w:sz w:val="19"/>
+              </w:rPr>
+              <w:t>/api/admin/settings/test-email</w:t>
+            </w:r>
+          </w:p>
+        </w:tc>
+        <w:tc>
+          <w:tcPr>
+            <w:tcW w:type="dxa" w:w="3628"/>
+          </w:tcPr>
+          <w:p>
+            <w:r/>
+            <w:r>
+              <w:rPr>
+                <w:b w:val="0"/>
+                <w:sz w:val="19"/>
+              </w:rPr>
+              <w:t>E-mail de test au compte connecté avec la configuration enregistrée ; 422 (champ smtpHost) avec le message du serveur SMTP en cas d'échec (parametres.gerer)</w:t>
+            </w:r>
+          </w:p>
+        </w:tc>
+      </w:tr>
+      <w:tr>
+        <w:tc>
+          <w:tcPr>
+            <w:tcW w:type="dxa" w:w="1361"/>
+          </w:tcPr>
+          <w:p>
+            <w:r/>
+            <w:r>
+              <w:rPr>
+                <w:b w:val="0"/>
+                <w:sz w:val="19"/>
+              </w:rPr>
+              <w:t>GET</w:t>
+            </w:r>
+          </w:p>
+        </w:tc>
+        <w:tc>
+          <w:tcPr>
+            <w:tcW w:type="dxa" w:w="4535"/>
+          </w:tcPr>
+          <w:p>
+            <w:r/>
+            <w:r>
+              <w:rPr>
+                <w:b w:val="0"/>
+                <w:sz w:val="19"/>
+              </w:rPr>
+              <w:t>/api/admin/parametres/application</w:t>
+            </w:r>
+          </w:p>
+        </w:tc>
+        <w:tc>
+          <w:tcPr>
+            <w:tcW w:type="dxa" w:w="3628"/>
+          </w:tcPr>
+          <w:p>
+            <w:r/>
+            <w:r>
+              <w:rPr>
+                <w:b w:val="0"/>
+                <w:sz w:val="19"/>
+              </w:rPr>
+              <w:t>Nom de l'application et opérateurs ouverts (lecture publique)</w:t>
             </w:r>
           </w:p>
         </w:tc>
@@ -16586,7 +16744,7 @@
                 <w:b w:val="0"/>
                 <w:sz w:val="19"/>
               </w:rPr>
-              <w:t>Champ requis manquant, données invalides</w:t>
+              <w:t>Champ requis manquant, données invalides. Corps : message générique « Donnees invalides. » + errors { champ: [motif] } — l'écran affiche le motif</w:t>
             </w:r>
           </w:p>
         </w:tc>
@@ -16728,6 +16886,53 @@
                 <w:sz w:val="19"/>
               </w:rPr>
               <w:t>Erreur interne inattendue</w:t>
+            </w:r>
+          </w:p>
+        </w:tc>
+      </w:tr>
+      <w:tr>
+        <w:tc>
+          <w:tcPr>
+            <w:tcW w:type="dxa" w:w="1814"/>
+          </w:tcPr>
+          <w:p>
+            <w:r/>
+            <w:r>
+              <w:rPr>
+                <w:b w:val="0"/>
+                <w:sz w:val="19"/>
+              </w:rPr>
+              <w:t>503</w:t>
+            </w:r>
+          </w:p>
+        </w:tc>
+        <w:tc>
+          <w:tcPr>
+            <w:tcW w:type="dxa" w:w="2948"/>
+          </w:tcPr>
+          <w:p>
+            <w:r/>
+            <w:r>
+              <w:rPr>
+                <w:b w:val="0"/>
+                <w:sz w:val="19"/>
+              </w:rPr>
+              <w:t>Service indisponible</w:t>
+            </w:r>
+          </w:p>
+        </w:tc>
+        <w:tc>
+          <w:tcPr>
+            <w:tcW w:type="dxa" w:w="4762"/>
+          </w:tcPr>
+          <w:p>
+            <w:r/>
+            <w:r>
+              <w:rPr>
+                <w:b w:val="0"/>
+                <w:sz w:val="19"/>
+              </w:rPr>
+              <w:t>artisan down (mise à jour) ou mode maintenance de Paramètres (sauf SUPER_ADMIN) ; le SPA ouvre l'écran Maintenance</w:t>
             </w:r>
           </w:p>
         </w:tc>
@@ -18374,7 +18579,7 @@
         <w:pStyle w:val="ListBullet"/>
       </w:pPr>
       <w:r>
-        <w:t>Recette sur l'API réelle (23/10/2026, base SQLite neuve, QUEUE_CONNECTION=sync) : 83/83 contrôles conformes ; scénario de démonstration (docs/SCENARIO-DEMO.md) rejoué, conforme, puis de nouveau le 27/10 en version 1.4 (mêmes fichiers et montants, notifications de chaque signataire). Le 25/10, réponses réelles de l'API confrontées aux schémas d'openapi.yaml (openapi-core) : conformes après le n° 32 ; vérification automatisée en CI depuis le 28/10 (OpenApiReponsesTest).</w:t>
+        <w:t>Recette sur l'API réelle (23/10/2026, base SQLite neuve, QUEUE_CONNECTION=sync) : 83/83 contrôles conformes ; scénario de démonstration (docs/SCENARIO-DEMO.md) rejoué, conforme, puis de nouveau le 27/10 en version 1.4 (mêmes fichiers et montants, notifications de chaque signataire). Le 25/10, réponses réelles de l'API confrontées aux schémas d'openapi.yaml (openapi-core) : conformes après le n° 32 ; vérification automatisée en CI depuis le 28/10 (OpenApiReponsesTest). Le 28/10, variantes messagerie et maintenance du scénario rejouées sur l'API réelle (MariaDB, base neuve) : elles ont révélé l'affichage du message générique des 422 à l'écran Messagerie, corrigé.</w:t>
       </w:r>
     </w:p>
     <w:p>

--- a/docs/ANaTT_Documentation_Technique_Fonctionnelle.docx
+++ b/docs/ANaTT_Documentation_Technique_Fonctionnelle.docx
@@ -889,6 +889,53 @@
                 <w:sz w:val="19"/>
               </w:rPr>
               <w:t>§6</w:t>
+            </w:r>
+          </w:p>
+        </w:tc>
+      </w:tr>
+      <w:tr>
+        <w:tc>
+          <w:tcPr>
+            <w:tcW w:type="dxa" w:w="2041"/>
+          </w:tcPr>
+          <w:p>
+            <w:r/>
+            <w:r>
+              <w:rPr>
+                <w:b w:val="0"/>
+                <w:sz w:val="19"/>
+              </w:rPr>
+              <w:t>E-mail en échec (28/10)</w:t>
+            </w:r>
+          </w:p>
+        </w:tc>
+        <w:tc>
+          <w:tcPr>
+            <w:tcW w:type="dxa" w:w="6009"/>
+          </w:tcPr>
+          <w:p>
+            <w:r/>
+            <w:r>
+              <w:rPr>
+                <w:b w:val="0"/>
+                <w:sz w:val="19"/>
+              </w:rPr>
+              <w:t>Un e-mail de notification qui ne part pas (serveur SMTP injoignable) n'est plus relancé par SendNotification : en file sync, la signature ou la validation qui notifie répondait 500 alors que l'opération était enregistrée, et les destinataires suivants n'étaient pas notifiés. Pest 671.</w:t>
+            </w:r>
+          </w:p>
+        </w:tc>
+        <w:tc>
+          <w:tcPr>
+            <w:tcW w:type="dxa" w:w="1474"/>
+          </w:tcPr>
+          <w:p>
+            <w:r/>
+            <w:r>
+              <w:rPr>
+                <w:b w:val="0"/>
+                <w:sz w:val="19"/>
+              </w:rPr>
+              <w:t>§4.2</w:t>
             </w:r>
           </w:p>
         </w:tc>
@@ -18365,7 +18412,7 @@
                 <w:b w:val="0"/>
                 <w:sz w:val="19"/>
               </w:rPr>
-              <w:t>670 tests au total (75 fichiers)</w:t>
+              <w:t>671 tests au total (75 fichiers)</w:t>
             </w:r>
           </w:p>
         </w:tc>

--- a/docs/ANaTT_Documentation_Technique_Fonctionnelle.docx
+++ b/docs/ANaTT_Documentation_Technique_Fonctionnelle.docx
@@ -18474,7 +18474,7 @@
                 <w:b w:val="0"/>
                 <w:sz w:val="19"/>
               </w:rPr>
-              <w:t>205 tests</w:t>
+              <w:t>206 tests</w:t>
             </w:r>
           </w:p>
         </w:tc>

--- a/docs/ANaTT_Documentation_Technique_Fonctionnelle.docx
+++ b/docs/ANaTT_Documentation_Technique_Fonctionnelle.docx
@@ -204,7 +204,7 @@
         <w:pStyle w:val="Heading1"/>
       </w:pPr>
       <w:r>
-        <w:t>Évolutions de la version 1.4 (26-27 octobre 2026)</w:t>
+        <w:t>Évolutions de la version 1.4 (26-28 octobre 2026)</w:t>
       </w:r>
     </w:p>
     <w:p>
@@ -983,6 +983,100 @@
                 <w:sz w:val="19"/>
               </w:rPr>
               <w:t>§7.6, §10</w:t>
+            </w:r>
+          </w:p>
+        </w:tc>
+      </w:tr>
+      <w:tr>
+        <w:tc>
+          <w:tcPr>
+            <w:tcW w:type="dxa" w:w="2041"/>
+          </w:tcPr>
+          <w:p>
+            <w:r/>
+            <w:r>
+              <w:rPr>
+                <w:b w:val="0"/>
+                <w:sz w:val="19"/>
+              </w:rPr>
+              <w:t>Refus expliqués (28/10)</w:t>
+            </w:r>
+          </w:p>
+        </w:tc>
+        <w:tc>
+          <w:tcPr>
+            <w:tcW w:type="dxa" w:w="6009"/>
+          </w:tcPr>
+          <w:p>
+            <w:r/>
+            <w:r>
+              <w:rPr>
+                <w:b w:val="0"/>
+                <w:sz w:val="19"/>
+              </w:rPr>
+              <w:t>getErrorMessage et l'intercepteur Axios d'un 422 donnent le premier motif de errors, sur tous les écrans (séparation des tâches, numéro d'état, gardes de l'amendement…), au lieu de « Donnees invalides. » affiché deux fois ; useToast n'empile plus un message identique. refus-motif.spec.ts.</w:t>
+            </w:r>
+          </w:p>
+        </w:tc>
+        <w:tc>
+          <w:tcPr>
+            <w:tcW w:type="dxa" w:w="1474"/>
+          </w:tcPr>
+          <w:p>
+            <w:r/>
+            <w:r>
+              <w:rPr>
+                <w:b w:val="0"/>
+                <w:sz w:val="19"/>
+              </w:rPr>
+              <w:t>§7.6</w:t>
+            </w:r>
+          </w:p>
+        </w:tc>
+      </w:tr>
+      <w:tr>
+        <w:tc>
+          <w:tcPr>
+            <w:tcW w:type="dxa" w:w="2041"/>
+          </w:tcPr>
+          <w:p>
+            <w:r/>
+            <w:r>
+              <w:rPr>
+                <w:b w:val="0"/>
+                <w:sz w:val="19"/>
+              </w:rPr>
+              <w:t>Messages de validation (28/10)</w:t>
+            </w:r>
+          </w:p>
+        </w:tc>
+        <w:tc>
+          <w:tcPr>
+            <w:tcW w:type="dxa" w:w="6009"/>
+          </w:tcPr>
+          <w:p>
+            <w:r/>
+            <w:r>
+              <w:rPr>
+                <w:b w:val="0"/>
+                <w:sz w:val="19"/>
+              </w:rPr>
+              <w:t>resources/lang/fr/validation.php : en production (APP_LOCALE=fr, APP_FALLBACK_LOCALE=fr), une règle générique renvoyait sa clé brute (« validation.unique »). Messages et noms de champs en français, déployés avec resources/. ValidationFrancaisTest (19 tests). Pest 690, Vitest 210 (211 le 29/10).</w:t>
+            </w:r>
+          </w:p>
+        </w:tc>
+        <w:tc>
+          <w:tcPr>
+            <w:tcW w:type="dxa" w:w="1474"/>
+          </w:tcPr>
+          <w:p>
+            <w:r/>
+            <w:r>
+              <w:rPr>
+                <w:b w:val="0"/>
+                <w:sz w:val="19"/>
+              </w:rPr>
+              <w:t>§7.6, §9.6</w:t>
             </w:r>
           </w:p>
         </w:tc>
@@ -16791,7 +16885,7 @@
                 <w:b w:val="0"/>
                 <w:sz w:val="19"/>
               </w:rPr>
-              <w:t>Champ requis manquant, données invalides. Corps : message générique « Donnees invalides. » + errors { champ: [motif] } — l'écran affiche le motif</w:t>
+              <w:t>Champ requis manquant, données invalides. Corps : message générique « Donnees invalides. » + errors { champ: [motif] }, motifs en français (resources/lang/fr) — l'écran affiche le premier motif (getErrorMessage)</w:t>
             </w:r>
           </w:p>
         </w:tc>
@@ -18203,6 +18297,14 @@
     </w:p>
     <w:p>
       <w:pPr>
+        <w:pStyle w:val="ListBullet"/>
+      </w:pPr>
+      <w:r>
+        <w:t>Correctifs des 27-29/10 (n° 33 à 47) : code seul, aucune migration de plus. Relire storage/app/settings.json avant l'envoi du code : les réglages de Paramètres et de Messagerie qu'il contient s'appliquent dès lors. Le nouveau fichier resources/lang/fr/validation.php part avec resources/, déjà envoyé à chaque mise à jour.</w:t>
+      </w:r>
+    </w:p>
+    <w:p>
+      <w:pPr>
         <w:pStyle w:val="Heading1"/>
       </w:pPr>
       <w:r>
@@ -18412,7 +18514,7 @@
                 <w:b w:val="0"/>
                 <w:sz w:val="19"/>
               </w:rPr>
-              <w:t>671 tests au total (75 fichiers)</w:t>
+              <w:t>690 tests au total (76 fichiers)</w:t>
             </w:r>
           </w:p>
         </w:tc>
@@ -18474,7 +18576,7 @@
                 <w:b w:val="0"/>
                 <w:sz w:val="19"/>
               </w:rPr>
-              <w:t>206 tests</w:t>
+              <w:t>211 tests</w:t>
             </w:r>
           </w:p>
         </w:tc>
@@ -18634,7 +18736,7 @@
         <w:pStyle w:val="ListBullet"/>
       </w:pPr>
       <w:r>
-        <w:t>Défauts relevés par la revue d'octobre 2026 : 32, tous corrigés avec un test vu en échec sans le correctif (index : CHANGELOG.md ; détail : docs/revue-projet-2026-10.md §3). Les quatre décisions du §7.1 sont appliquées depuis la 1.4.</w:t>
+        <w:t>Défauts relevés par la revue d'octobre 2026 : 32, puis 15 de plus du 27 au 29/10 (n° 33 à 47, en confrontant la documentation au code et à l'interface), tous corrigés avec un test vu en échec sans le correctif (index : CHANGELOG.md ; détail : docs/revue-projet-2026-10.md §3 et §8). Les quatre décisions du §7.1 sont appliquées depuis la 1.4.</w:t>
       </w:r>
     </w:p>
     <w:p>

--- a/docs/ANaTT_Documentation_Technique_Fonctionnelle.docx
+++ b/docs/ANaTT_Documentation_Technique_Fonctionnelle.docx
@@ -1061,7 +1061,7 @@
                 <w:b w:val="0"/>
                 <w:sz w:val="19"/>
               </w:rPr>
-              <w:t>resources/lang/fr/validation.php : en production (APP_LOCALE=fr, APP_FALLBACK_LOCALE=fr), une règle générique renvoyait sa clé brute (« validation.unique »). Messages et noms de champs en français, déployés avec resources/. ValidationFrancaisTest (19 tests). Pest 690, Vitest 210 (211 le 29/10).</w:t>
+              <w:t>resources/lang/fr/validation.php : en production (APP_LOCALE=fr, APP_FALLBACK_LOCALE=fr), une règle générique renvoyait sa clé brute (« validation.unique »). Messages et noms de champs en français, déployés avec resources/. ValidationFrancaisTest (19 tests). Pest 690, Vitest 210 (691 / 215 le 29/10).</w:t>
             </w:r>
           </w:p>
         </w:tc>
@@ -18300,7 +18300,7 @@
         <w:pStyle w:val="ListBullet"/>
       </w:pPr>
       <w:r>
-        <w:t>Correctifs des 27-29/10 (n° 33 à 47) : code seul, aucune migration de plus. Relire storage/app/settings.json avant l'envoi du code : les réglages de Paramètres et de Messagerie qu'il contient s'appliquent dès lors. Le nouveau fichier resources/lang/fr/validation.php part avec resources/, déjà envoyé à chaque mise à jour.</w:t>
+        <w:t>Correctifs des 27-29/10 (n° 33 à 49) : code seul, aucune migration de plus. Relire storage/app/settings.json avant l'envoi du code : les réglages de Paramètres et de Messagerie qu'il contient s'appliquent dès lors. Le nouveau fichier resources/lang/fr/validation.php part avec resources/, déjà envoyé à chaque mise à jour.</w:t>
       </w:r>
     </w:p>
     <w:p>
@@ -18514,7 +18514,7 @@
                 <w:b w:val="0"/>
                 <w:sz w:val="19"/>
               </w:rPr>
-              <w:t>690 tests au total (76 fichiers)</w:t>
+              <w:t>691 tests au total (76 fichiers)</w:t>
             </w:r>
           </w:p>
         </w:tc>
@@ -18576,7 +18576,7 @@
                 <w:b w:val="0"/>
                 <w:sz w:val="19"/>
               </w:rPr>
-              <w:t>211 tests</w:t>
+              <w:t>215 tests</w:t>
             </w:r>
           </w:p>
         </w:tc>
@@ -18736,7 +18736,7 @@
         <w:pStyle w:val="ListBullet"/>
       </w:pPr>
       <w:r>
-        <w:t>Défauts relevés par la revue d'octobre 2026 : 32, puis 15 de plus du 27 au 29/10 (n° 33 à 47, en confrontant la documentation au code et à l'interface), tous corrigés avec un test vu en échec sans le correctif (index : CHANGELOG.md ; détail : docs/revue-projet-2026-10.md §3 et §8). Les quatre décisions du §7.1 sont appliquées depuis la 1.4.</w:t>
+        <w:t>Défauts relevés par la revue d'octobre 2026 : 32, puis 17 de plus du 27 au 29/10 (n° 33 à 49, en confrontant la documentation au code et à l'interface), tous corrigés avec un test vu en échec sans le correctif (index : CHANGELOG.md ; détail : docs/revue-projet-2026-10.md §3 et §8). Les quatre décisions du §7.1 sont appliquées depuis la 1.4.</w:t>
       </w:r>
     </w:p>
     <w:p>

--- a/docs/ANaTT_Documentation_Technique_Fonctionnelle.docx
+++ b/docs/ANaTT_Documentation_Technique_Fonctionnelle.docx
@@ -204,7 +204,7 @@
         <w:pStyle w:val="Heading1"/>
       </w:pPr>
       <w:r>
-        <w:t>Évolutions de la version 1.4 (26-28 octobre 2026)</w:t>
+        <w:t>Évolutions de la version 1.4 (26-29 octobre 2026)</w:t>
       </w:r>
     </w:p>
     <w:p>
@@ -1077,6 +1077,100 @@
                 <w:sz w:val="19"/>
               </w:rPr>
               <w:t>§7.6, §9.6</w:t>
+            </w:r>
+          </w:p>
+        </w:tc>
+      </w:tr>
+      <w:tr>
+        <w:tc>
+          <w:tcPr>
+            <w:tcW w:type="dxa" w:w="2041"/>
+          </w:tcPr>
+          <w:p>
+            <w:r/>
+            <w:r>
+              <w:rPr>
+                <w:b w:val="0"/>
+                <w:sz w:val="19"/>
+              </w:rPr>
+              <w:t>Textes accentués (29/10)</w:t>
+            </w:r>
+          </w:p>
+        </w:tc>
+        <w:tc>
+          <w:tcPr>
+            <w:tcW w:type="dxa" w:w="6009"/>
+          </w:tcPr>
+          <w:p>
+            <w:r/>
+            <w:r>
+              <w:rPr>
+                <w:b w:val="0"/>
+                <w:sz w:val="19"/>
+              </w:rPr>
+              <w:t>Douze écrans (pages 403, 404, 500, maintenance, connexion, mot de passe, utilisateurs, sauvegardes…) et six messages de l'API (« Agent créé avec succès. »…) rédigés sans accents (n° 48). Sur la page 404, une même icône tronquée pour les trois raccourcis et « Dashboard » en anglais (n° 49). pages-systeme.spec.ts.</w:t>
+            </w:r>
+          </w:p>
+        </w:tc>
+        <w:tc>
+          <w:tcPr>
+            <w:tcW w:type="dxa" w:w="1474"/>
+          </w:tcPr>
+          <w:p>
+            <w:r/>
+            <w:r>
+              <w:rPr>
+                <w:b w:val="0"/>
+                <w:sz w:val="19"/>
+              </w:rPr>
+              <w:t>§3, §10</w:t>
+            </w:r>
+          </w:p>
+        </w:tc>
+      </w:tr>
+      <w:tr>
+        <w:tc>
+          <w:tcPr>
+            <w:tcW w:type="dxa" w:w="2041"/>
+          </w:tcPr>
+          <w:p>
+            <w:r/>
+            <w:r>
+              <w:rPr>
+                <w:b w:val="0"/>
+                <w:sz w:val="19"/>
+              </w:rPr>
+              <w:t>Galerie et scénario (29/10)</w:t>
+            </w:r>
+          </w:p>
+        </w:tc>
+        <w:tc>
+          <w:tcPr>
+            <w:tcW w:type="dxa" w:w="6009"/>
+          </w:tcPr>
+          <w:p>
+            <w:r/>
+            <w:r>
+              <w:rPr>
+                <w:b w:val="0"/>
+                <w:sz w:val="19"/>
+              </w:rPr>
+              <w:t>Galerie recapturée (46 écrans ; navigateur de capture en LANG=fr_FR.UTF-8, dates dd/mm/yyyy) ; scénario de démonstration rejoué sur l'API réelle, montants inchangés, étape A corrigée (indice ou salaire brut exigé, catégorie déduite).</w:t>
+            </w:r>
+          </w:p>
+        </w:tc>
+        <w:tc>
+          <w:tcPr>
+            <w:tcW w:type="dxa" w:w="1474"/>
+          </w:tcPr>
+          <w:p>
+            <w:r/>
+            <w:r>
+              <w:rPr>
+                <w:b w:val="0"/>
+                <w:sz w:val="19"/>
+              </w:rPr>
+              <w:t>§10, §11</w:t>
             </w:r>
           </w:p>
         </w:tc>
@@ -6712,7 +6806,7 @@
         <w:pStyle w:val="ListBullet"/>
       </w:pPr>
       <w:r>
-        <w:t>PERS-03 — Création : la catégorie d'indice (INDICE_SUP_800 / INDICE_400_799 / INDICE_INF_400) est déduite de l'indice ou du salaire.</w:t>
+        <w:t>PERS-03 — Création : la catégorie d'indice (INDICE_SUP_800 / INDICE_400_799 / INDICE_INF_400) est déduite de l'indice ou du salaire ; l'un des deux est exigé (422 sinon : « L'indice ou le salaire brut est requis pour déterminer la catégorie. »).</w:t>
       </w:r>
     </w:p>
     <w:p>
@@ -18728,7 +18822,7 @@
         <w:pStyle w:val="ListBullet"/>
       </w:pPr>
       <w:r>
-        <w:t>Recette sur l'API réelle (23/10/2026, base SQLite neuve, QUEUE_CONNECTION=sync) : 83/83 contrôles conformes ; scénario de démonstration (docs/SCENARIO-DEMO.md) rejoué, conforme, puis de nouveau le 27/10 en version 1.4 (mêmes fichiers et montants, notifications de chaque signataire). Le 25/10, réponses réelles de l'API confrontées aux schémas d'openapi.yaml (openapi-core) : conformes après le n° 32 ; vérification automatisée en CI depuis le 28/10 (OpenApiReponsesTest). Le 28/10, variantes messagerie et maintenance du scénario rejouées sur l'API réelle (MariaDB, base neuve) : elles ont révélé l'affichage du message générique des 422 à l'écran Messagerie, corrigé.</w:t>
+        <w:t>Recette sur l'API réelle (23/10/2026, base SQLite neuve, QUEUE_CONNECTION=sync) : 83/83 contrôles conformes ; scénario de démonstration (docs/SCENARIO-DEMO.md) rejoué, conforme, puis de nouveau le 27/10 en version 1.4 (mêmes fichiers et montants, notifications de chaque signataire). Le 25/10, réponses réelles de l'API confrontées aux schémas d'openapi.yaml (openapi-core) : conformes après le n° 32 ; vérification automatisée en CI depuis le 28/10 (OpenApiReponsesTest). Le 28/10, variantes messagerie et maintenance du scénario rejouées sur l'API réelle (MariaDB, base neuve) : elles ont révélé l'affichage du message générique des 422 à l'écran Messagerie, corrigé. Le 29/10, scénario complet rejoué de nouveau (MariaDB, base neuve, QUEUE_CONNECTION=sync) : état des avances 805 000, aperçus MTN 406 000 et Moov 399 000 ; refus vérifiés avec leur motif en français (agent en double, séparation des tâches, numéro manquant).</w:t>
       </w:r>
     </w:p>
     <w:p>
@@ -18753,6 +18847,390 @@
       </w:pPr>
       <w:r>
         <w:t>CI GitHub Actions (.github/workflows) : Lint, Pest, Vitest + type-check, Playwright, build dist.</w:t>
+      </w:r>
+    </w:p>
+    <w:p>
+      <w:r>
+        <w:br w:type="page"/>
+      </w:r>
+    </w:p>
+    <w:p>
+      <w:pPr>
+        <w:pStyle w:val="Heading1"/>
+      </w:pPr>
+      <w:r>
+        <w:t>11. État du projet et reste à faire (29/10/2026)</w:t>
+      </w:r>
+    </w:p>
+    <w:p>
+      <w:r>
+        <w:rPr>
+          <w:b w:val="0"/>
+          <w:i w:val="0"/>
+        </w:rPr>
+        <w:t>Le développement est terminé : 49 défauts relevés par la revue d'octobre 2026 et la relecture des documents (n° 1 à 49), tous corrigés avec un test ; quatre décisions (D1 à D4) appliquées ; aucune décision en attente. Tous les documents sont confrontés au code (détail et cartographie : docs/revue-projet-2026-10.md §8).</w:t>
+      </w:r>
+    </w:p>
+    <w:tbl>
+      <w:tblPr>
+        <w:tblStyle w:val="TableGrid"/>
+        <w:tblW w:type="auto" w:w="0"/>
+        <w:jc w:val="center"/>
+        <w:tblLayout w:type="fixed"/>
+        <w:tblLook w:firstColumn="1" w:firstRow="1" w:lastColumn="0" w:lastRow="0" w:noHBand="0" w:noVBand="1" w:val="04A0"/>
+      </w:tblPr>
+      <w:tblGrid>
+        <w:gridCol w:w="2948"/>
+        <w:gridCol w:w="6576"/>
+      </w:tblGrid>
+      <w:tr>
+        <w:tc>
+          <w:tcPr>
+            <w:tcW w:type="dxa" w:w="2948"/>
+            <w:shd w:val="clear" w:fill="1D9E4F"/>
+          </w:tcPr>
+          <w:p>
+            <w:r/>
+            <w:r>
+              <w:rPr>
+                <w:b/>
+                <w:color w:val="FFFFFF"/>
+                <w:sz w:val="20"/>
+              </w:rPr>
+              <w:t>Indicateur</w:t>
+            </w:r>
+          </w:p>
+        </w:tc>
+        <w:tc>
+          <w:tcPr>
+            <w:tcW w:type="dxa" w:w="6576"/>
+            <w:shd w:val="clear" w:fill="1D9E4F"/>
+          </w:tcPr>
+          <w:p>
+            <w:r/>
+            <w:r>
+              <w:rPr>
+                <w:b/>
+                <w:color w:val="FFFFFF"/>
+                <w:sz w:val="20"/>
+              </w:rPr>
+              <w:t>Valeur au 29/10/2026</w:t>
+            </w:r>
+          </w:p>
+        </w:tc>
+      </w:tr>
+      <w:tr>
+        <w:tc>
+          <w:tcPr>
+            <w:tcW w:type="dxa" w:w="2948"/>
+          </w:tcPr>
+          <w:p>
+            <w:r/>
+            <w:r>
+              <w:rPr>
+                <w:b w:val="0"/>
+                <w:sz w:val="19"/>
+              </w:rPr>
+              <w:t>Tests backend (Pest)</w:t>
+            </w:r>
+          </w:p>
+        </w:tc>
+        <w:tc>
+          <w:tcPr>
+            <w:tcW w:type="dxa" w:w="6576"/>
+          </w:tcPr>
+          <w:p>
+            <w:r/>
+            <w:r>
+              <w:rPr>
+                <w:b w:val="0"/>
+                <w:sz w:val="19"/>
+              </w:rPr>
+              <w:t>691 tests, 76 fichiers — API complète sur SQLite, contrat OpenAPI vérifié</w:t>
+            </w:r>
+          </w:p>
+        </w:tc>
+      </w:tr>
+      <w:tr>
+        <w:tc>
+          <w:tcPr>
+            <w:tcW w:type="dxa" w:w="2948"/>
+          </w:tcPr>
+          <w:p>
+            <w:r/>
+            <w:r>
+              <w:rPr>
+                <w:b w:val="0"/>
+                <w:sz w:val="19"/>
+              </w:rPr>
+              <w:t>Tests frontend (Vitest)</w:t>
+            </w:r>
+          </w:p>
+        </w:tc>
+        <w:tc>
+          <w:tcPr>
+            <w:tcW w:type="dxa" w:w="6576"/>
+          </w:tcPr>
+          <w:p>
+            <w:r/>
+            <w:r>
+              <w:rPr>
+                <w:b w:val="0"/>
+                <w:sz w:val="19"/>
+              </w:rPr>
+              <w:t>215 tests, 42 fichiers — vues, services, stores, navigation ↔ permissions</w:t>
+            </w:r>
+          </w:p>
+        </w:tc>
+      </w:tr>
+      <w:tr>
+        <w:tc>
+          <w:tcPr>
+            <w:tcW w:type="dxa" w:w="2948"/>
+          </w:tcPr>
+          <w:p>
+            <w:r/>
+            <w:r>
+              <w:rPr>
+                <w:b w:val="0"/>
+                <w:sz w:val="19"/>
+              </w:rPr>
+              <w:t>Tests de bout en bout (Playwright)</w:t>
+            </w:r>
+          </w:p>
+        </w:tc>
+        <w:tc>
+          <w:tcPr>
+            <w:tcW w:type="dxa" w:w="6576"/>
+          </w:tcPr>
+          <w:p>
+            <w:r/>
+            <w:r>
+              <w:rPr>
+                <w:b w:val="0"/>
+                <w:sz w:val="19"/>
+              </w:rPr>
+              <w:t>3 parcours critiques</w:t>
+            </w:r>
+          </w:p>
+        </w:tc>
+      </w:tr>
+      <w:tr>
+        <w:tc>
+          <w:tcPr>
+            <w:tcW w:type="dxa" w:w="2948"/>
+          </w:tcPr>
+          <w:p>
+            <w:r/>
+            <w:r>
+              <w:rPr>
+                <w:b w:val="0"/>
+                <w:sz w:val="19"/>
+              </w:rPr>
+              <w:t>Scénario de démonstration</w:t>
+            </w:r>
+          </w:p>
+        </w:tc>
+        <w:tc>
+          <w:tcPr>
+            <w:tcW w:type="dxa" w:w="6576"/>
+          </w:tcPr>
+          <w:p>
+            <w:r/>
+            <w:r>
+              <w:rPr>
+                <w:b w:val="0"/>
+                <w:sz w:val="19"/>
+              </w:rPr>
+              <w:t>Rejoué sur l'API réelle le 29/10, montants et fichiers inchangés</w:t>
+            </w:r>
+          </w:p>
+        </w:tc>
+      </w:tr>
+      <w:tr>
+        <w:tc>
+          <w:tcPr>
+            <w:tcW w:type="dxa" w:w="2948"/>
+          </w:tcPr>
+          <w:p>
+            <w:r/>
+            <w:r>
+              <w:rPr>
+                <w:b w:val="0"/>
+                <w:sz w:val="19"/>
+              </w:rPr>
+              <w:t>Galerie des écrans</w:t>
+            </w:r>
+          </w:p>
+        </w:tc>
+        <w:tc>
+          <w:tcPr>
+            <w:tcW w:type="dxa" w:w="6576"/>
+          </w:tcPr>
+          <w:p>
+            <w:r/>
+            <w:r>
+              <w:rPr>
+                <w:b w:val="0"/>
+                <w:sz w:val="19"/>
+              </w:rPr>
+              <w:t>46 écrans recapturés le 29/10 ; 53 pages</w:t>
+            </w:r>
+          </w:p>
+        </w:tc>
+      </w:tr>
+      <w:tr>
+        <w:tc>
+          <w:tcPr>
+            <w:tcW w:type="dxa" w:w="2948"/>
+          </w:tcPr>
+          <w:p>
+            <w:r/>
+            <w:r>
+              <w:rPr>
+                <w:b w:val="0"/>
+                <w:sz w:val="19"/>
+              </w:rPr>
+              <w:t>Migrations à jouer en 1.4</w:t>
+            </w:r>
+          </w:p>
+        </w:tc>
+        <w:tc>
+          <w:tcPr>
+            <w:tcW w:type="dxa" w:w="6576"/>
+          </w:tcPr>
+          <w:p>
+            <w:r/>
+            <w:r>
+              <w:rPr>
+                <w:b w:val="0"/>
+                <w:sz w:val="19"/>
+              </w:rPr>
+              <w:t>Une seule (fuseau horaire), application en maintenance</w:t>
+            </w:r>
+          </w:p>
+        </w:tc>
+      </w:tr>
+    </w:tbl>
+    <w:p/>
+    <w:p>
+      <w:pPr>
+        <w:pStyle w:val="Heading2"/>
+      </w:pPr>
+      <w:r>
+        <w:t>11.1 Reste à faire — exploitation (instance en ligne)</w:t>
+      </w:r>
+    </w:p>
+    <w:p>
+      <w:pPr>
+        <w:pStyle w:val="ListBullet"/>
+      </w:pPr>
+      <w:r>
+        <w:t>Mettre à jour l'instance vers la 1.4 avec docs/runbook-mise-a-jour-cron.md (maintenance, une migration, vendor/ inchangé, SPA à redéployer ; resources/lang/fr/validation.php part avec resources/).</w:t>
+      </w:r>
+    </w:p>
+    <w:p>
+      <w:pPr>
+        <w:pStyle w:val="ListBullet"/>
+      </w:pPr>
+      <w:r>
+        <w:t>Relire storage/app/settings.json avant d'envoyer le code : ses réglages (HTTPS forcé, maintenance, serveur SMTP…) s'appliquent dès lors.</w:t>
+      </w:r>
+    </w:p>
+    <w:p>
+      <w:pPr>
+        <w:pStyle w:val="ListBullet"/>
+      </w:pPr>
+      <w:r>
+        <w:t>Contrôler avec docs/checklist-post-deploiement.md §06 (lecture seule en production, création de données en recette).</w:t>
+      </w:r>
+    </w:p>
+    <w:p>
+      <w:pPr>
+        <w:pStyle w:val="ListBullet"/>
+      </w:pPr>
+      <w:r>
+        <w:t>Vider le cache des PDF d'OM (storage/app/private/ordres/) et envoyer un e-mail de test depuis Messagerie.</w:t>
+      </w:r>
+    </w:p>
+    <w:p>
+      <w:pPr>
+        <w:pStyle w:val="ListBullet"/>
+      </w:pPr>
+      <w:r>
+        <w:t>Éprouver la restauration d'une sauvegarde sur une base MySQL de recette.</w:t>
+      </w:r>
+    </w:p>
+    <w:p>
+      <w:pPr>
+        <w:pStyle w:val="ListBullet"/>
+      </w:pPr>
+      <w:r>
+        <w:t>Sauvegarder storage/ avec la base (réglages, paraphes et fichiers produits ne sont pas dans le dump).</w:t>
+      </w:r>
+    </w:p>
+    <w:p>
+      <w:pPr>
+        <w:pStyle w:val="ListBullet"/>
+      </w:pPr>
+      <w:r>
+        <w:t>Si la file passe en QUEUE_CONNECTION=database : tâche Cron queue:work nommant les trois files.</w:t>
+      </w:r>
+    </w:p>
+    <w:p>
+      <w:pPr>
+        <w:pStyle w:val="Heading2"/>
+      </w:pPr>
+      <w:r>
+        <w:t>11.2 Dette technique connue (sans effet sur le fonctionnement)</w:t>
+      </w:r>
+    </w:p>
+    <w:p>
+      <w:pPr>
+        <w:pStyle w:val="ListBullet"/>
+      </w:pPr>
+      <w:r>
+        <w:t>Correctifs sans test automatisé : minuteurs, page de maintenance, garde de route au rechargement, lockForUpdate sous MySQL.</w:t>
+      </w:r>
+    </w:p>
+    <w:p>
+      <w:pPr>
+        <w:pStyle w:val="ListBullet"/>
+      </w:pPr>
+      <w:r>
+        <w:t>Restauration et tri des sauvegardes couverts seulement par Pest (SQLite, simulation).</w:t>
+      </w:r>
+    </w:p>
+    <w:p>
+      <w:pPr>
+        <w:pStyle w:val="ListBullet"/>
+      </w:pPr>
+      <w:r>
+        <w:t>Scripts de recette (83 contrôles) et de rejeu de la démonstration non versionnés.</w:t>
+      </w:r>
+    </w:p>
+    <w:p>
+      <w:pPr>
+        <w:pStyle w:val="ListBullet"/>
+      </w:pPr>
+      <w:r>
+        <w:t>Trois écrans (barème, exports de rapports) affichent un message d'échec générique à côté du motif réel.</w:t>
+      </w:r>
+    </w:p>
+    <w:p>
+      <w:pPr>
+        <w:pStyle w:val="ListBullet"/>
+      </w:pPr>
+      <w:r>
+        <w:t>Vue reste en 3.6.0-beta.9 (figée par le lock) : passer à la 3.6 stable à sa sortie, CI rejouée.</w:t>
+      </w:r>
+    </w:p>
+    <w:p>
+      <w:pPr>
+        <w:pStyle w:val="ListBullet"/>
+      </w:pPr>
+      <w:r>
+        <w:t>Deux documents historiques (docs/deploiement-circuit-validation.md, docs/plan-validation-daf-dg.md) à archiver si le client le souhaite.</w:t>
       </w:r>
     </w:p>
     <w:p>

--- a/docs/ANaTT_Documentation_Technique_Fonctionnelle.docx
+++ b/docs/ANaTT_Documentation_Technique_Fonctionnelle.docx
@@ -3298,7 +3298,7 @@
                 <w:b w:val="0"/>
                 <w:sz w:val="19"/>
               </w:rPr>
-              <w:t>3.6 bêta (Composition API)</w:t>
+              <w:t>3.5.44 stable (Composition API)</w:t>
             </w:r>
           </w:p>
         </w:tc>
@@ -3313,7 +3313,7 @@
                 <w:b w:val="0"/>
                 <w:sz w:val="19"/>
               </w:rPr>
-              <w:t>Framework JavaScript principal — version figée par package-lock.json (3.6.0-beta.9) : installer avec npm ci</w:t>
+              <w:t>Framework JavaScript principal — version épinglée (sortie de la 3.6 bêta le 29/10/2026) : installer avec npm ci</w:t>
             </w:r>
           </w:p>
         </w:tc>
@@ -18230,7 +18230,7 @@
                 <w:color w:val="FFFFFF"/>
                 <w:sz w:val="18"/>
               </w:rPr>
-              <w:t>cd frontend &amp;&amp; npm ci &amp;&amp; npm run build      # npm ci : garde la bêta Vue figée par le lock</w:t>
+              <w:t>cd frontend &amp;&amp; npm ci &amp;&amp; npm run build      # npm ci : versions exactes du lock</w:t>
             </w:r>
           </w:p>
           <w:p>

--- a/docs/ANaTT_Documentation_Technique_Fonctionnelle.docx
+++ b/docs/ANaTT_Documentation_Technique_Fonctionnelle.docx
@@ -403,7 +403,7 @@
                 <w:b w:val="0"/>
                 <w:sz w:val="19"/>
               </w:rPr>
-              <w:t>vue-pdf-embed, lucide-vue-next et @vueuse/core retirés (inutilisés) ; Vue reste en 3.6.0-beta.9.</w:t>
+              <w:t>vue-pdf-embed, lucide-vue-next et @vueuse/core retirés (inutilisés) ; Vue passée le 29/10 de 3.6.0-beta.9 à 3.5.44 stable, épinglée.</w:t>
             </w:r>
           </w:p>
         </w:tc>
@@ -18608,7 +18608,7 @@
                 <w:b w:val="0"/>
                 <w:sz w:val="19"/>
               </w:rPr>
-              <w:t>691 tests au total (76 fichiers)</w:t>
+              <w:t>702 tests (79 fichiers) : 693 sur SQLite + 9 sur MySQL réel</w:t>
             </w:r>
           </w:p>
         </w:tc>
@@ -18625,6 +18625,68 @@
                 <w:b w:val="0"/>
                 <w:sz w:val="19"/>
               </w:rPr>
+              <w:t>Intégrité MySQL</w:t>
+            </w:r>
+          </w:p>
+        </w:tc>
+        <w:tc>
+          <w:tcPr>
+            <w:tcW w:type="dxa" w:w="2381"/>
+          </w:tcPr>
+          <w:p>
+            <w:r/>
+            <w:r>
+              <w:rPr>
+                <w:b w:val="0"/>
+                <w:sz w:val="19"/>
+              </w:rPr>
+              <w:t>Pest — tests/Mysql (groupe mysql)</w:t>
+            </w:r>
+          </w:p>
+        </w:tc>
+        <w:tc>
+          <w:tcPr>
+            <w:tcW w:type="dxa" w:w="3742"/>
+          </w:tcPr>
+          <w:p>
+            <w:r/>
+            <w:r>
+              <w:rPr>
+                <w:b w:val="0"/>
+                <w:sz w:val="19"/>
+              </w:rPr>
+              <w:t>db:backup / db:restore réels (aller-retour, sauvegarde de sécurité, purge de la matrice, dump invalide), tri des sauvegardes, verrou lockForUpdate de l'amendement</w:t>
+            </w:r>
+          </w:p>
+        </w:tc>
+        <w:tc>
+          <w:tcPr>
+            <w:tcW w:type="dxa" w:w="1587"/>
+          </w:tcPr>
+          <w:p>
+            <w:r/>
+            <w:r>
+              <w:rPr>
+                <w:b w:val="0"/>
+                <w:sz w:val="19"/>
+              </w:rPr>
+              <w:t>9 tests (job CI sur MySQL 8)</w:t>
+            </w:r>
+          </w:p>
+        </w:tc>
+      </w:tr>
+      <w:tr>
+        <w:tc>
+          <w:tcPr>
+            <w:tcW w:type="dxa" w:w="1814"/>
+          </w:tcPr>
+          <w:p>
+            <w:r/>
+            <w:r>
+              <w:rPr>
+                <w:b w:val="0"/>
+                <w:sz w:val="19"/>
+              </w:rPr>
               <w:t>Unitaires frontend</w:t>
             </w:r>
           </w:p>
@@ -18655,7 +18717,7 @@
                 <w:b w:val="0"/>
                 <w:sz w:val="19"/>
               </w:rPr>
-              <w:t>Vues, services, stores, navigation ↔ permissions</w:t>
+              <w:t>Vues, services, stores, navigation ↔ permissions, minuteurs, page de maintenance</w:t>
             </w:r>
           </w:p>
         </w:tc>
@@ -18670,7 +18732,69 @@
                 <w:b w:val="0"/>
                 <w:sz w:val="19"/>
               </w:rPr>
-              <w:t>215 tests</w:t>
+              <w:t>241 tests</w:t>
+            </w:r>
+          </w:p>
+        </w:tc>
+      </w:tr>
+      <w:tr>
+        <w:tc>
+          <w:tcPr>
+            <w:tcW w:type="dxa" w:w="1814"/>
+          </w:tcPr>
+          <w:p>
+            <w:r/>
+            <w:r>
+              <w:rPr>
+                <w:b w:val="0"/>
+                <w:sz w:val="19"/>
+              </w:rPr>
+              <w:t>Recette API réelle</w:t>
+            </w:r>
+          </w:p>
+        </w:tc>
+        <w:tc>
+          <w:tcPr>
+            <w:tcW w:type="dxa" w:w="2381"/>
+          </w:tcPr>
+          <w:p>
+            <w:r/>
+            <w:r>
+              <w:rPr>
+                <w:b w:val="0"/>
+                <w:sz w:val="19"/>
+              </w:rPr>
+              <w:t>scripts/recette (Node, sans dépendance)</w:t>
+            </w:r>
+          </w:p>
+        </w:tc>
+        <w:tc>
+          <w:tcPr>
+            <w:tcW w:type="dxa" w:w="3742"/>
+          </w:tcPr>
+          <w:p>
+            <w:r/>
+            <w:r>
+              <w:rPr>
+                <w:b w:val="0"/>
+                <w:sz w:val="19"/>
+              </w:rPr>
+              <w:t>Rejeu du scénario de démonstration (119 contrôles) puis recette transverse : RBAC, erreurs JSON, fichiers MTN/Moov octet par octet, idempotence, lots complémentaires, régularisations (154)</w:t>
+            </w:r>
+          </w:p>
+        </w:tc>
+        <w:tc>
+          <w:tcPr>
+            <w:tcW w:type="dxa" w:w="1587"/>
+          </w:tcPr>
+          <w:p>
+            <w:r/>
+            <w:r>
+              <w:rPr>
+                <w:b w:val="0"/>
+                <w:sz w:val="19"/>
+              </w:rPr>
+              <w:t>273 contrôles (job CI)</w:t>
             </w:r>
           </w:p>
         </w:tc>
@@ -18822,7 +18946,7 @@
         <w:pStyle w:val="ListBullet"/>
       </w:pPr>
       <w:r>
-        <w:t>Recette sur l'API réelle (23/10/2026, base SQLite neuve, QUEUE_CONNECTION=sync) : 83/83 contrôles conformes ; scénario de démonstration (docs/SCENARIO-DEMO.md) rejoué, conforme, puis de nouveau le 27/10 en version 1.4 (mêmes fichiers et montants, notifications de chaque signataire). Le 25/10, réponses réelles de l'API confrontées aux schémas d'openapi.yaml (openapi-core) : conformes après le n° 32 ; vérification automatisée en CI depuis le 28/10 (OpenApiReponsesTest). Le 28/10, variantes messagerie et maintenance du scénario rejouées sur l'API réelle (MariaDB, base neuve) : elles ont révélé l'affichage du message générique des 422 à l'écran Messagerie, corrigé. Le 29/10, scénario complet rejoué de nouveau (MariaDB, base neuve, QUEUE_CONNECTION=sync) : état des avances 805 000, aperçus MTN 406 000 et Moov 399 000 ; refus vérifiés avec leur motif en français (agent en double, séparation des tâches, numéro manquant).</w:t>
+        <w:t>Recette sur l'API réelle (23/10/2026, base SQLite neuve, QUEUE_CONNECTION=sync) : 83/83 contrôles conformes ; scénario de démonstration (docs/SCENARIO-DEMO.md) rejoué, conforme, puis de nouveau le 27/10 en version 1.4 (mêmes fichiers et montants, notifications de chaque signataire). Le 25/10, réponses réelles de l'API confrontées aux schémas d'openapi.yaml (openapi-core) : conformes après le n° 32 ; vérification automatisée en CI depuis le 28/10 (OpenApiReponsesTest). Le 28/10, variantes messagerie et maintenance du scénario rejouées sur l'API réelle (MariaDB, base neuve) : elles ont révélé l'affichage du message générique des 422 à l'écran Messagerie, corrigé. Le 29/10, scénario complet rejoué de nouveau (MariaDB, base neuve, QUEUE_CONNECTION=sync) : état des avances 805 000, aperçus MTN 406 000 et Moov 399 000 ; refus vérifiés avec leur motif en français (agent en double, séparation des tâches, numéro manquant). Depuis le 29/10, ce rejeu et la recette transverse sont versionnés (scripts/recette/) et exécutés à chaque PR (job « Recette · API réelle », API servie par php artisan serve sur une base neuve).</w:t>
       </w:r>
     </w:p>
     <w:p>
@@ -18830,7 +18954,7 @@
         <w:pStyle w:val="ListBullet"/>
       </w:pPr>
       <w:r>
-        <w:t>Défauts relevés par la revue d'octobre 2026 : 32, puis 17 de plus du 27 au 29/10 (n° 33 à 49, en confrontant la documentation au code et à l'interface), tous corrigés avec un test vu en échec sans le correctif (index : CHANGELOG.md ; détail : docs/revue-projet-2026-10.md §3 et §8). Les quatre décisions du §7.1 sont appliquées depuis la 1.4.</w:t>
+        <w:t>Défauts relevés par la revue d'octobre 2026 : 32, puis 23 de plus du 27 au 29/10 (n° 33 à 55, en confrontant la documentation au code et à l'interface, puis en soldant la dette technique), tous corrigés avec un test vu en échec sans le correctif (index : CHANGELOG.md ; détail : docs/revue-projet-2026-10.md §3 et §8). Les quatre décisions du §7.1 sont appliquées depuis la 1.4.</w:t>
       </w:r>
     </w:p>
     <w:p>
@@ -18846,7 +18970,7 @@
         <w:pStyle w:val="ListBullet"/>
       </w:pPr>
       <w:r>
-        <w:t>CI GitHub Actions (.github/workflows) : Lint, Pest, Vitest + type-check, Playwright, build dist.</w:t>
+        <w:t>CI GitHub Actions (.github/workflows) : Lint, Pest (SQLite), Pest MySQL, Vitest + type-check, Playwright, Recette · API réelle, build dist.</w:t>
       </w:r>
     </w:p>
     <w:p>
@@ -18868,7 +18992,7 @@
           <w:b w:val="0"/>
           <w:i w:val="0"/>
         </w:rPr>
-        <w:t>Le développement est terminé : 49 défauts relevés par la revue d'octobre 2026 et la relecture des documents (n° 1 à 49), tous corrigés avec un test ; quatre décisions (D1 à D4) appliquées ; aucune décision en attente. Tous les documents sont confrontés au code (détail et cartographie : docs/revue-projet-2026-10.md §8).</w:t>
+        <w:t>Le développement est terminé : 55 défauts relevés par la revue d'octobre 2026, la relecture des documents et la résorption de la dette (n° 1 à 55), tous corrigés avec un test ; quatre décisions (D1 à D4) appliquées ; dette technique soldée ; aucune décision en attente. Tous les documents sont confrontés au code (détail et cartographie : docs/revue-projet-2026-10.md §8).</w:t>
       </w:r>
     </w:p>
     <w:tbl>
@@ -18946,7 +19070,7 @@
                 <w:b w:val="0"/>
                 <w:sz w:val="19"/>
               </w:rPr>
-              <w:t>691 tests, 76 fichiers — API complète sur SQLite, contrat OpenAPI vérifié</w:t>
+              <w:t>702 tests, 79 fichiers — API complète sur SQLite (693), contrat OpenAPI vérifié ; sauvegarde, restauration et verrous sur MySQL réel (9)</w:t>
             </w:r>
           </w:p>
         </w:tc>
@@ -18978,7 +19102,7 @@
                 <w:b w:val="0"/>
                 <w:sz w:val="19"/>
               </w:rPr>
-              <w:t>215 tests, 42 fichiers — vues, services, stores, navigation ↔ permissions</w:t>
+              <w:t>241 tests, 48 fichiers — vues, services, stores, navigation ↔ permissions</w:t>
             </w:r>
           </w:p>
         </w:tc>
@@ -18995,7 +19119,7 @@
                 <w:b w:val="0"/>
                 <w:sz w:val="19"/>
               </w:rPr>
-              <w:t>Tests de bout en bout (Playwright)</w:t>
+              <w:t>Recette sur l'API réelle</w:t>
             </w:r>
           </w:p>
         </w:tc>
@@ -19010,7 +19134,7 @@
                 <w:b w:val="0"/>
                 <w:sz w:val="19"/>
               </w:rPr>
-              <w:t>3 parcours critiques</w:t>
+              <w:t>273 contrôles en CI (rejeu du scénario 119 + recette transverse 154)</w:t>
             </w:r>
           </w:p>
         </w:tc>
@@ -19027,6 +19151,38 @@
                 <w:b w:val="0"/>
                 <w:sz w:val="19"/>
               </w:rPr>
+              <w:t>Tests de bout en bout (Playwright)</w:t>
+            </w:r>
+          </w:p>
+        </w:tc>
+        <w:tc>
+          <w:tcPr>
+            <w:tcW w:type="dxa" w:w="6576"/>
+          </w:tcPr>
+          <w:p>
+            <w:r/>
+            <w:r>
+              <w:rPr>
+                <w:b w:val="0"/>
+                <w:sz w:val="19"/>
+              </w:rPr>
+              <w:t>3 parcours critiques</w:t>
+            </w:r>
+          </w:p>
+        </w:tc>
+      </w:tr>
+      <w:tr>
+        <w:tc>
+          <w:tcPr>
+            <w:tcW w:type="dxa" w:w="2948"/>
+          </w:tcPr>
+          <w:p>
+            <w:r/>
+            <w:r>
+              <w:rPr>
+                <w:b w:val="0"/>
+                <w:sz w:val="19"/>
+              </w:rPr>
               <w:t>Scénario de démonstration</w:t>
             </w:r>
           </w:p>
@@ -19042,7 +19198,7 @@
                 <w:b w:val="0"/>
                 <w:sz w:val="19"/>
               </w:rPr>
-              <w:t>Rejoué sur l'API réelle le 29/10, montants et fichiers inchangés</w:t>
+              <w:t>Rejoué automatiquement à chaque PR (scripts/recette/rejeu-scenario.cjs), montants et fichiers inchangés</w:t>
             </w:r>
           </w:p>
         </w:tc>
@@ -19158,7 +19314,7 @@
         <w:pStyle w:val="ListBullet"/>
       </w:pPr>
       <w:r>
-        <w:t>Éprouver la restauration d'une sauvegarde sur une base MySQL de recette.</w:t>
+        <w:t>Éprouver une fois la restauration sur la base MySQL de l'hébergement (mécanisme vérifié en CI sur MySQL 8).</w:t>
       </w:r>
     </w:p>
     <w:p>
@@ -19182,55 +19338,225 @@
         <w:pStyle w:val="Heading2"/>
       </w:pPr>
       <w:r>
-        <w:t>11.2 Dette technique connue (sans effet sur le fonctionnement)</w:t>
+        <w:t>11.2 Dette technique : soldée le 29/10/2026</w:t>
       </w:r>
     </w:p>
+    <w:tbl>
+      <w:tblPr>
+        <w:tblStyle w:val="TableGrid"/>
+        <w:tblW w:type="auto" w:w="0"/>
+        <w:jc w:val="center"/>
+        <w:tblLayout w:type="fixed"/>
+        <w:tblLook w:firstColumn="1" w:firstRow="1" w:lastColumn="0" w:lastRow="0" w:noHBand="0" w:noVBand="1" w:val="04A0"/>
+      </w:tblPr>
+      <w:tblGrid>
+        <w:gridCol w:w="3628"/>
+        <w:gridCol w:w="5896"/>
+      </w:tblGrid>
+      <w:tr>
+        <w:tc>
+          <w:tcPr>
+            <w:tcW w:type="dxa" w:w="3628"/>
+            <w:shd w:val="clear" w:fill="1D9E4F"/>
+          </w:tcPr>
+          <w:p>
+            <w:r/>
+            <w:r>
+              <w:rPr>
+                <w:b/>
+                <w:color w:val="FFFFFF"/>
+                <w:sz w:val="20"/>
+              </w:rPr>
+              <w:t>Point relevé</w:t>
+            </w:r>
+          </w:p>
+        </w:tc>
+        <w:tc>
+          <w:tcPr>
+            <w:tcW w:type="dxa" w:w="5896"/>
+            <w:shd w:val="clear" w:fill="1D9E4F"/>
+          </w:tcPr>
+          <w:p>
+            <w:r/>
+            <w:r>
+              <w:rPr>
+                <w:b/>
+                <w:color w:val="FFFFFF"/>
+                <w:sz w:val="20"/>
+              </w:rPr>
+              <w:t>Résolution</w:t>
+            </w:r>
+          </w:p>
+        </w:tc>
+      </w:tr>
+      <w:tr>
+        <w:tc>
+          <w:tcPr>
+            <w:tcW w:type="dxa" w:w="3628"/>
+          </w:tcPr>
+          <w:p>
+            <w:r/>
+            <w:r>
+              <w:rPr>
+                <w:b w:val="0"/>
+                <w:sz w:val="19"/>
+              </w:rPr>
+              <w:t>Correctifs sans test automatisé (minuteurs, maintenance, garde de route, design system)</w:t>
+            </w:r>
+          </w:p>
+        </w:tc>
+        <w:tc>
+          <w:tcPr>
+            <w:tcW w:type="dxa" w:w="5896"/>
+          </w:tcPr>
+          <w:p>
+            <w:r/>
+            <w:r>
+              <w:rPr>
+                <w:b w:val="0"/>
+                <w:sz w:val="19"/>
+              </w:rPr>
+              <w:t>20 tests Vitest vus en échec sans leur correctif ; défaut n° 52 (crochets d'AppNavProgress) corrigé</w:t>
+            </w:r>
+          </w:p>
+        </w:tc>
+      </w:tr>
+      <w:tr>
+        <w:tc>
+          <w:tcPr>
+            <w:tcW w:type="dxa" w:w="3628"/>
+          </w:tcPr>
+          <w:p>
+            <w:r/>
+            <w:r>
+              <w:rPr>
+                <w:b w:val="0"/>
+                <w:sz w:val="19"/>
+              </w:rPr>
+              <w:t>Restauration, tri et lockForUpdate testés seulement sous SQLite</w:t>
+            </w:r>
+          </w:p>
+        </w:tc>
+        <w:tc>
+          <w:tcPr>
+            <w:tcW w:type="dxa" w:w="5896"/>
+          </w:tcPr>
+          <w:p>
+            <w:r/>
+            <w:r>
+              <w:rPr>
+                <w:b w:val="0"/>
+                <w:sz w:val="19"/>
+              </w:rPr>
+              <w:t>Groupe Pest mysql et job « Backend · Pest MySQL » (MySQL 8) ; défaut n° 53 (sauvegardes de la même seconde) corrigé</w:t>
+            </w:r>
+          </w:p>
+        </w:tc>
+      </w:tr>
+      <w:tr>
+        <w:tc>
+          <w:tcPr>
+            <w:tcW w:type="dxa" w:w="3628"/>
+          </w:tcPr>
+          <w:p>
+            <w:r/>
+            <w:r>
+              <w:rPr>
+                <w:b w:val="0"/>
+                <w:sz w:val="19"/>
+              </w:rPr>
+              <w:t>Scripts de recette non versionnés</w:t>
+            </w:r>
+          </w:p>
+        </w:tc>
+        <w:tc>
+          <w:tcPr>
+            <w:tcW w:type="dxa" w:w="5896"/>
+          </w:tcPr>
+          <w:p>
+            <w:r/>
+            <w:r>
+              <w:rPr>
+                <w:b w:val="0"/>
+                <w:sz w:val="19"/>
+              </w:rPr>
+              <w:t>scripts/recette/ et job « Recette · API réelle » ; défauts n° 54 et 55 corrigés</w:t>
+            </w:r>
+          </w:p>
+        </w:tc>
+      </w:tr>
+      <w:tr>
+        <w:tc>
+          <w:tcPr>
+            <w:tcW w:type="dxa" w:w="3628"/>
+          </w:tcPr>
+          <w:p>
+            <w:r/>
+            <w:r>
+              <w:rPr>
+                <w:b w:val="0"/>
+                <w:sz w:val="19"/>
+              </w:rPr>
+              <w:t>Trois écrans au message d'échec générique</w:t>
+            </w:r>
+          </w:p>
+        </w:tc>
+        <w:tc>
+          <w:tcPr>
+            <w:tcW w:type="dxa" w:w="5896"/>
+          </w:tcPr>
+          <w:p>
+            <w:r/>
+            <w:r>
+              <w:rPr>
+                <w:b w:val="0"/>
+                <w:sz w:val="19"/>
+              </w:rPr>
+              <w:t>Motif du serveur, message de l'écran en repli (n° 50)</w:t>
+            </w:r>
+          </w:p>
+        </w:tc>
+      </w:tr>
+      <w:tr>
+        <w:tc>
+          <w:tcPr>
+            <w:tcW w:type="dxa" w:w="3628"/>
+          </w:tcPr>
+          <w:p>
+            <w:r/>
+            <w:r>
+              <w:rPr>
+                <w:b w:val="0"/>
+                <w:sz w:val="19"/>
+              </w:rPr>
+              <w:t>Vue 3.6.0-beta.9</w:t>
+            </w:r>
+          </w:p>
+        </w:tc>
+        <w:tc>
+          <w:tcPr>
+            <w:tcW w:type="dxa" w:w="5896"/>
+          </w:tcPr>
+          <w:p>
+            <w:r/>
+            <w:r>
+              <w:rPr>
+                <w:b w:val="0"/>
+                <w:sz w:val="19"/>
+              </w:rPr>
+              <w:t>Vue 3.5.44 stable, épinglée (la 3.6 stable n'est pas parue)</w:t>
+            </w:r>
+          </w:p>
+        </w:tc>
+      </w:tr>
+    </w:tbl>
+    <w:p/>
     <w:p>
       <w:pPr>
         <w:pStyle w:val="ListBullet"/>
       </w:pPr>
       <w:r>
-        <w:t>Correctifs sans test automatisé : minuteurs, page de maintenance, garde de route au rechargement, lockForUpdate sous MySQL.</w:t>
-      </w:r>
-    </w:p>
-    <w:p>
-      <w:pPr>
-        <w:pStyle w:val="ListBullet"/>
-      </w:pPr>
-      <w:r>
-        <w:t>Restauration et tri des sauvegardes couverts seulement par Pest (SQLite, simulation).</w:t>
-      </w:r>
-    </w:p>
-    <w:p>
-      <w:pPr>
-        <w:pStyle w:val="ListBullet"/>
-      </w:pPr>
-      <w:r>
-        <w:t>Scripts de recette (83 contrôles) et de rejeu de la démonstration non versionnés.</w:t>
-      </w:r>
-    </w:p>
-    <w:p>
-      <w:pPr>
-        <w:pStyle w:val="ListBullet"/>
-      </w:pPr>
-      <w:r>
-        <w:t>Trois écrans (barème, exports de rapports) affichent un message d'échec générique à côté du motif réel.</w:t>
-      </w:r>
-    </w:p>
-    <w:p>
-      <w:pPr>
-        <w:pStyle w:val="ListBullet"/>
-      </w:pPr>
-      <w:r>
-        <w:t>Vue reste en 3.6.0-beta.9 (figée par le lock) : passer à la 3.6 stable à sa sortie, CI rejouée.</w:t>
-      </w:r>
-    </w:p>
-    <w:p>
-      <w:pPr>
-        <w:pStyle w:val="ListBullet"/>
-      </w:pPr>
-      <w:r>
-        <w:t>Deux documents historiques (docs/deploiement-circuit-validation.md, docs/plan-validation-daf-dg.md) à archiver si le client le souhaite.</w:t>
+        <w:t>Reste au choix du client : archiver les deux documents historiques (docs/deploiement-circuit-validation.md, docs/plan-validation-daf-dg.md). Passer à Vue 3.6 stable à sa sortie relève d'une évolution ordinaire.</w:t>
       </w:r>
     </w:p>
     <w:p>

--- a/docs/ANaTT_Documentation_Technique_Fonctionnelle.docx
+++ b/docs/ANaTT_Documentation_Technique_Fonctionnelle.docx
@@ -1061,7 +1061,7 @@
                 <w:b w:val="0"/>
                 <w:sz w:val="19"/>
               </w:rPr>
-              <w:t>resources/lang/fr/validation.php : en production (APP_LOCALE=fr, APP_FALLBACK_LOCALE=fr), une règle générique renvoyait sa clé brute (« validation.unique »). Messages et noms de champs en français, déployés avec resources/. ValidationFrancaisTest (19 tests). Pest 690, Vitest 210 (691 / 215 le 29/10).</w:t>
+              <w:t>resources/lang/fr/validation.php : en production (APP_LOCALE=fr, APP_FALLBACK_LOCALE=fr), une règle générique renvoyait sa clé brute (« validation.unique »). Messages et noms de champs en français, déployés avec resources/. ValidationFrancaisTest (19 tests, 21 le 29/10). Pest 690, Vitest 210 (702 / 241 le 29/10, après la dette).</w:t>
             </w:r>
           </w:p>
         </w:tc>
@@ -1171,6 +1171,100 @@
                 <w:sz w:val="19"/>
               </w:rPr>
               <w:t>§10, §11</w:t>
+            </w:r>
+          </w:p>
+        </w:tc>
+      </w:tr>
+      <w:tr>
+        <w:tc>
+          <w:tcPr>
+            <w:tcW w:type="dxa" w:w="2041"/>
+          </w:tcPr>
+          <w:p>
+            <w:r/>
+            <w:r>
+              <w:rPr>
+                <w:b w:val="0"/>
+                <w:sz w:val="19"/>
+              </w:rPr>
+              <w:t>Dette soldée (29/10)</w:t>
+            </w:r>
+          </w:p>
+        </w:tc>
+        <w:tc>
+          <w:tcPr>
+            <w:tcW w:type="dxa" w:w="6009"/>
+          </w:tcPr>
+          <w:p>
+            <w:r/>
+            <w:r>
+              <w:rPr>
+                <w:b w:val="0"/>
+                <w:sz w:val="19"/>
+              </w:rPr>
+              <w:t>Vue 3.5.44 stable épinglée (sortie de la 3.6 bêta). Tests des correctifs restés sans test (minuteurs, maintenance, garde de route : 20 Vitest) ; groupe Pest mysql (9 tests) et job CI sur MySQL 8 ; recette sur l'API réelle versionnée (scripts/recette/, 273 contrôles) et exécutée en CI. Défauts relevés en chemin et corrigés : barème et exports au message générique (n° 50), start-dev.ps1 non ASCII (n° 51), crochets d'AppNavProgress (n° 52), sauvegardes de la même seconde qui s'écrasaient (n° 53), motif d'un agent sans indice (n° 54), motif mal accordé des dates (n° 55).</w:t>
+            </w:r>
+          </w:p>
+        </w:tc>
+        <w:tc>
+          <w:tcPr>
+            <w:tcW w:type="dxa" w:w="1474"/>
+          </w:tcPr>
+          <w:p>
+            <w:r/>
+            <w:r>
+              <w:rPr>
+                <w:b w:val="0"/>
+                <w:sz w:val="19"/>
+              </w:rPr>
+              <w:t>§4.1, §4.7, §10, §11</w:t>
+            </w:r>
+          </w:p>
+        </w:tc>
+      </w:tr>
+      <w:tr>
+        <w:tc>
+          <w:tcPr>
+            <w:tcW w:type="dxa" w:w="2041"/>
+          </w:tcPr>
+          <w:p>
+            <w:r/>
+            <w:r>
+              <w:rPr>
+                <w:b w:val="0"/>
+                <w:sz w:val="19"/>
+              </w:rPr>
+              <w:t>Documents après la dette (29/10)</w:t>
+            </w:r>
+          </w:p>
+        </w:tc>
+        <w:tc>
+          <w:tcPr>
+            <w:tcW w:type="dxa" w:w="6009"/>
+          </w:tcPr>
+          <w:p>
+            <w:r/>
+            <w:r>
+              <w:rPr>
+                <w:b w:val="0"/>
+                <w:sz w:val="19"/>
+              </w:rPr>
+              <w:t>Guide utilisateur, scénario de démonstration (rejoué sur MariaDB : 119 contrôles) et README à jour ; galerie recapturée avec le SPA en Vue 3.5.44 (rendu identique), le script de capture attendant désormais les polices Sora et DM Sans.</w:t>
+            </w:r>
+          </w:p>
+        </w:tc>
+        <w:tc>
+          <w:tcPr>
+            <w:tcW w:type="dxa" w:w="1474"/>
+          </w:tcPr>
+          <w:p>
+            <w:r/>
+            <w:r>
+              <w:rPr>
+                <w:b w:val="0"/>
+                <w:sz w:val="19"/>
+              </w:rPr>
+              <w:t>§2.3, §10</w:t>
             </w:r>
           </w:p>
         </w:tc>
@@ -4407,6 +4501,26 @@
                 <w:sz w:val="18"/>
               </w:rPr>
               <w:t xml:space="preserve">    docs/openapi.yaml      Référence API (verrouillée par tests/Feature/OpenApiTest.php)</w:t>
+            </w:r>
+          </w:p>
+          <w:p>
+            <w:r>
+              <w:rPr>
+                <w:rFonts w:ascii="Consolas" w:hAnsi="Consolas"/>
+                <w:color w:val="FFFFFF"/>
+                <w:sz w:val="18"/>
+              </w:rPr>
+              <w:t xml:space="preserve">    tests/{Feature,Unit,Mysql}  Pest (Mysql : groupe mysql sur un vrai MySQL, ignoré ailleurs)</w:t>
+            </w:r>
+          </w:p>
+          <w:p>
+            <w:r>
+              <w:rPr>
+                <w:rFonts w:ascii="Consolas" w:hAnsi="Consolas"/>
+                <w:color w:val="FFFFFF"/>
+                <w:sz w:val="18"/>
+              </w:rPr>
+              <w:t xml:space="preserve">  scripts/recette/         Rejeu du scénario de démo + recette transverse sur l'API réelle (CI)</w:t>
             </w:r>
           </w:p>
           <w:p>
@@ -7204,7 +7318,7 @@
                 <w:b w:val="0"/>
                 <w:sz w:val="19"/>
               </w:rPr>
-              <w:t>Contexte de mission enregistré</w:t>
+              <w:t>Contexte de mission enregistré ; dates inversées refusées (422 « La date de retour doit être postérieure ou égale à la date de départ. »)</w:t>
             </w:r>
           </w:p>
         </w:tc>
@@ -9735,7 +9849,7 @@
                 <w:b w:val="0"/>
                 <w:sz w:val="19"/>
               </w:rPr>
-              <w:t>backups/backup_AAAA-MM-JJ_HHMMSS.sql.gz</w:t>
+              <w:t>backups/backup_AAAA-MM-JJ_HHMMSS.sql.gz (suffixe -2, -3… si le nom est pris : deux sauvegardes de la même seconde ne s'écrasent pas)</w:t>
             </w:r>
           </w:p>
         </w:tc>
@@ -10058,6 +10172,14 @@
       </w:pPr>
       <w:r>
         <w:t>Hors périmètre du dump : storage/app/settings.json (part d'avance, exercice, SMTP…), paraphes des signataires et fichiers produits (PDF, fichiers de paiement) sur le disque local. Une restauration ne les modifie pas ; leur sauvegarde relève de la copie de storage/.</w:t>
+      </w:r>
+    </w:p>
+    <w:p>
+      <w:pPr>
+        <w:pStyle w:val="ListBullet"/>
+      </w:pPr>
+      <w:r>
+        <w:t>Vérifié en CI sur MySQL 8 (tests/Mysql, job « Backend · Pest MySQL ») : aller-retour db:backup / db:restore réel, sauvegarde de sécurité elle-même restaurable, purge de la matrice, dump invalide (erreur du client affichée, cache intact), tri des sauvegardes. Reste à l'éprouver une fois avec les binaires et les droits de l'hébergeur.</w:t>
       </w:r>
     </w:p>
     <w:p>
@@ -18394,7 +18516,7 @@
         <w:pStyle w:val="ListBullet"/>
       </w:pPr>
       <w:r>
-        <w:t>Correctifs des 27-29/10 (n° 33 à 49) : code seul, aucune migration de plus. Relire storage/app/settings.json avant l'envoi du code : les réglages de Paramètres et de Messagerie qu'il contient s'appliquent dès lors. Le nouveau fichier resources/lang/fr/validation.php part avec resources/, déjà envoyé à chaque mise à jour.</w:t>
+        <w:t>Correctifs des 27-29/10 (n° 33 à 55) : code seul, aucune migration de plus. Le SPA se reconstruit en Vue 3.5.44 (npm ci ; dist/ à redéployer comme d'habitude). Relire storage/app/settings.json avant l'envoi du code : les réglages de Paramètres et de Messagerie qu'il contient s'appliquent dès lors. Le nouveau fichier resources/lang/fr/validation.php part avec resources/, déjà envoyé à chaque mise à jour.</w:t>
       </w:r>
     </w:p>
     <w:p>
@@ -19230,7 +19352,7 @@
                 <w:b w:val="0"/>
                 <w:sz w:val="19"/>
               </w:rPr>
-              <w:t>46 écrans recapturés le 29/10 ; 53 pages</w:t>
+              <w:t>46 écrans recapturés le 29/10 avec le SPA en Vue 3.5.44 ; 53 pages</w:t>
             </w:r>
           </w:p>
         </w:tc>

--- a/docs/ANaTT_Documentation_Technique_Fonctionnelle.docx
+++ b/docs/ANaTT_Documentation_Technique_Fonctionnelle.docx
@@ -1061,7 +1061,7 @@
                 <w:b w:val="0"/>
                 <w:sz w:val="19"/>
               </w:rPr>
-              <w:t>resources/lang/fr/validation.php : en production (APP_LOCALE=fr, APP_FALLBACK_LOCALE=fr), une règle générique renvoyait sa clé brute (« validation.unique »). Messages et noms de champs en français, déployés avec resources/. ValidationFrancaisTest (19 tests, 21 le 29/10). Pest 690, Vitest 210 (702 / 241 le 29/10, après la dette).</w:t>
+              <w:t>resources/lang/fr/validation.php : en production (APP_LOCALE=fr, APP_FALLBACK_LOCALE=fr), une règle générique renvoyait sa clé brute (« validation.unique »). Messages et noms de champs en français, déployés avec resources/. ValidationFrancaisTest (19 tests, 21 le 29/10). Pest 690, Vitest 210 (703 / 245 le 29/10, après la dette).</w:t>
             </w:r>
           </w:p>
         </w:tc>
@@ -1202,7 +1202,7 @@
                 <w:b w:val="0"/>
                 <w:sz w:val="19"/>
               </w:rPr>
-              <w:t>Vue 3.5.44 stable épinglée (sortie de la 3.6 bêta). Tests des correctifs restés sans test (minuteurs, maintenance, garde de route : 20 Vitest) ; groupe Pest mysql (9 tests) et job CI sur MySQL 8 ; recette sur l'API réelle versionnée (scripts/recette/, 273 contrôles) et exécutée en CI. Défauts relevés en chemin et corrigés : barème et exports au message générique (n° 50), start-dev.ps1 non ASCII (n° 51), crochets d'AppNavProgress (n° 52), sauvegardes de la même seconde qui s'écrasaient (n° 53), motif d'un agent sans indice (n° 54), motif mal accordé des dates (n° 55).</w:t>
+              <w:t>Vue 3.5.44 stable épinglée (sortie de la 3.6 bêta). Tests des correctifs restés sans test (minuteurs, maintenance, garde de route : 20 Vitest) ; groupe Pest mysql (9 tests) et job CI sur MySQL 8 ; recette sur l'API réelle versionnée (scripts/recette/, 273 contrôles) et exécutée en CI. Défauts relevés en chemin et corrigés : barème et exports au message générique (n° 50), start-dev.ps1 non ASCII (n° 51), crochets d'AppNavProgress (n° 52), sauvegardes de la même seconde qui s'écrasaient (n° 53), motif d'un agent sans indice (n° 54), motif mal accordé des dates (n° 55) ; puis, en confrontant les guides au code : dates inversées admises par l'assistant et refus affiché deux fois (n° 56), enregistrement partiel du barème (n° 57), catégorie réclamée en plus à l'import d'agents (n° 58).</w:t>
             </w:r>
           </w:p>
         </w:tc>
@@ -7318,7 +7318,7 @@
                 <w:b w:val="0"/>
                 <w:sz w:val="19"/>
               </w:rPr>
-              <w:t>Contexte de mission enregistré ; dates inversées refusées (422 « La date de retour doit être postérieure ou égale à la date de départ. »)</w:t>
+              <w:t>Contexte de mission enregistré ; dates inversées arrêtées dès cette étape (n° 56) et refusées par l'API (422 « La date de retour doit être postérieure ou égale à la date de départ. »)</w:t>
             </w:r>
           </w:p>
         </w:tc>
@@ -18516,7 +18516,7 @@
         <w:pStyle w:val="ListBullet"/>
       </w:pPr>
       <w:r>
-        <w:t>Correctifs des 27-29/10 (n° 33 à 55) : code seul, aucune migration de plus. Le SPA se reconstruit en Vue 3.5.44 (npm ci ; dist/ à redéployer comme d'habitude). Relire storage/app/settings.json avant l'envoi du code : les réglages de Paramètres et de Messagerie qu'il contient s'appliquent dès lors. Le nouveau fichier resources/lang/fr/validation.php part avec resources/, déjà envoyé à chaque mise à jour.</w:t>
+        <w:t>Correctifs des 27-29/10 (n° 33 à 58) : code seul, aucune migration de plus. Le SPA se reconstruit en Vue 3.5.44 (npm ci ; dist/ à redéployer comme d'habitude). Relire storage/app/settings.json avant l'envoi du code : les réglages de Paramètres et de Messagerie qu'il contient s'appliquent dès lors. Le nouveau fichier resources/lang/fr/validation.php part avec resources/, déjà envoyé à chaque mise à jour.</w:t>
       </w:r>
     </w:p>
     <w:p>
@@ -18730,7 +18730,7 @@
                 <w:b w:val="0"/>
                 <w:sz w:val="19"/>
               </w:rPr>
-              <w:t>702 tests (79 fichiers) : 693 sur SQLite + 9 sur MySQL réel</w:t>
+              <w:t>565 tests (71 fichiers) ; total Pest 703 tests (79 fichiers) : 694 sur SQLite + 9 sur MySQL réel</w:t>
             </w:r>
           </w:p>
         </w:tc>
@@ -18854,7 +18854,7 @@
                 <w:b w:val="0"/>
                 <w:sz w:val="19"/>
               </w:rPr>
-              <w:t>241 tests</w:t>
+              <w:t>245 tests</w:t>
             </w:r>
           </w:p>
         </w:tc>
@@ -19068,7 +19068,7 @@
         <w:pStyle w:val="ListBullet"/>
       </w:pPr>
       <w:r>
-        <w:t>Recette sur l'API réelle (23/10/2026, base SQLite neuve, QUEUE_CONNECTION=sync) : 83/83 contrôles conformes ; scénario de démonstration (docs/SCENARIO-DEMO.md) rejoué, conforme, puis de nouveau le 27/10 en version 1.4 (mêmes fichiers et montants, notifications de chaque signataire). Le 25/10, réponses réelles de l'API confrontées aux schémas d'openapi.yaml (openapi-core) : conformes après le n° 32 ; vérification automatisée en CI depuis le 28/10 (OpenApiReponsesTest). Le 28/10, variantes messagerie et maintenance du scénario rejouées sur l'API réelle (MariaDB, base neuve) : elles ont révélé l'affichage du message générique des 422 à l'écran Messagerie, corrigé. Le 29/10, scénario complet rejoué de nouveau (MariaDB, base neuve, QUEUE_CONNECTION=sync) : état des avances 805 000, aperçus MTN 406 000 et Moov 399 000 ; refus vérifiés avec leur motif en français (agent en double, séparation des tâches, numéro manquant). Depuis le 29/10, ce rejeu et la recette transverse sont versionnés (scripts/recette/) et exécutés à chaque PR (job « Recette · API réelle », API servie par php artisan serve sur une base neuve).</w:t>
+        <w:t>Recette sur l'API réelle (23/10/2026, recette alors hors dépôt, base SQLite neuve, QUEUE_CONNECTION=sync) : 83/83 contrôles conformes ; scénario de démonstration (docs/SCENARIO-DEMO.md) rejoué, conforme, puis de nouveau le 27/10 en version 1.4 (mêmes fichiers et montants, notifications de chaque signataire). Le 25/10, réponses réelles de l'API confrontées aux schémas d'openapi.yaml (openapi-core) : conformes après le n° 32 ; vérification automatisée en CI depuis le 28/10 (OpenApiReponsesTest). Le 28/10, variantes messagerie et maintenance du scénario rejouées sur l'API réelle (MariaDB, base neuve) : elles ont révélé l'affichage du message générique des 422 à l'écran Messagerie, corrigé. Le 29/10, scénario complet rejoué de nouveau (MariaDB, base neuve, QUEUE_CONNECTION=sync) : état des avances 805 000, aperçus MTN 406 000 et Moov 399 000 ; refus vérifiés avec leur motif en français (agent en double, séparation des tâches, numéro manquant). Depuis le 29/10, ce rejeu et la recette transverse sont versionnés (scripts/recette/) et exécutés à chaque PR (job « Recette · API réelle », API servie par php artisan serve sur une base neuve).</w:t>
       </w:r>
     </w:p>
     <w:p>
@@ -19076,7 +19076,7 @@
         <w:pStyle w:val="ListBullet"/>
       </w:pPr>
       <w:r>
-        <w:t>Défauts relevés par la revue d'octobre 2026 : 32, puis 23 de plus du 27 au 29/10 (n° 33 à 55, en confrontant la documentation au code et à l'interface, puis en soldant la dette technique), tous corrigés avec un test vu en échec sans le correctif (index : CHANGELOG.md ; détail : docs/revue-projet-2026-10.md §3 et §8). Les quatre décisions du §7.1 sont appliquées depuis la 1.4.</w:t>
+        <w:t>Défauts relevés par la revue d'octobre 2026 : 32, puis 26 de plus du 27 au 29/10 (n° 33 à 58, en confrontant la documentation au code et à l'interface, puis en soldant la dette technique), tous corrigés avec un test vu en échec sans le correctif (index : CHANGELOG.md ; détail : docs/revue-projet-2026-10.md §3 et §8). Les quatre décisions du §7.1 sont appliquées depuis la 1.4.</w:t>
       </w:r>
     </w:p>
     <w:p>
@@ -19114,7 +19114,7 @@
           <w:b w:val="0"/>
           <w:i w:val="0"/>
         </w:rPr>
-        <w:t>Le développement est terminé : 55 défauts relevés par la revue d'octobre 2026, la relecture des documents et la résorption de la dette (n° 1 à 55), tous corrigés avec un test ; quatre décisions (D1 à D4) appliquées ; dette technique soldée ; aucune décision en attente. Tous les documents sont confrontés au code (détail et cartographie : docs/revue-projet-2026-10.md §8).</w:t>
+        <w:t>Le développement est terminé : 58 défauts relevés par la revue d'octobre 2026, la relecture des documents et la résorption de la dette (n° 1 à 58), tous corrigés avec un test ; quatre décisions (D1 à D4) appliquées ; dette technique soldée ; aucune décision en attente. Tous les documents sont confrontés au code (détail et cartographie : docs/revue-projet-2026-10.md §8).</w:t>
       </w:r>
     </w:p>
     <w:tbl>
@@ -19192,7 +19192,7 @@
                 <w:b w:val="0"/>
                 <w:sz w:val="19"/>
               </w:rPr>
-              <w:t>702 tests, 79 fichiers — API complète sur SQLite (693), contrat OpenAPI vérifié ; sauvegarde, restauration et verrous sur MySQL réel (9)</w:t>
+              <w:t>703 tests, 79 fichiers — API complète sur SQLite (694), contrat OpenAPI vérifié ; sauvegarde, restauration et verrous sur MySQL réel (9)</w:t>
             </w:r>
           </w:p>
         </w:tc>
@@ -19224,7 +19224,7 @@
                 <w:b w:val="0"/>
                 <w:sz w:val="19"/>
               </w:rPr>
-              <w:t>241 tests, 48 fichiers — vues, services, stores, navigation ↔ permissions</w:t>
+              <w:t>245 tests, 48 fichiers — vues, services, stores, navigation ↔ permissions</w:t>
             </w:r>
           </w:p>
         </w:tc>
